--- a/praca_magisterska_Zofia_Kozłowska.docx
+++ b/praca_magisterska_Zofia_Kozłowska.docx
@@ -5275,49 +5275,29 @@
       <w:pPr>
         <w:pStyle w:val="Podpispodzdjciem"/>
       </w:pPr>
-      <w:bookmarkStart w:id="1" w:name="_Toc222340781"/>
+      <w:bookmarkStart w:id="1" w:name="_Toc222518573"/>
       <w:r>
         <w:t xml:space="preserve">Rys. </w:t>
       </w:r>
-      <w:r>
-        <w:fldChar w:fldCharType="begin"/>
-      </w:r>
-      <w:r>
-        <w:instrText xml:space="preserve"> STYLEREF 1 \s </w:instrText>
-      </w:r>
-      <w:r>
-        <w:fldChar w:fldCharType="separate"/>
-      </w:r>
-      <w:r>
-        <w:rPr>
-          <w:noProof/>
-        </w:rPr>
-        <w:t>1</w:t>
-      </w:r>
-      <w:r>
-        <w:fldChar w:fldCharType="end"/>
-      </w:r>
+      <w:fldSimple w:instr=" STYLEREF 1 \s ">
+        <w:r>
+          <w:rPr>
+            <w:noProof/>
+          </w:rPr>
+          <w:t>1</w:t>
+        </w:r>
+      </w:fldSimple>
       <w:r>
         <w:t>.</w:t>
       </w:r>
-      <w:r>
-        <w:fldChar w:fldCharType="begin"/>
-      </w:r>
-      <w:r>
-        <w:instrText xml:space="preserve"> SEQ Rys. \* ARABIC \s 1 </w:instrText>
-      </w:r>
-      <w:r>
-        <w:fldChar w:fldCharType="separate"/>
-      </w:r>
-      <w:r>
-        <w:rPr>
-          <w:noProof/>
-        </w:rPr>
-        <w:t>1</w:t>
-      </w:r>
-      <w:r>
-        <w:fldChar w:fldCharType="end"/>
-      </w:r>
+      <w:fldSimple w:instr=" SEQ Rys. \* ARABIC \s 1 ">
+        <w:r>
+          <w:rPr>
+            <w:noProof/>
+          </w:rPr>
+          <w:t>1</w:t>
+        </w:r>
+      </w:fldSimple>
       <w:r>
         <w:t xml:space="preserve">. Przyczyny, z powodu których przedsiębiorstwa rozważające wykorzystanie sztucznej inteligencji w swoich systemach jej nie używały. [Eurostat - </w:t>
       </w:r>
@@ -5854,22 +5834,7 @@
       </w:r>
       <w:proofErr w:type="spellEnd"/>
       <w:r>
-        <w:t xml:space="preserve">. </w:t>
-      </w:r>
-      <w:r>
-        <w:t>Jednak dane ze świata rzeczywistego</w:t>
-      </w:r>
-      <w:r>
-        <w:t xml:space="preserve"> są wysoce nieliniowe i złożone, co sprawia, że ​​ich przetwarzanie w celu uzyskania wiedzy i spostrzeżeń stanowi prawdziwe wyzwanie. W takich okolicznościach głębokie sieci neuronowe</w:t>
-      </w:r>
-      <w:r>
-        <w:t xml:space="preserve"> </w:t>
-      </w:r>
-      <w:r>
-        <w:t>są wykorzystywane do ekstrakcji informacji z bardzo złożonych zestawów danych</w:t>
-      </w:r>
-      <w:r>
-        <w:t xml:space="preserve"> </w:t>
+        <w:t xml:space="preserve">. Jednak dane ze świata rzeczywistego są wysoce nieliniowe i złożone, co sprawia, że ​​ich przetwarzanie w celu uzyskania wiedzy i spostrzeżeń stanowi prawdziwe wyzwanie. W takich okolicznościach głębokie sieci neuronowe są wykorzystywane do ekstrakcji informacji z bardzo złożonych zestawów danych </w:t>
       </w:r>
       <w:sdt>
         <w:sdtPr>
@@ -5898,10 +5863,7 @@
         </w:sdtContent>
       </w:sdt>
       <w:r>
-        <w:t xml:space="preserve">. </w:t>
-      </w:r>
-      <w:r>
-        <w:t>Ze względu na chęć jak najlepszego odwzorowania tych skomplikowanych zależności powstaje ogromna sieć składająca się z mnóstwa neuronów, będących swego rodzaju przekaźnikami danych. Każda z tych jednostek składa się z funkcji aktywacji</w:t>
+        <w:t>. Ze względu na chęć jak najlepszego odwzorowania tych skomplikowanych zależności powstaje ogromna sieć składająca się z mnóstwa neuronów, będących swego rodzaju przekaźnikami danych. Każda z tych jednostek składa się z funkcji aktywacji</w:t>
       </w:r>
       <w:r>
         <w:t xml:space="preserve"> określającej jej pobudzenie na podstawie, np. sumy wejść oraz wagi będącej wskaźnikiem istotności. Dodatkowo sama struktura</w:t>
@@ -6070,13 +6032,7 @@
         <w:jc w:val="both"/>
       </w:pPr>
       <w:r>
-        <w:t xml:space="preserve">Tworzy to bardzo skomplikowaną strukturę, </w:t>
-      </w:r>
-      <w:r>
-        <w:t>nieczyteln</w:t>
-      </w:r>
-      <w:r>
-        <w:t>ą dla człowieka, więc trudną bądź często niemożliwą do interpretacji i analizy.</w:t>
+        <w:t>Tworzy to bardzo skomplikowaną strukturę, nieczytelną dla człowieka, więc trudną bądź często niemożliwą do interpretacji i analizy.</w:t>
       </w:r>
     </w:p>
     <w:p>
@@ -6143,48 +6099,29 @@
       <w:pPr>
         <w:pStyle w:val="Podpispodzdjciem"/>
       </w:pPr>
+      <w:bookmarkStart w:id="6" w:name="_Toc222518574"/>
       <w:r>
         <w:t xml:space="preserve">Rys. </w:t>
       </w:r>
-      <w:r>
-        <w:fldChar w:fldCharType="begin"/>
-      </w:r>
-      <w:r>
-        <w:instrText xml:space="preserve"> STYLEREF 1 \s </w:instrText>
-      </w:r>
-      <w:r>
-        <w:fldChar w:fldCharType="separate"/>
-      </w:r>
-      <w:r>
-        <w:rPr>
-          <w:noProof/>
-        </w:rPr>
-        <w:t>2</w:t>
-      </w:r>
-      <w:r>
-        <w:fldChar w:fldCharType="end"/>
-      </w:r>
+      <w:fldSimple w:instr=" STYLEREF 1 \s ">
+        <w:r>
+          <w:rPr>
+            <w:noProof/>
+          </w:rPr>
+          <w:t>2</w:t>
+        </w:r>
+      </w:fldSimple>
       <w:r>
         <w:t>.</w:t>
       </w:r>
-      <w:r>
-        <w:fldChar w:fldCharType="begin"/>
-      </w:r>
-      <w:r>
-        <w:instrText xml:space="preserve"> SEQ Rys. \* ARABIC \s 1 </w:instrText>
-      </w:r>
-      <w:r>
-        <w:fldChar w:fldCharType="separate"/>
-      </w:r>
-      <w:r>
-        <w:rPr>
-          <w:noProof/>
-        </w:rPr>
-        <w:t>1</w:t>
-      </w:r>
-      <w:r>
-        <w:fldChar w:fldCharType="end"/>
-      </w:r>
+      <w:fldSimple w:instr=" SEQ Rys. \* ARABIC \s 1 ">
+        <w:r>
+          <w:rPr>
+            <w:noProof/>
+          </w:rPr>
+          <w:t>1</w:t>
+        </w:r>
+      </w:fldSimple>
       <w:r>
         <w:t>. Przykładowa struktura sieci neuronowej</w:t>
       </w:r>
@@ -6197,6 +6134,7 @@
       <w:r>
         <w:t>]</w:t>
       </w:r>
+      <w:bookmarkEnd w:id="6"/>
       <w:r>
         <w:br/>
       </w:r>
@@ -6238,7 +6176,49 @@
         <w:jc w:val="both"/>
       </w:pPr>
       <w:r>
-        <w:t>biała skrzynka,</w:t>
+        <w:t>biała skrzynka</w:t>
+      </w:r>
+      <w:r>
+        <w:t xml:space="preserve"> </w:t>
+      </w:r>
+      <w:r>
+        <w:t xml:space="preserve">(bądź też nazywana przezroczystą) </w:t>
+      </w:r>
+      <w:r>
+        <w:t>– zaliczają się do niej prostsze modele uczenia maszynowego, które jesteśmy w stanie zrozumieć patrząc na podsumowanie oraz parametry bez ingerencji zewnętrznych narzędzi</w:t>
+      </w:r>
+      <w:r>
+        <w:t xml:space="preserve">. </w:t>
+      </w:r>
+      <w:r>
+        <w:t xml:space="preserve">Nie </w:t>
+      </w:r>
+      <w:r>
+        <w:t>odwzorowują skomplikowanych zależności</w:t>
+      </w:r>
+      <w:r>
+        <w:t>, z tego powodu ich dokładność jest niska bądź średnia.</w:t>
+      </w:r>
+      <w:r>
+        <w:t xml:space="preserve"> </w:t>
+      </w:r>
+      <w:r>
+        <w:t>N</w:t>
+      </w:r>
+      <w:r>
+        <w:t xml:space="preserve">ie </w:t>
+      </w:r>
+      <w:r>
+        <w:t>są one dostosowane do</w:t>
+      </w:r>
+      <w:r>
+        <w:t xml:space="preserve"> trudniejszych dziedzin, </w:t>
+      </w:r>
+      <w:r>
+        <w:t xml:space="preserve">takich </w:t>
+      </w:r>
+      <w:r>
+        <w:t>jak medycyna czy finanse.</w:t>
       </w:r>
     </w:p>
     <w:p>
@@ -6255,6 +6235,38 @@
       <w:r>
         <w:t>szara skrzynka</w:t>
       </w:r>
+      <w:r>
+        <w:t xml:space="preserve"> </w:t>
+      </w:r>
+      <w:r>
+        <w:t>–</w:t>
+      </w:r>
+      <w:r>
+        <w:t xml:space="preserve"> </w:t>
+      </w:r>
+      <w:r>
+        <w:t>systemy dające się interpretować zakładając, że zostały starannie zaprojektowane</w:t>
+      </w:r>
+      <w:r>
+        <w:t>.</w:t>
+      </w:r>
+      <w:r>
+        <w:t xml:space="preserve"> </w:t>
+      </w:r>
+      <w:r>
+        <w:t>D</w:t>
+      </w:r>
+      <w:r>
+        <w:t xml:space="preserve">o tej kategorii mogą się zaliczać, np. sieci </w:t>
+      </w:r>
+      <w:proofErr w:type="spellStart"/>
+      <w:r>
+        <w:t>bayesowskie</w:t>
+      </w:r>
+      <w:proofErr w:type="spellEnd"/>
+      <w:r>
+        <w:t>. Mają lepszą jakość klasyfikacji niż poprzedni przypadek. Dzieje się tak ponieważ są bardziej złożone, co przekłada się na większe problemy z ich zrozumiem.</w:t>
+      </w:r>
     </w:p>
     <w:p>
       <w:pPr>
@@ -6268,7 +6280,23 @@
         <w:jc w:val="both"/>
       </w:pPr>
       <w:r>
-        <w:t>czarna skrzynka.</w:t>
+        <w:lastRenderedPageBreak/>
+        <w:t>czarna skrzynka</w:t>
+      </w:r>
+      <w:r>
+        <w:t xml:space="preserve"> – należą do niej głównie sztuczne sieci neuronowe, które ze względu na swoją </w:t>
+      </w:r>
+      <w:r>
+        <w:t xml:space="preserve">znaczną </w:t>
+      </w:r>
+      <w:r>
+        <w:t>złożoność są nieinterpretowalne, tę sytuację obrazuje Rys. 2.1</w:t>
+      </w:r>
+      <w:r>
+        <w:t>.</w:t>
+      </w:r>
+      <w:r>
+        <w:t xml:space="preserve"> Mają wysoką dokładność, jednak nie jesteśmy w stanie, patrząc na ich strukturę, ocenić skąd ona wynika.</w:t>
       </w:r>
     </w:p>
     <w:p>
@@ -6281,7 +6309,6 @@
         <w:rPr>
           <w:noProof/>
         </w:rPr>
-        <w:lastRenderedPageBreak/>
         <w:drawing>
           <wp:inline distT="0" distB="0" distL="0" distR="0" wp14:anchorId="13876119" wp14:editId="21FCC21C">
             <wp:extent cx="5471160" cy="3601194"/>
@@ -6336,48 +6363,29 @@
       <w:pPr>
         <w:pStyle w:val="Podpispodzdjciem"/>
       </w:pPr>
+      <w:bookmarkStart w:id="7" w:name="_Toc222518575"/>
       <w:r>
         <w:t xml:space="preserve">Rys. </w:t>
       </w:r>
-      <w:r>
-        <w:fldChar w:fldCharType="begin"/>
-      </w:r>
-      <w:r>
-        <w:instrText xml:space="preserve"> STYLEREF 1 \s </w:instrText>
-      </w:r>
-      <w:r>
-        <w:fldChar w:fldCharType="separate"/>
-      </w:r>
-      <w:r>
-        <w:rPr>
-          <w:noProof/>
-        </w:rPr>
-        <w:t>2</w:t>
-      </w:r>
-      <w:r>
-        <w:fldChar w:fldCharType="end"/>
-      </w:r>
+      <w:fldSimple w:instr=" STYLEREF 1 \s ">
+        <w:r>
+          <w:rPr>
+            <w:noProof/>
+          </w:rPr>
+          <w:t>2</w:t>
+        </w:r>
+      </w:fldSimple>
       <w:r>
         <w:t>.</w:t>
       </w:r>
-      <w:r>
-        <w:fldChar w:fldCharType="begin"/>
-      </w:r>
-      <w:r>
-        <w:instrText xml:space="preserve"> SEQ Rys. \* ARABIC \s 1 </w:instrText>
-      </w:r>
-      <w:r>
-        <w:fldChar w:fldCharType="separate"/>
-      </w:r>
-      <w:r>
-        <w:rPr>
-          <w:noProof/>
-        </w:rPr>
-        <w:t>2</w:t>
-      </w:r>
-      <w:r>
-        <w:fldChar w:fldCharType="end"/>
-      </w:r>
+      <w:fldSimple w:instr=" SEQ Rys. \* ARABIC \s 1 ">
+        <w:r>
+          <w:rPr>
+            <w:noProof/>
+          </w:rPr>
+          <w:t>2</w:t>
+        </w:r>
+      </w:fldSimple>
       <w:r>
         <w:t>. Rysunek obrazujący podział modeli ze względu na ich przejrzystość [</w:t>
       </w:r>
@@ -6387,9 +6395,95 @@
       <w:r>
         <w:t>]</w:t>
       </w:r>
+      <w:bookmarkEnd w:id="7"/>
       <w:r>
         <w:br/>
       </w:r>
+    </w:p>
+    <w:p>
+      <w:pPr>
+        <w:spacing w:line="360" w:lineRule="auto"/>
+        <w:ind w:left="431"/>
+        <w:jc w:val="both"/>
+      </w:pPr>
+      <w:r>
+        <w:t xml:space="preserve">Techniki </w:t>
+      </w:r>
+      <w:r>
+        <w:t>XAI powstał</w:t>
+      </w:r>
+      <w:r>
+        <w:t>y,</w:t>
+      </w:r>
+      <w:r>
+        <w:t xml:space="preserve"> aby </w:t>
+      </w:r>
+      <w:r>
+        <w:t xml:space="preserve">kosztem dokładności zwiększyć przejrzystość modeli, bądź odwrotnie – </w:t>
+      </w:r>
+      <w:r>
+        <w:t>zwiększyć jakość klasyfikacji w zamian za możliwość ich częściowego zrozumienia</w:t>
+      </w:r>
+      <w:r>
+        <w:t>.</w:t>
+      </w:r>
+      <w:r>
+        <w:t xml:space="preserve"> Zamieniają, więc one czarne oraz białe skrzynki w szare skrzynki, poświęcając większą wartość na tę, której systemowi brakuje.</w:t>
+      </w:r>
+      <w:r>
+        <w:t xml:space="preserve"> Rozróżniane są dwa bardzo istotne pojęcia odnoszące się do tej dziedziny:</w:t>
+      </w:r>
+    </w:p>
+    <w:p>
+      <w:pPr>
+        <w:pStyle w:val="Akapitzlist"/>
+        <w:numPr>
+          <w:ilvl w:val="0"/>
+          <w:numId w:val="19"/>
+        </w:numPr>
+        <w:spacing w:line="360" w:lineRule="auto"/>
+        <w:ind w:left="1210"/>
+        <w:jc w:val="both"/>
+      </w:pPr>
+      <w:r>
+        <w:t>interpretowalność</w:t>
+      </w:r>
+      <w:r>
+        <w:t>, czyli przekształcenie abstrakcji modelu do zrozumiałej dla człowieka formy</w:t>
+      </w:r>
+    </w:p>
+    <w:p>
+      <w:pPr>
+        <w:pStyle w:val="Akapitzlist"/>
+        <w:numPr>
+          <w:ilvl w:val="0"/>
+          <w:numId w:val="19"/>
+        </w:numPr>
+        <w:spacing w:line="360" w:lineRule="auto"/>
+        <w:ind w:left="1210"/>
+        <w:jc w:val="both"/>
+      </w:pPr>
+      <w:r>
+        <w:t xml:space="preserve">oraz </w:t>
+      </w:r>
+      <w:proofErr w:type="spellStart"/>
+      <w:r>
+        <w:t>wyjaśnialność</w:t>
+      </w:r>
+      <w:proofErr w:type="spellEnd"/>
+      <w:r>
+        <w:t>, która odnosi się do tego, że wyniki i argumentacja modeli powinny być zrozumiałe dla użytkownika, który będzie z nich korzystał</w:t>
+      </w:r>
+      <w:r>
+        <w:t>, to znaczy, że jeżeli ma on być używany przez lekarzy, to właśnie dla nich zwracane informacje powinny być klarowne.</w:t>
+      </w:r>
+    </w:p>
+    <w:p>
+      <w:pPr>
+        <w:spacing w:line="360" w:lineRule="auto"/>
+        <w:ind w:left="431"/>
+        <w:jc w:val="both"/>
+      </w:pPr>
     </w:p>
     <w:p>
       <w:pPr>
@@ -6411,6 +6505,7 @@
         <w:rPr>
           <w:strike/>
         </w:rPr>
+        <w:lastRenderedPageBreak/>
         <w:t>Wyjaśnić w czym leży problem – sztuczne sieci neuronowe to wielkie złożone gówna ciężkie do int</w:t>
       </w:r>
       <w:r>
@@ -6426,21 +6521,42 @@
         <w:t>retacji</w:t>
       </w:r>
       <w:r>
-        <w:t>, wyjaśnić te 3 kolory skrzynek</w:t>
-      </w:r>
-      <w:r>
+        <w:t xml:space="preserve">, </w:t>
+      </w:r>
+      <w:r>
+        <w:rPr>
+          <w:strike/>
+        </w:rPr>
+        <w:t>wyjaśnić te 3 kolory skrzynek</w:t>
+      </w:r>
+      <w:r>
+        <w:rPr>
+          <w:strike/>
+        </w:rPr>
         <w:t xml:space="preserve"> </w:t>
       </w:r>
       <w:r>
+        <w:rPr>
+          <w:strike/>
+        </w:rPr>
         <w:t xml:space="preserve">– </w:t>
       </w:r>
       <w:proofErr w:type="spellStart"/>
       <w:r>
+        <w:rPr>
+          <w:strike/>
+        </w:rPr>
         <w:t>idk</w:t>
       </w:r>
       <w:proofErr w:type="spellEnd"/>
       <w:r>
-        <w:t xml:space="preserve"> czemu czasami jest ich więcej, ale polać jak należy, opisać czym jest </w:t>
+        <w:rPr>
+          <w:strike/>
+        </w:rPr>
+        <w:t xml:space="preserve"> czemu czasami jest ich więcej, ale polać jak należy</w:t>
+      </w:r>
+      <w:r>
+        <w:t xml:space="preserve">, opisać czym jest </w:t>
       </w:r>
       <w:proofErr w:type="spellStart"/>
       <w:r>
@@ -6471,19 +6587,19 @@
       <w:pPr>
         <w:pStyle w:val="Nagwek1"/>
       </w:pPr>
-      <w:bookmarkStart w:id="6" w:name="_Toc222176826"/>
-      <w:bookmarkStart w:id="7" w:name="_Ref222320501"/>
+      <w:bookmarkStart w:id="8" w:name="_Toc222176826"/>
+      <w:bookmarkStart w:id="9" w:name="_Ref222320501"/>
       <w:r>
         <w:t>Analiza modeli klasyfikacyjnych</w:t>
       </w:r>
-      <w:bookmarkEnd w:id="6"/>
-      <w:bookmarkEnd w:id="7"/>
+      <w:bookmarkEnd w:id="8"/>
+      <w:bookmarkEnd w:id="9"/>
     </w:p>
     <w:p>
       <w:pPr>
         <w:pStyle w:val="Nagwek2"/>
       </w:pPr>
-      <w:bookmarkStart w:id="8" w:name="_Toc222176827"/>
+      <w:bookmarkStart w:id="10" w:name="_Toc222176827"/>
       <w:proofErr w:type="spellStart"/>
       <w:r>
         <w:t>Random</w:t>
@@ -6496,7 +6612,7 @@
       <w:r>
         <w:t>Forest</w:t>
       </w:r>
-      <w:bookmarkEnd w:id="8"/>
+      <w:bookmarkEnd w:id="10"/>
       <w:proofErr w:type="spellEnd"/>
     </w:p>
     <w:p/>
@@ -6504,12 +6620,15 @@
       <w:pPr>
         <w:pStyle w:val="Nagwek2"/>
       </w:pPr>
-      <w:bookmarkStart w:id="9" w:name="_Toc222176828"/>
       <w:proofErr w:type="spellStart"/>
       <w:r>
-        <w:t>XGBoost</w:t>
-      </w:r>
-      <w:bookmarkEnd w:id="9"/>
+        <w:t>X</w:t>
+      </w:r>
+      <w:bookmarkStart w:id="11" w:name="_Toc222176828"/>
+      <w:r>
+        <w:t>GBoost</w:t>
+      </w:r>
+      <w:bookmarkEnd w:id="11"/>
       <w:proofErr w:type="spellEnd"/>
     </w:p>
     <w:p>
@@ -6521,55 +6640,55 @@
       <w:pPr>
         <w:pStyle w:val="Nagwek2"/>
       </w:pPr>
-      <w:bookmarkStart w:id="10" w:name="_Toc222176829"/>
+      <w:bookmarkStart w:id="12" w:name="_Toc222176829"/>
       <w:r>
         <w:t>Sieci neuronowe</w:t>
       </w:r>
-      <w:bookmarkEnd w:id="10"/>
+      <w:bookmarkEnd w:id="12"/>
     </w:p>
     <w:p/>
     <w:p>
       <w:pPr>
         <w:pStyle w:val="Nagwek1"/>
       </w:pPr>
-      <w:bookmarkStart w:id="11" w:name="_Toc222176830"/>
-      <w:bookmarkStart w:id="12" w:name="_Ref222320511"/>
+      <w:bookmarkStart w:id="13" w:name="_Toc222176830"/>
+      <w:bookmarkStart w:id="14" w:name="_Ref222320511"/>
       <w:r>
         <w:t xml:space="preserve">Analiza </w:t>
       </w:r>
       <w:r>
         <w:t>metod XAI</w:t>
       </w:r>
-      <w:bookmarkEnd w:id="11"/>
-      <w:bookmarkEnd w:id="12"/>
+      <w:bookmarkEnd w:id="13"/>
+      <w:bookmarkEnd w:id="14"/>
     </w:p>
     <w:p>
       <w:pPr>
         <w:pStyle w:val="Nagwek2"/>
       </w:pPr>
-      <w:bookmarkStart w:id="13" w:name="_Toc222176831"/>
+      <w:bookmarkStart w:id="15" w:name="_Toc222176831"/>
       <w:r>
         <w:t>LIME</w:t>
       </w:r>
-      <w:bookmarkEnd w:id="13"/>
+      <w:bookmarkEnd w:id="15"/>
     </w:p>
     <w:p/>
     <w:p>
       <w:pPr>
         <w:pStyle w:val="Nagwek2"/>
       </w:pPr>
-      <w:bookmarkStart w:id="14" w:name="_Toc222176832"/>
+      <w:bookmarkStart w:id="16" w:name="_Toc222176832"/>
       <w:r>
         <w:t>SHAP</w:t>
       </w:r>
-      <w:bookmarkEnd w:id="14"/>
+      <w:bookmarkEnd w:id="16"/>
     </w:p>
     <w:p/>
     <w:p>
       <w:pPr>
         <w:pStyle w:val="Nagwek2"/>
       </w:pPr>
-      <w:bookmarkStart w:id="15" w:name="_Toc222176833"/>
+      <w:bookmarkStart w:id="17" w:name="_Toc222176833"/>
       <w:r>
         <w:t>Grand-</w:t>
       </w:r>
@@ -6577,7 +6696,7 @@
       <w:r>
         <w:t>Cam</w:t>
       </w:r>
-      <w:bookmarkEnd w:id="15"/>
+      <w:bookmarkEnd w:id="17"/>
       <w:proofErr w:type="spellEnd"/>
     </w:p>
     <w:p/>
@@ -6585,7 +6704,7 @@
       <w:pPr>
         <w:pStyle w:val="Nagwek2"/>
       </w:pPr>
-      <w:bookmarkStart w:id="16" w:name="_Toc222176834"/>
+      <w:bookmarkStart w:id="18" w:name="_Toc222176834"/>
       <w:proofErr w:type="spellStart"/>
       <w:r>
         <w:t>Permutation</w:t>
@@ -6606,7 +6725,7 @@
       <w:r>
         <w:t>Importance</w:t>
       </w:r>
-      <w:bookmarkEnd w:id="16"/>
+      <w:bookmarkEnd w:id="18"/>
       <w:proofErr w:type="spellEnd"/>
     </w:p>
     <w:p/>
@@ -6637,6 +6756,7 @@
       </w:pPr>
       <w:proofErr w:type="spellStart"/>
       <w:r>
+        <w:lastRenderedPageBreak/>
         <w:t>Duolingo</w:t>
       </w:r>
       <w:proofErr w:type="spellEnd"/>
@@ -6941,7 +7061,6 @@
           <w:sz w:val="20"/>
           <w:szCs w:val="20"/>
         </w:rPr>
-        <w:lastRenderedPageBreak/>
         <w:br/>
       </w:r>
     </w:p>
@@ -6949,19 +7068,19 @@
       <w:pPr>
         <w:pStyle w:val="Nagwek1"/>
       </w:pPr>
-      <w:bookmarkStart w:id="17" w:name="_Toc222176835"/>
-      <w:bookmarkStart w:id="18" w:name="_Ref222320522"/>
+      <w:bookmarkStart w:id="19" w:name="_Toc222176835"/>
+      <w:bookmarkStart w:id="20" w:name="_Ref222320522"/>
       <w:r>
         <w:t>Analiza zbiorów danych</w:t>
       </w:r>
-      <w:bookmarkEnd w:id="17"/>
-      <w:bookmarkEnd w:id="18"/>
+      <w:bookmarkEnd w:id="19"/>
+      <w:bookmarkEnd w:id="20"/>
     </w:p>
     <w:p>
       <w:pPr>
         <w:pStyle w:val="Nagwek2"/>
       </w:pPr>
-      <w:bookmarkStart w:id="19" w:name="_Toc222176836"/>
+      <w:bookmarkStart w:id="21" w:name="_Toc222176836"/>
       <w:r>
         <w:t xml:space="preserve">UCI </w:t>
       </w:r>
@@ -6981,7 +7100,7 @@
       <w:r>
         <w:t xml:space="preserve"> Data</w:t>
       </w:r>
-      <w:bookmarkEnd w:id="19"/>
+      <w:bookmarkEnd w:id="21"/>
     </w:p>
     <w:p>
       <w:pPr>
@@ -7104,7 +7223,11 @@
       </w:r>
       <w:proofErr w:type="spellEnd"/>
       <w:r>
-        <w:t xml:space="preserve"> (</w:t>
+        <w:t xml:space="preserve"> </w:t>
+      </w:r>
+      <w:r>
+        <w:lastRenderedPageBreak/>
+        <w:t>(</w:t>
       </w:r>
       <w:proofErr w:type="spellStart"/>
       <w:r>
@@ -7204,56 +7327,36 @@
       <w:pPr>
         <w:pStyle w:val="Podpispodzdjciem"/>
       </w:pPr>
-      <w:bookmarkStart w:id="20" w:name="_Toc222340782"/>
+      <w:bookmarkStart w:id="22" w:name="_Toc222518576"/>
       <w:r>
         <w:t xml:space="preserve">Rys. </w:t>
       </w:r>
-      <w:r>
-        <w:fldChar w:fldCharType="begin"/>
-      </w:r>
-      <w:r>
-        <w:instrText xml:space="preserve"> STYLEREF 1 \s </w:instrText>
-      </w:r>
-      <w:r>
-        <w:fldChar w:fldCharType="separate"/>
-      </w:r>
-      <w:r>
-        <w:rPr>
-          <w:noProof/>
-        </w:rPr>
-        <w:t>5</w:t>
-      </w:r>
-      <w:r>
-        <w:fldChar w:fldCharType="end"/>
-      </w:r>
+      <w:fldSimple w:instr=" STYLEREF 1 \s ">
+        <w:r>
+          <w:rPr>
+            <w:noProof/>
+          </w:rPr>
+          <w:t>5</w:t>
+        </w:r>
+      </w:fldSimple>
       <w:r>
         <w:t>.</w:t>
       </w:r>
-      <w:r>
-        <w:fldChar w:fldCharType="begin"/>
-      </w:r>
-      <w:r>
-        <w:instrText xml:space="preserve"> SEQ Rys. \* ARABIC \s 1 </w:instrText>
-      </w:r>
-      <w:r>
-        <w:fldChar w:fldCharType="separate"/>
-      </w:r>
-      <w:r>
-        <w:rPr>
-          <w:noProof/>
-        </w:rPr>
-        <w:t>1</w:t>
-      </w:r>
-      <w:r>
-        <w:fldChar w:fldCharType="end"/>
-      </w:r>
+      <w:fldSimple w:instr=" SEQ Rys. \* ARABIC \s 1 ">
+        <w:r>
+          <w:rPr>
+            <w:noProof/>
+          </w:rPr>
+          <w:t>1</w:t>
+        </w:r>
+      </w:fldSimple>
       <w:r>
         <w:t>. Wykaz 5 pierwszych rekordów zbioru.</w:t>
       </w:r>
       <w:r>
         <w:t xml:space="preserve"> [źródło własne]</w:t>
       </w:r>
-      <w:bookmarkEnd w:id="20"/>
+      <w:bookmarkEnd w:id="22"/>
     </w:p>
     <w:p>
       <w:pPr>
@@ -7264,7 +7367,7 @@
       <w:pPr>
         <w:pStyle w:val="Nagwek2"/>
       </w:pPr>
-      <w:bookmarkStart w:id="21" w:name="_Toc222176837"/>
+      <w:bookmarkStart w:id="23" w:name="_Toc222176837"/>
       <w:r>
         <w:t xml:space="preserve">Cards Image </w:t>
       </w:r>
@@ -7272,7 +7375,7 @@
       <w:r>
         <w:t>Dataset-Classification</w:t>
       </w:r>
-      <w:bookmarkEnd w:id="21"/>
+      <w:bookmarkEnd w:id="23"/>
       <w:proofErr w:type="spellEnd"/>
     </w:p>
     <w:p>
@@ -7292,7 +7395,7 @@
       <w:pPr>
         <w:pStyle w:val="Nagwek2"/>
       </w:pPr>
-      <w:bookmarkStart w:id="22" w:name="_Toc222176838"/>
+      <w:bookmarkStart w:id="24" w:name="_Toc222176838"/>
       <w:r>
         <w:t xml:space="preserve">Wine </w:t>
       </w:r>
@@ -7300,7 +7403,7 @@
       <w:r>
         <w:t>Quality</w:t>
       </w:r>
-      <w:bookmarkEnd w:id="22"/>
+      <w:bookmarkEnd w:id="24"/>
       <w:proofErr w:type="spellEnd"/>
     </w:p>
     <w:p>
@@ -7320,11 +7423,11 @@
       <w:pPr>
         <w:pStyle w:val="Nagwek2"/>
       </w:pPr>
-      <w:bookmarkStart w:id="23" w:name="_Toc222176839"/>
+      <w:bookmarkStart w:id="25" w:name="_Toc222176839"/>
       <w:r>
         <w:t>Bank Marketing</w:t>
       </w:r>
-      <w:bookmarkEnd w:id="23"/>
+      <w:bookmarkEnd w:id="25"/>
     </w:p>
     <w:p>
       <w:hyperlink r:id="rId19" w:history="1">
@@ -7343,7 +7446,7 @@
       <w:pPr>
         <w:pStyle w:val="Nagwek2"/>
       </w:pPr>
-      <w:bookmarkStart w:id="24" w:name="_Toc222176840"/>
+      <w:bookmarkStart w:id="26" w:name="_Toc222176840"/>
       <w:r>
         <w:t xml:space="preserve">Brain MRI </w:t>
       </w:r>
@@ -7359,7 +7462,7 @@
       <w:r>
         <w:t>Detection</w:t>
       </w:r>
-      <w:bookmarkEnd w:id="24"/>
+      <w:bookmarkEnd w:id="26"/>
       <w:proofErr w:type="spellEnd"/>
     </w:p>
     <w:p>
@@ -7387,13 +7490,13 @@
       <w:pPr>
         <w:pStyle w:val="Nagwek1"/>
       </w:pPr>
-      <w:bookmarkStart w:id="25" w:name="_Toc222176841"/>
-      <w:bookmarkStart w:id="26" w:name="_Ref222320541"/>
+      <w:bookmarkStart w:id="27" w:name="_Toc222176841"/>
+      <w:bookmarkStart w:id="28" w:name="_Ref222320541"/>
       <w:r>
         <w:t>Metodyka badań</w:t>
       </w:r>
-      <w:bookmarkEnd w:id="25"/>
-      <w:bookmarkEnd w:id="26"/>
+      <w:bookmarkEnd w:id="27"/>
+      <w:bookmarkEnd w:id="28"/>
     </w:p>
     <w:p>
       <w:pPr>
@@ -7401,7 +7504,11 @@
         <w:ind w:left="431" w:firstLine="277"/>
       </w:pPr>
       <w:r>
-        <w:t>Kolejne rozdziały powinny dokumentować pracę własną studenta. Jeżeli praca dyplomowa dotyczy projektowania, rozdziały te powinny zawierać analizę wymagań, sformułowanie założeń projektowych, opis projektu i jego realizacji oraz dokumentację przeprowadzonych testów. Jeżeli praca ma charakter badawczy, w rozdziałach tych powinna być opisana metodyka badań, przeprowadzone eksperymenty oraz uzyskane wyniki.</w:t>
+        <w:t xml:space="preserve">Kolejne rozdziały powinny dokumentować pracę własną studenta. Jeżeli praca dyplomowa dotyczy projektowania, rozdziały te powinny zawierać analizę wymagań, sformułowanie założeń projektowych, opis projektu i jego realizacji oraz dokumentację przeprowadzonych testów. Jeżeli praca ma charakter badawczy, w rozdziałach tych </w:t>
+      </w:r>
+      <w:r>
+        <w:lastRenderedPageBreak/>
+        <w:t>powinna być opisana metodyka badań, przeprowadzone eksperymenty oraz uzyskane wyniki.</w:t>
       </w:r>
     </w:p>
     <w:p>
@@ -7413,43 +7520,43 @@
       <w:pPr>
         <w:pStyle w:val="Nagwek1"/>
       </w:pPr>
-      <w:bookmarkStart w:id="27" w:name="_Toc222176842"/>
-      <w:bookmarkStart w:id="28" w:name="_Ref222320548"/>
+      <w:bookmarkStart w:id="29" w:name="_Toc222176842"/>
+      <w:bookmarkStart w:id="30" w:name="_Ref222320548"/>
       <w:r>
         <w:t>Eksperymenty</w:t>
-      </w:r>
-      <w:bookmarkEnd w:id="27"/>
-      <w:bookmarkEnd w:id="28"/>
-    </w:p>
-    <w:p>
-      <w:pPr>
-        <w:ind w:left="432"/>
-      </w:pPr>
-    </w:p>
-    <w:p>
-      <w:pPr>
-        <w:pStyle w:val="Nagwek1"/>
-      </w:pPr>
-      <w:bookmarkStart w:id="29" w:name="_Toc222176843"/>
-      <w:bookmarkStart w:id="30" w:name="_Ref222320554"/>
-      <w:r>
-        <w:t>Wyniki</w:t>
       </w:r>
       <w:bookmarkEnd w:id="29"/>
       <w:bookmarkEnd w:id="30"/>
     </w:p>
-    <w:p/>
+    <w:p>
+      <w:pPr>
+        <w:ind w:left="432"/>
+      </w:pPr>
+    </w:p>
     <w:p>
       <w:pPr>
         <w:pStyle w:val="Nagwek1"/>
       </w:pPr>
-      <w:bookmarkStart w:id="31" w:name="_Toc222176844"/>
-      <w:bookmarkStart w:id="32" w:name="_Ref222320562"/>
-      <w:r>
-        <w:t>Wnioski i rekomendacje</w:t>
+      <w:bookmarkStart w:id="31" w:name="_Toc222176843"/>
+      <w:bookmarkStart w:id="32" w:name="_Ref222320554"/>
+      <w:r>
+        <w:t>Wyniki</w:t>
       </w:r>
       <w:bookmarkEnd w:id="31"/>
       <w:bookmarkEnd w:id="32"/>
+    </w:p>
+    <w:p/>
+    <w:p>
+      <w:pPr>
+        <w:pStyle w:val="Nagwek1"/>
+      </w:pPr>
+      <w:bookmarkStart w:id="33" w:name="_Toc222176844"/>
+      <w:bookmarkStart w:id="34" w:name="_Ref222320562"/>
+      <w:r>
+        <w:t>Wnioski i rekomendacje</w:t>
+      </w:r>
+      <w:bookmarkEnd w:id="33"/>
+      <w:bookmarkEnd w:id="34"/>
     </w:p>
     <w:p>
       <w:pPr>
@@ -7515,7 +7622,6 @@
           <w:bCs/>
           <w:i/>
         </w:rPr>
-        <w:lastRenderedPageBreak/>
         <w:t>TranslationPOL</w:t>
       </w:r>
       <w:proofErr w:type="spellEnd"/>
@@ -8170,6 +8276,7 @@
         <w:rPr>
           <w:bCs/>
         </w:rPr>
+        <w:lastRenderedPageBreak/>
         <w:t xml:space="preserve">co  </w:t>
       </w:r>
       <w:proofErr w:type="spellStart"/>
@@ -8417,8 +8524,8 @@
         </w:rPr>
         <w:t>.</w:t>
       </w:r>
-      <w:bookmarkStart w:id="33" w:name="_Testowanie_automatyczne"/>
-      <w:bookmarkEnd w:id="33"/>
+      <w:bookmarkStart w:id="35" w:name="_Testowanie_automatyczne"/>
+      <w:bookmarkEnd w:id="35"/>
       <w:r>
         <w:br/>
       </w:r>
@@ -8427,13 +8534,13 @@
       <w:pPr>
         <w:pStyle w:val="Nagwek1"/>
       </w:pPr>
-      <w:bookmarkStart w:id="34" w:name="_Toc222176845"/>
-      <w:bookmarkStart w:id="35" w:name="_Ref222320577"/>
+      <w:bookmarkStart w:id="36" w:name="_Toc222176845"/>
+      <w:bookmarkStart w:id="37" w:name="_Ref222320577"/>
       <w:r>
         <w:t>Podsumowanie</w:t>
       </w:r>
-      <w:bookmarkEnd w:id="34"/>
-      <w:bookmarkEnd w:id="35"/>
+      <w:bookmarkEnd w:id="36"/>
+      <w:bookmarkEnd w:id="37"/>
     </w:p>
     <w:p>
       <w:pPr>
@@ -8452,7 +8559,6 @@
         <w:jc w:val="both"/>
       </w:pPr>
       <w:r>
-        <w:lastRenderedPageBreak/>
         <w:t xml:space="preserve">Podsumowanie powinno także przedstawiać wnioski, które wynikły w trakcie realizacji pracy lub stanowią efekt syntezy osiągniętych wyników. Wszystkie wnioski powinny wynikać z treści pracy. </w:t>
       </w:r>
     </w:p>
@@ -8489,7 +8595,7 @@
         <w:jc w:val="both"/>
       </w:pPr>
     </w:p>
-    <w:bookmarkStart w:id="36" w:name="_Toc222176846" w:displacedByCustomXml="next"/>
+    <w:bookmarkStart w:id="38" w:name="_Toc222176846" w:displacedByCustomXml="next"/>
     <w:sdt>
       <w:sdtPr>
         <w:rPr>
@@ -8512,7 +8618,7 @@
           <w:r>
             <w:t>Bibliografia</w:t>
           </w:r>
-          <w:bookmarkEnd w:id="36"/>
+          <w:bookmarkEnd w:id="38"/>
         </w:p>
         <w:sdt>
           <w:sdtPr>
@@ -8676,7 +8782,7 @@
           <w:numId w:val="0"/>
         </w:numPr>
       </w:pPr>
-      <w:bookmarkStart w:id="37" w:name="_Toc222176847"/>
+      <w:bookmarkStart w:id="39" w:name="_Toc222176847"/>
     </w:p>
     <w:p>
       <w:pPr>
@@ -8700,7 +8806,7 @@
         <w:lastRenderedPageBreak/>
         <w:t>Spis rysunków</w:t>
       </w:r>
-      <w:bookmarkEnd w:id="37"/>
+      <w:bookmarkEnd w:id="39"/>
     </w:p>
     <w:p>
       <w:pPr>
@@ -8724,7 +8830,7 @@
       <w:r>
         <w:fldChar w:fldCharType="separate"/>
       </w:r>
-      <w:hyperlink w:anchor="_Toc222340781" w:history="1">
+      <w:hyperlink w:anchor="_Toc222518573" w:history="1">
         <w:r>
           <w:rPr>
             <w:rStyle w:val="Hipercze"/>
@@ -8751,7 +8857,7 @@
             <w:noProof/>
             <w:webHidden/>
           </w:rPr>
-          <w:instrText xml:space="preserve"> PAGEREF _Toc222340781 \h </w:instrText>
+          <w:instrText xml:space="preserve"> PAGEREF _Toc222518573 \h </w:instrText>
         </w:r>
         <w:r>
           <w:rPr>
@@ -8795,7 +8901,149 @@
           <w14:ligatures w14:val="standardContextual"/>
         </w:rPr>
       </w:pPr>
-      <w:hyperlink w:anchor="_Toc222340782" w:history="1">
+      <w:hyperlink w:anchor="_Toc222518574" w:history="1">
+        <w:r>
+          <w:rPr>
+            <w:rStyle w:val="Hipercze"/>
+            <w:noProof/>
+          </w:rPr>
+          <w:t>Rys. 2.1. Przykładowa struktura sieci neuronowej [https://www.researchgate.net/figure/Deep-Neural-Network-architecture_fig1_330120030]</w:t>
+        </w:r>
+        <w:r>
+          <w:rPr>
+            <w:noProof/>
+            <w:webHidden/>
+          </w:rPr>
+          <w:tab/>
+        </w:r>
+        <w:r>
+          <w:rPr>
+            <w:noProof/>
+            <w:webHidden/>
+          </w:rPr>
+          <w:fldChar w:fldCharType="begin"/>
+        </w:r>
+        <w:r>
+          <w:rPr>
+            <w:noProof/>
+            <w:webHidden/>
+          </w:rPr>
+          <w:instrText xml:space="preserve"> PAGEREF _Toc222518574 \h </w:instrText>
+        </w:r>
+        <w:r>
+          <w:rPr>
+            <w:noProof/>
+            <w:webHidden/>
+          </w:rPr>
+        </w:r>
+        <w:r>
+          <w:rPr>
+            <w:noProof/>
+            <w:webHidden/>
+          </w:rPr>
+          <w:fldChar w:fldCharType="separate"/>
+        </w:r>
+        <w:r>
+          <w:rPr>
+            <w:noProof/>
+            <w:webHidden/>
+          </w:rPr>
+          <w:t>4</w:t>
+        </w:r>
+        <w:r>
+          <w:rPr>
+            <w:noProof/>
+            <w:webHidden/>
+          </w:rPr>
+          <w:fldChar w:fldCharType="end"/>
+        </w:r>
+      </w:hyperlink>
+    </w:p>
+    <w:p>
+      <w:pPr>
+        <w:pStyle w:val="Spisilustracji"/>
+        <w:tabs>
+          <w:tab w:val="right" w:leader="dot" w:pos="9060"/>
+        </w:tabs>
+        <w:rPr>
+          <w:rFonts w:asciiTheme="minorHAnsi" w:eastAsiaTheme="minorEastAsia" w:hAnsiTheme="minorHAnsi" w:cstheme="minorBidi"/>
+          <w:noProof/>
+          <w:kern w:val="2"/>
+          <w14:ligatures w14:val="standardContextual"/>
+        </w:rPr>
+      </w:pPr>
+      <w:hyperlink w:anchor="_Toc222518575" w:history="1">
+        <w:r>
+          <w:rPr>
+            <w:rStyle w:val="Hipercze"/>
+            <w:noProof/>
+          </w:rPr>
+          <w:t>Rys. 2.2. Rysunek obrazujący podział modeli ze względu na ich przejrzystość [https://www.sciencedirect.com/science/article/pii/S1566253523001148#sec1]</w:t>
+        </w:r>
+        <w:r>
+          <w:rPr>
+            <w:noProof/>
+            <w:webHidden/>
+          </w:rPr>
+          <w:tab/>
+        </w:r>
+        <w:r>
+          <w:rPr>
+            <w:noProof/>
+            <w:webHidden/>
+          </w:rPr>
+          <w:fldChar w:fldCharType="begin"/>
+        </w:r>
+        <w:r>
+          <w:rPr>
+            <w:noProof/>
+            <w:webHidden/>
+          </w:rPr>
+          <w:instrText xml:space="preserve"> PAGEREF _Toc222518575 \h </w:instrText>
+        </w:r>
+        <w:r>
+          <w:rPr>
+            <w:noProof/>
+            <w:webHidden/>
+          </w:rPr>
+        </w:r>
+        <w:r>
+          <w:rPr>
+            <w:noProof/>
+            <w:webHidden/>
+          </w:rPr>
+          <w:fldChar w:fldCharType="separate"/>
+        </w:r>
+        <w:r>
+          <w:rPr>
+            <w:noProof/>
+            <w:webHidden/>
+          </w:rPr>
+          <w:t>5</w:t>
+        </w:r>
+        <w:r>
+          <w:rPr>
+            <w:noProof/>
+            <w:webHidden/>
+          </w:rPr>
+          <w:fldChar w:fldCharType="end"/>
+        </w:r>
+      </w:hyperlink>
+    </w:p>
+    <w:p>
+      <w:pPr>
+        <w:pStyle w:val="Spisilustracji"/>
+        <w:tabs>
+          <w:tab w:val="right" w:leader="dot" w:pos="9060"/>
+        </w:tabs>
+        <w:rPr>
+          <w:rFonts w:asciiTheme="minorHAnsi" w:eastAsiaTheme="minorEastAsia" w:hAnsiTheme="minorHAnsi" w:cstheme="minorBidi"/>
+          <w:noProof/>
+          <w:kern w:val="2"/>
+          <w14:ligatures w14:val="standardContextual"/>
+        </w:rPr>
+      </w:pPr>
+      <w:hyperlink w:anchor="_Toc222518576" w:history="1">
         <w:r>
           <w:rPr>
             <w:rStyle w:val="Hipercze"/>
@@ -8822,7 +9070,7 @@
             <w:noProof/>
             <w:webHidden/>
           </w:rPr>
-          <w:instrText xml:space="preserve"> PAGEREF _Toc222340782 \h </w:instrText>
+          <w:instrText xml:space="preserve"> PAGEREF _Toc222518576 \h </w:instrText>
         </w:r>
         <w:r>
           <w:rPr>
@@ -8842,7 +9090,7 @@
             <w:noProof/>
             <w:webHidden/>
           </w:rPr>
-          <w:t>5</w:t>
+          <w:t>8</w:t>
         </w:r>
         <w:r>
           <w:rPr>
@@ -10246,6 +10494,119 @@
     </w:lvl>
   </w:abstractNum>
   <w:abstractNum w:abstractNumId="12" w15:restartNumberingAfterBreak="0">
+    <w:nsid w:val="54300D71"/>
+    <w:multiLevelType w:val="hybridMultilevel"/>
+    <w:tmpl w:val="BE2C546A"/>
+    <w:lvl w:ilvl="0" w:tplc="04150001">
+      <w:start w:val="1"/>
+      <w:numFmt w:val="bullet"/>
+      <w:lvlText w:val=""/>
+      <w:lvlJc w:val="left"/>
+      <w:pPr>
+        <w:ind w:left="1151" w:hanging="360"/>
+      </w:pPr>
+      <w:rPr>
+        <w:rFonts w:ascii="Symbol" w:hAnsi="Symbol" w:hint="default"/>
+      </w:rPr>
+    </w:lvl>
+    <w:lvl w:ilvl="1" w:tplc="04150003" w:tentative="1">
+      <w:start w:val="1"/>
+      <w:numFmt w:val="bullet"/>
+      <w:lvlText w:val="o"/>
+      <w:lvlJc w:val="left"/>
+      <w:pPr>
+        <w:ind w:left="1871" w:hanging="360"/>
+      </w:pPr>
+      <w:rPr>
+        <w:rFonts w:ascii="Courier New" w:hAnsi="Courier New" w:cs="Courier New" w:hint="default"/>
+      </w:rPr>
+    </w:lvl>
+    <w:lvl w:ilvl="2" w:tplc="04150005" w:tentative="1">
+      <w:start w:val="1"/>
+      <w:numFmt w:val="bullet"/>
+      <w:lvlText w:val=""/>
+      <w:lvlJc w:val="left"/>
+      <w:pPr>
+        <w:ind w:left="2591" w:hanging="360"/>
+      </w:pPr>
+      <w:rPr>
+        <w:rFonts w:ascii="Wingdings" w:hAnsi="Wingdings" w:hint="default"/>
+      </w:rPr>
+    </w:lvl>
+    <w:lvl w:ilvl="3" w:tplc="04150001" w:tentative="1">
+      <w:start w:val="1"/>
+      <w:numFmt w:val="bullet"/>
+      <w:lvlText w:val=""/>
+      <w:lvlJc w:val="left"/>
+      <w:pPr>
+        <w:ind w:left="3311" w:hanging="360"/>
+      </w:pPr>
+      <w:rPr>
+        <w:rFonts w:ascii="Symbol" w:hAnsi="Symbol" w:hint="default"/>
+      </w:rPr>
+    </w:lvl>
+    <w:lvl w:ilvl="4" w:tplc="04150003" w:tentative="1">
+      <w:start w:val="1"/>
+      <w:numFmt w:val="bullet"/>
+      <w:lvlText w:val="o"/>
+      <w:lvlJc w:val="left"/>
+      <w:pPr>
+        <w:ind w:left="4031" w:hanging="360"/>
+      </w:pPr>
+      <w:rPr>
+        <w:rFonts w:ascii="Courier New" w:hAnsi="Courier New" w:cs="Courier New" w:hint="default"/>
+      </w:rPr>
+    </w:lvl>
+    <w:lvl w:ilvl="5" w:tplc="04150005" w:tentative="1">
+      <w:start w:val="1"/>
+      <w:numFmt w:val="bullet"/>
+      <w:lvlText w:val=""/>
+      <w:lvlJc w:val="left"/>
+      <w:pPr>
+        <w:ind w:left="4751" w:hanging="360"/>
+      </w:pPr>
+      <w:rPr>
+        <w:rFonts w:ascii="Wingdings" w:hAnsi="Wingdings" w:hint="default"/>
+      </w:rPr>
+    </w:lvl>
+    <w:lvl w:ilvl="6" w:tplc="04150001" w:tentative="1">
+      <w:start w:val="1"/>
+      <w:numFmt w:val="bullet"/>
+      <w:lvlText w:val=""/>
+      <w:lvlJc w:val="left"/>
+      <w:pPr>
+        <w:ind w:left="5471" w:hanging="360"/>
+      </w:pPr>
+      <w:rPr>
+        <w:rFonts w:ascii="Symbol" w:hAnsi="Symbol" w:hint="default"/>
+      </w:rPr>
+    </w:lvl>
+    <w:lvl w:ilvl="7" w:tplc="04150003" w:tentative="1">
+      <w:start w:val="1"/>
+      <w:numFmt w:val="bullet"/>
+      <w:lvlText w:val="o"/>
+      <w:lvlJc w:val="left"/>
+      <w:pPr>
+        <w:ind w:left="6191" w:hanging="360"/>
+      </w:pPr>
+      <w:rPr>
+        <w:rFonts w:ascii="Courier New" w:hAnsi="Courier New" w:cs="Courier New" w:hint="default"/>
+      </w:rPr>
+    </w:lvl>
+    <w:lvl w:ilvl="8" w:tplc="04150005" w:tentative="1">
+      <w:start w:val="1"/>
+      <w:numFmt w:val="bullet"/>
+      <w:lvlText w:val=""/>
+      <w:lvlJc w:val="left"/>
+      <w:pPr>
+        <w:ind w:left="6911" w:hanging="360"/>
+      </w:pPr>
+      <w:rPr>
+        <w:rFonts w:ascii="Wingdings" w:hAnsi="Wingdings" w:hint="default"/>
+      </w:rPr>
+    </w:lvl>
+  </w:abstractNum>
+  <w:abstractNum w:abstractNumId="13" w15:restartNumberingAfterBreak="0">
     <w:nsid w:val="543A7F04"/>
     <w:multiLevelType w:val="multilevel"/>
     <w:tmpl w:val="0415001F"/>
@@ -10338,7 +10699,7 @@
       </w:pPr>
     </w:lvl>
   </w:abstractNum>
-  <w:abstractNum w:abstractNumId="13" w15:restartNumberingAfterBreak="0">
+  <w:abstractNum w:abstractNumId="14" w15:restartNumberingAfterBreak="0">
     <w:nsid w:val="66546443"/>
     <w:multiLevelType w:val="multilevel"/>
     <w:tmpl w:val="0415001F"/>
@@ -10430,7 +10791,7 @@
       </w:pPr>
     </w:lvl>
   </w:abstractNum>
-  <w:abstractNum w:abstractNumId="14" w15:restartNumberingAfterBreak="0">
+  <w:abstractNum w:abstractNumId="15" w15:restartNumberingAfterBreak="0">
     <w:nsid w:val="66CD17E2"/>
     <w:multiLevelType w:val="hybridMultilevel"/>
     <w:tmpl w:val="C03E83A2"/>
@@ -10543,7 +10904,7 @@
       </w:rPr>
     </w:lvl>
   </w:abstractNum>
-  <w:abstractNum w:abstractNumId="15" w15:restartNumberingAfterBreak="0">
+  <w:abstractNum w:abstractNumId="16" w15:restartNumberingAfterBreak="0">
     <w:nsid w:val="6B8D3D3F"/>
     <w:multiLevelType w:val="multilevel"/>
     <w:tmpl w:val="3C469CA8"/>
@@ -10656,7 +11017,7 @@
       </w:rPr>
     </w:lvl>
   </w:abstractNum>
-  <w:abstractNum w:abstractNumId="16" w15:restartNumberingAfterBreak="0">
+  <w:abstractNum w:abstractNumId="17" w15:restartNumberingAfterBreak="0">
     <w:nsid w:val="7005440D"/>
     <w:multiLevelType w:val="multilevel"/>
     <w:tmpl w:val="172E9264"/>
@@ -10772,7 +11133,7 @@
       </w:rPr>
     </w:lvl>
   </w:abstractNum>
-  <w:abstractNum w:abstractNumId="17" w15:restartNumberingAfterBreak="0">
+  <w:abstractNum w:abstractNumId="18" w15:restartNumberingAfterBreak="0">
     <w:nsid w:val="7246411F"/>
     <w:multiLevelType w:val="hybridMultilevel"/>
     <w:tmpl w:val="2206AB4C"/>
@@ -10874,22 +11235,22 @@
     <w:abstractNumId w:val="11"/>
   </w:num>
   <w:num w:numId="6" w16cid:durableId="735318245">
-    <w:abstractNumId w:val="15"/>
+    <w:abstractNumId w:val="16"/>
   </w:num>
   <w:num w:numId="7" w16cid:durableId="830172391">
+    <w:abstractNumId w:val="14"/>
+  </w:num>
+  <w:num w:numId="8" w16cid:durableId="1279488490">
     <w:abstractNumId w:val="13"/>
   </w:num>
-  <w:num w:numId="8" w16cid:durableId="1279488490">
-    <w:abstractNumId w:val="12"/>
-  </w:num>
   <w:num w:numId="9" w16cid:durableId="1893273952">
-    <w:abstractNumId w:val="16"/>
+    <w:abstractNumId w:val="17"/>
   </w:num>
   <w:num w:numId="10" w16cid:durableId="2054497445">
     <w:abstractNumId w:val="10"/>
   </w:num>
   <w:num w:numId="11" w16cid:durableId="1600794916">
-    <w:abstractNumId w:val="17"/>
+    <w:abstractNumId w:val="18"/>
   </w:num>
   <w:num w:numId="12" w16cid:durableId="1889416927">
     <w:abstractNumId w:val="3"/>
@@ -10904,13 +11265,16 @@
     <w:abstractNumId w:val="2"/>
   </w:num>
   <w:num w:numId="16" w16cid:durableId="738090556">
-    <w:abstractNumId w:val="14"/>
+    <w:abstractNumId w:val="15"/>
   </w:num>
   <w:num w:numId="17" w16cid:durableId="46223924">
     <w:abstractNumId w:val="9"/>
   </w:num>
   <w:num w:numId="18" w16cid:durableId="1860006757">
     <w:abstractNumId w:val="7"/>
+  </w:num>
+  <w:num w:numId="19" w16cid:durableId="1140269466">
+    <w:abstractNumId w:val="12"/>
   </w:num>
   <w:numIdMacAtCleanup w:val="11"/>
 </w:numbering>
@@ -11380,6 +11744,7 @@
   <w:style w:type="character" w:default="1" w:styleId="Domylnaczcionkaakapitu">
     <w:name w:val="Default Paragraph Font"/>
     <w:uiPriority w:val="1"/>
+    <w:semiHidden/>
     <w:unhideWhenUsed/>
   </w:style>
   <w:style w:type="table" w:default="1" w:styleId="Standardowy">

--- a/praca_magisterska_Zofia_Kozłowska.docx
+++ b/praca_magisterska_Zofia_Kozłowska.docx
@@ -6431,7 +6431,10 @@
         <w:t xml:space="preserve"> Zamieniają, więc one czarne oraz białe skrzynki w szare skrzynki, poświęcając większą wartość na tę, której systemowi brakuje.</w:t>
       </w:r>
       <w:r>
-        <w:t xml:space="preserve"> Rozróżniane są dwa bardzo istotne pojęcia odnoszące się do tej dziedziny:</w:t>
+        <w:t xml:space="preserve"> </w:t>
+      </w:r>
+      <w:r>
+        <w:t xml:space="preserve">Celem takich zabiegów może być: </w:t>
       </w:r>
     </w:p>
     <w:p>
@@ -6439,17 +6442,29 @@
         <w:pStyle w:val="Akapitzlist"/>
         <w:numPr>
           <w:ilvl w:val="0"/>
-          <w:numId w:val="19"/>
+          <w:numId w:val="21"/>
         </w:numPr>
         <w:spacing w:line="360" w:lineRule="auto"/>
         <w:ind w:left="1210"/>
         <w:jc w:val="both"/>
       </w:pPr>
       <w:r>
-        <w:t>interpretowalność</w:t>
-      </w:r>
-      <w:r>
-        <w:t>, czyli przekształcenie abstrakcji modelu do zrozumiałej dla człowieka formy</w:t>
+        <w:t>zwiększenie poprawności modelu, poprzez możliwość przeanalizowania jego działania, przy czym znalezienia miejsc, w których model doszedł do błędnych związków</w:t>
+      </w:r>
+      <w:r>
+        <w:t xml:space="preserve">, </w:t>
+      </w:r>
+      <w:r>
+        <w:t>nietypowych rozwiązań wcześniej nam nieznanych</w:t>
+      </w:r>
+      <w:r>
+        <w:t xml:space="preserve">, dyskryminował </w:t>
+      </w:r>
+      <w:r>
+        <w:t>przypadki (klasy, grupy) rzadkie lub jego wnioskowanie pochodziło z błędu ludzkiego np. takiego, co powstał przy obróbce danych wejściowych</w:t>
+      </w:r>
+      <w:r>
+        <w:t xml:space="preserve">, a następnie ich naprawa lub wyeksponowanie. </w:t>
       </w:r>
     </w:p>
     <w:p>
@@ -6457,25 +6472,57 @@
         <w:pStyle w:val="Akapitzlist"/>
         <w:numPr>
           <w:ilvl w:val="0"/>
-          <w:numId w:val="19"/>
+          <w:numId w:val="21"/>
         </w:numPr>
         <w:spacing w:line="360" w:lineRule="auto"/>
         <w:ind w:left="1210"/>
         <w:jc w:val="both"/>
       </w:pPr>
       <w:r>
-        <w:t xml:space="preserve">oraz </w:t>
-      </w:r>
-      <w:proofErr w:type="spellStart"/>
-      <w:r>
-        <w:t>wyjaśnialność</w:t>
-      </w:r>
-      <w:proofErr w:type="spellEnd"/>
-      <w:r>
-        <w:t>, która odnosi się do tego, że wyniki i argumentacja modeli powinny być zrozumiałe dla użytkownika, który będzie z nich korzystał</w:t>
-      </w:r>
-      <w:r>
-        <w:t>, to znaczy, że jeżeli ma on być używany przez lekarzy, to właśnie dla nich zwracane informacje powinny być klarowne.</w:t>
+        <w:t xml:space="preserve">Znalezienie inspiracji do przyszłych prac. Owe niekonwencjonalne </w:t>
+      </w:r>
+      <w:r>
+        <w:t>sytuacje</w:t>
+      </w:r>
+      <w:r>
+        <w:t xml:space="preserve"> mogą nam dostarczyć wiedzę i pomysły, które moglibyśmy wykorzystać przy innych projektach.</w:t>
+      </w:r>
+    </w:p>
+    <w:p>
+      <w:pPr>
+        <w:pStyle w:val="Akapitzlist"/>
+        <w:numPr>
+          <w:ilvl w:val="0"/>
+          <w:numId w:val="21"/>
+        </w:numPr>
+        <w:spacing w:line="360" w:lineRule="auto"/>
+        <w:ind w:left="1210"/>
+        <w:jc w:val="both"/>
+      </w:pPr>
+      <w:r>
+        <w:t>Wytłumaczenie modelu i jego przewidywań.</w:t>
+      </w:r>
+    </w:p>
+    <w:p>
+      <w:pPr>
+        <w:pStyle w:val="Akapitzlist"/>
+        <w:numPr>
+          <w:ilvl w:val="0"/>
+          <w:numId w:val="21"/>
+        </w:numPr>
+        <w:spacing w:line="360" w:lineRule="auto"/>
+        <w:ind w:left="1210"/>
+        <w:jc w:val="both"/>
+      </w:pPr>
+      <w:r>
+        <w:lastRenderedPageBreak/>
+        <w:t xml:space="preserve">Aby odkryć dlaczego dochodzi do danego </w:t>
+      </w:r>
+      <w:r>
+        <w:t>wyniku</w:t>
+      </w:r>
+      <w:r>
+        <w:t>.</w:t>
       </w:r>
     </w:p>
     <w:p>
@@ -6484,104 +6531,125 @@
         <w:ind w:left="431"/>
         <w:jc w:val="both"/>
       </w:pPr>
+      <w:r>
+        <w:t xml:space="preserve">Dochodzą do tego </w:t>
+      </w:r>
+      <w:r>
+        <w:t xml:space="preserve">są </w:t>
+      </w:r>
+      <w:r>
+        <w:t>trzy</w:t>
+      </w:r>
+      <w:r>
+        <w:t xml:space="preserve"> bardzo istotne pojęcia odnoszące się do tej dziedziny</w:t>
+      </w:r>
+      <w:r>
+        <w:t xml:space="preserve"> - </w:t>
+      </w:r>
+      <w:r>
+        <w:t>„</w:t>
+      </w:r>
+      <w:r>
+        <w:t>i</w:t>
+      </w:r>
+      <w:r>
+        <w:t>nterpretowalność i transparentność</w:t>
+      </w:r>
+      <w:r>
+        <w:t>, czyli to</w:t>
+      </w:r>
+      <w:r>
+        <w:t xml:space="preserve"> jak model jest skonstruowany i dlaczego zachowuje się tak, jak się zachowuje</w:t>
+      </w:r>
+      <w:r>
+        <w:t>,</w:t>
+      </w:r>
+      <w:r>
+        <w:t xml:space="preserve"> </w:t>
+      </w:r>
+      <w:r>
+        <w:t>o</w:t>
+      </w:r>
+      <w:r>
+        <w:t>bejmuje poznanie ogólnych zależności pomiędzy wewnętrznymi cechami modelu a wynikami predykcji</w:t>
+      </w:r>
+      <w:r>
+        <w:t>”</w:t>
+      </w:r>
+      <w:r>
+        <w:t xml:space="preserve"> o</w:t>
+      </w:r>
+      <w:r>
+        <w:t>raz „</w:t>
+      </w:r>
+      <w:proofErr w:type="spellStart"/>
+      <w:r>
+        <w:t>w</w:t>
+      </w:r>
+      <w:r>
+        <w:t>yjaśnialność</w:t>
+      </w:r>
+      <w:proofErr w:type="spellEnd"/>
+      <w:r>
+        <w:t>, która jest</w:t>
+      </w:r>
+      <w:r>
+        <w:t xml:space="preserve"> analiz</w:t>
+      </w:r>
+      <w:r>
+        <w:t>ą</w:t>
+      </w:r>
+      <w:r>
+        <w:t xml:space="preserve"> i wyjaśnienie</w:t>
+      </w:r>
+      <w:r>
+        <w:t>m</w:t>
+      </w:r>
+      <w:r>
+        <w:t>, dlaczego model podjął konkretną decyzję dla pojedynczego przypadku (lokalna interpretacja)</w:t>
+      </w:r>
+      <w:r>
+        <w:t>”</w:t>
+      </w:r>
+      <w:r>
+        <w:t xml:space="preserve"> </w:t>
+      </w:r>
+      <w:sdt>
+        <w:sdtPr>
+          <w:id w:val="-2126841840"/>
+          <w:citation/>
+        </w:sdtPr>
+        <w:sdtContent>
+          <w:r>
+            <w:fldChar w:fldCharType="begin"/>
+          </w:r>
+          <w:r>
+            <w:instrText xml:space="preserve">CITATION Poz26 \n  \l 1045 </w:instrText>
+          </w:r>
+          <w:r>
+            <w:fldChar w:fldCharType="separate"/>
+          </w:r>
+          <w:r>
+            <w:rPr>
+              <w:noProof/>
+            </w:rPr>
+            <w:t>(Akademia Łukasiewicza, 2026)</w:t>
+          </w:r>
+          <w:r>
+            <w:fldChar w:fldCharType="end"/>
+          </w:r>
+        </w:sdtContent>
+      </w:sdt>
+      <w:r>
+        <w:t>.</w:t>
+      </w:r>
     </w:p>
     <w:p>
       <w:pPr>
         <w:spacing w:line="360" w:lineRule="auto"/>
-        <w:ind w:left="431" w:firstLine="277"/>
+        <w:ind w:left="431"/>
         <w:jc w:val="both"/>
       </w:pPr>
-      <w:r>
-        <w:t xml:space="preserve">Pierwszy rozdział (lub rozdziały) powinien wprowadzać czytelnika w dziedziny techniki i nauki, których dotyczy praca. Dodatkowo, rozdział ten powinien przedstawiać aktualny stan wiedzy w zakresie tematyki pracy. </w:t>
-      </w:r>
-    </w:p>
-    <w:p>
-      <w:pPr>
-        <w:spacing w:line="360" w:lineRule="auto"/>
-        <w:ind w:left="431" w:firstLine="277"/>
-        <w:jc w:val="both"/>
-      </w:pPr>
-      <w:r>
-        <w:rPr>
-          <w:strike/>
-        </w:rPr>
-        <w:lastRenderedPageBreak/>
-        <w:t>Wyjaśnić w czym leży problem – sztuczne sieci neuronowe to wielkie złożone gówna ciężkie do int</w:t>
-      </w:r>
-      <w:r>
-        <w:rPr>
-          <w:strike/>
-        </w:rPr>
-        <w:t>erp</w:t>
-      </w:r>
-      <w:r>
-        <w:rPr>
-          <w:strike/>
-        </w:rPr>
-        <w:t>retacji</w:t>
-      </w:r>
-      <w:r>
-        <w:t xml:space="preserve">, </w:t>
-      </w:r>
-      <w:r>
-        <w:rPr>
-          <w:strike/>
-        </w:rPr>
-        <w:t>wyjaśnić te 3 kolory skrzynek</w:t>
-      </w:r>
-      <w:r>
-        <w:rPr>
-          <w:strike/>
-        </w:rPr>
-        <w:t xml:space="preserve"> </w:t>
-      </w:r>
-      <w:r>
-        <w:rPr>
-          <w:strike/>
-        </w:rPr>
-        <w:t xml:space="preserve">– </w:t>
-      </w:r>
-      <w:proofErr w:type="spellStart"/>
-      <w:r>
-        <w:rPr>
-          <w:strike/>
-        </w:rPr>
-        <w:t>idk</w:t>
-      </w:r>
-      <w:proofErr w:type="spellEnd"/>
-      <w:r>
-        <w:rPr>
-          <w:strike/>
-        </w:rPr>
-        <w:t xml:space="preserve"> czemu czasami jest ich więcej, ale polać jak należy</w:t>
-      </w:r>
-      <w:r>
-        <w:t xml:space="preserve">, opisać czym jest </w:t>
-      </w:r>
-      <w:proofErr w:type="spellStart"/>
-      <w:r>
-        <w:t>xai</w:t>
-      </w:r>
-      <w:proofErr w:type="spellEnd"/>
-      <w:r>
-        <w:t xml:space="preserve"> – bohater co przychodzi z pomocą, interpretowalność i </w:t>
-      </w:r>
-      <w:proofErr w:type="spellStart"/>
-      <w:r>
-        <w:t>wyjaśnialność</w:t>
-      </w:r>
-      <w:proofErr w:type="spellEnd"/>
-      <w:r>
-        <w:t xml:space="preserve">, opisać jakie są cele </w:t>
-      </w:r>
-      <w:proofErr w:type="spellStart"/>
-      <w:r>
-        <w:t>xai</w:t>
-      </w:r>
-      <w:proofErr w:type="spellEnd"/>
-      <w:r>
-        <w:t xml:space="preserve"> – poprawienie interpretowalności, znalezienie nieodpowiednich korelacji, rasizm, poprawa błędów ludzkich, których nauczyła się maszyna.</w:t>
-      </w:r>
     </w:p>
     <w:p>
       <w:pPr>
@@ -10005,6 +10073,119 @@
     </w:lvl>
   </w:abstractNum>
   <w:abstractNum w:abstractNumId="7" w15:restartNumberingAfterBreak="0">
+    <w:nsid w:val="39077685"/>
+    <w:multiLevelType w:val="hybridMultilevel"/>
+    <w:tmpl w:val="3A146F0A"/>
+    <w:lvl w:ilvl="0" w:tplc="04150001">
+      <w:start w:val="1"/>
+      <w:numFmt w:val="bullet"/>
+      <w:lvlText w:val=""/>
+      <w:lvlJc w:val="left"/>
+      <w:pPr>
+        <w:ind w:left="2591" w:hanging="360"/>
+      </w:pPr>
+      <w:rPr>
+        <w:rFonts w:ascii="Symbol" w:hAnsi="Symbol" w:hint="default"/>
+      </w:rPr>
+    </w:lvl>
+    <w:lvl w:ilvl="1" w:tplc="04150003" w:tentative="1">
+      <w:start w:val="1"/>
+      <w:numFmt w:val="bullet"/>
+      <w:lvlText w:val="o"/>
+      <w:lvlJc w:val="left"/>
+      <w:pPr>
+        <w:ind w:left="3311" w:hanging="360"/>
+      </w:pPr>
+      <w:rPr>
+        <w:rFonts w:ascii="Courier New" w:hAnsi="Courier New" w:cs="Courier New" w:hint="default"/>
+      </w:rPr>
+    </w:lvl>
+    <w:lvl w:ilvl="2" w:tplc="04150005" w:tentative="1">
+      <w:start w:val="1"/>
+      <w:numFmt w:val="bullet"/>
+      <w:lvlText w:val=""/>
+      <w:lvlJc w:val="left"/>
+      <w:pPr>
+        <w:ind w:left="4031" w:hanging="360"/>
+      </w:pPr>
+      <w:rPr>
+        <w:rFonts w:ascii="Wingdings" w:hAnsi="Wingdings" w:hint="default"/>
+      </w:rPr>
+    </w:lvl>
+    <w:lvl w:ilvl="3" w:tplc="04150001" w:tentative="1">
+      <w:start w:val="1"/>
+      <w:numFmt w:val="bullet"/>
+      <w:lvlText w:val=""/>
+      <w:lvlJc w:val="left"/>
+      <w:pPr>
+        <w:ind w:left="4751" w:hanging="360"/>
+      </w:pPr>
+      <w:rPr>
+        <w:rFonts w:ascii="Symbol" w:hAnsi="Symbol" w:hint="default"/>
+      </w:rPr>
+    </w:lvl>
+    <w:lvl w:ilvl="4" w:tplc="04150003" w:tentative="1">
+      <w:start w:val="1"/>
+      <w:numFmt w:val="bullet"/>
+      <w:lvlText w:val="o"/>
+      <w:lvlJc w:val="left"/>
+      <w:pPr>
+        <w:ind w:left="5471" w:hanging="360"/>
+      </w:pPr>
+      <w:rPr>
+        <w:rFonts w:ascii="Courier New" w:hAnsi="Courier New" w:cs="Courier New" w:hint="default"/>
+      </w:rPr>
+    </w:lvl>
+    <w:lvl w:ilvl="5" w:tplc="04150005" w:tentative="1">
+      <w:start w:val="1"/>
+      <w:numFmt w:val="bullet"/>
+      <w:lvlText w:val=""/>
+      <w:lvlJc w:val="left"/>
+      <w:pPr>
+        <w:ind w:left="6191" w:hanging="360"/>
+      </w:pPr>
+      <w:rPr>
+        <w:rFonts w:ascii="Wingdings" w:hAnsi="Wingdings" w:hint="default"/>
+      </w:rPr>
+    </w:lvl>
+    <w:lvl w:ilvl="6" w:tplc="04150001" w:tentative="1">
+      <w:start w:val="1"/>
+      <w:numFmt w:val="bullet"/>
+      <w:lvlText w:val=""/>
+      <w:lvlJc w:val="left"/>
+      <w:pPr>
+        <w:ind w:left="6911" w:hanging="360"/>
+      </w:pPr>
+      <w:rPr>
+        <w:rFonts w:ascii="Symbol" w:hAnsi="Symbol" w:hint="default"/>
+      </w:rPr>
+    </w:lvl>
+    <w:lvl w:ilvl="7" w:tplc="04150003" w:tentative="1">
+      <w:start w:val="1"/>
+      <w:numFmt w:val="bullet"/>
+      <w:lvlText w:val="o"/>
+      <w:lvlJc w:val="left"/>
+      <w:pPr>
+        <w:ind w:left="7631" w:hanging="360"/>
+      </w:pPr>
+      <w:rPr>
+        <w:rFonts w:ascii="Courier New" w:hAnsi="Courier New" w:cs="Courier New" w:hint="default"/>
+      </w:rPr>
+    </w:lvl>
+    <w:lvl w:ilvl="8" w:tplc="04150005" w:tentative="1">
+      <w:start w:val="1"/>
+      <w:numFmt w:val="bullet"/>
+      <w:lvlText w:val=""/>
+      <w:lvlJc w:val="left"/>
+      <w:pPr>
+        <w:ind w:left="8351" w:hanging="360"/>
+      </w:pPr>
+      <w:rPr>
+        <w:rFonts w:ascii="Wingdings" w:hAnsi="Wingdings" w:hint="default"/>
+      </w:rPr>
+    </w:lvl>
+  </w:abstractNum>
+  <w:abstractNum w:abstractNumId="8" w15:restartNumberingAfterBreak="0">
     <w:nsid w:val="39F06706"/>
     <w:multiLevelType w:val="hybridMultilevel"/>
     <w:tmpl w:val="2B3A9F42"/>
@@ -10117,7 +10298,7 @@
       </w:rPr>
     </w:lvl>
   </w:abstractNum>
-  <w:abstractNum w:abstractNumId="8" w15:restartNumberingAfterBreak="0">
+  <w:abstractNum w:abstractNumId="9" w15:restartNumberingAfterBreak="0">
     <w:nsid w:val="4896749B"/>
     <w:multiLevelType w:val="hybridMultilevel"/>
     <w:tmpl w:val="1B1EBA8C"/>
@@ -10203,7 +10384,120 @@
       </w:pPr>
     </w:lvl>
   </w:abstractNum>
-  <w:abstractNum w:abstractNumId="9" w15:restartNumberingAfterBreak="0">
+  <w:abstractNum w:abstractNumId="10" w15:restartNumberingAfterBreak="0">
+    <w:nsid w:val="490B6E52"/>
+    <w:multiLevelType w:val="hybridMultilevel"/>
+    <w:tmpl w:val="10C472E4"/>
+    <w:lvl w:ilvl="0" w:tplc="04150001">
+      <w:start w:val="1"/>
+      <w:numFmt w:val="bullet"/>
+      <w:lvlText w:val=""/>
+      <w:lvlJc w:val="left"/>
+      <w:pPr>
+        <w:ind w:left="1151" w:hanging="360"/>
+      </w:pPr>
+      <w:rPr>
+        <w:rFonts w:ascii="Symbol" w:hAnsi="Symbol" w:hint="default"/>
+      </w:rPr>
+    </w:lvl>
+    <w:lvl w:ilvl="1" w:tplc="04150003" w:tentative="1">
+      <w:start w:val="1"/>
+      <w:numFmt w:val="bullet"/>
+      <w:lvlText w:val="o"/>
+      <w:lvlJc w:val="left"/>
+      <w:pPr>
+        <w:ind w:left="1871" w:hanging="360"/>
+      </w:pPr>
+      <w:rPr>
+        <w:rFonts w:ascii="Courier New" w:hAnsi="Courier New" w:cs="Courier New" w:hint="default"/>
+      </w:rPr>
+    </w:lvl>
+    <w:lvl w:ilvl="2" w:tplc="04150005" w:tentative="1">
+      <w:start w:val="1"/>
+      <w:numFmt w:val="bullet"/>
+      <w:lvlText w:val=""/>
+      <w:lvlJc w:val="left"/>
+      <w:pPr>
+        <w:ind w:left="2591" w:hanging="360"/>
+      </w:pPr>
+      <w:rPr>
+        <w:rFonts w:ascii="Wingdings" w:hAnsi="Wingdings" w:hint="default"/>
+      </w:rPr>
+    </w:lvl>
+    <w:lvl w:ilvl="3" w:tplc="04150001" w:tentative="1">
+      <w:start w:val="1"/>
+      <w:numFmt w:val="bullet"/>
+      <w:lvlText w:val=""/>
+      <w:lvlJc w:val="left"/>
+      <w:pPr>
+        <w:ind w:left="3311" w:hanging="360"/>
+      </w:pPr>
+      <w:rPr>
+        <w:rFonts w:ascii="Symbol" w:hAnsi="Symbol" w:hint="default"/>
+      </w:rPr>
+    </w:lvl>
+    <w:lvl w:ilvl="4" w:tplc="04150003" w:tentative="1">
+      <w:start w:val="1"/>
+      <w:numFmt w:val="bullet"/>
+      <w:lvlText w:val="o"/>
+      <w:lvlJc w:val="left"/>
+      <w:pPr>
+        <w:ind w:left="4031" w:hanging="360"/>
+      </w:pPr>
+      <w:rPr>
+        <w:rFonts w:ascii="Courier New" w:hAnsi="Courier New" w:cs="Courier New" w:hint="default"/>
+      </w:rPr>
+    </w:lvl>
+    <w:lvl w:ilvl="5" w:tplc="04150005" w:tentative="1">
+      <w:start w:val="1"/>
+      <w:numFmt w:val="bullet"/>
+      <w:lvlText w:val=""/>
+      <w:lvlJc w:val="left"/>
+      <w:pPr>
+        <w:ind w:left="4751" w:hanging="360"/>
+      </w:pPr>
+      <w:rPr>
+        <w:rFonts w:ascii="Wingdings" w:hAnsi="Wingdings" w:hint="default"/>
+      </w:rPr>
+    </w:lvl>
+    <w:lvl w:ilvl="6" w:tplc="04150001" w:tentative="1">
+      <w:start w:val="1"/>
+      <w:numFmt w:val="bullet"/>
+      <w:lvlText w:val=""/>
+      <w:lvlJc w:val="left"/>
+      <w:pPr>
+        <w:ind w:left="5471" w:hanging="360"/>
+      </w:pPr>
+      <w:rPr>
+        <w:rFonts w:ascii="Symbol" w:hAnsi="Symbol" w:hint="default"/>
+      </w:rPr>
+    </w:lvl>
+    <w:lvl w:ilvl="7" w:tplc="04150003" w:tentative="1">
+      <w:start w:val="1"/>
+      <w:numFmt w:val="bullet"/>
+      <w:lvlText w:val="o"/>
+      <w:lvlJc w:val="left"/>
+      <w:pPr>
+        <w:ind w:left="6191" w:hanging="360"/>
+      </w:pPr>
+      <w:rPr>
+        <w:rFonts w:ascii="Courier New" w:hAnsi="Courier New" w:cs="Courier New" w:hint="default"/>
+      </w:rPr>
+    </w:lvl>
+    <w:lvl w:ilvl="8" w:tplc="04150005" w:tentative="1">
+      <w:start w:val="1"/>
+      <w:numFmt w:val="bullet"/>
+      <w:lvlText w:val=""/>
+      <w:lvlJc w:val="left"/>
+      <w:pPr>
+        <w:ind w:left="6911" w:hanging="360"/>
+      </w:pPr>
+      <w:rPr>
+        <w:rFonts w:ascii="Wingdings" w:hAnsi="Wingdings" w:hint="default"/>
+      </w:rPr>
+    </w:lvl>
+  </w:abstractNum>
+  <w:abstractNum w:abstractNumId="11" w15:restartNumberingAfterBreak="0">
     <w:nsid w:val="4B414FF3"/>
     <w:multiLevelType w:val="hybridMultilevel"/>
     <w:tmpl w:val="BE380074"/>
@@ -10316,7 +10610,7 @@
       </w:rPr>
     </w:lvl>
   </w:abstractNum>
-  <w:abstractNum w:abstractNumId="10" w15:restartNumberingAfterBreak="0">
+  <w:abstractNum w:abstractNumId="12" w15:restartNumberingAfterBreak="0">
     <w:nsid w:val="512365B9"/>
     <w:multiLevelType w:val="multilevel"/>
     <w:tmpl w:val="3B06CE04"/>
@@ -10404,7 +10698,7 @@
       </w:pPr>
     </w:lvl>
   </w:abstractNum>
-  <w:abstractNum w:abstractNumId="11" w15:restartNumberingAfterBreak="0">
+  <w:abstractNum w:abstractNumId="13" w15:restartNumberingAfterBreak="0">
     <w:nsid w:val="52A0195D"/>
     <w:multiLevelType w:val="hybridMultilevel"/>
     <w:tmpl w:val="BA7464A2"/>
@@ -10493,7 +10787,7 @@
       </w:pPr>
     </w:lvl>
   </w:abstractNum>
-  <w:abstractNum w:abstractNumId="12" w15:restartNumberingAfterBreak="0">
+  <w:abstractNum w:abstractNumId="14" w15:restartNumberingAfterBreak="0">
     <w:nsid w:val="54300D71"/>
     <w:multiLevelType w:val="hybridMultilevel"/>
     <w:tmpl w:val="BE2C546A"/>
@@ -10606,7 +10900,7 @@
       </w:rPr>
     </w:lvl>
   </w:abstractNum>
-  <w:abstractNum w:abstractNumId="13" w15:restartNumberingAfterBreak="0">
+  <w:abstractNum w:abstractNumId="15" w15:restartNumberingAfterBreak="0">
     <w:nsid w:val="543A7F04"/>
     <w:multiLevelType w:val="multilevel"/>
     <w:tmpl w:val="0415001F"/>
@@ -10699,7 +10993,7 @@
       </w:pPr>
     </w:lvl>
   </w:abstractNum>
-  <w:abstractNum w:abstractNumId="14" w15:restartNumberingAfterBreak="0">
+  <w:abstractNum w:abstractNumId="16" w15:restartNumberingAfterBreak="0">
     <w:nsid w:val="66546443"/>
     <w:multiLevelType w:val="multilevel"/>
     <w:tmpl w:val="0415001F"/>
@@ -10791,7 +11085,7 @@
       </w:pPr>
     </w:lvl>
   </w:abstractNum>
-  <w:abstractNum w:abstractNumId="15" w15:restartNumberingAfterBreak="0">
+  <w:abstractNum w:abstractNumId="17" w15:restartNumberingAfterBreak="0">
     <w:nsid w:val="66CD17E2"/>
     <w:multiLevelType w:val="hybridMultilevel"/>
     <w:tmpl w:val="C03E83A2"/>
@@ -10904,7 +11198,7 @@
       </w:rPr>
     </w:lvl>
   </w:abstractNum>
-  <w:abstractNum w:abstractNumId="16" w15:restartNumberingAfterBreak="0">
+  <w:abstractNum w:abstractNumId="18" w15:restartNumberingAfterBreak="0">
     <w:nsid w:val="6B8D3D3F"/>
     <w:multiLevelType w:val="multilevel"/>
     <w:tmpl w:val="3C469CA8"/>
@@ -11017,7 +11311,7 @@
       </w:rPr>
     </w:lvl>
   </w:abstractNum>
-  <w:abstractNum w:abstractNumId="17" w15:restartNumberingAfterBreak="0">
+  <w:abstractNum w:abstractNumId="19" w15:restartNumberingAfterBreak="0">
     <w:nsid w:val="7005440D"/>
     <w:multiLevelType w:val="multilevel"/>
     <w:tmpl w:val="172E9264"/>
@@ -11133,7 +11427,7 @@
       </w:rPr>
     </w:lvl>
   </w:abstractNum>
-  <w:abstractNum w:abstractNumId="18" w15:restartNumberingAfterBreak="0">
+  <w:abstractNum w:abstractNumId="20" w15:restartNumberingAfterBreak="0">
     <w:nsid w:val="7246411F"/>
     <w:multiLevelType w:val="hybridMultilevel"/>
     <w:tmpl w:val="2206AB4C"/>
@@ -11223,7 +11517,7 @@
     <w:abstractNumId w:val="5"/>
   </w:num>
   <w:num w:numId="2" w16cid:durableId="930427883">
-    <w:abstractNumId w:val="8"/>
+    <w:abstractNumId w:val="9"/>
   </w:num>
   <w:num w:numId="3" w16cid:durableId="1377896390">
     <w:abstractNumId w:val="6"/>
@@ -11232,25 +11526,25 @@
     <w:abstractNumId w:val="1"/>
   </w:num>
   <w:num w:numId="5" w16cid:durableId="720447645">
-    <w:abstractNumId w:val="11"/>
+    <w:abstractNumId w:val="13"/>
   </w:num>
   <w:num w:numId="6" w16cid:durableId="735318245">
+    <w:abstractNumId w:val="18"/>
+  </w:num>
+  <w:num w:numId="7" w16cid:durableId="830172391">
     <w:abstractNumId w:val="16"/>
   </w:num>
-  <w:num w:numId="7" w16cid:durableId="830172391">
-    <w:abstractNumId w:val="14"/>
-  </w:num>
   <w:num w:numId="8" w16cid:durableId="1279488490">
-    <w:abstractNumId w:val="13"/>
+    <w:abstractNumId w:val="15"/>
   </w:num>
   <w:num w:numId="9" w16cid:durableId="1893273952">
-    <w:abstractNumId w:val="17"/>
+    <w:abstractNumId w:val="19"/>
   </w:num>
   <w:num w:numId="10" w16cid:durableId="2054497445">
-    <w:abstractNumId w:val="10"/>
+    <w:abstractNumId w:val="12"/>
   </w:num>
   <w:num w:numId="11" w16cid:durableId="1600794916">
-    <w:abstractNumId w:val="18"/>
+    <w:abstractNumId w:val="20"/>
   </w:num>
   <w:num w:numId="12" w16cid:durableId="1889416927">
     <w:abstractNumId w:val="3"/>
@@ -11265,16 +11559,22 @@
     <w:abstractNumId w:val="2"/>
   </w:num>
   <w:num w:numId="16" w16cid:durableId="738090556">
-    <w:abstractNumId w:val="15"/>
+    <w:abstractNumId w:val="17"/>
   </w:num>
   <w:num w:numId="17" w16cid:durableId="46223924">
-    <w:abstractNumId w:val="9"/>
+    <w:abstractNumId w:val="11"/>
   </w:num>
   <w:num w:numId="18" w16cid:durableId="1860006757">
+    <w:abstractNumId w:val="8"/>
+  </w:num>
+  <w:num w:numId="19" w16cid:durableId="1140269466">
+    <w:abstractNumId w:val="14"/>
+  </w:num>
+  <w:num w:numId="20" w16cid:durableId="1464499950">
     <w:abstractNumId w:val="7"/>
   </w:num>
-  <w:num w:numId="19" w16cid:durableId="1140269466">
-    <w:abstractNumId w:val="12"/>
+  <w:num w:numId="21" w16cid:durableId="140464638">
+    <w:abstractNumId w:val="10"/>
   </w:num>
   <w:numIdMacAtCleanup w:val="11"/>
 </w:numbering>
@@ -12739,11 +13039,28 @@
     <b:URL>https://www.sciencedirect.com/science/article/pii/S1566253523001148#sec1</b:URL>
     <b:RefOrder>6</b:RefOrder>
   </b:Source>
+  <b:Source>
+    <b:Tag>Poz26</b:Tag>
+    <b:SourceType>DocumentFromInternetSite</b:SourceType>
+    <b:Guid>{8752BF5C-C7DE-44BD-A4C5-4CA6B0310873}</b:Guid>
+    <b:Author>
+      <b:Author>
+        <b:Corporate>Poznański Instytut Technologiczny</b:Corporate>
+      </b:Author>
+    </b:Author>
+    <b:Title>Akademia Łukasiewicza</b:Title>
+    <b:InternetSiteTitle>Akademia Łukasiewicza - Uchylając wieko czarnej skrzynki. Czym jest wyjaśnialne AI?</b:InternetSiteTitle>
+    <b:Year>2026</b:Year>
+    <b:Month>Luty</b:Month>
+    <b:Day>22</b:Day>
+    <b:URL>https://akademia.pit.lukasiewicz.gov.pl/uchylajac-wieko-czarnej-skrzynki-czym-jest-wyjasnialne-ai/</b:URL>
+    <b:RefOrder>7</b:RefOrder>
+  </b:Source>
 </b:Sources>
 </file>
 
 <file path=customXml/itemProps1.xml><?xml version="1.0" encoding="utf-8"?>
-<ds:datastoreItem xmlns:ds="http://schemas.openxmlformats.org/officeDocument/2006/customXml" ds:itemID="{44716CA0-3A00-4793-8627-A248252137A2}">
+<ds:datastoreItem xmlns:ds="http://schemas.openxmlformats.org/officeDocument/2006/customXml" ds:itemID="{4A7AFBA2-F799-44EE-ADB6-E1F112AD511D}">
   <ds:schemaRefs>
     <ds:schemaRef ds:uri="http://schemas.openxmlformats.org/officeDocument/2006/bibliography"/>
   </ds:schemaRefs>

--- a/praca_magisterska_Zofia_Kozłowska.docx
+++ b/praca_magisterska_Zofia_Kozłowska.docx
@@ -5279,25 +5279,51 @@
       <w:r>
         <w:t xml:space="preserve">Rys. </w:t>
       </w:r>
-      <w:fldSimple w:instr=" STYLEREF 1 \s ">
-        <w:r>
-          <w:rPr>
-            <w:noProof/>
-          </w:rPr>
-          <w:t>1</w:t>
-        </w:r>
-      </w:fldSimple>
+      <w:r>
+        <w:fldChar w:fldCharType="begin"/>
+      </w:r>
+      <w:r>
+        <w:instrText xml:space="preserve"> STYLEREF 1 \s </w:instrText>
+      </w:r>
+      <w:r>
+        <w:fldChar w:fldCharType="separate"/>
+      </w:r>
+      <w:r>
+        <w:rPr>
+          <w:noProof/>
+        </w:rPr>
+        <w:t>1</w:t>
+      </w:r>
+      <w:r>
+        <w:rPr>
+          <w:noProof/>
+        </w:rPr>
+        <w:fldChar w:fldCharType="end"/>
+      </w:r>
       <w:r>
         <w:t>.</w:t>
       </w:r>
-      <w:fldSimple w:instr=" SEQ Rys. \* ARABIC \s 1 ">
-        <w:r>
-          <w:rPr>
-            <w:noProof/>
-          </w:rPr>
-          <w:t>1</w:t>
-        </w:r>
-      </w:fldSimple>
+      <w:r>
+        <w:fldChar w:fldCharType="begin"/>
+      </w:r>
+      <w:r>
+        <w:instrText xml:space="preserve"> SEQ Rys. \* ARABIC \s 1 </w:instrText>
+      </w:r>
+      <w:r>
+        <w:fldChar w:fldCharType="separate"/>
+      </w:r>
+      <w:r>
+        <w:rPr>
+          <w:noProof/>
+        </w:rPr>
+        <w:t>1</w:t>
+      </w:r>
+      <w:r>
+        <w:rPr>
+          <w:noProof/>
+        </w:rPr>
+        <w:fldChar w:fldCharType="end"/>
+      </w:r>
       <w:r>
         <w:t xml:space="preserve">. Przyczyny, z powodu których przedsiębiorstwa rozważające wykorzystanie sztucznej inteligencji w swoich systemach jej nie używały. [Eurostat - </w:t>
       </w:r>
@@ -6103,25 +6129,51 @@
       <w:r>
         <w:t xml:space="preserve">Rys. </w:t>
       </w:r>
-      <w:fldSimple w:instr=" STYLEREF 1 \s ">
-        <w:r>
-          <w:rPr>
-            <w:noProof/>
-          </w:rPr>
-          <w:t>2</w:t>
-        </w:r>
-      </w:fldSimple>
+      <w:r>
+        <w:fldChar w:fldCharType="begin"/>
+      </w:r>
+      <w:r>
+        <w:instrText xml:space="preserve"> STYLEREF 1 \s </w:instrText>
+      </w:r>
+      <w:r>
+        <w:fldChar w:fldCharType="separate"/>
+      </w:r>
+      <w:r>
+        <w:rPr>
+          <w:noProof/>
+        </w:rPr>
+        <w:t>2</w:t>
+      </w:r>
+      <w:r>
+        <w:rPr>
+          <w:noProof/>
+        </w:rPr>
+        <w:fldChar w:fldCharType="end"/>
+      </w:r>
       <w:r>
         <w:t>.</w:t>
       </w:r>
-      <w:fldSimple w:instr=" SEQ Rys. \* ARABIC \s 1 ">
-        <w:r>
-          <w:rPr>
-            <w:noProof/>
-          </w:rPr>
-          <w:t>1</w:t>
-        </w:r>
-      </w:fldSimple>
+      <w:r>
+        <w:fldChar w:fldCharType="begin"/>
+      </w:r>
+      <w:r>
+        <w:instrText xml:space="preserve"> SEQ Rys. \* ARABIC \s 1 </w:instrText>
+      </w:r>
+      <w:r>
+        <w:fldChar w:fldCharType="separate"/>
+      </w:r>
+      <w:r>
+        <w:rPr>
+          <w:noProof/>
+        </w:rPr>
+        <w:t>1</w:t>
+      </w:r>
+      <w:r>
+        <w:rPr>
+          <w:noProof/>
+        </w:rPr>
+        <w:fldChar w:fldCharType="end"/>
+      </w:r>
       <w:r>
         <w:t>. Przykładowa struktura sieci neuronowej</w:t>
       </w:r>
@@ -6367,25 +6419,51 @@
       <w:r>
         <w:t xml:space="preserve">Rys. </w:t>
       </w:r>
-      <w:fldSimple w:instr=" STYLEREF 1 \s ">
-        <w:r>
-          <w:rPr>
-            <w:noProof/>
-          </w:rPr>
-          <w:t>2</w:t>
-        </w:r>
-      </w:fldSimple>
+      <w:r>
+        <w:fldChar w:fldCharType="begin"/>
+      </w:r>
+      <w:r>
+        <w:instrText xml:space="preserve"> STYLEREF 1 \s </w:instrText>
+      </w:r>
+      <w:r>
+        <w:fldChar w:fldCharType="separate"/>
+      </w:r>
+      <w:r>
+        <w:rPr>
+          <w:noProof/>
+        </w:rPr>
+        <w:t>2</w:t>
+      </w:r>
+      <w:r>
+        <w:rPr>
+          <w:noProof/>
+        </w:rPr>
+        <w:fldChar w:fldCharType="end"/>
+      </w:r>
       <w:r>
         <w:t>.</w:t>
       </w:r>
-      <w:fldSimple w:instr=" SEQ Rys. \* ARABIC \s 1 ">
-        <w:r>
-          <w:rPr>
-            <w:noProof/>
-          </w:rPr>
-          <w:t>2</w:t>
-        </w:r>
-      </w:fldSimple>
+      <w:r>
+        <w:fldChar w:fldCharType="begin"/>
+      </w:r>
+      <w:r>
+        <w:instrText xml:space="preserve"> SEQ Rys. \* ARABIC \s 1 </w:instrText>
+      </w:r>
+      <w:r>
+        <w:fldChar w:fldCharType="separate"/>
+      </w:r>
+      <w:r>
+        <w:rPr>
+          <w:noProof/>
+        </w:rPr>
+        <w:t>2</w:t>
+      </w:r>
+      <w:r>
+        <w:rPr>
+          <w:noProof/>
+        </w:rPr>
+        <w:fldChar w:fldCharType="end"/>
+      </w:r>
       <w:r>
         <w:t>. Rysunek obrazujący podział modeli ze względu na ich przejrzystość [</w:t>
       </w:r>
@@ -6550,10 +6628,7 @@
         <w:t>„</w:t>
       </w:r>
       <w:r>
-        <w:t>i</w:t>
-      </w:r>
-      <w:r>
-        <w:t>nterpretowalność i transparentność</w:t>
+        <w:t>interpretowalność i transparentność</w:t>
       </w:r>
       <w:r>
         <w:t>, czyli to</w:t>
@@ -6732,6 +6807,48 @@
     </w:p>
     <w:p>
       <w:pPr>
+        <w:spacing w:line="360" w:lineRule="auto"/>
+        <w:ind w:left="431" w:firstLine="277"/>
+        <w:jc w:val="both"/>
+      </w:pPr>
+      <w:r>
+        <w:t>Interpretowalność możemy podzielić ze względu na sposób jej przeprowadzenia. Poprzez design oznacza, że wybieramy modele, które są z założenia proste i łatwe w zrozumieniu więc nie musimy stosować żadnych dodatkowych narzędzi. Post-hoc polega na tym, iż stosujemy metodę XAI po wytrenowaniu systemu. Z czego można wyróżnić sposoby niezależne od modelu albo zależne. Te pierwsze dodatkowo dzielimy na lokalne, które starają się wytłumaczyć konkretne predykcje, oraz globalne skupiające się na zbiorze danych</w:t>
+      </w:r>
+      <w:r>
+        <w:t xml:space="preserve"> (na podstawie </w:t>
+      </w:r>
+      <w:sdt>
+        <w:sdtPr>
+          <w:id w:val="2002543081"/>
+          <w:citation/>
+        </w:sdtPr>
+        <w:sdtContent>
+          <w:r>
+            <w:fldChar w:fldCharType="begin"/>
+          </w:r>
+          <w:r>
+            <w:instrText xml:space="preserve"> CITATION Mol25 \l 1045 </w:instrText>
+          </w:r>
+          <w:r>
+            <w:fldChar w:fldCharType="separate"/>
+          </w:r>
+          <w:r>
+            <w:rPr>
+              <w:noProof/>
+            </w:rPr>
+            <w:t>(Molnar, 2025)</w:t>
+          </w:r>
+          <w:r>
+            <w:fldChar w:fldCharType="end"/>
+          </w:r>
+        </w:sdtContent>
+      </w:sdt>
+      <w:r>
+        <w:t>).</w:t>
+      </w:r>
+    </w:p>
+    <w:p>
+      <w:pPr>
         <w:pStyle w:val="Nagwek2"/>
       </w:pPr>
       <w:bookmarkStart w:id="15" w:name="_Toc222176831"/>
@@ -6740,294 +6857,403 @@
       </w:r>
       <w:bookmarkEnd w:id="15"/>
     </w:p>
-    <w:p/>
-    <w:p>
-      <w:pPr>
-        <w:pStyle w:val="Nagwek2"/>
-      </w:pPr>
-      <w:bookmarkStart w:id="16" w:name="_Toc222176832"/>
-      <w:r>
-        <w:t>SHAP</w:t>
-      </w:r>
-      <w:bookmarkEnd w:id="16"/>
-    </w:p>
-    <w:p/>
-    <w:p>
-      <w:pPr>
-        <w:pStyle w:val="Nagwek2"/>
-      </w:pPr>
-      <w:bookmarkStart w:id="17" w:name="_Toc222176833"/>
-      <w:r>
-        <w:t>Grand-</w:t>
+    <w:p>
+      <w:pPr>
+        <w:spacing w:line="360" w:lineRule="auto"/>
+        <w:ind w:left="431" w:firstLine="277"/>
+        <w:jc w:val="both"/>
+      </w:pPr>
+      <w:r>
+        <w:t>LIME</w:t>
+      </w:r>
+      <w:r>
+        <w:t>,</w:t>
+      </w:r>
+      <w:r>
+        <w:t xml:space="preserve"> </w:t>
+      </w:r>
+      <w:r>
+        <w:t xml:space="preserve">jak mówi też rozszerzenie jego skrótu </w:t>
+      </w:r>
+      <w:r>
+        <w:t xml:space="preserve">(ang. </w:t>
       </w:r>
       <w:proofErr w:type="spellStart"/>
       <w:r>
-        <w:t>Cam</w:t>
-      </w:r>
-      <w:bookmarkEnd w:id="17"/>
+        <w:rPr>
+          <w:i/>
+          <w:iCs/>
+        </w:rPr>
+        <w:t>Local</w:t>
+      </w:r>
       <w:proofErr w:type="spellEnd"/>
-    </w:p>
-    <w:p/>
-    <w:p>
-      <w:pPr>
-        <w:pStyle w:val="Nagwek2"/>
-      </w:pPr>
-      <w:bookmarkStart w:id="18" w:name="_Toc222176834"/>
+      <w:r>
+        <w:rPr>
+          <w:i/>
+          <w:iCs/>
+        </w:rPr>
+        <w:t xml:space="preserve"> </w:t>
+      </w:r>
       <w:proofErr w:type="spellStart"/>
       <w:r>
-        <w:t>Permutation</w:t>
+        <w:rPr>
+          <w:i/>
+          <w:iCs/>
+        </w:rPr>
+        <w:t>interpretable</w:t>
       </w:r>
       <w:proofErr w:type="spellEnd"/>
       <w:r>
+        <w:rPr>
+          <w:i/>
+          <w:iCs/>
+        </w:rPr>
+        <w:t xml:space="preserve"> model-</w:t>
+      </w:r>
+      <w:proofErr w:type="spellStart"/>
+      <w:r>
+        <w:rPr>
+          <w:i/>
+          <w:iCs/>
+        </w:rPr>
+        <w:t>agnostic</w:t>
+      </w:r>
+      <w:proofErr w:type="spellEnd"/>
+      <w:r>
+        <w:rPr>
+          <w:i/>
+          <w:iCs/>
+        </w:rPr>
         <w:t xml:space="preserve"> </w:t>
       </w:r>
       <w:proofErr w:type="spellStart"/>
       <w:r>
-        <w:t>Feature</w:t>
+        <w:rPr>
+          <w:i/>
+          <w:iCs/>
+        </w:rPr>
+        <w:t>explanations</w:t>
       </w:r>
       <w:proofErr w:type="spellEnd"/>
       <w:r>
-        <w:t xml:space="preserve"> </w:t>
+        <w:t>)</w:t>
+      </w:r>
+      <w:r>
+        <w:t xml:space="preserve">, </w:t>
+      </w:r>
+      <w:r>
+        <w:t xml:space="preserve">jest </w:t>
+      </w:r>
+      <w:r>
+        <w:t>lokalnie interpretowalnymi wyjaśnieniami niezależnymi do modelu, czyli należy do grupy post-hoc</w:t>
+      </w:r>
+      <w:r>
+        <w:t xml:space="preserve">. Został on </w:t>
+      </w:r>
+      <w:r>
+        <w:t>zaproponowan</w:t>
+      </w:r>
+      <w:r>
+        <w:t>y</w:t>
+      </w:r>
+      <w:r>
+        <w:t xml:space="preserve"> przez Ribeiro, Singha i </w:t>
       </w:r>
       <w:proofErr w:type="spellStart"/>
       <w:r>
-        <w:t>Importance</w:t>
-      </w:r>
-      <w:bookmarkEnd w:id="18"/>
+        <w:lastRenderedPageBreak/>
+        <w:t>Guestrina</w:t>
+      </w:r>
       <w:proofErr w:type="spellEnd"/>
-    </w:p>
-    <w:p/>
-    <w:p>
-      <w:pPr>
-        <w:spacing w:after="200" w:line="360" w:lineRule="auto"/>
-        <w:ind w:left="431"/>
-        <w:rPr>
-          <w:b/>
-          <w:bCs/>
-        </w:rPr>
-      </w:pPr>
-      <w:proofErr w:type="spellStart"/>
-      <w:r>
-        <w:rPr>
-          <w:b/>
-          <w:bCs/>
-        </w:rPr>
-        <w:t>Duolingo</w:t>
-      </w:r>
-      <w:proofErr w:type="spellEnd"/>
+      <w:r>
+        <w:t xml:space="preserve"> – </w:t>
+      </w:r>
+      <w:r>
+        <w:t>specjali</w:t>
+      </w:r>
+      <w:r>
+        <w:t xml:space="preserve">stów </w:t>
+      </w:r>
+      <w:r>
+        <w:t>w dziedzinie AI</w:t>
+      </w:r>
+      <w:r>
+        <w:t xml:space="preserve">. </w:t>
+      </w:r>
+      <w:r>
+        <w:t xml:space="preserve">Polega on na </w:t>
+      </w:r>
+      <w:r>
+        <w:t>zaburzeniu danych wejściowych</w:t>
+      </w:r>
+      <w:r>
+        <w:t>, w celu</w:t>
+      </w:r>
+      <w:r>
+        <w:t xml:space="preserve"> stworzeni</w:t>
+      </w:r>
+      <w:r>
+        <w:t xml:space="preserve">a </w:t>
+      </w:r>
+      <w:r>
+        <w:t xml:space="preserve">w taki sposób nowego zbioru, </w:t>
+      </w:r>
+      <w:r>
+        <w:t>który jest</w:t>
+      </w:r>
+      <w:r>
+        <w:t xml:space="preserve"> poddawan</w:t>
+      </w:r>
+      <w:r>
+        <w:t xml:space="preserve">y </w:t>
+      </w:r>
+      <w:r>
+        <w:t>ocenie poprzez nasz model sztucznej inteligencji będący czarną skrzynką</w:t>
+      </w:r>
+      <w:r>
+        <w:t xml:space="preserve"> i przeanalizowaniu oraz przypisaniu otrzymanych wyników</w:t>
+      </w:r>
+      <w:r>
+        <w:t>.</w:t>
+      </w:r>
+      <w:r>
+        <w:t xml:space="preserve"> Na tym nowopowstałym zbiorze z uzupełnionymi wartościami przewidywanymi uczony jest interpretowalny model</w:t>
+      </w:r>
+      <w:r>
+        <w:t xml:space="preserve"> (jeden z prostszych modeli, np. drzewo decyzyjne)</w:t>
+      </w:r>
+      <w:r>
+        <w:t>, któr</w:t>
+      </w:r>
+      <w:r>
+        <w:t xml:space="preserve">y jest następnie oceniany na podstawie sąsiedztwa próbkowanych instancji do tych będących przedmiotem zainteresowania (z których dane próby powstały). </w:t>
+      </w:r>
+      <w:r>
+        <w:t>Powstał wzór obrazujący owe porównanie:</w:t>
+      </w:r>
     </w:p>
     <w:p>
       <w:pPr>
         <w:spacing w:line="360" w:lineRule="auto"/>
-        <w:ind w:left="431" w:firstLine="360"/>
+        <w:ind w:left="431" w:firstLine="277"/>
         <w:jc w:val="both"/>
       </w:pPr>
-      <w:proofErr w:type="spellStart"/>
-      <w:r>
-        <w:lastRenderedPageBreak/>
-        <w:t>Duolingo</w:t>
-      </w:r>
-      <w:proofErr w:type="spellEnd"/>
-      <w:r>
-        <w:t>,</w:t>
-      </w:r>
-      <w:r>
-        <w:t xml:space="preserve"> </w:t>
-      </w:r>
-      <w:r>
-        <w:t>w podstawowym zakresie</w:t>
-      </w:r>
-      <w:r>
-        <w:t>,</w:t>
-      </w:r>
-      <w:r>
-        <w:t xml:space="preserve"> </w:t>
-      </w:r>
-      <w:r>
-        <w:t>jest darmowym narzędziem do nauki ponad 40 języków obcych poprzez krótkie lekcje. Jest dostępne jako aplikacja mobilna i witryna internetowa. Niestety</w:t>
-      </w:r>
-      <w:r>
-        <w:t>,</w:t>
-      </w:r>
-      <w:r>
-        <w:t xml:space="preserve"> jedynym zestawem</w:t>
-      </w:r>
-      <w:r>
-        <w:t xml:space="preserve">, w którym występuje język polski jest </w:t>
-      </w:r>
-      <w:r>
-        <w:t>ten</w:t>
-      </w:r>
-      <w:r>
-        <w:t xml:space="preserve"> polsko-angielski. Oznacza to, że gdybyśmy chcieli uczyć się języka niemieckiego</w:t>
-      </w:r>
-      <w:r>
-        <w:t xml:space="preserve">, </w:t>
-      </w:r>
-      <w:r>
-        <w:br/>
-        <w:t>to</w:t>
-      </w:r>
-      <w:r>
-        <w:t xml:space="preserve"> zmuszeni bylibyśmy skorzystać z zestawu angielsko-niemieckiego.</w:t>
-      </w:r>
-    </w:p>
-    <w:p>
-      <w:pPr>
-        <w:spacing w:after="200" w:line="276" w:lineRule="auto"/>
-        <w:ind w:left="431"/>
-      </w:pPr>
-    </w:p>
-    <w:p>
-      <w:pPr>
-        <w:spacing w:after="200" w:line="276" w:lineRule="auto"/>
-        <w:ind w:left="431"/>
-        <w:rPr>
-          <w:sz w:val="20"/>
-          <w:szCs w:val="20"/>
-        </w:rPr>
-      </w:pPr>
-      <w:r>
-        <w:t xml:space="preserve">Aplikacja umożliwia </w:t>
-      </w:r>
-      <w:r>
-        <w:t>uczenie</w:t>
-      </w:r>
-      <w:r>
-        <w:t xml:space="preserve"> się poprzez</w:t>
-      </w:r>
-      <w:r>
-        <w:t xml:space="preserve"> rozwiązywanie</w:t>
-      </w:r>
-      <w:r>
-        <w:t xml:space="preserve"> </w:t>
-      </w:r>
-      <w:r>
-        <w:t xml:space="preserve">wiele </w:t>
-      </w:r>
-      <w:r>
-        <w:t>różnego rodzaj</w:t>
-      </w:r>
-      <w:r>
-        <w:t>u</w:t>
-      </w:r>
-      <w:r>
-        <w:t xml:space="preserve"> zada</w:t>
-      </w:r>
-      <w:r>
-        <w:t>ń, m.in.</w:t>
-      </w:r>
-      <w:r>
-        <w:t xml:space="preserve">: </w:t>
-      </w:r>
-    </w:p>
-    <w:p>
-      <w:pPr>
-        <w:pStyle w:val="Akapitzlist"/>
-        <w:numPr>
-          <w:ilvl w:val="0"/>
-          <w:numId w:val="1"/>
-        </w:numPr>
+    </w:p>
+    <w:tbl>
+      <w:tblPr>
+        <w:tblStyle w:val="Tabela-Siatka"/>
+        <w:tblW w:w="0" w:type="auto"/>
+        <w:tblInd w:w="431" w:type="dxa"/>
+        <w:tblBorders>
+          <w:top w:val="none" w:sz="0" w:space="0" w:color="auto"/>
+          <w:left w:val="none" w:sz="0" w:space="0" w:color="auto"/>
+          <w:bottom w:val="none" w:sz="0" w:space="0" w:color="auto"/>
+          <w:right w:val="none" w:sz="0" w:space="0" w:color="auto"/>
+          <w:insideH w:val="none" w:sz="0" w:space="0" w:color="auto"/>
+          <w:insideV w:val="none" w:sz="0" w:space="0" w:color="auto"/>
+        </w:tblBorders>
+        <w:tblLayout w:type="fixed"/>
+        <w:tblLook w:val="04A0" w:firstRow="1" w:lastRow="0" w:firstColumn="1" w:lastColumn="0" w:noHBand="0" w:noVBand="1"/>
+      </w:tblPr>
+      <w:tblGrid>
+        <w:gridCol w:w="415"/>
+        <w:gridCol w:w="7718"/>
+        <w:gridCol w:w="496"/>
+      </w:tblGrid>
+      <w:tr>
+        <w:tc>
+          <w:tcPr>
+            <w:tcW w:w="415" w:type="dxa"/>
+          </w:tcPr>
+          <w:p>
+            <w:pPr>
+              <w:spacing w:line="360" w:lineRule="auto"/>
+              <w:jc w:val="both"/>
+            </w:pPr>
+          </w:p>
+        </w:tc>
+        <w:tc>
+          <w:tcPr>
+            <w:tcW w:w="7718" w:type="dxa"/>
+          </w:tcPr>
+          <w:p>
+            <w:pPr>
+              <w:spacing w:line="360" w:lineRule="auto"/>
+              <w:jc w:val="center"/>
+            </w:pPr>
+            <m:oMathPara>
+              <m:oMath>
+                <m:r>
+                  <w:rPr>
+                    <w:rFonts w:ascii="Cambria Math" w:hAnsi="Cambria Math"/>
+                  </w:rPr>
+                  <m:t>explanation</m:t>
+                </m:r>
+                <m:d>
+                  <m:dPr>
+                    <m:ctrlPr>
+                      <w:rPr>
+                        <w:rFonts w:ascii="Cambria Math" w:hAnsi="Cambria Math"/>
+                        <w:i/>
+                      </w:rPr>
+                    </m:ctrlPr>
+                  </m:dPr>
+                  <m:e>
+                    <m:r>
+                      <w:rPr>
+                        <w:rFonts w:ascii="Cambria Math" w:hAnsi="Cambria Math"/>
+                      </w:rPr>
+                      <m:t>x</m:t>
+                    </m:r>
+                  </m:e>
+                </m:d>
+                <m:r>
+                  <w:rPr>
+                    <w:rFonts w:ascii="Cambria Math" w:hAnsi="Cambria Math"/>
+                  </w:rPr>
+                  <m:t>=</m:t>
+                </m:r>
+                <m:func>
+                  <m:funcPr>
+                    <m:ctrlPr>
+                      <w:rPr>
+                        <w:rFonts w:ascii="Cambria Math" w:hAnsi="Cambria Math"/>
+                        <w:i/>
+                      </w:rPr>
+                    </m:ctrlPr>
+                  </m:funcPr>
+                  <m:fName>
+                    <m:r>
+                      <w:rPr>
+                        <w:rFonts w:ascii="Cambria Math" w:hAnsi="Cambria Math"/>
+                      </w:rPr>
+                      <m:t>arg</m:t>
+                    </m:r>
+                  </m:fName>
+                  <m:e>
+                    <m:func>
+                      <m:funcPr>
+                        <m:ctrlPr>
+                          <w:rPr>
+                            <w:rFonts w:ascii="Cambria Math" w:hAnsi="Cambria Math"/>
+                            <w:i/>
+                          </w:rPr>
+                        </m:ctrlPr>
+                      </m:funcPr>
+                      <m:fName>
+                        <m:sSub>
+                          <m:sSubPr>
+                            <m:ctrlPr>
+                              <w:rPr>
+                                <w:rFonts w:ascii="Cambria Math" w:hAnsi="Cambria Math"/>
+                                <w:i/>
+                              </w:rPr>
+                            </m:ctrlPr>
+                          </m:sSubPr>
+                          <m:e>
+                            <m:r>
+                              <w:rPr>
+                                <w:rFonts w:ascii="Cambria Math" w:hAnsi="Cambria Math"/>
+                              </w:rPr>
+                              <m:t>min</m:t>
+                            </m:r>
+                          </m:e>
+                          <m:sub>
+                            <m:r>
+                              <w:rPr>
+                                <w:rFonts w:ascii="Cambria Math" w:hAnsi="Cambria Math"/>
+                              </w:rPr>
+                              <m:t>g</m:t>
+                            </m:r>
+                          </m:sub>
+                        </m:sSub>
+                      </m:fName>
+                      <m:e>
+                        <m:r>
+                          <w:rPr>
+                            <w:rFonts w:ascii="Cambria Math" w:hAnsi="Cambria Math"/>
+                          </w:rPr>
+                          <m:t>L</m:t>
+                        </m:r>
+                        <m:d>
+                          <m:dPr>
+                            <m:ctrlPr>
+                              <w:rPr>
+                                <w:rFonts w:ascii="Cambria Math" w:hAnsi="Cambria Math"/>
+                                <w:i/>
+                              </w:rPr>
+                            </m:ctrlPr>
+                          </m:dPr>
+                          <m:e>
+                            <m:r>
+                              <w:rPr>
+                                <w:rFonts w:ascii="Cambria Math" w:hAnsi="Cambria Math"/>
+                              </w:rPr>
+                              <m:t xml:space="preserve">f, g, </m:t>
+                            </m:r>
+                            <m:sSub>
+                              <m:sSubPr>
+                                <m:ctrlPr>
+                                  <w:rPr>
+                                    <w:rFonts w:ascii="Cambria Math" w:hAnsi="Cambria Math"/>
+                                    <w:i/>
+                                  </w:rPr>
+                                </m:ctrlPr>
+                              </m:sSubPr>
+                              <m:e>
+                                <m:r>
+                                  <w:rPr>
+                                    <w:rFonts w:ascii="Cambria Math" w:hAnsi="Cambria Math"/>
+                                  </w:rPr>
+                                  <m:t>π</m:t>
+                                </m:r>
+                              </m:e>
+                              <m:sub>
+                                <m:r>
+                                  <w:rPr>
+                                    <w:rFonts w:ascii="Cambria Math" w:hAnsi="Cambria Math"/>
+                                  </w:rPr>
+                                  <m:t>x</m:t>
+                                </m:r>
+                              </m:sub>
+                            </m:sSub>
+                          </m:e>
+                        </m:d>
+                        <m:r>
+                          <w:rPr>
+                            <w:rFonts w:ascii="Cambria Math" w:hAnsi="Cambria Math"/>
+                          </w:rPr>
+                          <m:t>+ Ω(g)</m:t>
+                        </m:r>
+                      </m:e>
+                    </m:func>
+                  </m:e>
+                </m:func>
+              </m:oMath>
+            </m:oMathPara>
+          </w:p>
+        </w:tc>
+        <w:tc>
+          <w:tcPr>
+            <w:tcW w:w="496" w:type="dxa"/>
+          </w:tcPr>
+          <w:p>
+            <w:pPr>
+              <w:spacing w:line="360" w:lineRule="auto"/>
+              <w:jc w:val="right"/>
+            </w:pPr>
+            <w:r>
+              <w:t>(1)</w:t>
+            </w:r>
+          </w:p>
+        </w:tc>
+      </w:tr>
+    </w:tbl>
+    <w:p>
+      <w:pPr>
         <w:spacing w:line="360" w:lineRule="auto"/>
-        <w:ind w:left="1210"/>
         <w:jc w:val="both"/>
       </w:pPr>
-      <w:r>
-        <w:t xml:space="preserve">napisz co słyszysz – </w:t>
-      </w:r>
-      <w:r>
-        <w:t>wpisywanie ręcznie</w:t>
-      </w:r>
-      <w:r>
-        <w:t>,</w:t>
-      </w:r>
-      <w:r>
-        <w:t xml:space="preserve"> bądź </w:t>
-      </w:r>
-      <w:r>
-        <w:t>u</w:t>
-      </w:r>
-      <w:r>
-        <w:t>kładanie</w:t>
-      </w:r>
-      <w:r>
-        <w:t xml:space="preserve"> kafelk</w:t>
-      </w:r>
-      <w:r>
-        <w:t>ów ze słowami</w:t>
-      </w:r>
-      <w:r>
-        <w:t>,</w:t>
-      </w:r>
-    </w:p>
-    <w:p>
-      <w:pPr>
-        <w:pStyle w:val="Akapitzlist"/>
-        <w:numPr>
-          <w:ilvl w:val="0"/>
-          <w:numId w:val="1"/>
-        </w:numPr>
-        <w:spacing w:line="360" w:lineRule="auto"/>
-        <w:ind w:left="1210"/>
-        <w:jc w:val="both"/>
-      </w:pPr>
-      <w:r>
-        <w:t>przetłumacz</w:t>
-      </w:r>
-      <w:r>
-        <w:t xml:space="preserve"> podany tekst</w:t>
-      </w:r>
-      <w:r>
-        <w:t xml:space="preserve">, </w:t>
-      </w:r>
-    </w:p>
-    <w:p>
-      <w:pPr>
-        <w:pStyle w:val="Akapitzlist"/>
-        <w:numPr>
-          <w:ilvl w:val="0"/>
-          <w:numId w:val="1"/>
-        </w:numPr>
-        <w:spacing w:line="360" w:lineRule="auto"/>
-        <w:ind w:left="1210"/>
-        <w:jc w:val="both"/>
-      </w:pPr>
-      <w:r>
-        <w:t>wpisz odpowiednie słowo w lukę</w:t>
-      </w:r>
-      <w:r>
-        <w:t>,</w:t>
-      </w:r>
-      <w:r>
-        <w:t xml:space="preserve"> </w:t>
-      </w:r>
-    </w:p>
-    <w:p>
-      <w:pPr>
-        <w:pStyle w:val="Akapitzlist"/>
-        <w:numPr>
-          <w:ilvl w:val="0"/>
-          <w:numId w:val="1"/>
-        </w:numPr>
-        <w:spacing w:line="360" w:lineRule="auto"/>
-        <w:ind w:left="1210"/>
-        <w:jc w:val="both"/>
-      </w:pPr>
-      <w:r>
-        <w:t>powtórzenia</w:t>
-      </w:r>
-      <w:r>
-        <w:t xml:space="preserve"> </w:t>
-      </w:r>
-      <w:r>
-        <w:t xml:space="preserve">do mikrofonu </w:t>
-      </w:r>
-      <w:r>
-        <w:t>zdania napisanego w innym języku</w:t>
-      </w:r>
-      <w:r>
-        <w:t>.</w:t>
-      </w:r>
     </w:p>
     <w:p>
       <w:pPr>
@@ -7035,6 +7261,120 @@
         <w:ind w:left="431"/>
         <w:jc w:val="both"/>
       </w:pPr>
+      <w:r>
+        <w:t xml:space="preserve">gdzie: wyjaśnienie modelu interpretowalnego dla zmiennej </w:t>
+      </w:r>
+      <w:r>
+        <w:rPr>
+          <w:i/>
+          <w:iCs/>
+        </w:rPr>
+        <w:t>x</w:t>
+      </w:r>
+      <w:r>
+        <w:t xml:space="preserve">, czyli naszej próbki, to wartość </w:t>
+      </w:r>
+      <w:r>
+        <w:rPr>
+          <w:i/>
+          <w:iCs/>
+        </w:rPr>
+        <w:t>g</w:t>
+      </w:r>
+      <w:r>
+        <w:t xml:space="preserve">, minimalizująca funkcję starty, tutaj </w:t>
+      </w:r>
+      <w:r>
+        <w:rPr>
+          <w:i/>
+          <w:iCs/>
+        </w:rPr>
+        <w:t>L</w:t>
+      </w:r>
+      <w:r>
+        <w:t xml:space="preserve">, która mierzy jak blisko jest owa predykcja do predykcji modelu oryginalnego </w:t>
+      </w:r>
+      <w:r>
+        <w:rPr>
+          <w:i/>
+          <w:iCs/>
+        </w:rPr>
+        <w:t>f</w:t>
+      </w:r>
+      <w:r>
+        <w:t xml:space="preserve"> </w:t>
+      </w:r>
+      <w:r>
+        <w:t xml:space="preserve"> </w:t>
+      </w:r>
+      <w:r>
+        <w:t xml:space="preserve">biorąc pod uwagę sąsiedztwo próbki </w:t>
+      </w:r>
+      <w:r>
+        <w:rPr>
+          <w:i/>
+          <w:iCs/>
+        </w:rPr>
+        <w:t>x</w:t>
+      </w:r>
+      <w:r>
+        <w:t xml:space="preserve">, którego używamy do wyjaśnienia -  </w:t>
+      </w:r>
+      <m:oMath>
+        <m:sSub>
+          <m:sSubPr>
+            <m:ctrlPr>
+              <w:rPr>
+                <w:rFonts w:ascii="Cambria Math" w:hAnsi="Cambria Math"/>
+                <w:i/>
+              </w:rPr>
+            </m:ctrlPr>
+          </m:sSubPr>
+          <m:e>
+            <m:r>
+              <w:rPr>
+                <w:rFonts w:ascii="Cambria Math" w:hAnsi="Cambria Math"/>
+              </w:rPr>
+              <m:t>π</m:t>
+            </m:r>
+          </m:e>
+          <m:sub>
+            <m:r>
+              <w:rPr>
+                <w:rFonts w:ascii="Cambria Math" w:hAnsi="Cambria Math"/>
+              </w:rPr>
+              <m:t>x</m:t>
+            </m:r>
+          </m:sub>
+        </m:sSub>
+      </m:oMath>
+      <w:r>
+        <w:t xml:space="preserve">. Dodatkowo obecna jest zmienna </w:t>
+      </w:r>
+      <m:oMath>
+        <m:r>
+          <w:rPr>
+            <w:rFonts w:ascii="Cambria Math" w:hAnsi="Cambria Math"/>
+          </w:rPr>
+          <m:t>Ω(g)</m:t>
+        </m:r>
+      </m:oMath>
+      <w:r>
+        <w:t xml:space="preserve"> </w:t>
+      </w:r>
+      <w:r>
+        <w:t xml:space="preserve">mówiąca o złożoności modelu, określanej jako ilość zmiennych. Dziedzina </w:t>
+      </w:r>
+      <w:r>
+        <w:rPr>
+          <w:i/>
+          <w:iCs/>
+        </w:rPr>
+        <w:t>G</w:t>
+      </w:r>
+      <w:r>
+        <w:t xml:space="preserve"> opisuje przestrzeń wszystkich możliwych modeli interpretowalnych danego typu. </w:t>
+      </w:r>
     </w:p>
     <w:p>
       <w:pPr>
@@ -7043,132 +7383,54 @@
         <w:jc w:val="both"/>
       </w:pPr>
       <w:r>
-        <w:t>Jeśli użytkownik źle odpowiedział na pytanie, to zostanie ono ponowione w tym samym zestawie. Narzędzie umożliwia stworzenie konta</w:t>
+        <w:tab/>
+      </w:r>
+      <w:r>
+        <w:t xml:space="preserve">Wyjaśnienie predykcji odbywa się za pomocą interpretacji modelu lokalnego (powstałego wskutek metody LIME). Rozwiązanie to daje dobre dopasowania lokalne, jednak nie gwarantuje poprawnych wyników globalnie </w:t>
+      </w:r>
+      <w:r>
+        <w:t xml:space="preserve">(tzw. </w:t>
+      </w:r>
+      <w:proofErr w:type="spellStart"/>
+      <w:r>
+        <w:rPr>
+          <w:i/>
+          <w:iCs/>
+        </w:rPr>
+        <w:t>local</w:t>
+      </w:r>
+      <w:proofErr w:type="spellEnd"/>
+      <w:r>
+        <w:rPr>
+          <w:i/>
+          <w:iCs/>
+        </w:rPr>
+        <w:t xml:space="preserve"> </w:t>
+      </w:r>
+      <w:proofErr w:type="spellStart"/>
+      <w:r>
+        <w:rPr>
+          <w:i/>
+          <w:iCs/>
+        </w:rPr>
+        <w:t>fidelity</w:t>
+      </w:r>
+      <w:proofErr w:type="spellEnd"/>
+      <w:r>
+        <w:t>)</w:t>
+      </w:r>
+      <w:r>
+        <w:t xml:space="preserve">. Problematyczne może być tutaj wybranie odpowiedniego modelu surogacyjnego oraz wielkości sąsiedztwa </w:t>
+      </w:r>
+      <w:r>
+        <w:t>branego pod uwagę podczas analizy próbki – zbyt duże powoduje wpływ mało istotnych elementów leżących daleko od badanej próby na wynik przewidywań</w:t>
       </w:r>
       <w:r>
         <w:t>,</w:t>
       </w:r>
       <w:r>
-        <w:t xml:space="preserve"> w celu zapisania swoich postępów. </w:t>
-      </w:r>
-      <w:r>
-        <w:br/>
-      </w:r>
-      <w:r>
-        <w:t>Aby nakłonić</w:t>
-      </w:r>
-      <w:r>
-        <w:t xml:space="preserve"> odbiorcę</w:t>
-      </w:r>
-      <w:r>
-        <w:t xml:space="preserve"> do systematycznego używania aplikacji istnieje </w:t>
-      </w:r>
-      <w:r>
-        <w:t>seri</w:t>
-      </w:r>
-      <w:r>
-        <w:t>a</w:t>
-      </w:r>
-      <w:r>
-        <w:t xml:space="preserve"> lekcji zrobionych pod rząd</w:t>
-      </w:r>
-      <w:r>
-        <w:t>,</w:t>
-      </w:r>
-      <w:r>
-        <w:t xml:space="preserve"> </w:t>
-      </w:r>
-      <w:r>
-        <w:t>p</w:t>
-      </w:r>
-      <w:r>
-        <w:t>owiadomienia</w:t>
-      </w:r>
-      <w:r>
-        <w:t xml:space="preserve"> oraz</w:t>
-      </w:r>
-      <w:r>
-        <w:t xml:space="preserve"> misje</w:t>
-      </w:r>
-      <w:r>
-        <w:t>,</w:t>
-      </w:r>
-      <w:r>
-        <w:t xml:space="preserve"> za które zdobywamy klejnoty</w:t>
-      </w:r>
-      <w:r>
-        <w:t>.</w:t>
-      </w:r>
-      <w:r>
-        <w:t xml:space="preserve"> </w:t>
-      </w:r>
-    </w:p>
-    <w:p>
-      <w:pPr>
-        <w:spacing w:after="200" w:line="276" w:lineRule="auto"/>
-        <w:rPr>
-          <w:noProof/>
-        </w:rPr>
-      </w:pPr>
-    </w:p>
-    <w:p>
-      <w:pPr>
-        <w:pStyle w:val="Legenda"/>
-        <w:jc w:val="center"/>
-        <w:rPr>
-          <w:i w:val="0"/>
-          <w:color w:val="auto"/>
-          <w:sz w:val="20"/>
-          <w:szCs w:val="20"/>
-        </w:rPr>
-      </w:pPr>
-      <w:r>
-        <w:rPr>
-          <w:i w:val="0"/>
-          <w:color w:val="auto"/>
-          <w:sz w:val="20"/>
-          <w:szCs w:val="20"/>
-        </w:rPr>
-        <w:br/>
-      </w:r>
-    </w:p>
-    <w:p>
-      <w:pPr>
-        <w:pStyle w:val="Nagwek1"/>
-      </w:pPr>
-      <w:bookmarkStart w:id="19" w:name="_Toc222176835"/>
-      <w:bookmarkStart w:id="20" w:name="_Ref222320522"/>
-      <w:r>
-        <w:t>Analiza zbiorów danych</w:t>
-      </w:r>
-      <w:bookmarkEnd w:id="19"/>
-      <w:bookmarkEnd w:id="20"/>
-    </w:p>
-    <w:p>
-      <w:pPr>
-        <w:pStyle w:val="Nagwek2"/>
-      </w:pPr>
-      <w:bookmarkStart w:id="21" w:name="_Toc222176836"/>
-      <w:r>
-        <w:t xml:space="preserve">UCI </w:t>
-      </w:r>
-      <w:proofErr w:type="spellStart"/>
-      <w:r>
-        <w:t>Heart</w:t>
-      </w:r>
-      <w:proofErr w:type="spellEnd"/>
-      <w:r>
-        <w:t xml:space="preserve"> </w:t>
-      </w:r>
-      <w:proofErr w:type="spellStart"/>
-      <w:r>
-        <w:t>Disease</w:t>
-      </w:r>
-      <w:proofErr w:type="spellEnd"/>
-      <w:r>
-        <w:t xml:space="preserve"> Data</w:t>
-      </w:r>
-      <w:bookmarkEnd w:id="21"/>
+        <w:t xml:space="preserve"> a za małe to, że skupiamy się na tym co leży najbliżej skutkując w możliwości pominięcia innych istotnych czynników.</w:t>
+      </w:r>
     </w:p>
     <w:p>
       <w:pPr>
@@ -7177,6 +7439,143 @@
         <w:jc w:val="both"/>
       </w:pPr>
       <w:r>
+        <w:t xml:space="preserve">Za pomocą LIME można analizować </w:t>
+      </w:r>
+      <w:r>
+        <w:t xml:space="preserve">obrazy, </w:t>
+      </w:r>
+      <w:r>
+        <w:t>dane tekstowe</w:t>
+      </w:r>
+      <w:r>
+        <w:t xml:space="preserve"> czy </w:t>
+      </w:r>
+      <w:r>
+        <w:t>tabelaryczne.</w:t>
+      </w:r>
+      <w:r>
+        <w:t xml:space="preserve"> W przypadku tych dwóch pierwszych kategorii zaburzenie danych odbywa się poprzez włączenie lub wyłączenie pojedynczych słów lub zbiorów pikseli.</w:t>
+      </w:r>
+      <w:r>
+        <w:t xml:space="preserve"> W celu przerobienia danych przechowywanych w tabelach metoda zmienia każdą z cech (wartości z kolumn) oddzielnie kierując się rozkładem normalnym ze średnią i odchyleniem standardowym dla danej cechy.</w:t>
+      </w:r>
+    </w:p>
+    <w:p>
+      <w:pPr>
+        <w:ind w:left="431" w:firstLine="277"/>
+        <w:jc w:val="both"/>
+      </w:pPr>
+    </w:p>
+    <w:p>
+      <w:pPr>
+        <w:pStyle w:val="Nagwek2"/>
+      </w:pPr>
+      <w:bookmarkStart w:id="16" w:name="_Toc222176832"/>
+      <w:r>
+        <w:t>SHAP</w:t>
+      </w:r>
+      <w:bookmarkEnd w:id="16"/>
+    </w:p>
+    <w:p/>
+    <w:p>
+      <w:pPr>
+        <w:pStyle w:val="Nagwek2"/>
+      </w:pPr>
+      <w:bookmarkStart w:id="17" w:name="_Toc222176833"/>
+      <w:r>
+        <w:lastRenderedPageBreak/>
+        <w:t>Grand-</w:t>
+      </w:r>
+      <w:proofErr w:type="spellStart"/>
+      <w:r>
+        <w:t>Cam</w:t>
+      </w:r>
+      <w:bookmarkEnd w:id="17"/>
+      <w:proofErr w:type="spellEnd"/>
+    </w:p>
+    <w:p/>
+    <w:p>
+      <w:pPr>
+        <w:pStyle w:val="Nagwek2"/>
+        <w:rPr>
+          <w:sz w:val="20"/>
+          <w:szCs w:val="20"/>
+        </w:rPr>
+      </w:pPr>
+      <w:bookmarkStart w:id="18" w:name="_Toc222176834"/>
+      <w:proofErr w:type="spellStart"/>
+      <w:r>
+        <w:t>Permutation</w:t>
+      </w:r>
+      <w:proofErr w:type="spellEnd"/>
+      <w:r>
+        <w:t xml:space="preserve"> </w:t>
+      </w:r>
+      <w:proofErr w:type="spellStart"/>
+      <w:r>
+        <w:t>Feature</w:t>
+      </w:r>
+      <w:proofErr w:type="spellEnd"/>
+      <w:r>
+        <w:t xml:space="preserve"> </w:t>
+      </w:r>
+      <w:proofErr w:type="spellStart"/>
+      <w:r>
+        <w:t>Importance</w:t>
+      </w:r>
+      <w:bookmarkEnd w:id="18"/>
+      <w:proofErr w:type="spellEnd"/>
+    </w:p>
+    <w:p>
+      <w:pPr>
+        <w:ind w:left="576"/>
+      </w:pPr>
+    </w:p>
+    <w:p>
+      <w:pPr>
+        <w:pStyle w:val="Nagwek1"/>
+      </w:pPr>
+      <w:bookmarkStart w:id="19" w:name="_Toc222176835"/>
+      <w:bookmarkStart w:id="20" w:name="_Ref222320522"/>
+      <w:r>
+        <w:t>Analiza zbiorów danych</w:t>
+      </w:r>
+      <w:bookmarkEnd w:id="19"/>
+      <w:bookmarkEnd w:id="20"/>
+    </w:p>
+    <w:p>
+      <w:pPr>
+        <w:pStyle w:val="Nagwek2"/>
+      </w:pPr>
+      <w:bookmarkStart w:id="21" w:name="_Toc222176836"/>
+      <w:r>
+        <w:t xml:space="preserve">UCI </w:t>
+      </w:r>
+      <w:proofErr w:type="spellStart"/>
+      <w:r>
+        <w:t>Heart</w:t>
+      </w:r>
+      <w:proofErr w:type="spellEnd"/>
+      <w:r>
+        <w:t xml:space="preserve"> </w:t>
+      </w:r>
+      <w:proofErr w:type="spellStart"/>
+      <w:r>
+        <w:t>Disease</w:t>
+      </w:r>
+      <w:proofErr w:type="spellEnd"/>
+      <w:r>
+        <w:t xml:space="preserve"> Data</w:t>
+      </w:r>
+      <w:bookmarkEnd w:id="21"/>
+    </w:p>
+    <w:p>
+      <w:pPr>
+        <w:spacing w:line="360" w:lineRule="auto"/>
+        <w:ind w:left="431" w:firstLine="277"/>
+        <w:jc w:val="both"/>
+      </w:pPr>
+      <w:r>
         <w:t>Wykorzystane przez nas dane pochodzą ze strony</w:t>
       </w:r>
     </w:p>
@@ -7291,11 +7690,7 @@
       </w:r>
       <w:proofErr w:type="spellEnd"/>
       <w:r>
-        <w:t xml:space="preserve"> </w:t>
-      </w:r>
-      <w:r>
-        <w:lastRenderedPageBreak/>
-        <w:t>(</w:t>
+        <w:t xml:space="preserve"> (</w:t>
       </w:r>
       <w:proofErr w:type="spellStart"/>
       <w:r>
@@ -7399,25 +7794,51 @@
       <w:r>
         <w:t xml:space="preserve">Rys. </w:t>
       </w:r>
-      <w:fldSimple w:instr=" STYLEREF 1 \s ">
-        <w:r>
-          <w:rPr>
-            <w:noProof/>
-          </w:rPr>
-          <w:t>5</w:t>
-        </w:r>
-      </w:fldSimple>
+      <w:r>
+        <w:fldChar w:fldCharType="begin"/>
+      </w:r>
+      <w:r>
+        <w:instrText xml:space="preserve"> STYLEREF 1 \s </w:instrText>
+      </w:r>
+      <w:r>
+        <w:fldChar w:fldCharType="separate"/>
+      </w:r>
+      <w:r>
+        <w:rPr>
+          <w:noProof/>
+        </w:rPr>
+        <w:t>5</w:t>
+      </w:r>
+      <w:r>
+        <w:rPr>
+          <w:noProof/>
+        </w:rPr>
+        <w:fldChar w:fldCharType="end"/>
+      </w:r>
       <w:r>
         <w:t>.</w:t>
       </w:r>
-      <w:fldSimple w:instr=" SEQ Rys. \* ARABIC \s 1 ">
-        <w:r>
-          <w:rPr>
-            <w:noProof/>
-          </w:rPr>
-          <w:t>1</w:t>
-        </w:r>
-      </w:fldSimple>
+      <w:r>
+        <w:fldChar w:fldCharType="begin"/>
+      </w:r>
+      <w:r>
+        <w:instrText xml:space="preserve"> SEQ Rys. \* ARABIC \s 1 </w:instrText>
+      </w:r>
+      <w:r>
+        <w:fldChar w:fldCharType="separate"/>
+      </w:r>
+      <w:r>
+        <w:rPr>
+          <w:noProof/>
+        </w:rPr>
+        <w:t>1</w:t>
+      </w:r>
+      <w:r>
+        <w:rPr>
+          <w:noProof/>
+        </w:rPr>
+        <w:fldChar w:fldCharType="end"/>
+      </w:r>
       <w:r>
         <w:t>. Wykaz 5 pierwszych rekordów zbioru.</w:t>
       </w:r>
@@ -7475,6 +7896,9 @@
       <w:proofErr w:type="spellEnd"/>
     </w:p>
     <w:p>
+      <w:pPr>
+        <w:ind w:firstLine="576"/>
+      </w:pPr>
       <w:hyperlink r:id="rId18" w:history="1">
         <w:r>
           <w:rPr>
@@ -7572,11 +7996,7 @@
         <w:ind w:left="431" w:firstLine="277"/>
       </w:pPr>
       <w:r>
-        <w:t xml:space="preserve">Kolejne rozdziały powinny dokumentować pracę własną studenta. Jeżeli praca dyplomowa dotyczy projektowania, rozdziały te powinny zawierać analizę wymagań, sformułowanie założeń projektowych, opis projektu i jego realizacji oraz dokumentację przeprowadzonych testów. Jeżeli praca ma charakter badawczy, w rozdziałach tych </w:t>
-      </w:r>
-      <w:r>
-        <w:lastRenderedPageBreak/>
-        <w:t>powinna być opisana metodyka badań, przeprowadzone eksperymenty oraz uzyskane wyniki.</w:t>
+        <w:t>Kolejne rozdziały powinny dokumentować pracę własną studenta. Jeżeli praca dyplomowa dotyczy projektowania, rozdziały te powinny zawierać analizę wymagań, sformułowanie założeń projektowych, opis projektu i jego realizacji oraz dokumentację przeprowadzonych testów. Jeżeli praca ma charakter badawczy, w rozdziałach tych powinna być opisana metodyka badań, przeprowadzone eksperymenty oraz uzyskane wyniki.</w:t>
       </w:r>
     </w:p>
     <w:p>
@@ -7596,11 +8016,7 @@
       <w:bookmarkEnd w:id="29"/>
       <w:bookmarkEnd w:id="30"/>
     </w:p>
-    <w:p>
-      <w:pPr>
-        <w:ind w:left="432"/>
-      </w:pPr>
-    </w:p>
+    <w:p/>
     <w:p>
       <w:pPr>
         <w:pStyle w:val="Nagwek1"/>
@@ -7623,981 +8039,12 @@
       <w:r>
         <w:t>Wnioski i rekomendacje</w:t>
       </w:r>
+      <w:bookmarkStart w:id="35" w:name="_Testowanie_automatyczne"/>
       <w:bookmarkEnd w:id="33"/>
       <w:bookmarkEnd w:id="34"/>
-    </w:p>
-    <w:p>
-      <w:pPr>
-        <w:spacing w:line="360" w:lineRule="auto"/>
-        <w:ind w:left="431"/>
-        <w:jc w:val="both"/>
-        <w:rPr>
-          <w:bCs/>
-        </w:rPr>
-      </w:pPr>
-      <w:r>
-        <w:rPr>
-          <w:bCs/>
-        </w:rPr>
-        <w:tab/>
-        <w:t xml:space="preserve">Następna grupa zapytań dotyczy tłumaczeń. W bazie danych występują </w:t>
-      </w:r>
-      <w:r>
-        <w:rPr>
-          <w:bCs/>
-        </w:rPr>
-        <w:t>translacje</w:t>
-      </w:r>
-      <w:r>
-        <w:rPr>
-          <w:bCs/>
-        </w:rPr>
-        <w:t xml:space="preserve"> polsko – inne. Dostępnych jest 6 metod typu </w:t>
-      </w:r>
-      <w:proofErr w:type="spellStart"/>
-      <w:r>
-        <w:rPr>
-          <w:bCs/>
-          <w:i/>
-        </w:rPr>
-        <w:t>get</w:t>
-      </w:r>
-      <w:proofErr w:type="spellEnd"/>
-      <w:r>
-        <w:rPr>
-          <w:bCs/>
-        </w:rPr>
-        <w:t xml:space="preserve">. </w:t>
-      </w:r>
-    </w:p>
-    <w:p>
-      <w:pPr>
-        <w:pStyle w:val="Akapitzlist"/>
-        <w:numPr>
-          <w:ilvl w:val="0"/>
-          <w:numId w:val="2"/>
-        </w:numPr>
-        <w:spacing w:line="360" w:lineRule="auto"/>
-        <w:ind w:left="1210"/>
-        <w:jc w:val="both"/>
-        <w:rPr>
-          <w:bCs/>
-        </w:rPr>
-      </w:pPr>
-      <w:proofErr w:type="spellStart"/>
-      <w:r>
-        <w:rPr>
-          <w:bCs/>
-          <w:i/>
-        </w:rPr>
-        <w:t>TranslationPOL</w:t>
-      </w:r>
-      <w:proofErr w:type="spellEnd"/>
-      <w:r>
-        <w:rPr>
-          <w:bCs/>
-          <w:i/>
-        </w:rPr>
-        <w:t>_/_</w:t>
-      </w:r>
-      <w:r>
-        <w:rPr>
-          <w:bCs/>
-        </w:rPr>
-        <w:t xml:space="preserve"> </w:t>
-      </w:r>
-      <w:r>
-        <w:rPr>
-          <w:bCs/>
-        </w:rPr>
-        <w:t xml:space="preserve">- </w:t>
-      </w:r>
-      <w:r>
-        <w:rPr>
-          <w:bCs/>
-        </w:rPr>
-        <w:t>zwraca listę</w:t>
-      </w:r>
-      <w:r>
-        <w:rPr>
-          <w:bCs/>
-        </w:rPr>
-        <w:t xml:space="preserve"> wszystkich </w:t>
-      </w:r>
-      <w:r>
-        <w:rPr>
-          <w:bCs/>
-        </w:rPr>
-        <w:t>przekładów</w:t>
-      </w:r>
-      <w:r>
-        <w:rPr>
-          <w:bCs/>
-        </w:rPr>
-        <w:t>,</w:t>
-      </w:r>
-      <w:r>
-        <w:rPr>
-          <w:bCs/>
-        </w:rPr>
-        <w:t xml:space="preserve"> składającą się z</w:t>
-      </w:r>
-      <w:r>
-        <w:rPr>
-          <w:bCs/>
-        </w:rPr>
-        <w:t xml:space="preserve"> id tłumaczenia, polskiego </w:t>
-      </w:r>
-      <w:r>
-        <w:rPr>
-          <w:bCs/>
-        </w:rPr>
-        <w:t>słowa</w:t>
-      </w:r>
-      <w:r>
-        <w:rPr>
-          <w:bCs/>
-        </w:rPr>
-        <w:t xml:space="preserve"> </w:t>
-      </w:r>
-      <w:r>
-        <w:rPr>
-          <w:bCs/>
-        </w:rPr>
-        <w:t xml:space="preserve">oraz </w:t>
-      </w:r>
-      <w:r>
-        <w:rPr>
-          <w:bCs/>
-        </w:rPr>
-        <w:t>translacji</w:t>
-      </w:r>
-      <w:r>
-        <w:rPr>
-          <w:bCs/>
-        </w:rPr>
-        <w:t xml:space="preserve"> z danego języka. Jeśli zostanie przekazane id, to program uzna</w:t>
-      </w:r>
-      <w:r>
-        <w:rPr>
-          <w:bCs/>
-        </w:rPr>
-        <w:t xml:space="preserve"> je za identyfikator niepolskiego </w:t>
-      </w:r>
-      <w:r>
-        <w:rPr>
-          <w:bCs/>
-        </w:rPr>
-        <w:t>zwrotu</w:t>
-      </w:r>
-      <w:r>
-        <w:rPr>
-          <w:bCs/>
-        </w:rPr>
-        <w:t>.</w:t>
-      </w:r>
-      <w:r>
-        <w:rPr>
-          <w:bCs/>
-        </w:rPr>
-        <w:t xml:space="preserve"> </w:t>
-      </w:r>
-      <w:r>
-        <w:rPr>
-          <w:bCs/>
-        </w:rPr>
-        <w:t xml:space="preserve">Otrzymane w ten sposób dane będą składać się tylko z id </w:t>
-      </w:r>
-      <w:r>
-        <w:rPr>
-          <w:bCs/>
-        </w:rPr>
-        <w:t>przekładu</w:t>
-      </w:r>
-      <w:r>
-        <w:rPr>
-          <w:bCs/>
-        </w:rPr>
-        <w:t xml:space="preserve"> oraz polskiego wyrażenia</w:t>
-      </w:r>
-      <w:r>
-        <w:rPr>
-          <w:bCs/>
-        </w:rPr>
-        <w:t>.</w:t>
-      </w:r>
-    </w:p>
-    <w:p>
-      <w:pPr>
-        <w:pStyle w:val="Akapitzlist"/>
-        <w:numPr>
-          <w:ilvl w:val="0"/>
-          <w:numId w:val="2"/>
-        </w:numPr>
-        <w:spacing w:line="360" w:lineRule="auto"/>
-        <w:ind w:left="1210"/>
-        <w:jc w:val="both"/>
-        <w:rPr>
-          <w:bCs/>
-        </w:rPr>
-      </w:pPr>
-      <w:proofErr w:type="spellStart"/>
-      <w:r>
-        <w:rPr>
-          <w:bCs/>
-          <w:i/>
-        </w:rPr>
-        <w:t>TranslationPOL_Detailed</w:t>
-      </w:r>
-      <w:proofErr w:type="spellEnd"/>
-      <w:r>
-        <w:rPr>
-          <w:bCs/>
-        </w:rPr>
-        <w:t xml:space="preserve"> – zwraca listę wszystkich tłumaczeń, składającą się </w:t>
-      </w:r>
-      <w:r>
-        <w:rPr>
-          <w:bCs/>
-        </w:rPr>
-        <w:br/>
-      </w:r>
-      <w:r>
-        <w:rPr>
-          <w:bCs/>
-        </w:rPr>
-        <w:t xml:space="preserve">z: id </w:t>
-      </w:r>
-      <w:r>
-        <w:rPr>
-          <w:bCs/>
-        </w:rPr>
-        <w:t>translacji</w:t>
-      </w:r>
-      <w:r>
-        <w:rPr>
-          <w:bCs/>
-        </w:rPr>
-        <w:t>, polskiej frazy</w:t>
-      </w:r>
-      <w:r>
-        <w:rPr>
-          <w:bCs/>
-        </w:rPr>
-        <w:t xml:space="preserve">, niepolskiego </w:t>
-      </w:r>
-      <w:r>
-        <w:rPr>
-          <w:bCs/>
-        </w:rPr>
-        <w:t>słowa</w:t>
-      </w:r>
-      <w:r>
-        <w:rPr>
-          <w:bCs/>
-        </w:rPr>
-        <w:t xml:space="preserve">, id kategorii oraz id poziomu trudności. Jeśli zostanie przekazane id, to otrzymane zostaną tylko informacje </w:t>
-      </w:r>
-      <w:r>
-        <w:rPr>
-          <w:bCs/>
-        </w:rPr>
-        <w:br/>
-      </w:r>
-      <w:r>
-        <w:rPr>
-          <w:bCs/>
-        </w:rPr>
-        <w:t>n</w:t>
-      </w:r>
-      <w:r>
-        <w:rPr>
-          <w:bCs/>
-        </w:rPr>
-        <w:t xml:space="preserve">a temat </w:t>
-      </w:r>
-      <w:r>
-        <w:rPr>
-          <w:bCs/>
-        </w:rPr>
-        <w:t>przekładu</w:t>
-      </w:r>
-      <w:r>
-        <w:rPr>
-          <w:bCs/>
-        </w:rPr>
-        <w:t xml:space="preserve"> o konkretnym identyfikatorze.</w:t>
-      </w:r>
-    </w:p>
-    <w:p>
-      <w:pPr>
-        <w:pStyle w:val="Akapitzlist"/>
-        <w:numPr>
-          <w:ilvl w:val="0"/>
-          <w:numId w:val="2"/>
-        </w:numPr>
-        <w:spacing w:line="360" w:lineRule="auto"/>
-        <w:ind w:left="1210"/>
-        <w:jc w:val="both"/>
-        <w:rPr>
-          <w:bCs/>
-        </w:rPr>
-      </w:pPr>
-      <w:proofErr w:type="spellStart"/>
-      <w:r>
-        <w:rPr>
-          <w:bCs/>
-          <w:i/>
-        </w:rPr>
-        <w:t>TranslationPOL</w:t>
-      </w:r>
-      <w:proofErr w:type="spellEnd"/>
-      <w:r>
-        <w:rPr>
-          <w:bCs/>
-          <w:i/>
-        </w:rPr>
-        <w:t>_/</w:t>
-      </w:r>
-      <w:proofErr w:type="spellStart"/>
-      <w:r>
-        <w:rPr>
-          <w:bCs/>
-          <w:i/>
-        </w:rPr>
-        <w:t>pol</w:t>
-      </w:r>
-      <w:proofErr w:type="spellEnd"/>
-      <w:r>
-        <w:rPr>
-          <w:bCs/>
-          <w:i/>
-        </w:rPr>
-        <w:t xml:space="preserve"> </w:t>
-      </w:r>
-      <w:r>
-        <w:rPr>
-          <w:bCs/>
-        </w:rPr>
-        <w:t xml:space="preserve">– działa analogicznie do </w:t>
-      </w:r>
-      <w:proofErr w:type="spellStart"/>
-      <w:r>
-        <w:rPr>
-          <w:bCs/>
-          <w:i/>
-        </w:rPr>
-        <w:t>TranslationPOL</w:t>
-      </w:r>
-      <w:proofErr w:type="spellEnd"/>
-      <w:r>
-        <w:rPr>
-          <w:bCs/>
-          <w:i/>
-        </w:rPr>
-        <w:t>_/_</w:t>
-      </w:r>
-      <w:r>
-        <w:rPr>
-          <w:bCs/>
-        </w:rPr>
-        <w:t>, ale</w:t>
-      </w:r>
-      <w:r>
-        <w:rPr>
-          <w:bCs/>
-          <w:i/>
-        </w:rPr>
-        <w:t xml:space="preserve"> </w:t>
-      </w:r>
-      <w:r>
-        <w:rPr>
-          <w:bCs/>
-        </w:rPr>
-        <w:t xml:space="preserve">po podaniu id </w:t>
-      </w:r>
-      <w:r>
-        <w:rPr>
-          <w:bCs/>
-        </w:rPr>
-        <w:t>wypisana</w:t>
-      </w:r>
-      <w:r>
-        <w:rPr>
-          <w:bCs/>
-        </w:rPr>
-        <w:t xml:space="preserve"> zostanie niepolski zwrot</w:t>
-      </w:r>
-      <w:r>
-        <w:rPr>
-          <w:bCs/>
-        </w:rPr>
-        <w:t>.</w:t>
-      </w:r>
-      <w:r>
-        <w:rPr>
-          <w:bCs/>
-        </w:rPr>
-        <w:t xml:space="preserve"> Dzieje się tak ponieważ program uznaje pod</w:t>
-      </w:r>
-      <w:r>
-        <w:rPr>
-          <w:bCs/>
-        </w:rPr>
-        <w:t xml:space="preserve">any identyfikator za id polskiego </w:t>
-      </w:r>
-      <w:r>
-        <w:rPr>
-          <w:bCs/>
-        </w:rPr>
-        <w:t>wyrażenie</w:t>
-      </w:r>
-      <w:r>
-        <w:rPr>
-          <w:bCs/>
-        </w:rPr>
-        <w:t>.</w:t>
-      </w:r>
-    </w:p>
-    <w:p>
-      <w:pPr>
-        <w:pStyle w:val="Akapitzlist"/>
-        <w:numPr>
-          <w:ilvl w:val="0"/>
-          <w:numId w:val="2"/>
-        </w:numPr>
-        <w:spacing w:line="360" w:lineRule="auto"/>
-        <w:ind w:left="1210"/>
-        <w:jc w:val="both"/>
-        <w:rPr>
-          <w:bCs/>
-        </w:rPr>
-      </w:pPr>
-      <w:proofErr w:type="spellStart"/>
-      <w:r>
-        <w:rPr>
-          <w:bCs/>
-          <w:i/>
-        </w:rPr>
-        <w:t>T</w:t>
-      </w:r>
-      <w:r>
-        <w:rPr>
-          <w:bCs/>
-          <w:i/>
-        </w:rPr>
-        <w:t>ranslationPOL_Detailed</w:t>
-      </w:r>
-      <w:proofErr w:type="spellEnd"/>
-      <w:r>
-        <w:rPr>
-          <w:bCs/>
-          <w:i/>
-        </w:rPr>
-        <w:t>/</w:t>
-      </w:r>
-      <w:proofErr w:type="spellStart"/>
-      <w:r>
-        <w:rPr>
-          <w:bCs/>
-          <w:i/>
-        </w:rPr>
-        <w:t>pol</w:t>
-      </w:r>
-      <w:proofErr w:type="spellEnd"/>
-      <w:r>
-        <w:rPr>
-          <w:bCs/>
-          <w:i/>
-        </w:rPr>
-        <w:t xml:space="preserve"> </w:t>
-      </w:r>
-      <w:r>
-        <w:rPr>
-          <w:bCs/>
-        </w:rPr>
-        <w:t xml:space="preserve">-  zwraca listę zawierającą wszystkie tłumaczenia, </w:t>
-      </w:r>
-      <w:r>
-        <w:rPr>
-          <w:bCs/>
-        </w:rPr>
-        <w:t>sk</w:t>
-      </w:r>
-      <w:r>
-        <w:rPr>
-          <w:bCs/>
-        </w:rPr>
-        <w:t>ładającą się z: id niepolskiej frazy</w:t>
-      </w:r>
-      <w:r>
-        <w:rPr>
-          <w:bCs/>
-        </w:rPr>
-        <w:t xml:space="preserve">, id </w:t>
-      </w:r>
-      <w:r>
-        <w:rPr>
-          <w:bCs/>
-        </w:rPr>
-        <w:t>translacji</w:t>
-      </w:r>
-      <w:r>
-        <w:rPr>
-          <w:bCs/>
-        </w:rPr>
-        <w:t>, niepolskiego słowa</w:t>
-      </w:r>
-      <w:r>
-        <w:rPr>
-          <w:bCs/>
-        </w:rPr>
-        <w:t xml:space="preserve">, </w:t>
-      </w:r>
-      <w:r>
-        <w:rPr>
-          <w:bCs/>
-        </w:rPr>
-        <w:t xml:space="preserve">jego </w:t>
-      </w:r>
-      <w:r>
-        <w:rPr>
-          <w:bCs/>
-        </w:rPr>
-        <w:t>definicji</w:t>
-      </w:r>
-      <w:r>
-        <w:rPr>
-          <w:bCs/>
-        </w:rPr>
-        <w:t xml:space="preserve">, poziomu trudności, kategorii oraz części mowy. Po </w:t>
-      </w:r>
-      <w:r>
-        <w:rPr>
-          <w:bCs/>
-        </w:rPr>
-        <w:t>dołączeniu</w:t>
-      </w:r>
-      <w:r>
-        <w:rPr>
-          <w:bCs/>
-        </w:rPr>
-        <w:t xml:space="preserve"> id otrzymane dane zawierają tylko szczegóły </w:t>
-      </w:r>
-      <w:r>
-        <w:rPr>
-          <w:bCs/>
-        </w:rPr>
-        <w:t>przekładów</w:t>
-      </w:r>
-      <w:r>
-        <w:rPr>
-          <w:bCs/>
-        </w:rPr>
-        <w:t xml:space="preserve">, </w:t>
-      </w:r>
-      <w:r>
-        <w:rPr>
-          <w:bCs/>
-        </w:rPr>
-        <w:t>których</w:t>
-      </w:r>
-      <w:r>
-        <w:rPr>
-          <w:bCs/>
-        </w:rPr>
-        <w:t xml:space="preserve"> id </w:t>
-      </w:r>
-      <w:r>
-        <w:rPr>
-          <w:bCs/>
-        </w:rPr>
-        <w:t xml:space="preserve">polskiego zwrotu </w:t>
-      </w:r>
-      <w:r>
-        <w:rPr>
-          <w:bCs/>
-        </w:rPr>
-        <w:t>pokrywa się z dostarczoną wartością.</w:t>
-      </w:r>
-    </w:p>
-    <w:p>
-      <w:pPr>
-        <w:pStyle w:val="Akapitzlist"/>
-        <w:numPr>
-          <w:ilvl w:val="0"/>
-          <w:numId w:val="2"/>
-        </w:numPr>
-        <w:spacing w:line="360" w:lineRule="auto"/>
-        <w:ind w:left="1210"/>
-        <w:jc w:val="both"/>
-        <w:rPr>
-          <w:bCs/>
-        </w:rPr>
-      </w:pPr>
-      <w:proofErr w:type="spellStart"/>
-      <w:r>
-        <w:rPr>
-          <w:bCs/>
-          <w:i/>
-        </w:rPr>
-        <w:t>T</w:t>
-      </w:r>
-      <w:r>
-        <w:rPr>
-          <w:bCs/>
-          <w:i/>
-        </w:rPr>
-        <w:t>ranslationPOL_Detailed</w:t>
-      </w:r>
-      <w:proofErr w:type="spellEnd"/>
-      <w:r>
-        <w:rPr>
-          <w:bCs/>
-          <w:i/>
-        </w:rPr>
-        <w:t>/</w:t>
-      </w:r>
-      <w:proofErr w:type="spellStart"/>
-      <w:r>
-        <w:rPr>
-          <w:bCs/>
-          <w:i/>
-        </w:rPr>
-        <w:t>pol</w:t>
-      </w:r>
-      <w:proofErr w:type="spellEnd"/>
-      <w:r>
-        <w:rPr>
-          <w:bCs/>
-          <w:i/>
-        </w:rPr>
-        <w:t>/</w:t>
-      </w:r>
-      <w:proofErr w:type="spellStart"/>
-      <w:r>
-        <w:rPr>
-          <w:bCs/>
-          <w:i/>
-        </w:rPr>
-        <w:t>word</w:t>
-      </w:r>
-      <w:proofErr w:type="spellEnd"/>
-      <w:r>
-        <w:rPr>
-          <w:bCs/>
-          <w:i/>
-        </w:rPr>
-        <w:t xml:space="preserve"> </w:t>
-      </w:r>
-      <w:r>
-        <w:rPr>
-          <w:bCs/>
-        </w:rPr>
-        <w:t xml:space="preserve">- wymagana jest dodatkowa zmienna </w:t>
-      </w:r>
-      <w:proofErr w:type="spellStart"/>
-      <w:r>
-        <w:rPr>
-          <w:bCs/>
-        </w:rPr>
-        <w:t>word</w:t>
-      </w:r>
-      <w:proofErr w:type="spellEnd"/>
-      <w:r>
-        <w:rPr>
-          <w:bCs/>
-        </w:rPr>
-        <w:t>, która odpowiada po</w:t>
-      </w:r>
-      <w:r>
-        <w:rPr>
-          <w:bCs/>
-        </w:rPr>
-        <w:t>lskiemu wyrażeniu</w:t>
-      </w:r>
-      <w:r>
-        <w:rPr>
-          <w:bCs/>
-        </w:rPr>
-        <w:t>. Zapytanie zwr</w:t>
-      </w:r>
-      <w:r>
-        <w:rPr>
-          <w:bCs/>
-        </w:rPr>
-        <w:t>aca</w:t>
-      </w:r>
-      <w:r>
-        <w:rPr>
-          <w:bCs/>
-        </w:rPr>
-        <w:t xml:space="preserve"> te same dane, </w:t>
-      </w:r>
-      <w:r>
-        <w:rPr>
-          <w:bCs/>
-        </w:rPr>
-        <w:br/>
-      </w:r>
-      <w:r>
-        <w:rPr>
-          <w:bCs/>
-        </w:rPr>
-        <w:lastRenderedPageBreak/>
-        <w:t xml:space="preserve">co  </w:t>
-      </w:r>
-      <w:proofErr w:type="spellStart"/>
-      <w:r>
-        <w:rPr>
-          <w:bCs/>
-          <w:i/>
-        </w:rPr>
-        <w:t>T</w:t>
-      </w:r>
-      <w:r>
-        <w:rPr>
-          <w:bCs/>
-          <w:i/>
-        </w:rPr>
-        <w:t>ranslationPOL_Detailed</w:t>
-      </w:r>
-      <w:proofErr w:type="spellEnd"/>
-      <w:r>
-        <w:rPr>
-          <w:bCs/>
-          <w:i/>
-        </w:rPr>
-        <w:t>/pol</w:t>
-      </w:r>
-      <w:r>
-        <w:rPr>
-          <w:bCs/>
-          <w:i/>
-        </w:rPr>
-        <w:t xml:space="preserve">. </w:t>
-      </w:r>
-      <w:r>
-        <w:rPr>
-          <w:bCs/>
-        </w:rPr>
-        <w:t xml:space="preserve">W przypadku braku wartości </w:t>
-      </w:r>
-      <w:proofErr w:type="spellStart"/>
-      <w:r>
-        <w:rPr>
-          <w:bCs/>
-        </w:rPr>
-        <w:t>word</w:t>
-      </w:r>
-      <w:proofErr w:type="spellEnd"/>
-      <w:r>
-        <w:rPr>
-          <w:bCs/>
-        </w:rPr>
-        <w:t xml:space="preserve"> otrzymamy pustą listę.</w:t>
-      </w:r>
-    </w:p>
-    <w:p>
-      <w:pPr>
-        <w:pStyle w:val="Akapitzlist"/>
-        <w:numPr>
-          <w:ilvl w:val="0"/>
-          <w:numId w:val="2"/>
-        </w:numPr>
-        <w:spacing w:line="360" w:lineRule="auto"/>
-        <w:ind w:left="1210"/>
-        <w:jc w:val="both"/>
-        <w:rPr>
-          <w:bCs/>
-        </w:rPr>
-      </w:pPr>
-      <w:proofErr w:type="spellStart"/>
-      <w:r>
-        <w:rPr>
-          <w:bCs/>
-          <w:i/>
-        </w:rPr>
-        <w:t>TranslationPOL_Detailed</w:t>
-      </w:r>
-      <w:proofErr w:type="spellEnd"/>
-      <w:r>
-        <w:rPr>
-          <w:bCs/>
-          <w:i/>
-        </w:rPr>
-        <w:t xml:space="preserve">/_ </w:t>
-      </w:r>
-      <w:r>
-        <w:rPr>
-          <w:bCs/>
-        </w:rPr>
-        <w:t xml:space="preserve">- zwraca listę zawierającą wszystkie </w:t>
-      </w:r>
-      <w:r>
-        <w:rPr>
-          <w:bCs/>
-        </w:rPr>
-        <w:t xml:space="preserve">translacje, </w:t>
-      </w:r>
-      <w:r>
-        <w:rPr>
-          <w:bCs/>
-        </w:rPr>
-        <w:t>składającą się z: id polskiej frazy</w:t>
-      </w:r>
-      <w:r>
-        <w:rPr>
-          <w:bCs/>
-        </w:rPr>
-        <w:t xml:space="preserve">, id tłumaczenia, polskiego </w:t>
-      </w:r>
-      <w:r>
-        <w:rPr>
-          <w:bCs/>
-        </w:rPr>
-        <w:t>słowa</w:t>
-      </w:r>
-      <w:r>
-        <w:rPr>
-          <w:bCs/>
-        </w:rPr>
-        <w:t xml:space="preserve">, polskiej definicji, kategorii oraz zdjęcia. Po podaniu id otrzymane dane zawierają tylko szczegóły </w:t>
-      </w:r>
-      <w:r>
-        <w:rPr>
-          <w:bCs/>
-        </w:rPr>
-        <w:t>translacji</w:t>
-      </w:r>
-      <w:r>
-        <w:rPr>
-          <w:bCs/>
-        </w:rPr>
-        <w:t>, których id niepolskiego zwrotu</w:t>
-      </w:r>
-      <w:r>
-        <w:rPr>
-          <w:bCs/>
-        </w:rPr>
-        <w:t xml:space="preserve"> </w:t>
-      </w:r>
-      <w:r>
-        <w:rPr>
-          <w:bCs/>
-        </w:rPr>
-        <w:t>pokrywa się z dostarczoną wartością.</w:t>
-      </w:r>
-    </w:p>
-    <w:p>
-      <w:pPr>
-        <w:spacing w:line="360" w:lineRule="auto"/>
-        <w:ind w:left="431"/>
-        <w:jc w:val="both"/>
-        <w:rPr>
-          <w:bCs/>
-        </w:rPr>
-      </w:pPr>
-      <w:r>
-        <w:rPr>
-          <w:bCs/>
-        </w:rPr>
-        <w:t xml:space="preserve">Metoda </w:t>
-      </w:r>
-      <w:r>
-        <w:rPr>
-          <w:bCs/>
-          <w:i/>
-        </w:rPr>
-        <w:t>post</w:t>
-      </w:r>
-      <w:r>
-        <w:rPr>
-          <w:bCs/>
-        </w:rPr>
-        <w:t xml:space="preserve"> pozwala na dodanie nowego </w:t>
-      </w:r>
-      <w:r>
-        <w:rPr>
-          <w:bCs/>
-        </w:rPr>
-        <w:t>przekładu</w:t>
-      </w:r>
-      <w:r>
-        <w:rPr>
-          <w:bCs/>
-        </w:rPr>
-        <w:t xml:space="preserve">. Musimy do niej przekazać kod języka, id </w:t>
-      </w:r>
-      <w:r>
-        <w:rPr>
-          <w:bCs/>
-        </w:rPr>
-        <w:t>wyrażenia</w:t>
-      </w:r>
-      <w:r>
-        <w:rPr>
-          <w:bCs/>
-        </w:rPr>
-        <w:t xml:space="preserve"> polskiego oraz id </w:t>
-      </w:r>
-      <w:r>
-        <w:rPr>
-          <w:bCs/>
-        </w:rPr>
-        <w:t>frazy angielskiej</w:t>
-      </w:r>
-      <w:r>
-        <w:rPr>
-          <w:bCs/>
-        </w:rPr>
-        <w:t xml:space="preserve">. </w:t>
-      </w:r>
-      <w:proofErr w:type="spellStart"/>
-      <w:r>
-        <w:rPr>
-          <w:bCs/>
-          <w:i/>
-        </w:rPr>
-        <w:t>Delete</w:t>
-      </w:r>
-      <w:proofErr w:type="spellEnd"/>
-      <w:r>
-        <w:rPr>
-          <w:bCs/>
-        </w:rPr>
-        <w:t xml:space="preserve"> polega na usunięciu elementu </w:t>
-      </w:r>
-      <w:r>
-        <w:rPr>
-          <w:bCs/>
-        </w:rPr>
-        <w:br/>
-      </w:r>
-      <w:r>
-        <w:rPr>
-          <w:bCs/>
-        </w:rPr>
-        <w:t>o podanym id</w:t>
-      </w:r>
-      <w:r>
-        <w:rPr>
-          <w:bCs/>
-        </w:rPr>
-        <w:t>entyfikatorze</w:t>
-      </w:r>
-      <w:r>
-        <w:rPr>
-          <w:bCs/>
-        </w:rPr>
-        <w:t>.</w:t>
-      </w:r>
-      <w:bookmarkStart w:id="35" w:name="_Testowanie_automatyczne"/>
       <w:bookmarkEnd w:id="35"/>
-      <w:r>
-        <w:br/>
-      </w:r>
-    </w:p>
+    </w:p>
+    <w:p/>
     <w:p>
       <w:pPr>
         <w:pStyle w:val="Nagwek1"/>
@@ -8715,6 +8162,35 @@
                 <w:rPr>
                   <w:noProof/>
                 </w:rPr>
+                <w:t xml:space="preserve">Elsevier. (2026, Luty 20). </w:t>
+              </w:r>
+              <w:r>
+                <w:rPr>
+                  <w:i/>
+                  <w:iCs/>
+                  <w:noProof/>
+                </w:rPr>
+                <w:t>ScienceDirect.</w:t>
+              </w:r>
+              <w:r>
+                <w:rPr>
+                  <w:noProof/>
+                </w:rPr>
+                <w:t xml:space="preserve"> Pobrano z lokalizacji Witryna sieci Web ScienceDirect: https://www.sciencedirect.com/science/article/pii/S1566253523001148#sec1</w:t>
+              </w:r>
+            </w:p>
+            <w:p>
+              <w:pPr>
+                <w:pStyle w:val="Bibliografia"/>
+                <w:ind w:left="720" w:hanging="720"/>
+                <w:rPr>
+                  <w:noProof/>
+                </w:rPr>
+              </w:pPr>
+              <w:r>
+                <w:rPr>
+                  <w:noProof/>
+                </w:rPr>
                 <w:t xml:space="preserve">GeeksforGeeks. (2026, Luty 18). </w:t>
               </w:r>
               <w:r>
@@ -8744,6 +8220,35 @@
                 <w:rPr>
                   <w:noProof/>
                 </w:rPr>
+                <w:t xml:space="preserve">Google. (2026, Luty 20). </w:t>
+              </w:r>
+              <w:r>
+                <w:rPr>
+                  <w:i/>
+                  <w:iCs/>
+                  <w:noProof/>
+                </w:rPr>
+                <w:t>Szkolenia Google z zakresu systemów uczących się.</w:t>
+              </w:r>
+              <w:r>
+                <w:rPr>
+                  <w:noProof/>
+                </w:rPr>
+                <w:t xml:space="preserve"> Pobrano z lokalizacji Szkolenia Google z zakresu systemów uczących się: https://developers.google.com/machine-learning/crash-course/classification/accuracy-precision-recall?hl=pl</w:t>
+              </w:r>
+            </w:p>
+            <w:p>
+              <w:pPr>
+                <w:pStyle w:val="Bibliografia"/>
+                <w:ind w:left="720" w:hanging="720"/>
+                <w:rPr>
+                  <w:noProof/>
+                </w:rPr>
+              </w:pPr>
+              <w:r>
+                <w:rPr>
+                  <w:noProof/>
+                </w:rPr>
                 <w:t xml:space="preserve">McDonald, J. (2026, Luty 18). </w:t>
               </w:r>
               <w:r>
@@ -8759,6 +8264,64 @@
                   <w:noProof/>
                 </w:rPr>
                 <w:t xml:space="preserve"> Pobrano z lokalizacji Witryna sieci Web Microsoft: https://cdn-dynmedia-1.microsoft.com/is/content/microsoftcorp/microsoft/final/en-us/microsoft-brand/documents/2024-wttc-introduction-to-ai.pdf</w:t>
+              </w:r>
+            </w:p>
+            <w:p>
+              <w:pPr>
+                <w:pStyle w:val="Bibliografia"/>
+                <w:ind w:left="720" w:hanging="720"/>
+                <w:rPr>
+                  <w:noProof/>
+                </w:rPr>
+              </w:pPr>
+              <w:r>
+                <w:rPr>
+                  <w:noProof/>
+                </w:rPr>
+                <w:t xml:space="preserve">Molnar, C. (2025). </w:t>
+              </w:r>
+              <w:r>
+                <w:rPr>
+                  <w:i/>
+                  <w:iCs/>
+                  <w:noProof/>
+                </w:rPr>
+                <w:t>Interpretable Machine Learning: A Guide for Making Black Box Models Explainable (3rd ed.).</w:t>
+              </w:r>
+              <w:r>
+                <w:rPr>
+                  <w:noProof/>
+                </w:rPr>
+                <w:t xml:space="preserve"> Christoph Molnar. Pobrano z lokalizacji https://christophm.github.io/interpretable-ml-book/overview.html</w:t>
+              </w:r>
+            </w:p>
+            <w:p>
+              <w:pPr>
+                <w:pStyle w:val="Bibliografia"/>
+                <w:ind w:left="720" w:hanging="720"/>
+                <w:rPr>
+                  <w:noProof/>
+                </w:rPr>
+              </w:pPr>
+              <w:r>
+                <w:rPr>
+                  <w:noProof/>
+                </w:rPr>
+                <w:t xml:space="preserve">Poznański Instytut Technologiczny. (2026, Luty 22). </w:t>
+              </w:r>
+              <w:r>
+                <w:rPr>
+                  <w:i/>
+                  <w:iCs/>
+                  <w:noProof/>
+                </w:rPr>
+                <w:t>Akademia Łukasiewicza.</w:t>
+              </w:r>
+              <w:r>
+                <w:rPr>
+                  <w:noProof/>
+                </w:rPr>
+                <w:t xml:space="preserve"> Pobrano z lokalizacji Akademia Łukasiewicza - Uchylając wieko czarnej skrzynki. Czym jest wyjaśnialne AI?: https://akademia.pit.lukasiewicz.gov.pl/uchylajac-wieko-czarnej-skrzynki-czym-jest-wyjasnialne-ai/</w:t>
               </w:r>
             </w:p>
             <w:p>
@@ -9388,6 +8951,27 @@
 <file path=word/numbering.xml><?xml version="1.0" encoding="utf-8"?>
 <w:numbering xmlns:wpc="http://schemas.microsoft.com/office/word/2010/wordprocessingCanvas" xmlns:cx="http://schemas.microsoft.com/office/drawing/2014/chartex" xmlns:cx1="http://schemas.microsoft.com/office/drawing/2015/9/8/chartex" xmlns:cx2="http://schemas.microsoft.com/office/drawing/2015/10/21/chartex" xmlns:cx3="http://schemas.microsoft.com/office/drawing/2016/5/9/chartex" xmlns:cx4="http://schemas.microsoft.com/office/drawing/2016/5/10/chartex" xmlns:cx5="http://schemas.microsoft.com/office/drawing/2016/5/11/chartex" xmlns:cx6="http://schemas.microsoft.com/office/drawing/2016/5/12/chartex" xmlns:cx7="http://schemas.microsoft.com/office/drawing/2016/5/13/chartex" xmlns:cx8="http://schemas.microsoft.com/office/drawing/2016/5/14/chartex" xmlns:mc="http://schemas.openxmlformats.org/markup-compatibility/2006" xmlns:aink="http://schemas.microsoft.com/office/drawing/2016/ink" xmlns:am3d="http://schemas.microsoft.com/office/drawing/2017/model3d" xmlns:o="urn:schemas-microsoft-com:office:office" xmlns:oel="http://schemas.microsoft.com/office/2019/extlst" xmlns:r="http://schemas.openxmlformats.org/officeDocument/2006/relationships" xmlns:m="http://schemas.openxmlformats.org/officeDocument/2006/math" xmlns:v="urn:schemas-microsoft-com:vml" xmlns:wp14="http://schemas.microsoft.com/office/word/2010/wordprocessingDrawing" xmlns:wp="http://schemas.openxmlformats.org/drawingml/2006/wordprocessingDrawing" xmlns:w10="urn:schemas-microsoft-com:office:word" xmlns:w="http://schemas.openxmlformats.org/wordprocessingml/2006/main" xmlns:w14="http://schemas.microsoft.com/office/word/2010/wordml" xmlns:w15="http://schemas.microsoft.com/office/word/2012/wordml" xmlns:w16cex="http://schemas.microsoft.com/office/word/2018/wordml/cex" xmlns:w16cid="http://schemas.microsoft.com/office/word/2016/wordml/cid" xmlns:w16="http://schemas.microsoft.com/office/word/2018/wordml" xmlns:w16du="http://schemas.microsoft.com/office/word/2023/wordml/word16du" xmlns:w16sdtdh="http://schemas.microsoft.com/office/word/2020/wordml/sdtdatahash" xmlns:w16sdtfl="http://schemas.microsoft.com/office/word/2024/wordml/sdtformatlock" xmlns:w16se="http://schemas.microsoft.com/office/word/2015/wordml/symex" xmlns:wpg="http://schemas.microsoft.com/office/word/2010/wordprocessingGroup" xmlns:wpi="http://schemas.microsoft.com/office/word/2010/wordprocessingInk" xmlns:wne="http://schemas.microsoft.com/office/word/2006/wordml" xmlns:wps="http://schemas.microsoft.com/office/word/2010/wordprocessingShape" mc:Ignorable="w14 w15 w16se w16cid w16 w16cex w16sdtdh w16sdtfl w16du wp14">
   <w:abstractNum w:abstractNumId="0" w15:restartNumberingAfterBreak="0">
+    <w:nsid w:val="FFFFFF89"/>
+    <w:multiLevelType w:val="singleLevel"/>
+    <w:tmpl w:val="E85A77D0"/>
+    <w:lvl w:ilvl="0">
+      <w:start w:val="1"/>
+      <w:numFmt w:val="bullet"/>
+      <w:pStyle w:val="Listapunktowana"/>
+      <w:lvlText w:val=""/>
+      <w:lvlJc w:val="left"/>
+      <w:pPr>
+        <w:tabs>
+          <w:tab w:val="num" w:pos="360"/>
+        </w:tabs>
+        <w:ind w:left="360" w:hanging="360"/>
+      </w:pPr>
+      <w:rPr>
+        <w:rFonts w:ascii="Symbol" w:hAnsi="Symbol" w:hint="default"/>
+      </w:rPr>
+    </w:lvl>
+  </w:abstractNum>
+  <w:abstractNum w:abstractNumId="1" w15:restartNumberingAfterBreak="0">
     <w:nsid w:val="00B13546"/>
     <w:multiLevelType w:val="hybridMultilevel"/>
     <w:tmpl w:val="EE1407F4"/>
@@ -9473,7 +9057,7 @@
       </w:pPr>
     </w:lvl>
   </w:abstractNum>
-  <w:abstractNum w:abstractNumId="1" w15:restartNumberingAfterBreak="0">
+  <w:abstractNum w:abstractNumId="2" w15:restartNumberingAfterBreak="0">
     <w:nsid w:val="0BC237D3"/>
     <w:multiLevelType w:val="hybridMultilevel"/>
     <w:tmpl w:val="814E2A1E"/>
@@ -9559,7 +9143,7 @@
       </w:pPr>
     </w:lvl>
   </w:abstractNum>
-  <w:abstractNum w:abstractNumId="2" w15:restartNumberingAfterBreak="0">
+  <w:abstractNum w:abstractNumId="3" w15:restartNumberingAfterBreak="0">
     <w:nsid w:val="0BE63299"/>
     <w:multiLevelType w:val="hybridMultilevel"/>
     <w:tmpl w:val="A4D62C7E"/>
@@ -9672,7 +9256,7 @@
       </w:rPr>
     </w:lvl>
   </w:abstractNum>
-  <w:abstractNum w:abstractNumId="3" w15:restartNumberingAfterBreak="0">
+  <w:abstractNum w:abstractNumId="4" w15:restartNumberingAfterBreak="0">
     <w:nsid w:val="117D1713"/>
     <w:multiLevelType w:val="multilevel"/>
     <w:tmpl w:val="117D1713"/>
@@ -9785,7 +9369,7 @@
       </w:pPr>
     </w:lvl>
   </w:abstractNum>
-  <w:abstractNum w:abstractNumId="4" w15:restartNumberingAfterBreak="0">
+  <w:abstractNum w:abstractNumId="5" w15:restartNumberingAfterBreak="0">
     <w:nsid w:val="16144076"/>
     <w:multiLevelType w:val="multilevel"/>
     <w:tmpl w:val="0415001F"/>
@@ -9871,7 +9455,7 @@
       </w:pPr>
     </w:lvl>
   </w:abstractNum>
-  <w:abstractNum w:abstractNumId="5" w15:restartNumberingAfterBreak="0">
+  <w:abstractNum w:abstractNumId="6" w15:restartNumberingAfterBreak="0">
     <w:nsid w:val="31B05C94"/>
     <w:multiLevelType w:val="hybridMultilevel"/>
     <w:tmpl w:val="FDB6FB04"/>
@@ -9983,7 +9567,7 @@
       </w:rPr>
     </w:lvl>
   </w:abstractNum>
-  <w:abstractNum w:abstractNumId="6" w15:restartNumberingAfterBreak="0">
+  <w:abstractNum w:abstractNumId="7" w15:restartNumberingAfterBreak="0">
     <w:nsid w:val="33AD221B"/>
     <w:multiLevelType w:val="hybridMultilevel"/>
     <w:tmpl w:val="2AE01A34"/>
@@ -10072,7 +9656,7 @@
       </w:pPr>
     </w:lvl>
   </w:abstractNum>
-  <w:abstractNum w:abstractNumId="7" w15:restartNumberingAfterBreak="0">
+  <w:abstractNum w:abstractNumId="8" w15:restartNumberingAfterBreak="0">
     <w:nsid w:val="39077685"/>
     <w:multiLevelType w:val="hybridMultilevel"/>
     <w:tmpl w:val="3A146F0A"/>
@@ -10185,7 +9769,7 @@
       </w:rPr>
     </w:lvl>
   </w:abstractNum>
-  <w:abstractNum w:abstractNumId="8" w15:restartNumberingAfterBreak="0">
+  <w:abstractNum w:abstractNumId="9" w15:restartNumberingAfterBreak="0">
     <w:nsid w:val="39F06706"/>
     <w:multiLevelType w:val="hybridMultilevel"/>
     <w:tmpl w:val="2B3A9F42"/>
@@ -10298,7 +9882,7 @@
       </w:rPr>
     </w:lvl>
   </w:abstractNum>
-  <w:abstractNum w:abstractNumId="9" w15:restartNumberingAfterBreak="0">
+  <w:abstractNum w:abstractNumId="10" w15:restartNumberingAfterBreak="0">
     <w:nsid w:val="4896749B"/>
     <w:multiLevelType w:val="hybridMultilevel"/>
     <w:tmpl w:val="1B1EBA8C"/>
@@ -10384,7 +9968,7 @@
       </w:pPr>
     </w:lvl>
   </w:abstractNum>
-  <w:abstractNum w:abstractNumId="10" w15:restartNumberingAfterBreak="0">
+  <w:abstractNum w:abstractNumId="11" w15:restartNumberingAfterBreak="0">
     <w:nsid w:val="490B6E52"/>
     <w:multiLevelType w:val="hybridMultilevel"/>
     <w:tmpl w:val="10C472E4"/>
@@ -10497,7 +10081,7 @@
       </w:rPr>
     </w:lvl>
   </w:abstractNum>
-  <w:abstractNum w:abstractNumId="11" w15:restartNumberingAfterBreak="0">
+  <w:abstractNum w:abstractNumId="12" w15:restartNumberingAfterBreak="0">
     <w:nsid w:val="4B414FF3"/>
     <w:multiLevelType w:val="hybridMultilevel"/>
     <w:tmpl w:val="BE380074"/>
@@ -10610,10 +10194,10 @@
       </w:rPr>
     </w:lvl>
   </w:abstractNum>
-  <w:abstractNum w:abstractNumId="12" w15:restartNumberingAfterBreak="0">
+  <w:abstractNum w:abstractNumId="13" w15:restartNumberingAfterBreak="0">
     <w:nsid w:val="512365B9"/>
     <w:multiLevelType w:val="multilevel"/>
-    <w:tmpl w:val="3B06CE04"/>
+    <w:tmpl w:val="9B6603EC"/>
     <w:lvl w:ilvl="0">
       <w:start w:val="1"/>
       <w:numFmt w:val="decimal"/>
@@ -10633,6 +10217,10 @@
       <w:pPr>
         <w:ind w:left="576" w:hanging="576"/>
       </w:pPr>
+      <w:rPr>
+        <w:sz w:val="28"/>
+        <w:szCs w:val="28"/>
+      </w:rPr>
     </w:lvl>
     <w:lvl w:ilvl="2">
       <w:start w:val="1"/>
@@ -10698,7 +10286,7 @@
       </w:pPr>
     </w:lvl>
   </w:abstractNum>
-  <w:abstractNum w:abstractNumId="13" w15:restartNumberingAfterBreak="0">
+  <w:abstractNum w:abstractNumId="14" w15:restartNumberingAfterBreak="0">
     <w:nsid w:val="52A0195D"/>
     <w:multiLevelType w:val="hybridMultilevel"/>
     <w:tmpl w:val="BA7464A2"/>
@@ -10787,7 +10375,7 @@
       </w:pPr>
     </w:lvl>
   </w:abstractNum>
-  <w:abstractNum w:abstractNumId="14" w15:restartNumberingAfterBreak="0">
+  <w:abstractNum w:abstractNumId="15" w15:restartNumberingAfterBreak="0">
     <w:nsid w:val="54300D71"/>
     <w:multiLevelType w:val="hybridMultilevel"/>
     <w:tmpl w:val="BE2C546A"/>
@@ -10900,7 +10488,7 @@
       </w:rPr>
     </w:lvl>
   </w:abstractNum>
-  <w:abstractNum w:abstractNumId="15" w15:restartNumberingAfterBreak="0">
+  <w:abstractNum w:abstractNumId="16" w15:restartNumberingAfterBreak="0">
     <w:nsid w:val="543A7F04"/>
     <w:multiLevelType w:val="multilevel"/>
     <w:tmpl w:val="0415001F"/>
@@ -10993,7 +10581,7 @@
       </w:pPr>
     </w:lvl>
   </w:abstractNum>
-  <w:abstractNum w:abstractNumId="16" w15:restartNumberingAfterBreak="0">
+  <w:abstractNum w:abstractNumId="17" w15:restartNumberingAfterBreak="0">
     <w:nsid w:val="66546443"/>
     <w:multiLevelType w:val="multilevel"/>
     <w:tmpl w:val="0415001F"/>
@@ -11085,7 +10673,7 @@
       </w:pPr>
     </w:lvl>
   </w:abstractNum>
-  <w:abstractNum w:abstractNumId="17" w15:restartNumberingAfterBreak="0">
+  <w:abstractNum w:abstractNumId="18" w15:restartNumberingAfterBreak="0">
     <w:nsid w:val="66CD17E2"/>
     <w:multiLevelType w:val="hybridMultilevel"/>
     <w:tmpl w:val="C03E83A2"/>
@@ -11198,7 +10786,7 @@
       </w:rPr>
     </w:lvl>
   </w:abstractNum>
-  <w:abstractNum w:abstractNumId="18" w15:restartNumberingAfterBreak="0">
+  <w:abstractNum w:abstractNumId="19" w15:restartNumberingAfterBreak="0">
     <w:nsid w:val="6B8D3D3F"/>
     <w:multiLevelType w:val="multilevel"/>
     <w:tmpl w:val="3C469CA8"/>
@@ -11311,7 +10899,7 @@
       </w:rPr>
     </w:lvl>
   </w:abstractNum>
-  <w:abstractNum w:abstractNumId="19" w15:restartNumberingAfterBreak="0">
+  <w:abstractNum w:abstractNumId="20" w15:restartNumberingAfterBreak="0">
     <w:nsid w:val="7005440D"/>
     <w:multiLevelType w:val="multilevel"/>
     <w:tmpl w:val="172E9264"/>
@@ -11427,7 +11015,7 @@
       </w:rPr>
     </w:lvl>
   </w:abstractNum>
-  <w:abstractNum w:abstractNumId="20" w15:restartNumberingAfterBreak="0">
+  <w:abstractNum w:abstractNumId="21" w15:restartNumberingAfterBreak="0">
     <w:nsid w:val="7246411F"/>
     <w:multiLevelType w:val="hybridMultilevel"/>
     <w:tmpl w:val="2206AB4C"/>
@@ -11514,67 +11102,70 @@
     </w:lvl>
   </w:abstractNum>
   <w:num w:numId="1" w16cid:durableId="690231021">
+    <w:abstractNumId w:val="6"/>
+  </w:num>
+  <w:num w:numId="2" w16cid:durableId="930427883">
+    <w:abstractNumId w:val="10"/>
+  </w:num>
+  <w:num w:numId="3" w16cid:durableId="1377896390">
+    <w:abstractNumId w:val="7"/>
+  </w:num>
+  <w:num w:numId="4" w16cid:durableId="432867421">
+    <w:abstractNumId w:val="2"/>
+  </w:num>
+  <w:num w:numId="5" w16cid:durableId="720447645">
+    <w:abstractNumId w:val="14"/>
+  </w:num>
+  <w:num w:numId="6" w16cid:durableId="735318245">
+    <w:abstractNumId w:val="19"/>
+  </w:num>
+  <w:num w:numId="7" w16cid:durableId="830172391">
+    <w:abstractNumId w:val="17"/>
+  </w:num>
+  <w:num w:numId="8" w16cid:durableId="1279488490">
+    <w:abstractNumId w:val="16"/>
+  </w:num>
+  <w:num w:numId="9" w16cid:durableId="1893273952">
+    <w:abstractNumId w:val="20"/>
+  </w:num>
+  <w:num w:numId="10" w16cid:durableId="2054497445">
+    <w:abstractNumId w:val="13"/>
+  </w:num>
+  <w:num w:numId="11" w16cid:durableId="1600794916">
+    <w:abstractNumId w:val="21"/>
+  </w:num>
+  <w:num w:numId="12" w16cid:durableId="1889416927">
+    <w:abstractNumId w:val="4"/>
+  </w:num>
+  <w:num w:numId="13" w16cid:durableId="1478959086">
     <w:abstractNumId w:val="5"/>
   </w:num>
-  <w:num w:numId="2" w16cid:durableId="930427883">
+  <w:num w:numId="14" w16cid:durableId="788277103">
+    <w:abstractNumId w:val="1"/>
+  </w:num>
+  <w:num w:numId="15" w16cid:durableId="1137257704">
+    <w:abstractNumId w:val="3"/>
+  </w:num>
+  <w:num w:numId="16" w16cid:durableId="738090556">
+    <w:abstractNumId w:val="18"/>
+  </w:num>
+  <w:num w:numId="17" w16cid:durableId="46223924">
+    <w:abstractNumId w:val="12"/>
+  </w:num>
+  <w:num w:numId="18" w16cid:durableId="1860006757">
     <w:abstractNumId w:val="9"/>
   </w:num>
-  <w:num w:numId="3" w16cid:durableId="1377896390">
-    <w:abstractNumId w:val="6"/>
-  </w:num>
-  <w:num w:numId="4" w16cid:durableId="432867421">
-    <w:abstractNumId w:val="1"/>
-  </w:num>
-  <w:num w:numId="5" w16cid:durableId="720447645">
-    <w:abstractNumId w:val="13"/>
-  </w:num>
-  <w:num w:numId="6" w16cid:durableId="735318245">
-    <w:abstractNumId w:val="18"/>
-  </w:num>
-  <w:num w:numId="7" w16cid:durableId="830172391">
-    <w:abstractNumId w:val="16"/>
-  </w:num>
-  <w:num w:numId="8" w16cid:durableId="1279488490">
+  <w:num w:numId="19" w16cid:durableId="1140269466">
     <w:abstractNumId w:val="15"/>
   </w:num>
-  <w:num w:numId="9" w16cid:durableId="1893273952">
-    <w:abstractNumId w:val="19"/>
+  <w:num w:numId="20" w16cid:durableId="1464499950">
+    <w:abstractNumId w:val="8"/>
   </w:num>
-  <w:num w:numId="10" w16cid:durableId="2054497445">
-    <w:abstractNumId w:val="12"/>
-  </w:num>
-  <w:num w:numId="11" w16cid:durableId="1600794916">
-    <w:abstractNumId w:val="20"/>
-  </w:num>
-  <w:num w:numId="12" w16cid:durableId="1889416927">
-    <w:abstractNumId w:val="3"/>
-  </w:num>
-  <w:num w:numId="13" w16cid:durableId="1478959086">
-    <w:abstractNumId w:val="4"/>
-  </w:num>
-  <w:num w:numId="14" w16cid:durableId="788277103">
-    <w:abstractNumId w:val="0"/>
-  </w:num>
-  <w:num w:numId="15" w16cid:durableId="1137257704">
-    <w:abstractNumId w:val="2"/>
-  </w:num>
-  <w:num w:numId="16" w16cid:durableId="738090556">
-    <w:abstractNumId w:val="17"/>
-  </w:num>
-  <w:num w:numId="17" w16cid:durableId="46223924">
+  <w:num w:numId="21" w16cid:durableId="140464638">
     <w:abstractNumId w:val="11"/>
   </w:num>
-  <w:num w:numId="18" w16cid:durableId="1860006757">
-    <w:abstractNumId w:val="8"/>
-  </w:num>
-  <w:num w:numId="19" w16cid:durableId="1140269466">
-    <w:abstractNumId w:val="14"/>
-  </w:num>
-  <w:num w:numId="20" w16cid:durableId="1464499950">
-    <w:abstractNumId w:val="7"/>
-  </w:num>
-  <w:num w:numId="21" w16cid:durableId="140464638">
-    <w:abstractNumId w:val="10"/>
+  <w:num w:numId="22" w16cid:durableId="1356619611">
+    <w:abstractNumId w:val="0"/>
   </w:num>
   <w:numIdMacAtCleanup w:val="11"/>
 </w:numbering>
@@ -12644,6 +12235,48 @@
       <w:lang w:eastAsia="pl-PL"/>
     </w:rPr>
   </w:style>
+  <w:style w:type="character" w:styleId="Tekstzastpczy">
+    <w:name w:val="Placeholder Text"/>
+    <w:basedOn w:val="Domylnaczcionkaakapitu"/>
+    <w:uiPriority w:val="99"/>
+    <w:semiHidden/>
+    <w:rsid w:val="00CF1B79"/>
+    <w:rPr>
+      <w:color w:val="666666"/>
+    </w:rPr>
+  </w:style>
+  <w:style w:type="table" w:styleId="Tabela-Siatka">
+    <w:name w:val="Table Grid"/>
+    <w:basedOn w:val="Standardowy"/>
+    <w:uiPriority w:val="59"/>
+    <w:rsid w:val="00CF1B79"/>
+    <w:pPr>
+      <w:spacing w:after="0" w:line="240" w:lineRule="auto"/>
+    </w:pPr>
+    <w:tblPr>
+      <w:tblBorders>
+        <w:top w:val="single" w:sz="4" w:space="0" w:color="auto"/>
+        <w:left w:val="single" w:sz="4" w:space="0" w:color="auto"/>
+        <w:bottom w:val="single" w:sz="4" w:space="0" w:color="auto"/>
+        <w:right w:val="single" w:sz="4" w:space="0" w:color="auto"/>
+        <w:insideH w:val="single" w:sz="4" w:space="0" w:color="auto"/>
+        <w:insideV w:val="single" w:sz="4" w:space="0" w:color="auto"/>
+      </w:tblBorders>
+    </w:tblPr>
+  </w:style>
+  <w:style w:type="paragraph" w:styleId="Listapunktowana">
+    <w:name w:val="List Bullet"/>
+    <w:basedOn w:val="Normalny"/>
+    <w:uiPriority w:val="99"/>
+    <w:unhideWhenUsed/>
+    <w:rsid w:val="00AF16DF"/>
+    <w:pPr>
+      <w:numPr>
+        <w:numId w:val="22"/>
+      </w:numPr>
+      <w:contextualSpacing/>
+    </w:pPr>
+  </w:style>
 </w:styles>
 </file>
 
@@ -13056,11 +12689,31 @@
     <b:URL>https://akademia.pit.lukasiewicz.gov.pl/uchylajac-wieko-czarnej-skrzynki-czym-jest-wyjasnialne-ai/</b:URL>
     <b:RefOrder>7</b:RefOrder>
   </b:Source>
+  <b:Source>
+    <b:Tag>Mol25</b:Tag>
+    <b:SourceType>Book</b:SourceType>
+    <b:Guid>{344143D6-FA36-4625-8E61-8F5B4C271B91}</b:Guid>
+    <b:Title>Interpretable Machine Learning: A Guide for Making Black Box Models Explainable (3rd ed.)</b:Title>
+    <b:Year>2025</b:Year>
+    <b:URL>https://christophm.github.io/interpretable-ml-book/overview.html</b:URL>
+    <b:Author>
+      <b:Author>
+        <b:NameList>
+          <b:Person>
+            <b:Last>Molnar</b:Last>
+            <b:First>Christoph</b:First>
+          </b:Person>
+        </b:NameList>
+      </b:Author>
+    </b:Author>
+    <b:Publisher>Christoph Molnar</b:Publisher>
+    <b:RefOrder>8</b:RefOrder>
+  </b:Source>
 </b:Sources>
 </file>
 
 <file path=customXml/itemProps1.xml><?xml version="1.0" encoding="utf-8"?>
-<ds:datastoreItem xmlns:ds="http://schemas.openxmlformats.org/officeDocument/2006/customXml" ds:itemID="{4A7AFBA2-F799-44EE-ADB6-E1F112AD511D}">
+<ds:datastoreItem xmlns:ds="http://schemas.openxmlformats.org/officeDocument/2006/customXml" ds:itemID="{6EBB0D17-71E4-42F7-82B6-6FFE3F765365}">
   <ds:schemaRefs>
     <ds:schemaRef ds:uri="http://schemas.openxmlformats.org/officeDocument/2006/bibliography"/>
   </ds:schemaRefs>

--- a/praca_magisterska_Zofia_Kozłowska.docx
+++ b/praca_magisterska_Zofia_Kozłowska.docx
@@ -1830,32 +1830,28 @@
     <w:sdt>
       <w:sdtPr>
         <w:rPr>
-          <w:sz w:val="32"/>
-          <w:szCs w:val="32"/>
-        </w:rPr>
-        <w:id w:val="-1812624220"/>
+          <w:b w:val="0"/>
+          <w:bCs w:val="0"/>
+          <w:sz w:val="24"/>
+          <w:szCs w:val="24"/>
+        </w:rPr>
+        <w:id w:val="1336427532"/>
         <w:docPartObj>
           <w:docPartGallery w:val="Table of Contents"/>
           <w:docPartUnique/>
         </w:docPartObj>
       </w:sdtPr>
-      <w:sdtEndPr>
-        <w:rPr>
-          <w:sz w:val="24"/>
-          <w:szCs w:val="24"/>
-        </w:rPr>
-      </w:sdtEndPr>
       <w:sdtContent>
         <w:p>
           <w:pPr>
-            <w:rPr>
-              <w:rStyle w:val="Styl1Znak"/>
-            </w:rPr>
+            <w:pStyle w:val="Nagwekspisutreci"/>
+            <w:numPr>
+              <w:ilvl w:val="0"/>
+              <w:numId w:val="0"/>
+            </w:numPr>
+            <w:ind w:left="432" w:hanging="432"/>
           </w:pPr>
           <w:r>
-            <w:rPr>
-              <w:rStyle w:val="Styl1Znak"/>
-            </w:rPr>
             <w:t>Spis treści</w:t>
           </w:r>
         </w:p>
@@ -1875,8 +1871,6 @@
             <w:rPr>
               <w:b w:val="0"/>
               <w:bCs w:val="0"/>
-              <w:sz w:val="24"/>
-              <w:szCs w:val="24"/>
             </w:rPr>
             <w:fldChar w:fldCharType="begin"/>
           </w:r>
@@ -1884,8 +1878,6 @@
             <w:rPr>
               <w:b w:val="0"/>
               <w:bCs w:val="0"/>
-              <w:sz w:val="24"/>
-              <w:szCs w:val="24"/>
             </w:rPr>
             <w:instrText xml:space="preserve"> TOC \o "1-3" \h \z \u </w:instrText>
           </w:r>
@@ -1893,12 +1885,10 @@
             <w:rPr>
               <w:b w:val="0"/>
               <w:bCs w:val="0"/>
-              <w:sz w:val="24"/>
-              <w:szCs w:val="24"/>
             </w:rPr>
             <w:fldChar w:fldCharType="separate"/>
           </w:r>
-          <w:hyperlink w:anchor="_Toc222176824" w:history="1">
+          <w:hyperlink w:anchor="_Toc222769356" w:history="1">
             <w:r>
               <w:rPr>
                 <w:rStyle w:val="Hipercze"/>
@@ -1958,7 +1948,7 @@
                 <w:sz w:val="24"/>
                 <w:szCs w:val="24"/>
               </w:rPr>
-              <w:instrText xml:space="preserve"> PAGEREF _Toc222176824 \h </w:instrText>
+              <w:instrText xml:space="preserve"> PAGEREF _Toc222769356 \h </w:instrText>
             </w:r>
             <w:r>
               <w:rPr>
@@ -2013,7 +2003,7 @@
               <w14:ligatures w14:val="standardContextual"/>
             </w:rPr>
           </w:pPr>
-          <w:hyperlink w:anchor="_Toc222176825" w:history="1">
+          <w:hyperlink w:anchor="_Toc222769357" w:history="1">
             <w:r>
               <w:rPr>
                 <w:rStyle w:val="Hipercze"/>
@@ -2073,7 +2063,7 @@
                 <w:sz w:val="24"/>
                 <w:szCs w:val="24"/>
               </w:rPr>
-              <w:instrText xml:space="preserve"> PAGEREF _Toc222176825 \h </w:instrText>
+              <w:instrText xml:space="preserve"> PAGEREF _Toc222769357 \h </w:instrText>
             </w:r>
             <w:r>
               <w:rPr>
@@ -2102,7 +2092,7 @@
                 <w:sz w:val="24"/>
                 <w:szCs w:val="24"/>
               </w:rPr>
-              <w:t>1</w:t>
+              <w:t>3</w:t>
             </w:r>
             <w:r>
               <w:rPr>
@@ -2128,7 +2118,7 @@
               <w14:ligatures w14:val="standardContextual"/>
             </w:rPr>
           </w:pPr>
-          <w:hyperlink w:anchor="_Toc222176826" w:history="1">
+          <w:hyperlink w:anchor="_Toc222769358" w:history="1">
             <w:r>
               <w:rPr>
                 <w:rStyle w:val="Hipercze"/>
@@ -2188,7 +2178,7 @@
                 <w:sz w:val="24"/>
                 <w:szCs w:val="24"/>
               </w:rPr>
-              <w:instrText xml:space="preserve"> PAGEREF _Toc222176826 \h </w:instrText>
+              <w:instrText xml:space="preserve"> PAGEREF _Toc222769358 \h </w:instrText>
             </w:r>
             <w:r>
               <w:rPr>
@@ -2217,7 +2207,7 @@
                 <w:sz w:val="24"/>
                 <w:szCs w:val="24"/>
               </w:rPr>
-              <w:t>1</w:t>
+              <w:t>6</w:t>
             </w:r>
             <w:r>
               <w:rPr>
@@ -2249,7 +2239,7 @@
               <w14:ligatures w14:val="standardContextual"/>
             </w:rPr>
           </w:pPr>
-          <w:hyperlink w:anchor="_Toc222176827" w:history="1">
+          <w:hyperlink w:anchor="_Toc222769359" w:history="1">
             <w:r>
               <w:rPr>
                 <w:rStyle w:val="Hipercze"/>
@@ -2321,7 +2311,7 @@
                 <w:sz w:val="24"/>
                 <w:szCs w:val="24"/>
               </w:rPr>
-              <w:instrText xml:space="preserve"> PAGEREF _Toc222176827 \h </w:instrText>
+              <w:instrText xml:space="preserve"> PAGEREF _Toc222769359 \h </w:instrText>
             </w:r>
             <w:r>
               <w:rPr>
@@ -2356,7 +2346,7 @@
                 <w:sz w:val="24"/>
                 <w:szCs w:val="24"/>
               </w:rPr>
-              <w:t>1</w:t>
+              <w:t>6</w:t>
             </w:r>
             <w:r>
               <w:rPr>
@@ -2390,7 +2380,7 @@
               <w14:ligatures w14:val="standardContextual"/>
             </w:rPr>
           </w:pPr>
-          <w:hyperlink w:anchor="_Toc222176828" w:history="1">
+          <w:hyperlink w:anchor="_Toc222769360" w:history="1">
             <w:r>
               <w:rPr>
                 <w:rStyle w:val="Hipercze"/>
@@ -2462,7 +2452,7 @@
                 <w:sz w:val="24"/>
                 <w:szCs w:val="24"/>
               </w:rPr>
-              <w:instrText xml:space="preserve"> PAGEREF _Toc222176828 \h </w:instrText>
+              <w:instrText xml:space="preserve"> PAGEREF _Toc222769360 \h </w:instrText>
             </w:r>
             <w:r>
               <w:rPr>
@@ -2497,7 +2487,7 @@
                 <w:sz w:val="24"/>
                 <w:szCs w:val="24"/>
               </w:rPr>
-              <w:t>1</w:t>
+              <w:t>6</w:t>
             </w:r>
             <w:r>
               <w:rPr>
@@ -2531,7 +2521,7 @@
               <w14:ligatures w14:val="standardContextual"/>
             </w:rPr>
           </w:pPr>
-          <w:hyperlink w:anchor="_Toc222176829" w:history="1">
+          <w:hyperlink w:anchor="_Toc222769361" w:history="1">
             <w:r>
               <w:rPr>
                 <w:rStyle w:val="Hipercze"/>
@@ -2603,7 +2593,7 @@
                 <w:sz w:val="24"/>
                 <w:szCs w:val="24"/>
               </w:rPr>
-              <w:instrText xml:space="preserve"> PAGEREF _Toc222176829 \h </w:instrText>
+              <w:instrText xml:space="preserve"> PAGEREF _Toc222769361 \h </w:instrText>
             </w:r>
             <w:r>
               <w:rPr>
@@ -2638,7 +2628,7 @@
                 <w:sz w:val="24"/>
                 <w:szCs w:val="24"/>
               </w:rPr>
-              <w:t>2</w:t>
+              <w:t>6</w:t>
             </w:r>
             <w:r>
               <w:rPr>
@@ -2666,7 +2656,7 @@
               <w14:ligatures w14:val="standardContextual"/>
             </w:rPr>
           </w:pPr>
-          <w:hyperlink w:anchor="_Toc222176830" w:history="1">
+          <w:hyperlink w:anchor="_Toc222769362" w:history="1">
             <w:r>
               <w:rPr>
                 <w:rStyle w:val="Hipercze"/>
@@ -2726,7 +2716,7 @@
                 <w:sz w:val="24"/>
                 <w:szCs w:val="24"/>
               </w:rPr>
-              <w:instrText xml:space="preserve"> PAGEREF _Toc222176830 \h </w:instrText>
+              <w:instrText xml:space="preserve"> PAGEREF _Toc222769362 \h </w:instrText>
             </w:r>
             <w:r>
               <w:rPr>
@@ -2755,7 +2745,7 @@
                 <w:sz w:val="24"/>
                 <w:szCs w:val="24"/>
               </w:rPr>
-              <w:t>2</w:t>
+              <w:t>6</w:t>
             </w:r>
             <w:r>
               <w:rPr>
@@ -2787,7 +2777,7 @@
               <w14:ligatures w14:val="standardContextual"/>
             </w:rPr>
           </w:pPr>
-          <w:hyperlink w:anchor="_Toc222176831" w:history="1">
+          <w:hyperlink w:anchor="_Toc222769363" w:history="1">
             <w:r>
               <w:rPr>
                 <w:rStyle w:val="Hipercze"/>
@@ -2859,7 +2849,7 @@
                 <w:sz w:val="24"/>
                 <w:szCs w:val="24"/>
               </w:rPr>
-              <w:instrText xml:space="preserve"> PAGEREF _Toc222176831 \h </w:instrText>
+              <w:instrText xml:space="preserve"> PAGEREF _Toc222769363 \h </w:instrText>
             </w:r>
             <w:r>
               <w:rPr>
@@ -2894,7 +2884,7 @@
                 <w:sz w:val="24"/>
                 <w:szCs w:val="24"/>
               </w:rPr>
-              <w:t>2</w:t>
+              <w:t>6</w:t>
             </w:r>
             <w:r>
               <w:rPr>
@@ -2928,7 +2918,7 @@
               <w14:ligatures w14:val="standardContextual"/>
             </w:rPr>
           </w:pPr>
-          <w:hyperlink w:anchor="_Toc222176832" w:history="1">
+          <w:hyperlink w:anchor="_Toc222769364" w:history="1">
             <w:r>
               <w:rPr>
                 <w:rStyle w:val="Hipercze"/>
@@ -3000,7 +2990,7 @@
                 <w:sz w:val="24"/>
                 <w:szCs w:val="24"/>
               </w:rPr>
-              <w:instrText xml:space="preserve"> PAGEREF _Toc222176832 \h </w:instrText>
+              <w:instrText xml:space="preserve"> PAGEREF _Toc222769364 \h </w:instrText>
             </w:r>
             <w:r>
               <w:rPr>
@@ -3035,7 +3025,7 @@
                 <w:sz w:val="24"/>
                 <w:szCs w:val="24"/>
               </w:rPr>
-              <w:t>2</w:t>
+              <w:t>7</w:t>
             </w:r>
             <w:r>
               <w:rPr>
@@ -3069,7 +3059,7 @@
               <w14:ligatures w14:val="standardContextual"/>
             </w:rPr>
           </w:pPr>
-          <w:hyperlink w:anchor="_Toc222176833" w:history="1">
+          <w:hyperlink w:anchor="_Toc222769365" w:history="1">
             <w:r>
               <w:rPr>
                 <w:rStyle w:val="Hipercze"/>
@@ -3141,7 +3131,7 @@
                 <w:sz w:val="24"/>
                 <w:szCs w:val="24"/>
               </w:rPr>
-              <w:instrText xml:space="preserve"> PAGEREF _Toc222176833 \h </w:instrText>
+              <w:instrText xml:space="preserve"> PAGEREF _Toc222769365 \h </w:instrText>
             </w:r>
             <w:r>
               <w:rPr>
@@ -3176,7 +3166,7 @@
                 <w:sz w:val="24"/>
                 <w:szCs w:val="24"/>
               </w:rPr>
-              <w:t>2</w:t>
+              <w:t>9</w:t>
             </w:r>
             <w:r>
               <w:rPr>
@@ -3210,7 +3200,7 @@
               <w14:ligatures w14:val="standardContextual"/>
             </w:rPr>
           </w:pPr>
-          <w:hyperlink w:anchor="_Toc222176834" w:history="1">
+          <w:hyperlink w:anchor="_Toc222769366" w:history="1">
             <w:r>
               <w:rPr>
                 <w:rStyle w:val="Hipercze"/>
@@ -3282,7 +3272,7 @@
                 <w:sz w:val="24"/>
                 <w:szCs w:val="24"/>
               </w:rPr>
-              <w:instrText xml:space="preserve"> PAGEREF _Toc222176834 \h </w:instrText>
+              <w:instrText xml:space="preserve"> PAGEREF _Toc222769366 \h </w:instrText>
             </w:r>
             <w:r>
               <w:rPr>
@@ -3317,7 +3307,7 @@
                 <w:sz w:val="24"/>
                 <w:szCs w:val="24"/>
               </w:rPr>
-              <w:t>2</w:t>
+              <w:t>10</w:t>
             </w:r>
             <w:r>
               <w:rPr>
@@ -3345,7 +3335,7 @@
               <w14:ligatures w14:val="standardContextual"/>
             </w:rPr>
           </w:pPr>
-          <w:hyperlink w:anchor="_Toc222176835" w:history="1">
+          <w:hyperlink w:anchor="_Toc222769367" w:history="1">
             <w:r>
               <w:rPr>
                 <w:rStyle w:val="Hipercze"/>
@@ -3405,7 +3395,7 @@
                 <w:sz w:val="24"/>
                 <w:szCs w:val="24"/>
               </w:rPr>
-              <w:instrText xml:space="preserve"> PAGEREF _Toc222176835 \h </w:instrText>
+              <w:instrText xml:space="preserve"> PAGEREF _Toc222769367 \h </w:instrText>
             </w:r>
             <w:r>
               <w:rPr>
@@ -3434,7 +3424,7 @@
                 <w:sz w:val="24"/>
                 <w:szCs w:val="24"/>
               </w:rPr>
-              <w:t>3</w:t>
+              <w:t>11</w:t>
             </w:r>
             <w:r>
               <w:rPr>
@@ -3466,7 +3456,7 @@
               <w14:ligatures w14:val="standardContextual"/>
             </w:rPr>
           </w:pPr>
-          <w:hyperlink w:anchor="_Toc222176836" w:history="1">
+          <w:hyperlink w:anchor="_Toc222769368" w:history="1">
             <w:r>
               <w:rPr>
                 <w:rStyle w:val="Hipercze"/>
@@ -3538,7 +3528,7 @@
                 <w:sz w:val="24"/>
                 <w:szCs w:val="24"/>
               </w:rPr>
-              <w:instrText xml:space="preserve"> PAGEREF _Toc222176836 \h </w:instrText>
+              <w:instrText xml:space="preserve"> PAGEREF _Toc222769368 \h </w:instrText>
             </w:r>
             <w:r>
               <w:rPr>
@@ -3573,7 +3563,7 @@
                 <w:sz w:val="24"/>
                 <w:szCs w:val="24"/>
               </w:rPr>
-              <w:t>3</w:t>
+              <w:t>11</w:t>
             </w:r>
             <w:r>
               <w:rPr>
@@ -3607,7 +3597,7 @@
               <w14:ligatures w14:val="standardContextual"/>
             </w:rPr>
           </w:pPr>
-          <w:hyperlink w:anchor="_Toc222176837" w:history="1">
+          <w:hyperlink w:anchor="_Toc222769369" w:history="1">
             <w:r>
               <w:rPr>
                 <w:rStyle w:val="Hipercze"/>
@@ -3679,7 +3669,7 @@
                 <w:sz w:val="24"/>
                 <w:szCs w:val="24"/>
               </w:rPr>
-              <w:instrText xml:space="preserve"> PAGEREF _Toc222176837 \h </w:instrText>
+              <w:instrText xml:space="preserve"> PAGEREF _Toc222769369 \h </w:instrText>
             </w:r>
             <w:r>
               <w:rPr>
@@ -3714,7 +3704,7 @@
                 <w:sz w:val="24"/>
                 <w:szCs w:val="24"/>
               </w:rPr>
-              <w:t>4</w:t>
+              <w:t>12</w:t>
             </w:r>
             <w:r>
               <w:rPr>
@@ -3748,7 +3738,7 @@
               <w14:ligatures w14:val="standardContextual"/>
             </w:rPr>
           </w:pPr>
-          <w:hyperlink w:anchor="_Toc222176838" w:history="1">
+          <w:hyperlink w:anchor="_Toc222769370" w:history="1">
             <w:r>
               <w:rPr>
                 <w:rStyle w:val="Hipercze"/>
@@ -3820,7 +3810,7 @@
                 <w:sz w:val="24"/>
                 <w:szCs w:val="24"/>
               </w:rPr>
-              <w:instrText xml:space="preserve"> PAGEREF _Toc222176838 \h </w:instrText>
+              <w:instrText xml:space="preserve"> PAGEREF _Toc222769370 \h </w:instrText>
             </w:r>
             <w:r>
               <w:rPr>
@@ -3855,7 +3845,7 @@
                 <w:sz w:val="24"/>
                 <w:szCs w:val="24"/>
               </w:rPr>
-              <w:t>4</w:t>
+              <w:t>12</w:t>
             </w:r>
             <w:r>
               <w:rPr>
@@ -3889,7 +3879,7 @@
               <w14:ligatures w14:val="standardContextual"/>
             </w:rPr>
           </w:pPr>
-          <w:hyperlink w:anchor="_Toc222176839" w:history="1">
+          <w:hyperlink w:anchor="_Toc222769371" w:history="1">
             <w:r>
               <w:rPr>
                 <w:rStyle w:val="Hipercze"/>
@@ -3961,7 +3951,7 @@
                 <w:sz w:val="24"/>
                 <w:szCs w:val="24"/>
               </w:rPr>
-              <w:instrText xml:space="preserve"> PAGEREF _Toc222176839 \h </w:instrText>
+              <w:instrText xml:space="preserve"> PAGEREF _Toc222769371 \h </w:instrText>
             </w:r>
             <w:r>
               <w:rPr>
@@ -3996,7 +3986,7 @@
                 <w:sz w:val="24"/>
                 <w:szCs w:val="24"/>
               </w:rPr>
-              <w:t>4</w:t>
+              <w:t>12</w:t>
             </w:r>
             <w:r>
               <w:rPr>
@@ -4030,7 +4020,7 @@
               <w14:ligatures w14:val="standardContextual"/>
             </w:rPr>
           </w:pPr>
-          <w:hyperlink w:anchor="_Toc222176840" w:history="1">
+          <w:hyperlink w:anchor="_Toc222769372" w:history="1">
             <w:r>
               <w:rPr>
                 <w:rStyle w:val="Hipercze"/>
@@ -4102,7 +4092,7 @@
                 <w:sz w:val="24"/>
                 <w:szCs w:val="24"/>
               </w:rPr>
-              <w:instrText xml:space="preserve"> PAGEREF _Toc222176840 \h </w:instrText>
+              <w:instrText xml:space="preserve"> PAGEREF _Toc222769372 \h </w:instrText>
             </w:r>
             <w:r>
               <w:rPr>
@@ -4137,7 +4127,7 @@
                 <w:sz w:val="24"/>
                 <w:szCs w:val="24"/>
               </w:rPr>
-              <w:t>4</w:t>
+              <w:t>12</w:t>
             </w:r>
             <w:r>
               <w:rPr>
@@ -4165,7 +4155,7 @@
               <w14:ligatures w14:val="standardContextual"/>
             </w:rPr>
           </w:pPr>
-          <w:hyperlink w:anchor="_Toc222176841" w:history="1">
+          <w:hyperlink w:anchor="_Toc222769373" w:history="1">
             <w:r>
               <w:rPr>
                 <w:rStyle w:val="Hipercze"/>
@@ -4225,7 +4215,7 @@
                 <w:sz w:val="24"/>
                 <w:szCs w:val="24"/>
               </w:rPr>
-              <w:instrText xml:space="preserve"> PAGEREF _Toc222176841 \h </w:instrText>
+              <w:instrText xml:space="preserve"> PAGEREF _Toc222769373 \h </w:instrText>
             </w:r>
             <w:r>
               <w:rPr>
@@ -4254,7 +4244,7 @@
                 <w:sz w:val="24"/>
                 <w:szCs w:val="24"/>
               </w:rPr>
-              <w:t>4</w:t>
+              <w:t>12</w:t>
             </w:r>
             <w:r>
               <w:rPr>
@@ -4280,7 +4270,7 @@
               <w14:ligatures w14:val="standardContextual"/>
             </w:rPr>
           </w:pPr>
-          <w:hyperlink w:anchor="_Toc222176842" w:history="1">
+          <w:hyperlink w:anchor="_Toc222769374" w:history="1">
             <w:r>
               <w:rPr>
                 <w:rStyle w:val="Hipercze"/>
@@ -4340,7 +4330,7 @@
                 <w:sz w:val="24"/>
                 <w:szCs w:val="24"/>
               </w:rPr>
-              <w:instrText xml:space="preserve"> PAGEREF _Toc222176842 \h </w:instrText>
+              <w:instrText xml:space="preserve"> PAGEREF _Toc222769374 \h </w:instrText>
             </w:r>
             <w:r>
               <w:rPr>
@@ -4369,7 +4359,7 @@
                 <w:sz w:val="24"/>
                 <w:szCs w:val="24"/>
               </w:rPr>
-              <w:t>5</w:t>
+              <w:t>13</w:t>
             </w:r>
             <w:r>
               <w:rPr>
@@ -4395,7 +4385,7 @@
               <w14:ligatures w14:val="standardContextual"/>
             </w:rPr>
           </w:pPr>
-          <w:hyperlink w:anchor="_Toc222176843" w:history="1">
+          <w:hyperlink w:anchor="_Toc222769375" w:history="1">
             <w:r>
               <w:rPr>
                 <w:rStyle w:val="Hipercze"/>
@@ -4455,7 +4445,7 @@
                 <w:sz w:val="24"/>
                 <w:szCs w:val="24"/>
               </w:rPr>
-              <w:instrText xml:space="preserve"> PAGEREF _Toc222176843 \h </w:instrText>
+              <w:instrText xml:space="preserve"> PAGEREF _Toc222769375 \h </w:instrText>
             </w:r>
             <w:r>
               <w:rPr>
@@ -4484,7 +4474,7 @@
                 <w:sz w:val="24"/>
                 <w:szCs w:val="24"/>
               </w:rPr>
-              <w:t>5</w:t>
+              <w:t>13</w:t>
             </w:r>
             <w:r>
               <w:rPr>
@@ -4510,7 +4500,7 @@
               <w14:ligatures w14:val="standardContextual"/>
             </w:rPr>
           </w:pPr>
-          <w:hyperlink w:anchor="_Toc222176844" w:history="1">
+          <w:hyperlink w:anchor="_Toc222769376" w:history="1">
             <w:r>
               <w:rPr>
                 <w:rStyle w:val="Hipercze"/>
@@ -4570,7 +4560,7 @@
                 <w:sz w:val="24"/>
                 <w:szCs w:val="24"/>
               </w:rPr>
-              <w:instrText xml:space="preserve"> PAGEREF _Toc222176844 \h </w:instrText>
+              <w:instrText xml:space="preserve"> PAGEREF _Toc222769376 \h </w:instrText>
             </w:r>
             <w:r>
               <w:rPr>
@@ -4599,7 +4589,7 @@
                 <w:sz w:val="24"/>
                 <w:szCs w:val="24"/>
               </w:rPr>
-              <w:t>5</w:t>
+              <w:t>13</w:t>
             </w:r>
             <w:r>
               <w:rPr>
@@ -4625,7 +4615,7 @@
               <w14:ligatures w14:val="standardContextual"/>
             </w:rPr>
           </w:pPr>
-          <w:hyperlink w:anchor="_Toc222176845" w:history="1">
+          <w:hyperlink w:anchor="_Toc222769377" w:history="1">
             <w:r>
               <w:rPr>
                 <w:rStyle w:val="Hipercze"/>
@@ -4685,7 +4675,7 @@
                 <w:sz w:val="24"/>
                 <w:szCs w:val="24"/>
               </w:rPr>
-              <w:instrText xml:space="preserve"> PAGEREF _Toc222176845 \h </w:instrText>
+              <w:instrText xml:space="preserve"> PAGEREF _Toc222769377 \h </w:instrText>
             </w:r>
             <w:r>
               <w:rPr>
@@ -4714,7 +4704,7 @@
                 <w:sz w:val="24"/>
                 <w:szCs w:val="24"/>
               </w:rPr>
-              <w:t>6</w:t>
+              <w:t>13</w:t>
             </w:r>
             <w:r>
               <w:rPr>
@@ -4740,7 +4730,7 @@
               <w14:ligatures w14:val="standardContextual"/>
             </w:rPr>
           </w:pPr>
-          <w:hyperlink w:anchor="_Toc222176846" w:history="1">
+          <w:hyperlink w:anchor="_Toc222769378" w:history="1">
             <w:r>
               <w:rPr>
                 <w:rStyle w:val="Hipercze"/>
@@ -4800,7 +4790,7 @@
                 <w:sz w:val="24"/>
                 <w:szCs w:val="24"/>
               </w:rPr>
-              <w:instrText xml:space="preserve"> PAGEREF _Toc222176846 \h </w:instrText>
+              <w:instrText xml:space="preserve"> PAGEREF _Toc222769378 \h </w:instrText>
             </w:r>
             <w:r>
               <w:rPr>
@@ -4847,6 +4837,7 @@
           <w:pPr>
             <w:pStyle w:val="Spistreci1"/>
             <w:rPr>
+              <w:rFonts w:asciiTheme="minorHAnsi" w:hAnsiTheme="minorHAnsi" w:cstheme="minorBidi"/>
               <w:b w:val="0"/>
               <w:bCs w:val="0"/>
               <w:kern w:val="2"/>
@@ -4855,7 +4846,7 @@
               <w14:ligatures w14:val="standardContextual"/>
             </w:rPr>
           </w:pPr>
-          <w:hyperlink w:anchor="_Toc222176847" w:history="1">
+          <w:hyperlink w:anchor="_Toc222769379" w:history="1">
             <w:r>
               <w:rPr>
                 <w:rStyle w:val="Hipercze"/>
@@ -4915,7 +4906,7 @@
                 <w:sz w:val="24"/>
                 <w:szCs w:val="24"/>
               </w:rPr>
-              <w:instrText xml:space="preserve"> PAGEREF _Toc222176847 \h </w:instrText>
+              <w:instrText xml:space="preserve"> PAGEREF _Toc222769379 \h </w:instrText>
             </w:r>
             <w:r>
               <w:rPr>
@@ -4959,9 +4950,6 @@
           </w:hyperlink>
         </w:p>
         <w:p>
-          <w:pPr>
-            <w:spacing w:line="360" w:lineRule="auto"/>
-          </w:pPr>
           <w:r>
             <w:fldChar w:fldCharType="end"/>
           </w:r>
@@ -4996,7 +4984,7 @@
       <w:pPr>
         <w:pStyle w:val="Nagwek1"/>
       </w:pPr>
-      <w:bookmarkStart w:id="0" w:name="_Toc222176824"/>
+      <w:bookmarkStart w:id="0" w:name="_Toc222769356"/>
       <w:r>
         <w:lastRenderedPageBreak/>
         <w:t>Wstęp</w:t>
@@ -5279,51 +5267,25 @@
       <w:r>
         <w:t xml:space="preserve">Rys. </w:t>
       </w:r>
-      <w:r>
-        <w:fldChar w:fldCharType="begin"/>
-      </w:r>
-      <w:r>
-        <w:instrText xml:space="preserve"> STYLEREF 1 \s </w:instrText>
-      </w:r>
-      <w:r>
-        <w:fldChar w:fldCharType="separate"/>
-      </w:r>
-      <w:r>
-        <w:rPr>
-          <w:noProof/>
-        </w:rPr>
-        <w:t>1</w:t>
-      </w:r>
-      <w:r>
-        <w:rPr>
-          <w:noProof/>
-        </w:rPr>
-        <w:fldChar w:fldCharType="end"/>
-      </w:r>
+      <w:fldSimple w:instr=" STYLEREF 1 \s ">
+        <w:r>
+          <w:rPr>
+            <w:noProof/>
+          </w:rPr>
+          <w:t>1</w:t>
+        </w:r>
+      </w:fldSimple>
       <w:r>
         <w:t>.</w:t>
       </w:r>
-      <w:r>
-        <w:fldChar w:fldCharType="begin"/>
-      </w:r>
-      <w:r>
-        <w:instrText xml:space="preserve"> SEQ Rys. \* ARABIC \s 1 </w:instrText>
-      </w:r>
-      <w:r>
-        <w:fldChar w:fldCharType="separate"/>
-      </w:r>
-      <w:r>
-        <w:rPr>
-          <w:noProof/>
-        </w:rPr>
-        <w:t>1</w:t>
-      </w:r>
-      <w:r>
-        <w:rPr>
-          <w:noProof/>
-        </w:rPr>
-        <w:fldChar w:fldCharType="end"/>
-      </w:r>
+      <w:fldSimple w:instr=" SEQ Rys. \* ARABIC \s 1 ">
+        <w:r>
+          <w:rPr>
+            <w:noProof/>
+          </w:rPr>
+          <w:t>1</w:t>
+        </w:r>
+      </w:fldSimple>
       <w:r>
         <w:t xml:space="preserve">. Przyczyny, z powodu których przedsiębiorstwa rozważające wykorzystanie sztucznej inteligencji w swoich systemach jej nie używały. [Eurostat - </w:t>
       </w:r>
@@ -5711,9 +5673,9 @@
         <w:pStyle w:val="Nagwek1"/>
       </w:pPr>
       <w:bookmarkStart w:id="2" w:name="_Toc185713865"/>
-      <w:bookmarkStart w:id="3" w:name="_Toc222176825"/>
-      <w:bookmarkStart w:id="4" w:name="_Ref222320480"/>
-      <w:bookmarkStart w:id="5" w:name="_Ref222320489"/>
+      <w:bookmarkStart w:id="3" w:name="_Ref222320480"/>
+      <w:bookmarkStart w:id="4" w:name="_Ref222320489"/>
+      <w:bookmarkStart w:id="5" w:name="_Toc222769357"/>
       <w:r>
         <w:t>Analiza problemu</w:t>
       </w:r>
@@ -6129,51 +6091,25 @@
       <w:r>
         <w:t xml:space="preserve">Rys. </w:t>
       </w:r>
-      <w:r>
-        <w:fldChar w:fldCharType="begin"/>
-      </w:r>
-      <w:r>
-        <w:instrText xml:space="preserve"> STYLEREF 1 \s </w:instrText>
-      </w:r>
-      <w:r>
-        <w:fldChar w:fldCharType="separate"/>
-      </w:r>
-      <w:r>
-        <w:rPr>
-          <w:noProof/>
-        </w:rPr>
-        <w:t>2</w:t>
-      </w:r>
-      <w:r>
-        <w:rPr>
-          <w:noProof/>
-        </w:rPr>
-        <w:fldChar w:fldCharType="end"/>
-      </w:r>
+      <w:fldSimple w:instr=" STYLEREF 1 \s ">
+        <w:r>
+          <w:rPr>
+            <w:noProof/>
+          </w:rPr>
+          <w:t>2</w:t>
+        </w:r>
+      </w:fldSimple>
       <w:r>
         <w:t>.</w:t>
       </w:r>
-      <w:r>
-        <w:fldChar w:fldCharType="begin"/>
-      </w:r>
-      <w:r>
-        <w:instrText xml:space="preserve"> SEQ Rys. \* ARABIC \s 1 </w:instrText>
-      </w:r>
-      <w:r>
-        <w:fldChar w:fldCharType="separate"/>
-      </w:r>
-      <w:r>
-        <w:rPr>
-          <w:noProof/>
-        </w:rPr>
-        <w:t>1</w:t>
-      </w:r>
-      <w:r>
-        <w:rPr>
-          <w:noProof/>
-        </w:rPr>
-        <w:fldChar w:fldCharType="end"/>
-      </w:r>
+      <w:fldSimple w:instr=" SEQ Rys. \* ARABIC \s 1 ">
+        <w:r>
+          <w:rPr>
+            <w:noProof/>
+          </w:rPr>
+          <w:t>1</w:t>
+        </w:r>
+      </w:fldSimple>
       <w:r>
         <w:t>. Przykładowa struktura sieci neuronowej</w:t>
       </w:r>
@@ -6419,51 +6355,25 @@
       <w:r>
         <w:t xml:space="preserve">Rys. </w:t>
       </w:r>
-      <w:r>
-        <w:fldChar w:fldCharType="begin"/>
-      </w:r>
-      <w:r>
-        <w:instrText xml:space="preserve"> STYLEREF 1 \s </w:instrText>
-      </w:r>
-      <w:r>
-        <w:fldChar w:fldCharType="separate"/>
-      </w:r>
-      <w:r>
-        <w:rPr>
-          <w:noProof/>
-        </w:rPr>
-        <w:t>2</w:t>
-      </w:r>
-      <w:r>
-        <w:rPr>
-          <w:noProof/>
-        </w:rPr>
-        <w:fldChar w:fldCharType="end"/>
-      </w:r>
+      <w:fldSimple w:instr=" STYLEREF 1 \s ">
+        <w:r>
+          <w:rPr>
+            <w:noProof/>
+          </w:rPr>
+          <w:t>2</w:t>
+        </w:r>
+      </w:fldSimple>
       <w:r>
         <w:t>.</w:t>
       </w:r>
-      <w:r>
-        <w:fldChar w:fldCharType="begin"/>
-      </w:r>
-      <w:r>
-        <w:instrText xml:space="preserve"> SEQ Rys. \* ARABIC \s 1 </w:instrText>
-      </w:r>
-      <w:r>
-        <w:fldChar w:fldCharType="separate"/>
-      </w:r>
-      <w:r>
-        <w:rPr>
-          <w:noProof/>
-        </w:rPr>
-        <w:t>2</w:t>
-      </w:r>
-      <w:r>
-        <w:rPr>
-          <w:noProof/>
-        </w:rPr>
-        <w:fldChar w:fldCharType="end"/>
-      </w:r>
+      <w:fldSimple w:instr=" SEQ Rys. \* ARABIC \s 1 ">
+        <w:r>
+          <w:rPr>
+            <w:noProof/>
+          </w:rPr>
+          <w:t>2</w:t>
+        </w:r>
+      </w:fldSimple>
       <w:r>
         <w:t>. Rysunek obrazujący podział modeli ze względu na ich przejrzystość [</w:t>
       </w:r>
@@ -6730,8 +6640,8 @@
       <w:pPr>
         <w:pStyle w:val="Nagwek1"/>
       </w:pPr>
-      <w:bookmarkStart w:id="8" w:name="_Toc222176826"/>
-      <w:bookmarkStart w:id="9" w:name="_Ref222320501"/>
+      <w:bookmarkStart w:id="8" w:name="_Ref222320501"/>
+      <w:bookmarkStart w:id="9" w:name="_Toc222769358"/>
       <w:r>
         <w:t>Analiza modeli klasyfikacyjnych</w:t>
       </w:r>
@@ -6742,7 +6652,7 @@
       <w:pPr>
         <w:pStyle w:val="Nagwek2"/>
       </w:pPr>
-      <w:bookmarkStart w:id="10" w:name="_Toc222176827"/>
+      <w:bookmarkStart w:id="10" w:name="_Toc222769359"/>
       <w:proofErr w:type="spellStart"/>
       <w:r>
         <w:t>Random</w:t>
@@ -6763,13 +6673,10 @@
       <w:pPr>
         <w:pStyle w:val="Nagwek2"/>
       </w:pPr>
+      <w:bookmarkStart w:id="11" w:name="_Toc222769360"/>
       <w:proofErr w:type="spellStart"/>
       <w:r>
-        <w:t>X</w:t>
-      </w:r>
-      <w:bookmarkStart w:id="11" w:name="_Toc222176828"/>
-      <w:r>
-        <w:t>GBoost</w:t>
+        <w:t>XGBoost</w:t>
       </w:r>
       <w:bookmarkEnd w:id="11"/>
       <w:proofErr w:type="spellEnd"/>
@@ -6783,7 +6690,7 @@
       <w:pPr>
         <w:pStyle w:val="Nagwek2"/>
       </w:pPr>
-      <w:bookmarkStart w:id="12" w:name="_Toc222176829"/>
+      <w:bookmarkStart w:id="12" w:name="_Toc222769361"/>
       <w:r>
         <w:t>Sieci neuronowe</w:t>
       </w:r>
@@ -6794,8 +6701,8 @@
       <w:pPr>
         <w:pStyle w:val="Nagwek1"/>
       </w:pPr>
-      <w:bookmarkStart w:id="13" w:name="_Toc222176830"/>
-      <w:bookmarkStart w:id="14" w:name="_Ref222320511"/>
+      <w:bookmarkStart w:id="13" w:name="_Ref222320511"/>
+      <w:bookmarkStart w:id="14" w:name="_Toc222769362"/>
       <w:r>
         <w:t xml:space="preserve">Analiza </w:t>
       </w:r>
@@ -6851,7 +6758,7 @@
       <w:pPr>
         <w:pStyle w:val="Nagwek2"/>
       </w:pPr>
-      <w:bookmarkStart w:id="15" w:name="_Toc222176831"/>
+      <w:bookmarkStart w:id="15" w:name="_Toc222769363"/>
       <w:r>
         <w:t>LIME</w:t>
       </w:r>
@@ -6873,10 +6780,7 @@
         <w:t xml:space="preserve"> </w:t>
       </w:r>
       <w:r>
-        <w:t xml:space="preserve">jak mówi też rozszerzenie jego skrótu </w:t>
-      </w:r>
-      <w:r>
-        <w:t xml:space="preserve">(ang. </w:t>
+        <w:t xml:space="preserve">jak mówi też rozszerzenie jego skrótu (ang. </w:t>
       </w:r>
       <w:proofErr w:type="spellStart"/>
       <w:r>
@@ -6936,10 +6840,7 @@
       </w:r>
       <w:proofErr w:type="spellEnd"/>
       <w:r>
-        <w:t>)</w:t>
-      </w:r>
-      <w:r>
-        <w:t xml:space="preserve">, </w:t>
+        <w:t xml:space="preserve">), </w:t>
       </w:r>
       <w:r>
         <w:t xml:space="preserve">jest </w:t>
@@ -7462,112 +7363,18 @@
     </w:p>
     <w:p>
       <w:pPr>
-        <w:ind w:left="431" w:firstLine="277"/>
-        <w:jc w:val="both"/>
+        <w:spacing w:after="200" w:line="276" w:lineRule="auto"/>
       </w:pPr>
     </w:p>
     <w:p>
       <w:pPr>
         <w:pStyle w:val="Nagwek2"/>
       </w:pPr>
-      <w:bookmarkStart w:id="16" w:name="_Toc222176832"/>
+      <w:bookmarkStart w:id="16" w:name="_Toc222769364"/>
       <w:r>
         <w:t>SHAP</w:t>
       </w:r>
       <w:bookmarkEnd w:id="16"/>
-    </w:p>
-    <w:p/>
-    <w:p>
-      <w:pPr>
-        <w:pStyle w:val="Nagwek2"/>
-      </w:pPr>
-      <w:bookmarkStart w:id="17" w:name="_Toc222176833"/>
-      <w:r>
-        <w:lastRenderedPageBreak/>
-        <w:t>Grand-</w:t>
-      </w:r>
-      <w:proofErr w:type="spellStart"/>
-      <w:r>
-        <w:t>Cam</w:t>
-      </w:r>
-      <w:bookmarkEnd w:id="17"/>
-      <w:proofErr w:type="spellEnd"/>
-    </w:p>
-    <w:p/>
-    <w:p>
-      <w:pPr>
-        <w:pStyle w:val="Nagwek2"/>
-        <w:rPr>
-          <w:sz w:val="20"/>
-          <w:szCs w:val="20"/>
-        </w:rPr>
-      </w:pPr>
-      <w:bookmarkStart w:id="18" w:name="_Toc222176834"/>
-      <w:proofErr w:type="spellStart"/>
-      <w:r>
-        <w:t>Permutation</w:t>
-      </w:r>
-      <w:proofErr w:type="spellEnd"/>
-      <w:r>
-        <w:t xml:space="preserve"> </w:t>
-      </w:r>
-      <w:proofErr w:type="spellStart"/>
-      <w:r>
-        <w:t>Feature</w:t>
-      </w:r>
-      <w:proofErr w:type="spellEnd"/>
-      <w:r>
-        <w:t xml:space="preserve"> </w:t>
-      </w:r>
-      <w:proofErr w:type="spellStart"/>
-      <w:r>
-        <w:t>Importance</w:t>
-      </w:r>
-      <w:bookmarkEnd w:id="18"/>
-      <w:proofErr w:type="spellEnd"/>
-    </w:p>
-    <w:p>
-      <w:pPr>
-        <w:ind w:left="576"/>
-      </w:pPr>
-    </w:p>
-    <w:p>
-      <w:pPr>
-        <w:pStyle w:val="Nagwek1"/>
-      </w:pPr>
-      <w:bookmarkStart w:id="19" w:name="_Toc222176835"/>
-      <w:bookmarkStart w:id="20" w:name="_Ref222320522"/>
-      <w:r>
-        <w:t>Analiza zbiorów danych</w:t>
-      </w:r>
-      <w:bookmarkEnd w:id="19"/>
-      <w:bookmarkEnd w:id="20"/>
-    </w:p>
-    <w:p>
-      <w:pPr>
-        <w:pStyle w:val="Nagwek2"/>
-      </w:pPr>
-      <w:bookmarkStart w:id="21" w:name="_Toc222176836"/>
-      <w:r>
-        <w:t xml:space="preserve">UCI </w:t>
-      </w:r>
-      <w:proofErr w:type="spellStart"/>
-      <w:r>
-        <w:t>Heart</w:t>
-      </w:r>
-      <w:proofErr w:type="spellEnd"/>
-      <w:r>
-        <w:t xml:space="preserve"> </w:t>
-      </w:r>
-      <w:proofErr w:type="spellStart"/>
-      <w:r>
-        <w:t>Disease</w:t>
-      </w:r>
-      <w:proofErr w:type="spellEnd"/>
-      <w:r>
-        <w:t xml:space="preserve"> Data</w:t>
-      </w:r>
-      <w:bookmarkEnd w:id="21"/>
     </w:p>
     <w:p>
       <w:pPr>
@@ -7576,8 +7383,1155 @@
         <w:jc w:val="both"/>
       </w:pPr>
       <w:r>
-        <w:t>Wykorzystane przez nas dane pochodzą ze strony</w:t>
-      </w:r>
+        <w:t>SHAP jest kolejną niezależną lokalną metodą post-hoc</w:t>
+      </w:r>
+      <w:r>
+        <w:t>, za pomocą której możemy analizować dane tekstowe, tabelaryczne i obrazy</w:t>
+      </w:r>
+      <w:r>
+        <w:t xml:space="preserve">. Bazuje ona na wartościach </w:t>
+      </w:r>
+      <w:proofErr w:type="spellStart"/>
+      <w:r>
+        <w:t>Shapley’a</w:t>
+      </w:r>
+      <w:proofErr w:type="spellEnd"/>
+      <w:r>
+        <w:t xml:space="preserve"> z </w:t>
+      </w:r>
+      <w:r>
+        <w:lastRenderedPageBreak/>
+        <w:t>teorii gier. Polega to na tym, że każdą z cech</w:t>
+      </w:r>
+      <w:r>
+        <w:t xml:space="preserve"> (lub grupy cech, np. grupę </w:t>
+      </w:r>
+      <w:proofErr w:type="spellStart"/>
+      <w:r>
+        <w:t>pikiseli</w:t>
+      </w:r>
+      <w:proofErr w:type="spellEnd"/>
+      <w:r>
+        <w:t>)</w:t>
+      </w:r>
+      <w:r>
+        <w:t xml:space="preserve"> określamy mianem gracza grającego w grę, gdzie nagrodą jest przewidywanie modelu, którą musimy rozdzielić pomiędzy graczy w zależności od ich wkładu w jej zdobycie</w:t>
+      </w:r>
+      <w:r>
+        <w:t xml:space="preserve"> (określony wynik)</w:t>
+      </w:r>
+      <w:r>
+        <w:t>.</w:t>
+      </w:r>
+      <w:r>
+        <w:t xml:space="preserve"> </w:t>
+      </w:r>
+      <w:r>
+        <w:t>Naszym celem jest wyjaśnienie, jak każda z tych cech przyczyniła się do</w:t>
+      </w:r>
+      <w:r>
+        <w:t xml:space="preserve"> danej</w:t>
+      </w:r>
+      <w:r>
+        <w:t xml:space="preserve"> prognozy</w:t>
+      </w:r>
+      <w:r>
+        <w:t xml:space="preserve"> </w:t>
+      </w:r>
+      <w:r>
+        <w:t>w porównaniu ze średnią prognozą</w:t>
+      </w:r>
+      <w:r>
+        <w:t xml:space="preserve">. Może to przypominać regresję liniową, jednak nie potrafi ona wychwytywać zależności pomiędzy graczami (cechami), zwanych korelacjami, co czyni ją niezadowalającym rozwiązaniem. </w:t>
+      </w:r>
+    </w:p>
+    <w:p>
+      <w:pPr>
+        <w:spacing w:line="360" w:lineRule="auto"/>
+        <w:ind w:left="431" w:firstLine="277"/>
+        <w:jc w:val="both"/>
+      </w:pPr>
+      <w:r>
+        <w:t xml:space="preserve">Wartość </w:t>
+      </w:r>
+      <w:proofErr w:type="spellStart"/>
+      <w:r>
+        <w:t>Shapley</w:t>
+      </w:r>
+      <w:r>
+        <w:t>’</w:t>
+      </w:r>
+      <w:r>
+        <w:t>a</w:t>
+      </w:r>
+      <w:proofErr w:type="spellEnd"/>
+      <w:r>
+        <w:t xml:space="preserve"> to średni marginalny wkład wartości cechy we wszystkich możliwych koalicjach.</w:t>
+      </w:r>
+      <w:r>
+        <w:t xml:space="preserve"> Powoduje to, że wraz ze wzrostem cech czas obliczeń zwiększa się wykładniczo. Jednym ze sposobów na rozwiązanie tego problemu może być analizowanie tylko wybranych koalicji, a nie wszystkich. Jeśli jakaś zmienna jest niezależna od badanej, jej wartości są dobierane losowo (albo zamieniane na inne dostępne jeśli dane są tabelaryczne).</w:t>
+      </w:r>
+      <w:r>
+        <w:t xml:space="preserve"> Marginalny wkład wartości cechy jest obliczany poprzez różnicę między przewidywaniem z jej włączeniem i wyłączeniem.</w:t>
+      </w:r>
+      <w:r>
+        <w:t xml:space="preserve"> </w:t>
+      </w:r>
+    </w:p>
+    <w:p>
+      <w:pPr>
+        <w:spacing w:line="360" w:lineRule="auto"/>
+        <w:ind w:left="431" w:firstLine="277"/>
+        <w:jc w:val="both"/>
+      </w:pPr>
+      <w:r>
+        <w:t xml:space="preserve"> </w:t>
+      </w:r>
+      <w:r>
+        <w:t xml:space="preserve">SHAP (ang. </w:t>
+      </w:r>
+      <w:proofErr w:type="spellStart"/>
+      <w:r>
+        <w:rPr>
+          <w:i/>
+          <w:iCs/>
+        </w:rPr>
+        <w:t>SHapley</w:t>
+      </w:r>
+      <w:proofErr w:type="spellEnd"/>
+      <w:r>
+        <w:rPr>
+          <w:i/>
+          <w:iCs/>
+        </w:rPr>
+        <w:t xml:space="preserve"> </w:t>
+      </w:r>
+      <w:proofErr w:type="spellStart"/>
+      <w:r>
+        <w:rPr>
+          <w:i/>
+          <w:iCs/>
+        </w:rPr>
+        <w:t>Additive</w:t>
+      </w:r>
+      <w:proofErr w:type="spellEnd"/>
+      <w:r>
+        <w:rPr>
+          <w:i/>
+          <w:iCs/>
+        </w:rPr>
+        <w:t xml:space="preserve"> </w:t>
+      </w:r>
+      <w:proofErr w:type="spellStart"/>
+      <w:r>
+        <w:rPr>
+          <w:i/>
+          <w:iCs/>
+        </w:rPr>
+        <w:t>exPlanations</w:t>
+      </w:r>
+      <w:proofErr w:type="spellEnd"/>
+      <w:r>
+        <w:t>) wyróżnia się tym, że dodaje wpływy cech, a wyjaśnienie określone jest zależnością:</w:t>
+      </w:r>
+    </w:p>
+    <w:p>
+      <w:pPr>
+        <w:spacing w:line="360" w:lineRule="auto"/>
+        <w:ind w:left="431" w:firstLine="277"/>
+        <w:jc w:val="both"/>
+      </w:pPr>
+    </w:p>
+    <w:tbl>
+      <w:tblPr>
+        <w:tblStyle w:val="Tabela-Siatka"/>
+        <w:tblW w:w="0" w:type="auto"/>
+        <w:tblInd w:w="431" w:type="dxa"/>
+        <w:tblBorders>
+          <w:top w:val="none" w:sz="0" w:space="0" w:color="auto"/>
+          <w:left w:val="none" w:sz="0" w:space="0" w:color="auto"/>
+          <w:bottom w:val="none" w:sz="0" w:space="0" w:color="auto"/>
+          <w:right w:val="none" w:sz="0" w:space="0" w:color="auto"/>
+          <w:insideH w:val="none" w:sz="0" w:space="0" w:color="auto"/>
+          <w:insideV w:val="none" w:sz="0" w:space="0" w:color="auto"/>
+        </w:tblBorders>
+        <w:tblLook w:val="04A0" w:firstRow="1" w:lastRow="0" w:firstColumn="1" w:lastColumn="0" w:noHBand="0" w:noVBand="1"/>
+      </w:tblPr>
+      <w:tblGrid>
+        <w:gridCol w:w="557"/>
+        <w:gridCol w:w="7512"/>
+        <w:gridCol w:w="560"/>
+      </w:tblGrid>
+      <w:tr>
+        <w:tc>
+          <w:tcPr>
+            <w:tcW w:w="557" w:type="dxa"/>
+          </w:tcPr>
+          <w:p>
+            <w:pPr>
+              <w:spacing w:line="360" w:lineRule="auto"/>
+              <w:jc w:val="both"/>
+            </w:pPr>
+          </w:p>
+        </w:tc>
+        <w:tc>
+          <w:tcPr>
+            <w:tcW w:w="7512" w:type="dxa"/>
+          </w:tcPr>
+          <w:p>
+            <w:pPr>
+              <w:spacing w:line="360" w:lineRule="auto"/>
+              <w:jc w:val="center"/>
+            </w:pPr>
+            <m:oMathPara>
+              <m:oMath>
+                <m:r>
+                  <w:rPr>
+                    <w:rFonts w:ascii="Cambria Math" w:hAnsi="Cambria Math"/>
+                  </w:rPr>
+                  <m:t>g</m:t>
+                </m:r>
+                <m:d>
+                  <m:dPr>
+                    <m:ctrlPr>
+                      <w:rPr>
+                        <w:rFonts w:ascii="Cambria Math" w:hAnsi="Cambria Math"/>
+                        <w:i/>
+                      </w:rPr>
+                    </m:ctrlPr>
+                  </m:dPr>
+                  <m:e>
+                    <m:r>
+                      <w:rPr>
+                        <w:rFonts w:ascii="Cambria Math" w:hAnsi="Cambria Math"/>
+                      </w:rPr>
+                      <m:t>z'</m:t>
+                    </m:r>
+                  </m:e>
+                </m:d>
+                <m:r>
+                  <w:rPr>
+                    <w:rFonts w:ascii="Cambria Math" w:hAnsi="Cambria Math"/>
+                  </w:rPr>
+                  <m:t xml:space="preserve">= </m:t>
+                </m:r>
+                <m:sSub>
+                  <m:sSubPr>
+                    <m:ctrlPr>
+                      <w:rPr>
+                        <w:rFonts w:ascii="Cambria Math" w:hAnsi="Cambria Math"/>
+                        <w:i/>
+                      </w:rPr>
+                    </m:ctrlPr>
+                  </m:sSubPr>
+                  <m:e>
+                    <m:r>
+                      <w:rPr>
+                        <w:rFonts w:ascii="Cambria Math" w:hAnsi="Cambria Math"/>
+                      </w:rPr>
+                      <m:t>ϕ</m:t>
+                    </m:r>
+                  </m:e>
+                  <m:sub>
+                    <m:r>
+                      <w:rPr>
+                        <w:rFonts w:ascii="Cambria Math" w:hAnsi="Cambria Math"/>
+                      </w:rPr>
+                      <m:t>0</m:t>
+                    </m:r>
+                  </m:sub>
+                </m:sSub>
+                <m:r>
+                  <w:rPr>
+                    <w:rFonts w:ascii="Cambria Math" w:hAnsi="Cambria Math"/>
+                  </w:rPr>
+                  <m:t xml:space="preserve">+ </m:t>
+                </m:r>
+                <m:nary>
+                  <m:naryPr>
+                    <m:chr m:val="∑"/>
+                    <m:limLoc m:val="undOvr"/>
+                    <m:ctrlPr>
+                      <w:rPr>
+                        <w:rFonts w:ascii="Cambria Math" w:hAnsi="Cambria Math"/>
+                        <w:i/>
+                      </w:rPr>
+                    </m:ctrlPr>
+                  </m:naryPr>
+                  <m:sub>
+                    <m:r>
+                      <w:rPr>
+                        <w:rFonts w:ascii="Cambria Math" w:hAnsi="Cambria Math"/>
+                      </w:rPr>
+                      <m:t>j=1</m:t>
+                    </m:r>
+                  </m:sub>
+                  <m:sup>
+                    <m:r>
+                      <w:rPr>
+                        <w:rFonts w:ascii="Cambria Math" w:hAnsi="Cambria Math"/>
+                      </w:rPr>
+                      <m:t>M</m:t>
+                    </m:r>
+                  </m:sup>
+                  <m:e>
+                    <m:sSub>
+                      <m:sSubPr>
+                        <m:ctrlPr>
+                          <w:rPr>
+                            <w:rFonts w:ascii="Cambria Math" w:hAnsi="Cambria Math"/>
+                            <w:i/>
+                          </w:rPr>
+                        </m:ctrlPr>
+                      </m:sSubPr>
+                      <m:e>
+                        <m:r>
+                          <w:rPr>
+                            <w:rFonts w:ascii="Cambria Math" w:hAnsi="Cambria Math"/>
+                          </w:rPr>
+                          <m:t>ϕ</m:t>
+                        </m:r>
+                      </m:e>
+                      <m:sub>
+                        <m:r>
+                          <w:rPr>
+                            <w:rFonts w:ascii="Cambria Math" w:hAnsi="Cambria Math"/>
+                          </w:rPr>
+                          <m:t>j</m:t>
+                        </m:r>
+                      </m:sub>
+                    </m:sSub>
+                    <m:r>
+                      <w:rPr>
+                        <w:rFonts w:ascii="Cambria Math" w:hAnsi="Cambria Math"/>
+                      </w:rPr>
+                      <m:t xml:space="preserve"> </m:t>
+                    </m:r>
+                    <m:sSubSup>
+                      <m:sSubSupPr>
+                        <m:ctrlPr>
+                          <w:rPr>
+                            <w:rFonts w:ascii="Cambria Math" w:hAnsi="Cambria Math"/>
+                            <w:i/>
+                          </w:rPr>
+                        </m:ctrlPr>
+                      </m:sSubSupPr>
+                      <m:e>
+                        <m:r>
+                          <w:rPr>
+                            <w:rFonts w:ascii="Cambria Math" w:hAnsi="Cambria Math"/>
+                          </w:rPr>
+                          <m:t>z</m:t>
+                        </m:r>
+                      </m:e>
+                      <m:sub>
+                        <m:r>
+                          <w:rPr>
+                            <w:rFonts w:ascii="Cambria Math" w:hAnsi="Cambria Math"/>
+                          </w:rPr>
+                          <m:t>j</m:t>
+                        </m:r>
+                      </m:sub>
+                      <m:sup>
+                        <m:r>
+                          <w:rPr>
+                            <w:rFonts w:ascii="Cambria Math" w:hAnsi="Cambria Math"/>
+                          </w:rPr>
+                          <m:t>'</m:t>
+                        </m:r>
+                      </m:sup>
+                    </m:sSubSup>
+                  </m:e>
+                </m:nary>
+              </m:oMath>
+            </m:oMathPara>
+          </w:p>
+        </w:tc>
+        <w:tc>
+          <w:tcPr>
+            <w:tcW w:w="560" w:type="dxa"/>
+          </w:tcPr>
+          <w:p>
+            <w:pPr>
+              <w:spacing w:line="360" w:lineRule="auto"/>
+              <w:jc w:val="right"/>
+            </w:pPr>
+            <w:r>
+              <w:t>(2)</w:t>
+            </w:r>
+          </w:p>
+        </w:tc>
+      </w:tr>
+    </w:tbl>
+    <w:p>
+      <w:pPr>
+        <w:spacing w:line="360" w:lineRule="auto"/>
+        <w:ind w:left="431" w:firstLine="277"/>
+        <w:jc w:val="both"/>
+      </w:pPr>
+    </w:p>
+    <w:p>
+      <w:pPr>
+        <w:spacing w:line="360" w:lineRule="auto"/>
+        <w:ind w:left="431" w:firstLine="277"/>
+        <w:jc w:val="both"/>
+      </w:pPr>
+      <w:r>
+        <w:t xml:space="preserve">gdzie, </w:t>
+      </w:r>
+      <w:r>
+        <w:rPr>
+          <w:i/>
+          <w:iCs/>
+        </w:rPr>
+        <w:t>g</w:t>
+      </w:r>
+      <w:r>
+        <w:t xml:space="preserve"> jest modelem objaśniającym, </w:t>
+      </w:r>
+      <w:r>
+        <w:rPr>
+          <w:i/>
+          <w:iCs/>
+        </w:rPr>
+        <w:t>z’</w:t>
+      </w:r>
+      <w:r>
+        <w:t xml:space="preserve"> = (</w:t>
+      </w:r>
+      <m:oMath>
+        <m:sSubSup>
+          <m:sSubSupPr>
+            <m:ctrlPr>
+              <w:rPr>
+                <w:rFonts w:ascii="Cambria Math" w:hAnsi="Cambria Math"/>
+                <w:i/>
+              </w:rPr>
+            </m:ctrlPr>
+          </m:sSubSupPr>
+          <m:e>
+            <m:r>
+              <w:rPr>
+                <w:rFonts w:ascii="Cambria Math" w:hAnsi="Cambria Math"/>
+              </w:rPr>
+              <m:t>z</m:t>
+            </m:r>
+          </m:e>
+          <m:sub>
+            <m:r>
+              <w:rPr>
+                <w:rFonts w:ascii="Cambria Math" w:hAnsi="Cambria Math"/>
+              </w:rPr>
+              <m:t>1</m:t>
+            </m:r>
+          </m:sub>
+          <m:sup>
+            <m:r>
+              <w:rPr>
+                <w:rFonts w:ascii="Cambria Math" w:hAnsi="Cambria Math"/>
+              </w:rPr>
+              <m:t>'</m:t>
+            </m:r>
+          </m:sup>
+        </m:sSubSup>
+      </m:oMath>
+      <w:r>
+        <w:t xml:space="preserve">,…, </w:t>
+      </w:r>
+      <m:oMath>
+        <m:sSubSup>
+          <m:sSubSupPr>
+            <m:ctrlPr>
+              <w:rPr>
+                <w:rFonts w:ascii="Cambria Math" w:hAnsi="Cambria Math"/>
+                <w:i/>
+              </w:rPr>
+            </m:ctrlPr>
+          </m:sSubSupPr>
+          <m:e>
+            <m:r>
+              <w:rPr>
+                <w:rFonts w:ascii="Cambria Math" w:hAnsi="Cambria Math"/>
+              </w:rPr>
+              <m:t>z</m:t>
+            </m:r>
+          </m:e>
+          <m:sub>
+            <m:r>
+              <w:rPr>
+                <w:rFonts w:ascii="Cambria Math" w:hAnsi="Cambria Math"/>
+              </w:rPr>
+              <m:t>M</m:t>
+            </m:r>
+          </m:sub>
+          <m:sup>
+            <m:r>
+              <w:rPr>
+                <w:rFonts w:ascii="Cambria Math" w:hAnsi="Cambria Math"/>
+              </w:rPr>
+              <m:t>'</m:t>
+            </m:r>
+          </m:sup>
+        </m:sSubSup>
+      </m:oMath>
+      <w:r>
+        <w:t>)</w:t>
+      </w:r>
+      <w:r>
+        <w:rPr>
+          <w:i/>
+          <w:iCs/>
+          <w:vertAlign w:val="superscript"/>
+        </w:rPr>
+        <w:t>T</w:t>
+      </w:r>
+      <w:r>
+        <w:t xml:space="preserve"> </w:t>
+      </w:r>
+      <m:oMath>
+        <m:r>
+          <w:rPr>
+            <w:rFonts w:ascii="Cambria Math" w:hAnsi="Cambria Math"/>
+          </w:rPr>
+          <m:t>∈</m:t>
+        </m:r>
+        <m:sSup>
+          <m:sSupPr>
+            <m:ctrlPr>
+              <w:rPr>
+                <w:rFonts w:ascii="Cambria Math" w:hAnsi="Cambria Math"/>
+                <w:i/>
+              </w:rPr>
+            </m:ctrlPr>
+          </m:sSupPr>
+          <m:e>
+            <m:r>
+              <w:rPr>
+                <w:rFonts w:ascii="Cambria Math" w:hAnsi="Cambria Math"/>
+              </w:rPr>
+              <m:t>{0, 1}</m:t>
+            </m:r>
+          </m:e>
+          <m:sup>
+            <m:r>
+              <w:rPr>
+                <w:rFonts w:ascii="Cambria Math" w:hAnsi="Cambria Math"/>
+              </w:rPr>
+              <m:t>M</m:t>
+            </m:r>
+          </m:sup>
+        </m:sSup>
+      </m:oMath>
+      <w:r>
+        <w:t xml:space="preserve"> i jest nazywane uproszczonymi cechami, </w:t>
+      </w:r>
+      <w:r>
+        <w:rPr>
+          <w:i/>
+          <w:iCs/>
+        </w:rPr>
+        <w:t>M</w:t>
+      </w:r>
+      <w:r>
+        <w:t xml:space="preserve"> to maksymalna wielkość koalicji, a </w:t>
+      </w:r>
+      <m:oMath>
+        <m:sSub>
+          <m:sSubPr>
+            <m:ctrlPr>
+              <w:rPr>
+                <w:rFonts w:ascii="Cambria Math" w:hAnsi="Cambria Math"/>
+                <w:i/>
+              </w:rPr>
+            </m:ctrlPr>
+          </m:sSubPr>
+          <m:e>
+            <m:r>
+              <w:rPr>
+                <w:rFonts w:ascii="Cambria Math" w:hAnsi="Cambria Math"/>
+              </w:rPr>
+              <m:t>ϕ</m:t>
+            </m:r>
+          </m:e>
+          <m:sub>
+            <m:r>
+              <w:rPr>
+                <w:rFonts w:ascii="Cambria Math" w:hAnsi="Cambria Math"/>
+              </w:rPr>
+              <m:t>j</m:t>
+            </m:r>
+          </m:sub>
+        </m:sSub>
+      </m:oMath>
+      <w:r>
+        <w:t xml:space="preserve"> </w:t>
+      </w:r>
+      <m:oMath>
+        <m:r>
+          <m:rPr>
+            <m:scr m:val="double-struck"/>
+          </m:rPr>
+          <w:rPr>
+            <w:rFonts w:ascii="Cambria Math" w:hAnsi="Cambria Math"/>
+          </w:rPr>
+          <m:t>∈ R</m:t>
+        </m:r>
+      </m:oMath>
+      <w:r>
+        <w:t xml:space="preserve"> oznacza atrybucję cech dla j.</w:t>
+      </w:r>
+      <w:r>
+        <w:t xml:space="preserve"> Przy interpretacji wartości </w:t>
+      </w:r>
+      <w:proofErr w:type="spellStart"/>
+      <w:r>
+        <w:t>Shapley’a</w:t>
+      </w:r>
+      <w:proofErr w:type="spellEnd"/>
+      <w:r>
+        <w:t xml:space="preserve"> należy zachować ostrożność. Może nam się wydawać słusznym postrzegać je jako </w:t>
+      </w:r>
+      <w:r>
+        <w:t>różnic</w:t>
+      </w:r>
+      <w:r>
+        <w:t>ę</w:t>
+      </w:r>
+      <w:r>
+        <w:t xml:space="preserve"> w </w:t>
+      </w:r>
+      <w:r>
+        <w:t xml:space="preserve">przewidywaniu </w:t>
+      </w:r>
+      <w:r>
+        <w:t>po usunięciu cechy z modelu</w:t>
+      </w:r>
+      <w:r>
+        <w:t>. Jest to jednak błędne podejście, ponieważ nie pełnią one takiej roli – mówią tylko o wpływie cechy na prognozę w różnych koalicjach, a nie co się stanie przy jej nieobecności</w:t>
+      </w:r>
+      <w:r>
+        <w:t>.</w:t>
+      </w:r>
+      <w:r>
+        <w:t xml:space="preserve"> </w:t>
+      </w:r>
+    </w:p>
+    <w:p>
+      <w:pPr>
+        <w:spacing w:line="360" w:lineRule="auto"/>
+        <w:ind w:left="431" w:firstLine="277"/>
+        <w:jc w:val="both"/>
+      </w:pPr>
+      <w:r>
+        <w:t xml:space="preserve">Omawiana metoda łączy w sobie LIME oraz wartości </w:t>
+      </w:r>
+      <w:proofErr w:type="spellStart"/>
+      <w:r>
+        <w:t>Shapley’a</w:t>
+      </w:r>
+      <w:proofErr w:type="spellEnd"/>
+      <w:r>
+        <w:t xml:space="preserve">. Zyskuje na tym podstawy pochodzące z teorii gier – równomierny rozkład wkładu w wynik końcowy pomiędzy cechy oraz otrzymane wyjaśnienia są kontrastowe. Niestety cierpi ona na długi czas wykonywania obliczeń spowodowany </w:t>
+      </w:r>
+      <w:r>
+        <w:t>ilością różnych możliwych koalicji</w:t>
+      </w:r>
+      <w:r>
+        <w:t xml:space="preserve">. Początkowo stosowanym sposobem obliczania wartości </w:t>
+      </w:r>
+      <w:proofErr w:type="spellStart"/>
+      <w:r>
+        <w:t>Shapley’a</w:t>
+      </w:r>
+      <w:proofErr w:type="spellEnd"/>
+      <w:r>
+        <w:t xml:space="preserve"> był </w:t>
+      </w:r>
+      <w:proofErr w:type="spellStart"/>
+      <w:r>
+        <w:t>KernelSHAP</w:t>
+      </w:r>
+      <w:proofErr w:type="spellEnd"/>
+      <w:r>
+        <w:t>, który robił obliczenia dla wszystkich znanych koalicji</w:t>
+      </w:r>
+      <w:r>
+        <w:t>. W celu uporania się z problemem</w:t>
+      </w:r>
+      <w:r>
+        <w:t xml:space="preserve"> złożoności obliczeniowej</w:t>
+      </w:r>
+      <w:r>
+        <w:t xml:space="preserve"> powstały</w:t>
+      </w:r>
+      <w:r>
+        <w:t xml:space="preserve"> dwie</w:t>
+      </w:r>
+      <w:r>
+        <w:t xml:space="preserve"> </w:t>
+      </w:r>
+      <w:r>
+        <w:t>alternatywy</w:t>
+      </w:r>
+      <w:r>
+        <w:t xml:space="preserve">. </w:t>
+      </w:r>
+      <w:proofErr w:type="spellStart"/>
+      <w:r>
+        <w:t>TreeSHAP</w:t>
+      </w:r>
+      <w:proofErr w:type="spellEnd"/>
+      <w:r>
+        <w:t xml:space="preserve"> jest skoncentrowany na modelach drzewiastych, czyli np. lasach losowych, podczas gdy </w:t>
+      </w:r>
+      <w:r>
+        <w:t xml:space="preserve">druga możliwość </w:t>
+      </w:r>
+      <w:r>
+        <w:t xml:space="preserve">polega </w:t>
+      </w:r>
+      <w:r>
+        <w:lastRenderedPageBreak/>
+        <w:t xml:space="preserve">na mądrym doborze koalicji poprzez </w:t>
+      </w:r>
+      <w:r>
+        <w:t>permutację cech.</w:t>
+      </w:r>
+      <w:r>
+        <w:t xml:space="preserve"> Niestety SHAP posiada też drugą bardzo istotną wadę – można za jej pomocą tworzyć mylące interpretacje ukrywające uprzedzenia, co zmniejsza zaufanie do wyników owej metody.</w:t>
+      </w:r>
+      <w:r>
+        <w:t xml:space="preserve"> Może to być spowodowane istnieniem wielu wizualizacji, które są mało klarowne i trudne do zrozumienia.</w:t>
+      </w:r>
+      <w:r>
+        <w:t xml:space="preserve"> Pomimo wspomnianych nieudogodnień i skomplikowania </w:t>
+      </w:r>
+      <w:r>
+        <w:t xml:space="preserve">wciąż </w:t>
+      </w:r>
+      <w:r>
+        <w:t xml:space="preserve">uważam, że SHAP jest metodą wartą uwagi. </w:t>
+      </w:r>
+    </w:p>
+    <w:p>
+      <w:pPr>
+        <w:spacing w:line="360" w:lineRule="auto"/>
+        <w:ind w:left="431" w:firstLine="277"/>
+        <w:jc w:val="both"/>
+      </w:pPr>
+    </w:p>
+    <w:p>
+      <w:pPr>
+        <w:pStyle w:val="Nagwek2"/>
+      </w:pPr>
+      <w:bookmarkStart w:id="17" w:name="_Toc222769365"/>
+      <w:r>
+        <w:t>Grad-C</w:t>
+      </w:r>
+      <w:bookmarkEnd w:id="17"/>
+      <w:r>
+        <w:t>AM</w:t>
+      </w:r>
+    </w:p>
+    <w:p>
+      <w:pPr>
+        <w:spacing w:line="360" w:lineRule="auto"/>
+        <w:ind w:left="431" w:firstLine="277"/>
+        <w:jc w:val="both"/>
+      </w:pPr>
+      <w:r>
+        <w:t>Grad-C</w:t>
+      </w:r>
+      <w:r>
+        <w:t>AM</w:t>
+      </w:r>
+      <w:r>
+        <w:t xml:space="preserve"> (ang. </w:t>
+      </w:r>
+      <w:r>
+        <w:rPr>
+          <w:i/>
+          <w:iCs/>
+        </w:rPr>
+        <w:t>Gradient-</w:t>
+      </w:r>
+      <w:proofErr w:type="spellStart"/>
+      <w:r>
+        <w:rPr>
+          <w:i/>
+          <w:iCs/>
+        </w:rPr>
+        <w:t>weighted</w:t>
+      </w:r>
+      <w:proofErr w:type="spellEnd"/>
+      <w:r>
+        <w:rPr>
+          <w:i/>
+          <w:iCs/>
+        </w:rPr>
+        <w:t xml:space="preserve"> Class </w:t>
+      </w:r>
+      <w:proofErr w:type="spellStart"/>
+      <w:r>
+        <w:rPr>
+          <w:i/>
+          <w:iCs/>
+        </w:rPr>
+        <w:t>Activation</w:t>
+      </w:r>
+      <w:proofErr w:type="spellEnd"/>
+      <w:r>
+        <w:rPr>
+          <w:i/>
+          <w:iCs/>
+        </w:rPr>
+        <w:t xml:space="preserve"> </w:t>
+      </w:r>
+      <w:proofErr w:type="spellStart"/>
+      <w:r>
+        <w:rPr>
+          <w:i/>
+          <w:iCs/>
+        </w:rPr>
+        <w:t>Mapping</w:t>
+      </w:r>
+      <w:proofErr w:type="spellEnd"/>
+      <w:r>
+        <w:t>)</w:t>
+      </w:r>
+      <w:r>
+        <w:t xml:space="preserve"> to specyficzna dla modelu</w:t>
+      </w:r>
+      <w:r>
+        <w:t xml:space="preserve"> metoda post-hoc </w:t>
+      </w:r>
+      <w:r>
+        <w:t>służ</w:t>
+      </w:r>
+      <w:r>
+        <w:t xml:space="preserve">ąca </w:t>
+      </w:r>
+      <w:r>
+        <w:t>do analizy obrazów</w:t>
+      </w:r>
+      <w:r>
+        <w:t xml:space="preserve"> w </w:t>
+      </w:r>
+      <w:proofErr w:type="spellStart"/>
+      <w:r>
+        <w:t>konwolucyjnych</w:t>
+      </w:r>
+      <w:proofErr w:type="spellEnd"/>
+      <w:r>
+        <w:t xml:space="preserve"> sieciach neuronowych</w:t>
+      </w:r>
+      <w:r>
+        <w:t>.</w:t>
+      </w:r>
+      <w:r>
+        <w:t xml:space="preserve"> Jej działanie polega na zaznaczeniu za pomocą mapy cieplnej </w:t>
+      </w:r>
+      <w:r>
+        <w:t xml:space="preserve">(zwanej również mapą aktywacji klasy – ang. </w:t>
+      </w:r>
+      <w:r>
+        <w:rPr>
+          <w:i/>
+          <w:iCs/>
+        </w:rPr>
+        <w:t>Class</w:t>
+      </w:r>
+      <w:r>
+        <w:t xml:space="preserve"> </w:t>
+      </w:r>
+      <w:proofErr w:type="spellStart"/>
+      <w:r>
+        <w:rPr>
+          <w:i/>
+          <w:iCs/>
+        </w:rPr>
+        <w:t>Activation</w:t>
+      </w:r>
+      <w:proofErr w:type="spellEnd"/>
+      <w:r>
+        <w:rPr>
+          <w:i/>
+          <w:iCs/>
+        </w:rPr>
+        <w:t xml:space="preserve"> Map (CAM)</w:t>
+      </w:r>
+      <w:r>
+        <w:t xml:space="preserve">) </w:t>
+      </w:r>
+      <w:r>
+        <w:t>elementów badanego obiektu, które mają największy wpływ na jego klasyfikację.</w:t>
+      </w:r>
+      <w:r>
+        <w:t xml:space="preserve"> Potrafi to zrobić dzięki gradientom klas, za pomocą których waży mapy cech w warstwach </w:t>
+      </w:r>
+      <w:proofErr w:type="spellStart"/>
+      <w:r>
+        <w:t>konwolucyjnych</w:t>
+      </w:r>
+      <w:proofErr w:type="spellEnd"/>
+      <w:r>
+        <w:t xml:space="preserve">. </w:t>
+      </w:r>
+    </w:p>
+    <w:p>
+      <w:pPr>
+        <w:spacing w:line="360" w:lineRule="auto"/>
+        <w:ind w:left="431" w:firstLine="277"/>
+        <w:jc w:val="both"/>
+      </w:pPr>
+      <w:r>
+        <w:t>Na początku p</w:t>
+      </w:r>
+      <w:r>
+        <w:t>odajemy dla naszej sieci obraz wejściowy</w:t>
+      </w:r>
+      <w:r>
+        <w:t xml:space="preserve"> i przeprowadzamy za jej pomocą klasyfikację.</w:t>
+      </w:r>
+      <w:r>
+        <w:t xml:space="preserve"> </w:t>
+      </w:r>
+      <w:r>
+        <w:t xml:space="preserve">W taki sposób uzyskamy w całości uzupełnione mapy cech oraz </w:t>
+      </w:r>
+      <w:proofErr w:type="spellStart"/>
+      <w:r>
+        <w:t>logity</w:t>
+      </w:r>
+      <w:proofErr w:type="spellEnd"/>
+      <w:r>
+        <w:t>, czyli wartości mówiące z jakim prawdopodobieństwem sklasyfikowano na obrazie cechę ze zbioru możliwych klas nauczonych przez model.</w:t>
+      </w:r>
+      <w:r>
+        <w:t xml:space="preserve"> Następnie w</w:t>
+      </w:r>
+      <w:r>
+        <w:t xml:space="preserve">ybieramy </w:t>
+      </w:r>
+      <w:proofErr w:type="spellStart"/>
+      <w:r>
+        <w:t>logit</w:t>
+      </w:r>
+      <w:proofErr w:type="spellEnd"/>
+      <w:r>
+        <w:t>.</w:t>
+      </w:r>
+      <w:r>
+        <w:t xml:space="preserve"> </w:t>
+      </w:r>
+      <w:r>
+        <w:t>N</w:t>
+      </w:r>
+      <w:r>
+        <w:t>iekoniecznie ten, który jest najprawdopodobniejszym rozwiązaniem</w:t>
+      </w:r>
+      <w:r>
+        <w:t xml:space="preserve">. </w:t>
+      </w:r>
+      <w:r>
+        <w:t xml:space="preserve">Teraz skupiamy się na, którejś z warstw splotowej naszej sieci, w której znajdują się interesujące nas mapy cech. </w:t>
+      </w:r>
+      <w:r>
+        <w:t xml:space="preserve">Zazwyczaj powinno się używać ostatniej z nich, ponieważ zawiera ona najistotniejsze części obrazu. </w:t>
+      </w:r>
+      <w:r>
+        <w:t xml:space="preserve">Ważymy </w:t>
+      </w:r>
+      <w:r>
+        <w:t xml:space="preserve">wszystkie </w:t>
+      </w:r>
+      <w:r>
+        <w:t>map</w:t>
+      </w:r>
+      <w:r>
+        <w:t>y, tak aby każdy element miał taką samą wagę, a następnie je sumujemy. Powstaje w ten sposób jedna macierz, która jest nazywana „ważoną mapą cech”.</w:t>
+      </w:r>
+      <w:r>
+        <w:t xml:space="preserve"> </w:t>
+      </w:r>
+      <w:r>
+        <w:t xml:space="preserve">Poniższe równanie przedstawia </w:t>
+      </w:r>
+      <w:r>
+        <w:t xml:space="preserve">jej </w:t>
+      </w:r>
+      <w:r>
+        <w:t>uogólniony wzór</w:t>
+      </w:r>
+      <w:r>
+        <w:t>:</w:t>
+      </w:r>
+    </w:p>
+    <w:p>
+      <w:pPr>
+        <w:spacing w:line="360" w:lineRule="auto"/>
+        <w:ind w:left="431" w:firstLine="277"/>
+        <w:jc w:val="both"/>
+      </w:pPr>
+    </w:p>
+    <w:tbl>
+      <w:tblPr>
+        <w:tblStyle w:val="Tabela-Siatka"/>
+        <w:tblW w:w="0" w:type="auto"/>
+        <w:tblInd w:w="431" w:type="dxa"/>
+        <w:tblBorders>
+          <w:top w:val="none" w:sz="0" w:space="0" w:color="auto"/>
+          <w:left w:val="none" w:sz="0" w:space="0" w:color="auto"/>
+          <w:bottom w:val="none" w:sz="0" w:space="0" w:color="auto"/>
+          <w:right w:val="none" w:sz="0" w:space="0" w:color="auto"/>
+          <w:insideH w:val="none" w:sz="0" w:space="0" w:color="auto"/>
+          <w:insideV w:val="none" w:sz="0" w:space="0" w:color="auto"/>
+        </w:tblBorders>
+        <w:tblLook w:val="04A0" w:firstRow="1" w:lastRow="0" w:firstColumn="1" w:lastColumn="0" w:noHBand="0" w:noVBand="1"/>
+      </w:tblPr>
+      <w:tblGrid>
+        <w:gridCol w:w="415"/>
+        <w:gridCol w:w="7718"/>
+        <w:gridCol w:w="496"/>
+      </w:tblGrid>
+      <w:tr>
+        <w:tc>
+          <w:tcPr>
+            <w:tcW w:w="415" w:type="dxa"/>
+          </w:tcPr>
+          <w:p>
+            <w:pPr>
+              <w:spacing w:line="360" w:lineRule="auto"/>
+              <w:jc w:val="both"/>
+            </w:pPr>
+          </w:p>
+        </w:tc>
+        <w:tc>
+          <w:tcPr>
+            <w:tcW w:w="7718" w:type="dxa"/>
+          </w:tcPr>
+          <w:p>
+            <w:pPr>
+              <w:spacing w:line="360" w:lineRule="auto"/>
+              <w:jc w:val="both"/>
+            </w:pPr>
+            <m:oMathPara>
+              <m:oMath>
+                <m:nary>
+                  <m:naryPr>
+                    <m:chr m:val="∑"/>
+                    <m:limLoc m:val="undOvr"/>
+                    <m:supHide m:val="1"/>
+                    <m:ctrlPr>
+                      <w:rPr>
+                        <w:rFonts w:ascii="Cambria Math" w:hAnsi="Cambria Math"/>
+                        <w:i/>
+                      </w:rPr>
+                    </m:ctrlPr>
+                  </m:naryPr>
+                  <m:sub>
+                    <m:r>
+                      <w:rPr>
+                        <w:rFonts w:ascii="Cambria Math" w:hAnsi="Cambria Math"/>
+                      </w:rPr>
+                      <m:t>k</m:t>
+                    </m:r>
+                  </m:sub>
+                  <m:sup/>
+                  <m:e>
+                    <m:sSubSup>
+                      <m:sSubSupPr>
+                        <m:ctrlPr>
+                          <w:rPr>
+                            <w:rFonts w:ascii="Cambria Math" w:hAnsi="Cambria Math"/>
+                            <w:i/>
+                          </w:rPr>
+                        </m:ctrlPr>
+                      </m:sSubSupPr>
+                      <m:e>
+                        <m:r>
+                          <w:rPr>
+                            <w:rFonts w:ascii="Cambria Math" w:hAnsi="Cambria Math"/>
+                          </w:rPr>
+                          <m:t>a</m:t>
+                        </m:r>
+                      </m:e>
+                      <m:sub>
+                        <m:r>
+                          <w:rPr>
+                            <w:rFonts w:ascii="Cambria Math" w:hAnsi="Cambria Math"/>
+                          </w:rPr>
+                          <m:t>k</m:t>
+                        </m:r>
+                      </m:sub>
+                      <m:sup>
+                        <m:r>
+                          <w:rPr>
+                            <w:rFonts w:ascii="Cambria Math" w:hAnsi="Cambria Math"/>
+                          </w:rPr>
+                          <m:t>c</m:t>
+                        </m:r>
+                      </m:sup>
+                    </m:sSubSup>
+                    <m:r>
+                      <w:rPr>
+                        <w:rFonts w:ascii="Cambria Math" w:hAnsi="Cambria Math"/>
+                      </w:rPr>
+                      <m:t xml:space="preserve"> </m:t>
+                    </m:r>
+                    <m:sSup>
+                      <m:sSupPr>
+                        <m:ctrlPr>
+                          <w:rPr>
+                            <w:rFonts w:ascii="Cambria Math" w:hAnsi="Cambria Math"/>
+                            <w:i/>
+                          </w:rPr>
+                        </m:ctrlPr>
+                      </m:sSupPr>
+                      <m:e>
+                        <m:r>
+                          <w:rPr>
+                            <w:rFonts w:ascii="Cambria Math" w:hAnsi="Cambria Math"/>
+                          </w:rPr>
+                          <m:t>A</m:t>
+                        </m:r>
+                      </m:e>
+                      <m:sup>
+                        <m:r>
+                          <w:rPr>
+                            <w:rFonts w:ascii="Cambria Math" w:hAnsi="Cambria Math"/>
+                          </w:rPr>
+                          <m:t>k</m:t>
+                        </m:r>
+                      </m:sup>
+                    </m:sSup>
+                  </m:e>
+                </m:nary>
+              </m:oMath>
+            </m:oMathPara>
+          </w:p>
+        </w:tc>
+        <w:tc>
+          <w:tcPr>
+            <w:tcW w:w="496" w:type="dxa"/>
+          </w:tcPr>
+          <w:p>
+            <w:pPr>
+              <w:spacing w:line="360" w:lineRule="auto"/>
+              <w:jc w:val="both"/>
+            </w:pPr>
+            <w:r>
+              <w:t>(3)</w:t>
+            </w:r>
+          </w:p>
+        </w:tc>
+      </w:tr>
+    </w:tbl>
+    <w:p>
+      <w:pPr>
+        <w:spacing w:line="360" w:lineRule="auto"/>
+        <w:jc w:val="both"/>
+      </w:pPr>
     </w:p>
     <w:p>
       <w:pPr>
@@ -7586,10 +8540,1479 @@
         <w:jc w:val="both"/>
       </w:pPr>
       <w:r>
-        <w:t>https://www.kaggle.com/datasets/redwankarimsony/heart-disease-data. Zawierają 16 kolumn. Id jest identyfikatorem pacjenta i nie jest brane pod uwagę podczas badań. Do zmiennych wejściowych należą: wiek (</w:t>
+        <w:t xml:space="preserve">, gdzie: </w:t>
+      </w:r>
+      <m:oMath>
+        <m:sSubSup>
+          <m:sSubSupPr>
+            <m:ctrlPr>
+              <w:rPr>
+                <w:rFonts w:ascii="Cambria Math" w:hAnsi="Cambria Math"/>
+                <w:i/>
+              </w:rPr>
+            </m:ctrlPr>
+          </m:sSubSupPr>
+          <m:e>
+            <m:r>
+              <w:rPr>
+                <w:rFonts w:ascii="Cambria Math" w:hAnsi="Cambria Math"/>
+              </w:rPr>
+              <m:t>a</m:t>
+            </m:r>
+          </m:e>
+          <m:sub>
+            <m:r>
+              <w:rPr>
+                <w:rFonts w:ascii="Cambria Math" w:hAnsi="Cambria Math"/>
+              </w:rPr>
+              <m:t>k</m:t>
+            </m:r>
+          </m:sub>
+          <m:sup>
+            <m:r>
+              <w:rPr>
+                <w:rFonts w:ascii="Cambria Math" w:hAnsi="Cambria Math"/>
+              </w:rPr>
+              <m:t>c</m:t>
+            </m:r>
+          </m:sup>
+        </m:sSubSup>
+      </m:oMath>
+      <w:r>
+        <w:t xml:space="preserve"> to waga, którą nadajemy mapie cech </w:t>
+      </w:r>
+      <w:r>
+        <w:rPr>
+          <w:i/>
+          <w:iCs/>
+        </w:rPr>
+        <w:t>k</w:t>
+      </w:r>
+      <w:r>
+        <w:rPr>
+          <w:i/>
+          <w:iCs/>
+        </w:rPr>
+        <w:t xml:space="preserve">, </w:t>
+      </w:r>
+      <w:r>
+        <w:t>natomiast</w:t>
+      </w:r>
+      <w:r>
+        <w:rPr>
+          <w:i/>
+          <w:iCs/>
+        </w:rPr>
+        <w:t xml:space="preserve"> </w:t>
+      </w:r>
+      <m:oMath>
+        <m:sSup>
+          <m:sSupPr>
+            <m:ctrlPr>
+              <w:rPr>
+                <w:rFonts w:ascii="Cambria Math" w:hAnsi="Cambria Math"/>
+                <w:i/>
+              </w:rPr>
+            </m:ctrlPr>
+          </m:sSupPr>
+          <m:e>
+            <m:r>
+              <w:rPr>
+                <w:rFonts w:ascii="Cambria Math" w:hAnsi="Cambria Math"/>
+              </w:rPr>
+              <m:t>A</m:t>
+            </m:r>
+          </m:e>
+          <m:sup>
+            <m:r>
+              <w:rPr>
+                <w:rFonts w:ascii="Cambria Math" w:hAnsi="Cambria Math"/>
+              </w:rPr>
+              <m:t>k</m:t>
+            </m:r>
+          </m:sup>
+        </m:sSup>
+      </m:oMath>
+      <w:r>
+        <w:rPr>
+          <w:iCs/>
+        </w:rPr>
+        <w:t xml:space="preserve"> oznacza mapę cech, która w każdym z przypadków jest macierzą elementów</w:t>
+      </w:r>
+      <w:r>
+        <w:t xml:space="preserve">. Wszystkie modele </w:t>
+      </w:r>
+      <w:r>
+        <w:t xml:space="preserve">oparte na mapach aktywacji klasy </w:t>
+      </w:r>
+      <w:r>
+        <w:t xml:space="preserve">stosują tę procedurę, wykorzystując różne podejścia do obliczania wag. W przypadku modelu </w:t>
+      </w:r>
+      <w:r>
+        <w:t>Grad-</w:t>
+      </w:r>
+      <w:r>
+        <w:t xml:space="preserve">CAM są one oparte na gradientach </w:t>
       </w:r>
       <w:proofErr w:type="spellStart"/>
       <w:r>
+        <w:t>logitu</w:t>
+      </w:r>
+      <w:proofErr w:type="spellEnd"/>
+      <w:r>
+        <w:t xml:space="preserve"> dla klasy c.</w:t>
+      </w:r>
+      <w:r>
+        <w:t xml:space="preserve"> </w:t>
+      </w:r>
+    </w:p>
+    <w:p>
+      <w:pPr>
+        <w:spacing w:line="360" w:lineRule="auto"/>
+        <w:ind w:left="431" w:firstLine="277"/>
+        <w:jc w:val="both"/>
+      </w:pPr>
+      <w:r>
+        <w:t xml:space="preserve">Stosując propagację wsteczną jesteśmy w stanie znaleźć gradient będący pochodną </w:t>
+      </w:r>
+      <w:proofErr w:type="spellStart"/>
+      <w:r>
+        <w:t>logitu</w:t>
+      </w:r>
+      <w:proofErr w:type="spellEnd"/>
+      <w:r>
+        <w:t xml:space="preserve"> względem elementu mapy cech. Mówi on jak zmiany w elemencie wpływają na </w:t>
+      </w:r>
+      <w:r>
+        <w:lastRenderedPageBreak/>
+        <w:t xml:space="preserve">wartość </w:t>
+      </w:r>
+      <w:proofErr w:type="spellStart"/>
+      <w:r>
+        <w:t>logitu</w:t>
+      </w:r>
+      <w:proofErr w:type="spellEnd"/>
+      <w:r>
+        <w:t xml:space="preserve">, </w:t>
+      </w:r>
+      <w:r>
+        <w:t>na przykład</w:t>
+      </w:r>
+      <w:r>
+        <w:t xml:space="preserve"> im </w:t>
+      </w:r>
+      <w:r>
+        <w:t xml:space="preserve">większy on będzie tym znaczniejszy </w:t>
+      </w:r>
+      <w:r>
+        <w:t>jest</w:t>
+      </w:r>
+      <w:r>
+        <w:t xml:space="preserve"> jego wkład.</w:t>
+      </w:r>
+      <w:r>
+        <w:t xml:space="preserve"> </w:t>
+      </w:r>
+      <w:r>
+        <w:t>Niektóre z elementów ważonej mapy cech mogą posiadać ujemne wartości wskazujące na to, że dana instancja wpływała negatywnie na przewidzianą klasę. Z racji, że interesują nas wartości przeciwne, powinniśmy użyć funkcji aktywacji</w:t>
+      </w:r>
+      <w:r>
+        <w:t xml:space="preserve"> o nazwie</w:t>
+      </w:r>
+      <w:r>
+        <w:t xml:space="preserve"> </w:t>
+      </w:r>
+      <w:proofErr w:type="spellStart"/>
+      <w:r>
+        <w:t>ReLU</w:t>
+      </w:r>
+      <w:proofErr w:type="spellEnd"/>
+      <w:r>
+        <w:t>, która zamienia wartości ujemne na zera.</w:t>
+      </w:r>
+      <w:r>
+        <w:t xml:space="preserve"> </w:t>
+      </w:r>
+      <w:r>
+        <w:t xml:space="preserve">W przedstawiony sposób uzyskujemy mapę cieplną o wielkości map cech w wybranej przez nas warstwie </w:t>
+      </w:r>
+      <w:proofErr w:type="spellStart"/>
+      <w:r>
+        <w:t>konwolucyjnej</w:t>
+      </w:r>
+      <w:proofErr w:type="spellEnd"/>
+      <w:r>
+        <w:t xml:space="preserve">. W celu analizy należy zwiększyć jej rozmiar do tego odpowiadającego obrazowi wejściowemu. Możemy tego dokonać wykorzystując technikę </w:t>
+      </w:r>
+      <w:proofErr w:type="spellStart"/>
+      <w:r>
+        <w:t>upsampling’u</w:t>
+      </w:r>
+      <w:proofErr w:type="spellEnd"/>
+      <w:r>
+        <w:t xml:space="preserve"> z wykorzystaniem technik interpolacji.</w:t>
+      </w:r>
+      <w:r>
+        <w:t xml:space="preserve"> Proces ten polega na uzupełnieniu</w:t>
+      </w:r>
+      <w:r>
+        <w:t xml:space="preserve"> </w:t>
+      </w:r>
+      <w:r>
+        <w:t xml:space="preserve">rozszerzanego obrazu poprzez wstawianie </w:t>
+      </w:r>
+      <w:proofErr w:type="spellStart"/>
+      <w:r>
+        <w:t>pixeli</w:t>
+      </w:r>
+      <w:proofErr w:type="spellEnd"/>
+      <w:r>
+        <w:t>, pomiędzy te już istniejące</w:t>
+      </w:r>
+      <w:r>
+        <w:t>, które mają jak najbardziej odpowiadać brakom</w:t>
+      </w:r>
+      <w:r>
+        <w:t>.</w:t>
+      </w:r>
+    </w:p>
+    <w:p>
+      <w:pPr>
+        <w:spacing w:after="200" w:line="276" w:lineRule="auto"/>
+      </w:pPr>
+    </w:p>
+    <w:p>
+      <w:pPr>
+        <w:pStyle w:val="Nagwek2"/>
+        <w:rPr>
+          <w:sz w:val="20"/>
+          <w:szCs w:val="20"/>
+        </w:rPr>
+      </w:pPr>
+      <w:bookmarkStart w:id="18" w:name="_Toc222769366"/>
+      <w:proofErr w:type="spellStart"/>
+      <w:r>
+        <w:t>Permutation</w:t>
+      </w:r>
+      <w:proofErr w:type="spellEnd"/>
+      <w:r>
+        <w:t xml:space="preserve"> </w:t>
+      </w:r>
+      <w:proofErr w:type="spellStart"/>
+      <w:r>
+        <w:t>Feature</w:t>
+      </w:r>
+      <w:proofErr w:type="spellEnd"/>
+      <w:r>
+        <w:t xml:space="preserve"> </w:t>
+      </w:r>
+      <w:proofErr w:type="spellStart"/>
+      <w:r>
+        <w:t>Importance</w:t>
+      </w:r>
+      <w:bookmarkEnd w:id="18"/>
+      <w:proofErr w:type="spellEnd"/>
+    </w:p>
+    <w:p>
+      <w:pPr>
+        <w:spacing w:line="360" w:lineRule="auto"/>
+        <w:ind w:left="431" w:firstLine="277"/>
+        <w:jc w:val="both"/>
+      </w:pPr>
+      <w:proofErr w:type="spellStart"/>
+      <w:r>
+        <w:rPr>
+          <w:i/>
+          <w:iCs/>
+        </w:rPr>
+        <w:t>Permutation</w:t>
+      </w:r>
+      <w:proofErr w:type="spellEnd"/>
+      <w:r>
+        <w:rPr>
+          <w:i/>
+          <w:iCs/>
+        </w:rPr>
+        <w:t xml:space="preserve"> </w:t>
+      </w:r>
+      <w:proofErr w:type="spellStart"/>
+      <w:r>
+        <w:rPr>
+          <w:i/>
+          <w:iCs/>
+        </w:rPr>
+        <w:t>Feature</w:t>
+      </w:r>
+      <w:proofErr w:type="spellEnd"/>
+      <w:r>
+        <w:rPr>
+          <w:i/>
+          <w:iCs/>
+        </w:rPr>
+        <w:t xml:space="preserve"> </w:t>
+      </w:r>
+      <w:proofErr w:type="spellStart"/>
+      <w:r>
+        <w:rPr>
+          <w:i/>
+          <w:iCs/>
+        </w:rPr>
+        <w:t>Importanc</w:t>
+      </w:r>
+      <w:r>
+        <w:rPr>
+          <w:i/>
+          <w:iCs/>
+        </w:rPr>
+        <w:t>e</w:t>
+      </w:r>
+      <w:proofErr w:type="spellEnd"/>
+      <w:r>
+        <w:t xml:space="preserve"> (skrót PFI), które możemy tłumaczyć jako ważność cech permutacji to bardzo prosta technika wyjaśniania modelu</w:t>
+      </w:r>
+      <w:r>
+        <w:t xml:space="preserve"> należąca do globalnych metod post-hoc</w:t>
+      </w:r>
+      <w:r>
+        <w:t xml:space="preserve">. Jej działanie polega na </w:t>
+      </w:r>
+      <w:proofErr w:type="spellStart"/>
+      <w:r>
+        <w:t>przepermutowaniu</w:t>
+      </w:r>
+      <w:proofErr w:type="spellEnd"/>
+      <w:r>
+        <w:t xml:space="preserve"> wartości cechy a następnie zmierzeniu błędu predykcji. Jeżeli po owej zmianie miara poprawności odpowiedzi naszego modelu zmaleje, to znaczy, że badana cecha </w:t>
+      </w:r>
+      <w:r>
+        <w:t>jest</w:t>
+      </w:r>
+      <w:r>
+        <w:t xml:space="preserve"> istotn</w:t>
+      </w:r>
+      <w:r>
+        <w:t>a. Dzieje się tak,</w:t>
+      </w:r>
+      <w:r>
+        <w:t xml:space="preserve"> ponieważ na niej opiera się przewidywanie, a jej zmiana </w:t>
+      </w:r>
+      <w:r>
+        <w:t>negatywnie wpłynie na jakość spodziewanego wyniku</w:t>
+      </w:r>
+      <w:r>
+        <w:t>.</w:t>
+      </w:r>
+      <w:r>
+        <w:t xml:space="preserve"> </w:t>
+      </w:r>
+      <w:r>
+        <w:t xml:space="preserve">Zaproponowany przez </w:t>
+      </w:r>
+      <w:proofErr w:type="spellStart"/>
+      <w:r>
+        <w:t>Fisher’a</w:t>
+      </w:r>
+      <w:proofErr w:type="spellEnd"/>
+      <w:r>
+        <w:t xml:space="preserve">, </w:t>
+      </w:r>
+      <w:proofErr w:type="spellStart"/>
+      <w:r>
+        <w:t>Rudin’a</w:t>
+      </w:r>
+      <w:proofErr w:type="spellEnd"/>
+      <w:r>
+        <w:t xml:space="preserve"> i </w:t>
+      </w:r>
+      <w:proofErr w:type="spellStart"/>
+      <w:r>
+        <w:t>Dominici’ego</w:t>
+      </w:r>
+      <w:proofErr w:type="spellEnd"/>
+      <w:r>
+        <w:t xml:space="preserve"> </w:t>
+      </w:r>
+      <w:r>
+        <w:t xml:space="preserve">w 2019r. </w:t>
+      </w:r>
+      <w:r>
+        <w:t xml:space="preserve">schemat znakomicie </w:t>
+      </w:r>
+      <w:r>
+        <w:t xml:space="preserve">obrazuje kroki </w:t>
+      </w:r>
+      <w:r>
+        <w:t>tej techniki</w:t>
+      </w:r>
+      <w:r>
+        <w:t xml:space="preserve">. Danymi wejściowymi są w nim dopasowany model predykcyjny oznaczony literą </w:t>
+      </w:r>
+      <w:r>
+        <w:rPr>
+          <w:i/>
+          <w:iCs/>
+        </w:rPr>
+        <w:t>m</w:t>
+      </w:r>
+      <w:r>
+        <w:t xml:space="preserve">, tabelaryczny zbiór cech (np. macierz) </w:t>
+      </w:r>
+      <w:r>
+        <w:rPr>
+          <w:i/>
+          <w:iCs/>
+        </w:rPr>
+        <w:t>X</w:t>
+      </w:r>
+      <w:r>
+        <w:t xml:space="preserve">, miara referencyjna (zazwyczaj błędu) </w:t>
+      </w:r>
+      <w:r>
+        <w:rPr>
+          <w:i/>
+          <w:iCs/>
+        </w:rPr>
+        <w:t>L</w:t>
+      </w:r>
+      <w:r>
+        <w:t xml:space="preserve">, wartość docelowa (czyli ta która jest poprawnym wynikiem przewidywania) </w:t>
+      </w:r>
+      <w:r>
+        <w:rPr>
+          <w:i/>
+          <w:iCs/>
+        </w:rPr>
+        <w:t>y</w:t>
+      </w:r>
+      <w:r>
+        <w:t xml:space="preserve">. Przebieg </w:t>
+      </w:r>
+      <w:r>
+        <w:t>owego</w:t>
+      </w:r>
+      <w:r>
+        <w:t xml:space="preserve"> algorytmu</w:t>
+      </w:r>
+      <w:r>
+        <w:t>:</w:t>
+      </w:r>
+    </w:p>
+    <w:p>
+      <w:pPr>
+        <w:pStyle w:val="Akapitzlist"/>
+        <w:numPr>
+          <w:ilvl w:val="0"/>
+          <w:numId w:val="26"/>
+        </w:numPr>
+        <w:spacing w:line="360" w:lineRule="auto"/>
+        <w:ind w:left="1210"/>
+        <w:jc w:val="both"/>
+      </w:pPr>
+      <w:r>
+        <w:t>Oceń miarę referencyjną modelu oryginalnego</w:t>
+      </w:r>
+      <w:r>
+        <w:t>, tu miarę błędu:</w:t>
+      </w:r>
+    </w:p>
+    <w:p>
+      <w:pPr>
+        <w:spacing w:line="360" w:lineRule="auto"/>
+        <w:jc w:val="both"/>
+      </w:pPr>
+    </w:p>
+    <w:tbl>
+      <w:tblPr>
+        <w:tblStyle w:val="Tabela-Siatka"/>
+        <w:tblW w:w="0" w:type="auto"/>
+        <w:tblInd w:w="1210" w:type="dxa"/>
+        <w:tblBorders>
+          <w:top w:val="none" w:sz="0" w:space="0" w:color="auto"/>
+          <w:left w:val="none" w:sz="0" w:space="0" w:color="auto"/>
+          <w:bottom w:val="none" w:sz="0" w:space="0" w:color="auto"/>
+          <w:right w:val="none" w:sz="0" w:space="0" w:color="auto"/>
+          <w:insideH w:val="none" w:sz="0" w:space="0" w:color="auto"/>
+          <w:insideV w:val="none" w:sz="0" w:space="0" w:color="auto"/>
+        </w:tblBorders>
+        <w:tblLook w:val="04A0" w:firstRow="1" w:lastRow="0" w:firstColumn="1" w:lastColumn="0" w:noHBand="0" w:noVBand="1"/>
+      </w:tblPr>
+      <w:tblGrid>
+        <w:gridCol w:w="486"/>
+        <w:gridCol w:w="6804"/>
+        <w:gridCol w:w="560"/>
+      </w:tblGrid>
+      <w:tr>
+        <w:tc>
+          <w:tcPr>
+            <w:tcW w:w="486" w:type="dxa"/>
+          </w:tcPr>
+          <w:p>
+            <w:pPr>
+              <w:pStyle w:val="Akapitzlist"/>
+              <w:spacing w:line="360" w:lineRule="auto"/>
+              <w:ind w:left="0"/>
+              <w:jc w:val="both"/>
+            </w:pPr>
+          </w:p>
+        </w:tc>
+        <w:tc>
+          <w:tcPr>
+            <w:tcW w:w="6804" w:type="dxa"/>
+          </w:tcPr>
+          <w:p>
+            <w:pPr>
+              <w:pStyle w:val="Akapitzlist"/>
+              <w:spacing w:line="360" w:lineRule="auto"/>
+              <w:ind w:left="0"/>
+              <w:jc w:val="center"/>
+            </w:pPr>
+            <m:oMathPara>
+              <m:oMath>
+                <m:sSub>
+                  <m:sSubPr>
+                    <m:ctrlPr>
+                      <w:rPr>
+                        <w:rFonts w:ascii="Cambria Math" w:hAnsi="Cambria Math"/>
+                        <w:i/>
+                      </w:rPr>
+                    </m:ctrlPr>
+                  </m:sSubPr>
+                  <m:e>
+                    <m:r>
+                      <w:rPr>
+                        <w:rFonts w:ascii="Cambria Math" w:hAnsi="Cambria Math"/>
+                      </w:rPr>
+                      <m:t>e</m:t>
+                    </m:r>
+                  </m:e>
+                  <m:sub>
+                    <m:r>
+                      <w:rPr>
+                        <w:rFonts w:ascii="Cambria Math" w:hAnsi="Cambria Math"/>
+                      </w:rPr>
+                      <m:t>origin</m:t>
+                    </m:r>
+                  </m:sub>
+                </m:sSub>
+                <m:r>
+                  <w:rPr>
+                    <w:rFonts w:ascii="Cambria Math" w:hAnsi="Cambria Math"/>
+                  </w:rPr>
+                  <m:t xml:space="preserve">= </m:t>
+                </m:r>
+                <m:f>
+                  <m:fPr>
+                    <m:ctrlPr>
+                      <w:rPr>
+                        <w:rFonts w:ascii="Cambria Math" w:hAnsi="Cambria Math"/>
+                        <w:i/>
+                      </w:rPr>
+                    </m:ctrlPr>
+                  </m:fPr>
+                  <m:num>
+                    <m:r>
+                      <w:rPr>
+                        <w:rFonts w:ascii="Cambria Math" w:hAnsi="Cambria Math"/>
+                      </w:rPr>
+                      <m:t>1</m:t>
+                    </m:r>
+                  </m:num>
+                  <m:den>
+                    <m:sSub>
+                      <m:sSubPr>
+                        <m:ctrlPr>
+                          <w:rPr>
+                            <w:rFonts w:ascii="Cambria Math" w:hAnsi="Cambria Math"/>
+                            <w:i/>
+                          </w:rPr>
+                        </m:ctrlPr>
+                      </m:sSubPr>
+                      <m:e>
+                        <m:r>
+                          <w:rPr>
+                            <w:rFonts w:ascii="Cambria Math" w:hAnsi="Cambria Math"/>
+                          </w:rPr>
+                          <m:t>n</m:t>
+                        </m:r>
+                      </m:e>
+                      <m:sub>
+                        <m:r>
+                          <w:rPr>
+                            <w:rFonts w:ascii="Cambria Math" w:hAnsi="Cambria Math"/>
+                          </w:rPr>
+                          <m:t>test</m:t>
+                        </m:r>
+                      </m:sub>
+                    </m:sSub>
+                  </m:den>
+                </m:f>
+                <m:r>
+                  <w:rPr>
+                    <w:rFonts w:ascii="Cambria Math" w:hAnsi="Cambria Math"/>
+                  </w:rPr>
+                  <m:t xml:space="preserve"> </m:t>
+                </m:r>
+                <m:nary>
+                  <m:naryPr>
+                    <m:chr m:val="∑"/>
+                    <m:limLoc m:val="subSup"/>
+                    <m:ctrlPr>
+                      <w:rPr>
+                        <w:rFonts w:ascii="Cambria Math" w:hAnsi="Cambria Math"/>
+                        <w:i/>
+                      </w:rPr>
+                    </m:ctrlPr>
+                  </m:naryPr>
+                  <m:sub>
+                    <m:r>
+                      <w:rPr>
+                        <w:rFonts w:ascii="Cambria Math" w:hAnsi="Cambria Math"/>
+                      </w:rPr>
+                      <m:t>i=1</m:t>
+                    </m:r>
+                  </m:sub>
+                  <m:sup>
+                    <m:sSub>
+                      <m:sSubPr>
+                        <m:ctrlPr>
+                          <w:rPr>
+                            <w:rFonts w:ascii="Cambria Math" w:hAnsi="Cambria Math"/>
+                            <w:i/>
+                          </w:rPr>
+                        </m:ctrlPr>
+                      </m:sSubPr>
+                      <m:e>
+                        <m:r>
+                          <w:rPr>
+                            <w:rFonts w:ascii="Cambria Math" w:hAnsi="Cambria Math"/>
+                          </w:rPr>
+                          <m:t>n</m:t>
+                        </m:r>
+                      </m:e>
+                      <m:sub>
+                        <m:r>
+                          <w:rPr>
+                            <w:rFonts w:ascii="Cambria Math" w:hAnsi="Cambria Math"/>
+                          </w:rPr>
+                          <m:t>test</m:t>
+                        </m:r>
+                      </m:sub>
+                    </m:sSub>
+                  </m:sup>
+                  <m:e>
+                    <m:r>
+                      <w:rPr>
+                        <w:rFonts w:ascii="Cambria Math" w:hAnsi="Cambria Math"/>
+                      </w:rPr>
+                      <m:t>L(</m:t>
+                    </m:r>
+                    <m:sSup>
+                      <m:sSupPr>
+                        <m:ctrlPr>
+                          <w:rPr>
+                            <w:rFonts w:ascii="Cambria Math" w:hAnsi="Cambria Math"/>
+                            <w:i/>
+                          </w:rPr>
+                        </m:ctrlPr>
+                      </m:sSupPr>
+                      <m:e>
+                        <m:r>
+                          <w:rPr>
+                            <w:rFonts w:ascii="Cambria Math" w:hAnsi="Cambria Math"/>
+                          </w:rPr>
+                          <m:t>y</m:t>
+                        </m:r>
+                      </m:e>
+                      <m:sup>
+                        <m:r>
+                          <w:rPr>
+                            <w:rFonts w:ascii="Cambria Math" w:hAnsi="Cambria Math"/>
+                          </w:rPr>
+                          <m:t>(i)</m:t>
+                        </m:r>
+                      </m:sup>
+                    </m:sSup>
+                  </m:e>
+                </m:nary>
+                <m:r>
+                  <w:rPr>
+                    <w:rFonts w:ascii="Cambria Math" w:hAnsi="Cambria Math"/>
+                  </w:rPr>
+                  <m:t>, m(</m:t>
+                </m:r>
+                <m:sSup>
+                  <m:sSupPr>
+                    <m:ctrlPr>
+                      <w:rPr>
+                        <w:rFonts w:ascii="Cambria Math" w:hAnsi="Cambria Math"/>
+                        <w:i/>
+                      </w:rPr>
+                    </m:ctrlPr>
+                  </m:sSupPr>
+                  <m:e>
+                    <m:r>
+                      <w:rPr>
+                        <w:rFonts w:ascii="Cambria Math" w:hAnsi="Cambria Math"/>
+                      </w:rPr>
+                      <m:t>x</m:t>
+                    </m:r>
+                  </m:e>
+                  <m:sup>
+                    <m:d>
+                      <m:dPr>
+                        <m:ctrlPr>
+                          <w:rPr>
+                            <w:rFonts w:ascii="Cambria Math" w:hAnsi="Cambria Math"/>
+                            <w:i/>
+                          </w:rPr>
+                        </m:ctrlPr>
+                      </m:dPr>
+                      <m:e>
+                        <m:r>
+                          <w:rPr>
+                            <w:rFonts w:ascii="Cambria Math" w:hAnsi="Cambria Math"/>
+                          </w:rPr>
+                          <m:t>i</m:t>
+                        </m:r>
+                      </m:e>
+                    </m:d>
+                  </m:sup>
+                </m:sSup>
+                <m:r>
+                  <w:rPr>
+                    <w:rFonts w:ascii="Cambria Math" w:hAnsi="Cambria Math"/>
+                  </w:rPr>
+                  <m:t>))</m:t>
+                </m:r>
+              </m:oMath>
+            </m:oMathPara>
+          </w:p>
+        </w:tc>
+        <w:tc>
+          <w:tcPr>
+            <w:tcW w:w="560" w:type="dxa"/>
+          </w:tcPr>
+          <w:p>
+            <w:pPr>
+              <w:pStyle w:val="Akapitzlist"/>
+              <w:spacing w:line="360" w:lineRule="auto"/>
+              <w:ind w:left="0"/>
+              <w:jc w:val="right"/>
+            </w:pPr>
+            <w:r>
+              <w:t>(4)</w:t>
+            </w:r>
+          </w:p>
+        </w:tc>
+      </w:tr>
+    </w:tbl>
+    <w:p>
+      <w:pPr>
+        <w:pStyle w:val="Akapitzlist"/>
+        <w:spacing w:line="360" w:lineRule="auto"/>
+        <w:ind w:left="1210"/>
+        <w:jc w:val="both"/>
+      </w:pPr>
+    </w:p>
+    <w:p>
+      <w:pPr>
+        <w:pStyle w:val="Akapitzlist"/>
+        <w:spacing w:line="360" w:lineRule="auto"/>
+        <w:ind w:left="1210"/>
+        <w:jc w:val="both"/>
+      </w:pPr>
+      <w:r>
+        <w:t xml:space="preserve">, gdzie </w:t>
+      </w:r>
+      <m:oMath>
+        <m:sSub>
+          <m:sSubPr>
+            <m:ctrlPr>
+              <w:rPr>
+                <w:rFonts w:ascii="Cambria Math" w:hAnsi="Cambria Math"/>
+                <w:i/>
+              </w:rPr>
+            </m:ctrlPr>
+          </m:sSubPr>
+          <m:e>
+            <m:r>
+              <w:rPr>
+                <w:rFonts w:ascii="Cambria Math" w:hAnsi="Cambria Math"/>
+              </w:rPr>
+              <m:t>n</m:t>
+            </m:r>
+          </m:e>
+          <m:sub>
+            <m:r>
+              <w:rPr>
+                <w:rFonts w:ascii="Cambria Math" w:hAnsi="Cambria Math"/>
+              </w:rPr>
+              <m:t>test</m:t>
+            </m:r>
+          </m:sub>
+        </m:sSub>
+      </m:oMath>
+      <w:r>
+        <w:t>,</w:t>
+      </w:r>
+      <w:r>
+        <w:t xml:space="preserve"> to wielkość zbioru testowego, na którym wyliczana jest szukana wartość.</w:t>
+      </w:r>
+    </w:p>
+    <w:p>
+      <w:pPr>
+        <w:pStyle w:val="Akapitzlist"/>
+        <w:numPr>
+          <w:ilvl w:val="0"/>
+          <w:numId w:val="26"/>
+        </w:numPr>
+        <w:spacing w:line="360" w:lineRule="auto"/>
+        <w:ind w:left="1210"/>
+        <w:jc w:val="both"/>
+      </w:pPr>
+      <w:r>
+        <w:t xml:space="preserve">Dla każdej cechy należącej do zbioru </w:t>
+      </w:r>
+      <w:r>
+        <w:rPr>
+          <w:i/>
+          <w:iCs/>
+        </w:rPr>
+        <w:t>X</w:t>
+      </w:r>
+      <w:r>
+        <w:t xml:space="preserve">, tutaj określanej jako </w:t>
+      </w:r>
+      <w:r>
+        <w:rPr>
+          <w:i/>
+          <w:iCs/>
+        </w:rPr>
+        <w:t>j</w:t>
+      </w:r>
+      <w:r>
+        <w:t xml:space="preserve"> oraz powtórzenia </w:t>
+      </w:r>
+      <w:r>
+        <w:rPr>
+          <w:i/>
+          <w:iCs/>
+        </w:rPr>
+        <w:t>k</w:t>
+      </w:r>
+      <w:r>
+        <w:t>:</w:t>
+      </w:r>
+    </w:p>
+    <w:p>
+      <w:pPr>
+        <w:pStyle w:val="Akapitzlist"/>
+        <w:numPr>
+          <w:ilvl w:val="1"/>
+          <w:numId w:val="26"/>
+        </w:numPr>
+        <w:spacing w:line="360" w:lineRule="auto"/>
+        <w:jc w:val="both"/>
+      </w:pPr>
+      <w:r>
+        <w:t xml:space="preserve">Stwórz </w:t>
+      </w:r>
+      <w:r>
+        <w:t xml:space="preserve">nowy zbiór </w:t>
+      </w:r>
+      <m:oMath>
+        <m:sSub>
+          <m:sSubPr>
+            <m:ctrlPr>
+              <w:rPr>
+                <w:rFonts w:ascii="Cambria Math" w:hAnsi="Cambria Math"/>
+                <w:i/>
+              </w:rPr>
+            </m:ctrlPr>
+          </m:sSubPr>
+          <m:e>
+            <m:r>
+              <w:rPr>
+                <w:rFonts w:ascii="Cambria Math" w:hAnsi="Cambria Math"/>
+              </w:rPr>
+              <m:t>X</m:t>
+            </m:r>
+          </m:e>
+          <m:sub>
+            <m:r>
+              <w:rPr>
+                <w:rFonts w:ascii="Cambria Math" w:hAnsi="Cambria Math"/>
+              </w:rPr>
+              <m:t>k,j</m:t>
+            </m:r>
+          </m:sub>
+        </m:sSub>
+      </m:oMath>
+      <w:r>
+        <w:t xml:space="preserve"> poprzez permutację wartości </w:t>
+      </w:r>
+      <w:r>
+        <w:rPr>
+          <w:i/>
+          <w:iCs/>
+        </w:rPr>
+        <w:t>j</w:t>
+      </w:r>
+      <w:r>
+        <w:t xml:space="preserve"> (np. losowe przetasowanie kolumny).</w:t>
+      </w:r>
+    </w:p>
+    <w:p>
+      <w:pPr>
+        <w:pStyle w:val="Akapitzlist"/>
+        <w:numPr>
+          <w:ilvl w:val="1"/>
+          <w:numId w:val="26"/>
+        </w:numPr>
+        <w:spacing w:line="360" w:lineRule="auto"/>
+        <w:jc w:val="both"/>
+      </w:pPr>
+      <w:bookmarkStart w:id="19" w:name="_Ref223194536"/>
+      <w:r>
+        <w:lastRenderedPageBreak/>
+        <w:t xml:space="preserve">Oceń miarę referencyjną zbioru </w:t>
+      </w:r>
+      <m:oMath>
+        <m:sSub>
+          <m:sSubPr>
+            <m:ctrlPr>
+              <w:rPr>
+                <w:rFonts w:ascii="Cambria Math" w:hAnsi="Cambria Math"/>
+                <w:i/>
+              </w:rPr>
+            </m:ctrlPr>
+          </m:sSubPr>
+          <m:e>
+            <m:r>
+              <w:rPr>
+                <w:rFonts w:ascii="Cambria Math" w:hAnsi="Cambria Math"/>
+              </w:rPr>
+              <m:t>X</m:t>
+            </m:r>
+          </m:e>
+          <m:sub>
+            <m:r>
+              <w:rPr>
+                <w:rFonts w:ascii="Cambria Math" w:hAnsi="Cambria Math"/>
+              </w:rPr>
+              <m:t>k,j</m:t>
+            </m:r>
+          </m:sub>
+        </m:sSub>
+      </m:oMath>
+      <w:r>
+        <w:t xml:space="preserve"> na modelu </w:t>
+      </w:r>
+      <w:r>
+        <w:rPr>
+          <w:i/>
+          <w:iCs/>
+        </w:rPr>
+        <w:t>m</w:t>
+      </w:r>
+      <w:r>
+        <w:t xml:space="preserve">, analogicznie jak przy mierze oryginalnej (na tym samym zbiorze danych ale ze zmodyfikowaną cechą </w:t>
+      </w:r>
+      <w:r>
+        <w:rPr>
+          <w:i/>
+          <w:iCs/>
+        </w:rPr>
+        <w:t>j</w:t>
+      </w:r>
+      <w:r>
+        <w:t xml:space="preserve"> - </w:t>
+      </w:r>
+      <m:oMath>
+        <m:sSub>
+          <m:sSubPr>
+            <m:ctrlPr>
+              <w:rPr>
+                <w:rFonts w:ascii="Cambria Math" w:hAnsi="Cambria Math"/>
+                <w:i/>
+              </w:rPr>
+            </m:ctrlPr>
+          </m:sSubPr>
+          <m:e>
+            <m:r>
+              <w:rPr>
+                <w:rFonts w:ascii="Cambria Math" w:hAnsi="Cambria Math"/>
+              </w:rPr>
+              <m:t>x</m:t>
+            </m:r>
+          </m:e>
+          <m:sub>
+            <m:r>
+              <w:rPr>
+                <w:rFonts w:ascii="Cambria Math" w:hAnsi="Cambria Math"/>
+              </w:rPr>
+              <m:t>k,j</m:t>
+            </m:r>
+          </m:sub>
+        </m:sSub>
+      </m:oMath>
+      <w:r>
+        <w:t xml:space="preserve"> zamiast </w:t>
+      </w:r>
+      <m:oMath>
+        <m:sSup>
+          <m:sSupPr>
+            <m:ctrlPr>
+              <w:rPr>
+                <w:rFonts w:ascii="Cambria Math" w:hAnsi="Cambria Math"/>
+                <w:i/>
+              </w:rPr>
+            </m:ctrlPr>
+          </m:sSupPr>
+          <m:e>
+            <m:r>
+              <w:rPr>
+                <w:rFonts w:ascii="Cambria Math" w:hAnsi="Cambria Math"/>
+              </w:rPr>
+              <m:t>x</m:t>
+            </m:r>
+          </m:e>
+          <m:sup>
+            <m:d>
+              <m:dPr>
+                <m:ctrlPr>
+                  <w:rPr>
+                    <w:rFonts w:ascii="Cambria Math" w:hAnsi="Cambria Math"/>
+                    <w:i/>
+                  </w:rPr>
+                </m:ctrlPr>
+              </m:dPr>
+              <m:e>
+                <m:r>
+                  <w:rPr>
+                    <w:rFonts w:ascii="Cambria Math" w:hAnsi="Cambria Math"/>
+                  </w:rPr>
+                  <m:t>i</m:t>
+                </m:r>
+              </m:e>
+            </m:d>
+          </m:sup>
+        </m:sSup>
+      </m:oMath>
+      <w:r>
+        <w:t>)</w:t>
+      </w:r>
+      <w:bookmarkEnd w:id="19"/>
+    </w:p>
+    <w:p>
+      <w:pPr>
+        <w:pStyle w:val="Akapitzlist"/>
+        <w:numPr>
+          <w:ilvl w:val="1"/>
+          <w:numId w:val="26"/>
+        </w:numPr>
+        <w:spacing w:line="360" w:lineRule="auto"/>
+        <w:jc w:val="both"/>
+      </w:pPr>
+      <w:r>
+        <w:t xml:space="preserve">Oblicz istotność cechy </w:t>
+      </w:r>
+      <m:oMath>
+        <m:sSub>
+          <m:sSubPr>
+            <m:ctrlPr>
+              <w:rPr>
+                <w:rFonts w:ascii="Cambria Math" w:hAnsi="Cambria Math"/>
+                <w:i/>
+              </w:rPr>
+            </m:ctrlPr>
+          </m:sSubPr>
+          <m:e>
+            <m:r>
+              <w:rPr>
+                <w:rFonts w:ascii="Cambria Math" w:hAnsi="Cambria Math"/>
+              </w:rPr>
+              <m:t>FI</m:t>
+            </m:r>
+          </m:e>
+          <m:sub>
+            <m:r>
+              <w:rPr>
+                <w:rFonts w:ascii="Cambria Math" w:hAnsi="Cambria Math"/>
+              </w:rPr>
+              <m:t>j</m:t>
+            </m:r>
+          </m:sub>
+        </m:sSub>
+      </m:oMath>
+      <w:r>
+        <w:t xml:space="preserve"> jako</w:t>
+      </w:r>
+      <w:r>
+        <w:t xml:space="preserve"> różnicę bądź iloraz miary referencyjnej zbioru zmienionego a oryginalnego. Poniższy wzór przedstawia różnicę</w:t>
+      </w:r>
+      <w:r>
+        <w:t>:</w:t>
+      </w:r>
+    </w:p>
+    <w:p>
+      <w:pPr>
+        <w:pStyle w:val="Akapitzlist"/>
+        <w:spacing w:line="360" w:lineRule="auto"/>
+        <w:ind w:left="2148"/>
+        <w:jc w:val="both"/>
+      </w:pPr>
+    </w:p>
+    <w:tbl>
+      <w:tblPr>
+        <w:tblStyle w:val="Tabela-Siatka"/>
+        <w:tblW w:w="0" w:type="auto"/>
+        <w:tblBorders>
+          <w:top w:val="none" w:sz="0" w:space="0" w:color="auto"/>
+          <w:left w:val="none" w:sz="0" w:space="0" w:color="auto"/>
+          <w:bottom w:val="none" w:sz="0" w:space="0" w:color="auto"/>
+          <w:right w:val="none" w:sz="0" w:space="0" w:color="auto"/>
+          <w:insideH w:val="none" w:sz="0" w:space="0" w:color="auto"/>
+          <w:insideV w:val="none" w:sz="0" w:space="0" w:color="auto"/>
+        </w:tblBorders>
+        <w:tblLook w:val="04A0" w:firstRow="1" w:lastRow="0" w:firstColumn="1" w:lastColumn="0" w:noHBand="0" w:noVBand="1"/>
+      </w:tblPr>
+      <w:tblGrid>
+        <w:gridCol w:w="2263"/>
+        <w:gridCol w:w="6237"/>
+        <w:gridCol w:w="560"/>
+      </w:tblGrid>
+      <w:tr>
+        <w:tc>
+          <w:tcPr>
+            <w:tcW w:w="2263" w:type="dxa"/>
+          </w:tcPr>
+          <w:p>
+            <w:pPr>
+              <w:spacing w:line="360" w:lineRule="auto"/>
+              <w:ind w:left="1786"/>
+              <w:jc w:val="both"/>
+            </w:pPr>
+          </w:p>
+        </w:tc>
+        <w:tc>
+          <w:tcPr>
+            <w:tcW w:w="6237" w:type="dxa"/>
+          </w:tcPr>
+          <w:p>
+            <w:pPr>
+              <w:spacing w:line="360" w:lineRule="auto"/>
+              <w:jc w:val="center"/>
+            </w:pPr>
+            <m:oMathPara>
+              <m:oMath>
+                <m:sSub>
+                  <m:sSubPr>
+                    <m:ctrlPr>
+                      <w:rPr>
+                        <w:rFonts w:ascii="Cambria Math" w:hAnsi="Cambria Math"/>
+                        <w:i/>
+                      </w:rPr>
+                    </m:ctrlPr>
+                  </m:sSubPr>
+                  <m:e>
+                    <m:r>
+                      <w:rPr>
+                        <w:rFonts w:ascii="Cambria Math" w:hAnsi="Cambria Math"/>
+                      </w:rPr>
+                      <m:t>FI</m:t>
+                    </m:r>
+                  </m:e>
+                  <m:sub>
+                    <m:r>
+                      <w:rPr>
+                        <w:rFonts w:ascii="Cambria Math" w:hAnsi="Cambria Math"/>
+                      </w:rPr>
+                      <m:t>j</m:t>
+                    </m:r>
+                  </m:sub>
+                </m:sSub>
+                <m:r>
+                  <w:rPr>
+                    <w:rFonts w:ascii="Cambria Math" w:hAnsi="Cambria Math"/>
+                  </w:rPr>
+                  <m:t xml:space="preserve">= </m:t>
+                </m:r>
+                <m:sSub>
+                  <m:sSubPr>
+                    <m:ctrlPr>
+                      <w:rPr>
+                        <w:rFonts w:ascii="Cambria Math" w:hAnsi="Cambria Math"/>
+                        <w:i/>
+                      </w:rPr>
+                    </m:ctrlPr>
+                  </m:sSubPr>
+                  <m:e>
+                    <m:r>
+                      <w:rPr>
+                        <w:rFonts w:ascii="Cambria Math" w:hAnsi="Cambria Math"/>
+                      </w:rPr>
+                      <m:t>e</m:t>
+                    </m:r>
+                  </m:e>
+                  <m:sub>
+                    <m:r>
+                      <w:rPr>
+                        <w:rFonts w:ascii="Cambria Math" w:hAnsi="Cambria Math"/>
+                      </w:rPr>
+                      <m:t>k,j</m:t>
+                    </m:r>
+                  </m:sub>
+                </m:sSub>
+                <m:r>
+                  <w:rPr>
+                    <w:rFonts w:ascii="Cambria Math" w:hAnsi="Cambria Math"/>
+                  </w:rPr>
+                  <m:t xml:space="preserve">- </m:t>
+                </m:r>
+                <m:sSub>
+                  <m:sSubPr>
+                    <m:ctrlPr>
+                      <w:rPr>
+                        <w:rFonts w:ascii="Cambria Math" w:hAnsi="Cambria Math"/>
+                        <w:i/>
+                      </w:rPr>
+                    </m:ctrlPr>
+                  </m:sSubPr>
+                  <m:e>
+                    <m:r>
+                      <w:rPr>
+                        <w:rFonts w:ascii="Cambria Math" w:hAnsi="Cambria Math"/>
+                      </w:rPr>
+                      <m:t>e</m:t>
+                    </m:r>
+                  </m:e>
+                  <m:sub>
+                    <m:r>
+                      <w:rPr>
+                        <w:rFonts w:ascii="Cambria Math" w:hAnsi="Cambria Math"/>
+                      </w:rPr>
+                      <m:t>origin</m:t>
+                    </m:r>
+                  </m:sub>
+                </m:sSub>
+              </m:oMath>
+            </m:oMathPara>
+          </w:p>
+        </w:tc>
+        <w:tc>
+          <w:tcPr>
+            <w:tcW w:w="560" w:type="dxa"/>
+          </w:tcPr>
+          <w:p>
+            <w:pPr>
+              <w:spacing w:line="360" w:lineRule="auto"/>
+              <w:jc w:val="right"/>
+            </w:pPr>
+            <w:r>
+              <w:t>(5)</w:t>
+            </w:r>
+          </w:p>
+        </w:tc>
+      </w:tr>
+    </w:tbl>
+    <w:p>
+      <w:pPr>
+        <w:spacing w:line="360" w:lineRule="auto"/>
+        <w:jc w:val="both"/>
+      </w:pPr>
+    </w:p>
+    <w:p>
+      <w:pPr>
+        <w:pStyle w:val="Akapitzlist"/>
+        <w:numPr>
+          <w:ilvl w:val="0"/>
+          <w:numId w:val="26"/>
+        </w:numPr>
+        <w:spacing w:line="360" w:lineRule="auto"/>
+        <w:ind w:left="1210"/>
+        <w:jc w:val="both"/>
+      </w:pPr>
+      <w:r>
+        <w:t xml:space="preserve">Posortuj wartości </w:t>
+      </w:r>
+      <w:r>
+        <w:rPr>
+          <w:i/>
+          <w:iCs/>
+        </w:rPr>
+        <w:t>FI</w:t>
+      </w:r>
+      <w:r>
+        <w:t xml:space="preserve"> </w:t>
+      </w:r>
+      <w:r>
+        <w:t xml:space="preserve">(ang. skrót od </w:t>
+      </w:r>
+      <w:proofErr w:type="spellStart"/>
+      <w:r>
+        <w:rPr>
+          <w:i/>
+          <w:iCs/>
+        </w:rPr>
+        <w:t>Feature</w:t>
+      </w:r>
+      <w:proofErr w:type="spellEnd"/>
+      <w:r>
+        <w:rPr>
+          <w:i/>
+          <w:iCs/>
+        </w:rPr>
+        <w:t xml:space="preserve"> </w:t>
+      </w:r>
+      <w:proofErr w:type="spellStart"/>
+      <w:r>
+        <w:rPr>
+          <w:i/>
+          <w:iCs/>
+        </w:rPr>
+        <w:t>Importance</w:t>
+      </w:r>
+      <w:proofErr w:type="spellEnd"/>
+      <w:r>
+        <w:t>) malejąco</w:t>
+      </w:r>
+      <w:r>
+        <w:t>.</w:t>
+      </w:r>
+    </w:p>
+    <w:p>
+      <w:pPr>
+        <w:spacing w:line="360" w:lineRule="auto"/>
+        <w:ind w:left="432" w:firstLine="277"/>
+        <w:jc w:val="both"/>
+      </w:pPr>
+      <w:r>
+        <w:t xml:space="preserve">Metoda </w:t>
+      </w:r>
+      <w:r>
+        <w:t xml:space="preserve">jest bardzo prosta jednak posiada swoje ograniczenia. Jednym z nich jest </w:t>
+      </w:r>
+      <w:r>
+        <w:t>ogranicz</w:t>
+      </w:r>
+      <w:r>
+        <w:t>enie użytkowania</w:t>
+      </w:r>
+      <w:r>
+        <w:t xml:space="preserve"> </w:t>
+      </w:r>
+      <w:r>
+        <w:t xml:space="preserve">wyłącznie do </w:t>
+      </w:r>
+      <w:r>
+        <w:t>danych tabelarycznych.</w:t>
+      </w:r>
+      <w:r>
+        <w:t xml:space="preserve"> Kolejnym </w:t>
+      </w:r>
+      <w:r>
+        <w:t xml:space="preserve">- </w:t>
+      </w:r>
+      <w:r>
+        <w:t>wymóg posiadania poprawnego wyniku przewidywań, t</w:t>
+      </w:r>
+      <w:r>
+        <w:t>o znaczy</w:t>
+      </w:r>
+      <w:r>
+        <w:t xml:space="preserve">, że musimy użyć uczenia nadzorowanego, czyli takiego, </w:t>
+      </w:r>
+      <w:r>
+        <w:t>który wykorzystuje zbiór treningowy zawierając</w:t>
+      </w:r>
+      <w:r>
+        <w:t>y</w:t>
+      </w:r>
+      <w:r>
+        <w:t xml:space="preserve"> reprezentację wniosku, </w:t>
+      </w:r>
+      <w:r>
+        <w:t>inaczej nie będziemy w stanie obliczyć miary referencyjnej.</w:t>
+      </w:r>
+      <w:r>
+        <w:t xml:space="preserve"> Warto również zauważyć, iż ważność cechy jest tylko rankingiem, mówiącym jak bardzo zwiększy się miara straty, ale nie to, czy zwiększenie jej poprawi prognozę. Dodatkowo powinno się zwracać uwagę na korelacje pomiędzy różnymi danymi, ponieważ jeśli są one silnie związane ze sobą, to przy permutacji którejś z nich mogą powstać fizycznie niemożliwe sytuacje. </w:t>
+      </w:r>
+    </w:p>
+    <w:p>
+      <w:pPr>
+        <w:spacing w:line="360" w:lineRule="auto"/>
+        <w:ind w:left="432" w:firstLine="277"/>
+        <w:jc w:val="both"/>
+      </w:pPr>
+    </w:p>
+    <w:p>
+      <w:pPr>
+        <w:pStyle w:val="Nagwek1"/>
+      </w:pPr>
+      <w:bookmarkStart w:id="20" w:name="_Ref222320522"/>
+      <w:bookmarkStart w:id="21" w:name="_Toc222769367"/>
+      <w:r>
+        <w:t>Analiza zbiorów danych</w:t>
+      </w:r>
+      <w:bookmarkEnd w:id="20"/>
+      <w:bookmarkEnd w:id="21"/>
+    </w:p>
+    <w:p>
+      <w:pPr>
+        <w:pStyle w:val="Nagwek2"/>
+      </w:pPr>
+      <w:bookmarkStart w:id="22" w:name="_Toc222769368"/>
+      <w:r>
+        <w:t xml:space="preserve">UCI </w:t>
+      </w:r>
+      <w:proofErr w:type="spellStart"/>
+      <w:r>
+        <w:t>Heart</w:t>
+      </w:r>
+      <w:proofErr w:type="spellEnd"/>
+      <w:r>
+        <w:t xml:space="preserve"> </w:t>
+      </w:r>
+      <w:proofErr w:type="spellStart"/>
+      <w:r>
+        <w:t>Disease</w:t>
+      </w:r>
+      <w:proofErr w:type="spellEnd"/>
+      <w:r>
+        <w:t xml:space="preserve"> Data</w:t>
+      </w:r>
+      <w:bookmarkEnd w:id="22"/>
+    </w:p>
+    <w:p>
+      <w:pPr>
+        <w:spacing w:line="360" w:lineRule="auto"/>
+        <w:ind w:left="431" w:firstLine="277"/>
+        <w:jc w:val="both"/>
+      </w:pPr>
+      <w:r>
+        <w:t xml:space="preserve">Pierwszym analizowany zbiór danych dotyczy występowania choroby serca oraz jej stadium. Pochodzi on ze strony </w:t>
+      </w:r>
+      <w:proofErr w:type="spellStart"/>
+      <w:r>
+        <w:t>Kaggle</w:t>
+      </w:r>
+      <w:proofErr w:type="spellEnd"/>
+    </w:p>
+    <w:p>
+      <w:pPr>
+        <w:spacing w:line="360" w:lineRule="auto"/>
+        <w:ind w:left="431"/>
+        <w:jc w:val="both"/>
+      </w:pPr>
+      <w:r>
+        <w:t>(https://www.kaggle.com/datasets/redwankarimsony/heart-disease-data)</w:t>
+      </w:r>
+      <w:r>
+        <w:t>. Zawiera 16 kolumn. Id jest identyfikatorem pacjenta i nie jest brane pod uwagę podczas badań. Do zmiennych wejściowych należą: wiek (</w:t>
+      </w:r>
+      <w:proofErr w:type="spellStart"/>
+      <w:r>
         <w:t>age</w:t>
       </w:r>
       <w:proofErr w:type="spellEnd"/>
@@ -7666,7 +10089,11 @@
       </w:r>
       <w:proofErr w:type="spellEnd"/>
       <w:r>
-        <w:t>), obniżenie odcinka ST wywołane wysiłkiem fizycznym w porównaniu do spoczynku (</w:t>
+        <w:t xml:space="preserve">), obniżenie odcinka ST wywołane wysiłkiem fizycznym w porównaniu do spoczynku </w:t>
+      </w:r>
+      <w:r>
+        <w:lastRenderedPageBreak/>
+        <w:t>(</w:t>
       </w:r>
       <w:proofErr w:type="spellStart"/>
       <w:r>
@@ -7700,21 +10127,80 @@
       <w:r>
         <w:t xml:space="preserve">). Natomiast zmienną docelową jest </w:t>
       </w:r>
+      <w:r>
+        <w:t>„</w:t>
+      </w:r>
       <w:proofErr w:type="spellStart"/>
       <w:r>
         <w:t>num</w:t>
       </w:r>
       <w:proofErr w:type="spellEnd"/>
       <w:r>
-        <w:t xml:space="preserve">, która oznacza stadium choroby serca. Może ona przyjmować jedną z 5 wartości, gdzie 0 symbolizuje brak problemów z narządem, a 4 poważne trudności. W zbiorze znajduje się wiele danych brakujących. Najwięcej braków występuje w kolumnie ca - aż 611, co stanowi 66,41% całości. Dodatkowo kolumny takie jak sex, czy </w:t>
-      </w:r>
-      <w:proofErr w:type="spellStart"/>
-      <w:r>
-        <w:t>dataset</w:t>
-      </w:r>
-      <w:proofErr w:type="spellEnd"/>
-      <w:r>
-        <w:t xml:space="preserve"> są danymi kategorycznymi i należałoby je zamienić na wartości liczbowe.</w:t>
+        <w:t>”</w:t>
+      </w:r>
+      <w:r>
+        <w:t>, która oznacza stadium choroby serca. Może ona przyjmować jedną z 5 wartości, gdzie 0 symbolizuje brak problemów z narządem, a 4 poważne trudności. W zbiorze znajduje się wiele danych brakujących</w:t>
+      </w:r>
+      <w:r>
+        <w:t>. Najwięcej braków występuje w kolumnie ca - aż 611, co stanowi 66,41% całości.</w:t>
+      </w:r>
+      <w:r>
+        <w:t xml:space="preserve"> </w:t>
+      </w:r>
+      <w:r>
+        <w:t xml:space="preserve">Dodatkowo </w:t>
+      </w:r>
+      <w:r>
+        <w:t xml:space="preserve">istnieje duże niezbilansowanie </w:t>
+      </w:r>
+      <w:r>
+        <w:t>dotyczące</w:t>
+      </w:r>
+      <w:r>
+        <w:t xml:space="preserve"> </w:t>
+      </w:r>
+      <w:r>
+        <w:t>przynależności</w:t>
+      </w:r>
+      <w:r>
+        <w:t xml:space="preserve"> osób do konkretnych klas</w:t>
+      </w:r>
+      <w:r>
+        <w:t>.</w:t>
+      </w:r>
+      <w:r>
+        <w:t xml:space="preserve"> Oznacza to, że jest znacznie mniej przypadków zakwalifikowanych </w:t>
+      </w:r>
+      <w:r>
+        <w:t>z</w:t>
+      </w:r>
+      <w:r>
+        <w:t xml:space="preserve"> </w:t>
+      </w:r>
+      <w:r>
+        <w:t>czwartym</w:t>
+      </w:r>
+      <w:r>
+        <w:t xml:space="preserve"> stadium choroby niż osób bez </w:t>
+      </w:r>
+      <w:r>
+        <w:t>przypadłości</w:t>
+      </w:r>
+      <w:r>
+        <w:t xml:space="preserve">. </w:t>
+      </w:r>
+    </w:p>
+    <w:p>
+      <w:pPr>
+        <w:spacing w:line="360" w:lineRule="auto"/>
+        <w:ind w:left="431"/>
+        <w:jc w:val="both"/>
+      </w:pPr>
+      <w:r>
+        <w:tab/>
+      </w:r>
+      <w:r>
+        <w:t>[OPISAĆ PRZETWORZENIE DANYCH]</w:t>
       </w:r>
     </w:p>
     <w:p>
@@ -7790,62 +10276,36 @@
       <w:pPr>
         <w:pStyle w:val="Podpispodzdjciem"/>
       </w:pPr>
-      <w:bookmarkStart w:id="22" w:name="_Toc222518576"/>
+      <w:bookmarkStart w:id="23" w:name="_Toc222518576"/>
       <w:r>
         <w:t xml:space="preserve">Rys. </w:t>
       </w:r>
-      <w:r>
-        <w:fldChar w:fldCharType="begin"/>
-      </w:r>
-      <w:r>
-        <w:instrText xml:space="preserve"> STYLEREF 1 \s </w:instrText>
-      </w:r>
-      <w:r>
-        <w:fldChar w:fldCharType="separate"/>
-      </w:r>
-      <w:r>
-        <w:rPr>
-          <w:noProof/>
-        </w:rPr>
-        <w:t>5</w:t>
-      </w:r>
-      <w:r>
-        <w:rPr>
-          <w:noProof/>
-        </w:rPr>
-        <w:fldChar w:fldCharType="end"/>
-      </w:r>
+      <w:fldSimple w:instr=" STYLEREF 1 \s ">
+        <w:r>
+          <w:rPr>
+            <w:noProof/>
+          </w:rPr>
+          <w:t>5</w:t>
+        </w:r>
+      </w:fldSimple>
       <w:r>
         <w:t>.</w:t>
       </w:r>
-      <w:r>
-        <w:fldChar w:fldCharType="begin"/>
-      </w:r>
-      <w:r>
-        <w:instrText xml:space="preserve"> SEQ Rys. \* ARABIC \s 1 </w:instrText>
-      </w:r>
-      <w:r>
-        <w:fldChar w:fldCharType="separate"/>
-      </w:r>
-      <w:r>
-        <w:rPr>
-          <w:noProof/>
-        </w:rPr>
-        <w:t>1</w:t>
-      </w:r>
-      <w:r>
-        <w:rPr>
-          <w:noProof/>
-        </w:rPr>
-        <w:fldChar w:fldCharType="end"/>
-      </w:r>
+      <w:fldSimple w:instr=" SEQ Rys. \* ARABIC \s 1 ">
+        <w:r>
+          <w:rPr>
+            <w:noProof/>
+          </w:rPr>
+          <w:t>1</w:t>
+        </w:r>
+      </w:fldSimple>
       <w:r>
         <w:t>. Wykaz 5 pierwszych rekordów zbioru.</w:t>
       </w:r>
       <w:r>
         <w:t xml:space="preserve"> [źródło własne]</w:t>
       </w:r>
-      <w:bookmarkEnd w:id="22"/>
+      <w:bookmarkEnd w:id="23"/>
     </w:p>
     <w:p>
       <w:pPr>
@@ -7856,7 +10316,7 @@
       <w:pPr>
         <w:pStyle w:val="Nagwek2"/>
       </w:pPr>
-      <w:bookmarkStart w:id="23" w:name="_Toc222176837"/>
+      <w:bookmarkStart w:id="24" w:name="_Toc222769369"/>
       <w:r>
         <w:t xml:space="preserve">Cards Image </w:t>
       </w:r>
@@ -7864,7 +10324,7 @@
       <w:r>
         <w:t>Dataset-Classification</w:t>
       </w:r>
-      <w:bookmarkEnd w:id="23"/>
+      <w:bookmarkEnd w:id="24"/>
       <w:proofErr w:type="spellEnd"/>
     </w:p>
     <w:p>
@@ -7884,7 +10344,7 @@
       <w:pPr>
         <w:pStyle w:val="Nagwek2"/>
       </w:pPr>
-      <w:bookmarkStart w:id="24" w:name="_Toc222176838"/>
+      <w:bookmarkStart w:id="25" w:name="_Toc222769370"/>
       <w:r>
         <w:t xml:space="preserve">Wine </w:t>
       </w:r>
@@ -7892,7 +10352,7 @@
       <w:r>
         <w:t>Quality</w:t>
       </w:r>
-      <w:bookmarkEnd w:id="24"/>
+      <w:bookmarkEnd w:id="25"/>
       <w:proofErr w:type="spellEnd"/>
     </w:p>
     <w:p>
@@ -7915,11 +10375,11 @@
       <w:pPr>
         <w:pStyle w:val="Nagwek2"/>
       </w:pPr>
-      <w:bookmarkStart w:id="25" w:name="_Toc222176839"/>
+      <w:bookmarkStart w:id="26" w:name="_Toc222769371"/>
       <w:r>
         <w:t>Bank Marketing</w:t>
       </w:r>
-      <w:bookmarkEnd w:id="25"/>
+      <w:bookmarkEnd w:id="26"/>
     </w:p>
     <w:p>
       <w:hyperlink r:id="rId19" w:history="1">
@@ -7938,7 +10398,7 @@
       <w:pPr>
         <w:pStyle w:val="Nagwek2"/>
       </w:pPr>
-      <w:bookmarkStart w:id="26" w:name="_Toc222176840"/>
+      <w:bookmarkStart w:id="27" w:name="_Toc222769372"/>
       <w:r>
         <w:t xml:space="preserve">Brain MRI </w:t>
       </w:r>
@@ -7954,7 +10414,7 @@
       <w:r>
         <w:t>Detection</w:t>
       </w:r>
-      <w:bookmarkEnd w:id="26"/>
+      <w:bookmarkEnd w:id="27"/>
       <w:proofErr w:type="spellEnd"/>
     </w:p>
     <w:p>
@@ -7982,80 +10442,67 @@
       <w:pPr>
         <w:pStyle w:val="Nagwek1"/>
       </w:pPr>
-      <w:bookmarkStart w:id="27" w:name="_Toc222176841"/>
       <w:bookmarkStart w:id="28" w:name="_Ref222320541"/>
+      <w:bookmarkStart w:id="29" w:name="_Toc222769373"/>
       <w:r>
         <w:t>Metodyka badań</w:t>
       </w:r>
-      <w:bookmarkEnd w:id="27"/>
       <w:bookmarkEnd w:id="28"/>
-    </w:p>
-    <w:p>
-      <w:pPr>
-        <w:spacing w:line="360" w:lineRule="auto"/>
-        <w:ind w:left="431" w:firstLine="277"/>
-      </w:pPr>
-      <w:r>
-        <w:t>Kolejne rozdziały powinny dokumentować pracę własną studenta. Jeżeli praca dyplomowa dotyczy projektowania, rozdziały te powinny zawierać analizę wymagań, sformułowanie założeń projektowych, opis projektu i jego realizacji oraz dokumentację przeprowadzonych testów. Jeżeli praca ma charakter badawczy, w rozdziałach tych powinna być opisana metodyka badań, przeprowadzone eksperymenty oraz uzyskane wyniki.</w:t>
-      </w:r>
-    </w:p>
-    <w:p>
-      <w:pPr>
-        <w:ind w:left="432"/>
-      </w:pPr>
-    </w:p>
+      <w:bookmarkEnd w:id="29"/>
+    </w:p>
+    <w:p/>
     <w:p>
       <w:pPr>
         <w:pStyle w:val="Nagwek1"/>
       </w:pPr>
-      <w:bookmarkStart w:id="29" w:name="_Toc222176842"/>
       <w:bookmarkStart w:id="30" w:name="_Ref222320548"/>
+      <w:bookmarkStart w:id="31" w:name="_Toc222769374"/>
       <w:r>
         <w:t>Eksperymenty</w:t>
       </w:r>
-      <w:bookmarkEnd w:id="29"/>
       <w:bookmarkEnd w:id="30"/>
+      <w:bookmarkEnd w:id="31"/>
     </w:p>
     <w:p/>
     <w:p>
       <w:pPr>
         <w:pStyle w:val="Nagwek1"/>
       </w:pPr>
-      <w:bookmarkStart w:id="31" w:name="_Toc222176843"/>
       <w:bookmarkStart w:id="32" w:name="_Ref222320554"/>
+      <w:bookmarkStart w:id="33" w:name="_Toc222769375"/>
       <w:r>
         <w:t>Wyniki</w:t>
       </w:r>
-      <w:bookmarkEnd w:id="31"/>
       <w:bookmarkEnd w:id="32"/>
+      <w:bookmarkEnd w:id="33"/>
     </w:p>
     <w:p/>
     <w:p>
       <w:pPr>
         <w:pStyle w:val="Nagwek1"/>
       </w:pPr>
-      <w:bookmarkStart w:id="33" w:name="_Toc222176844"/>
       <w:bookmarkStart w:id="34" w:name="_Ref222320562"/>
+      <w:bookmarkStart w:id="35" w:name="_Toc222769376"/>
       <w:r>
         <w:t>Wnioski i rekomendacje</w:t>
       </w:r>
-      <w:bookmarkStart w:id="35" w:name="_Testowanie_automatyczne"/>
-      <w:bookmarkEnd w:id="33"/>
+      <w:bookmarkStart w:id="36" w:name="_Testowanie_automatyczne"/>
       <w:bookmarkEnd w:id="34"/>
       <w:bookmarkEnd w:id="35"/>
+      <w:bookmarkEnd w:id="36"/>
     </w:p>
     <w:p/>
     <w:p>
       <w:pPr>
         <w:pStyle w:val="Nagwek1"/>
       </w:pPr>
-      <w:bookmarkStart w:id="36" w:name="_Toc222176845"/>
       <w:bookmarkStart w:id="37" w:name="_Ref222320577"/>
+      <w:bookmarkStart w:id="38" w:name="_Toc222769377"/>
       <w:r>
         <w:t>Podsumowanie</w:t>
       </w:r>
-      <w:bookmarkEnd w:id="36"/>
       <w:bookmarkEnd w:id="37"/>
+      <w:bookmarkEnd w:id="38"/>
     </w:p>
     <w:p>
       <w:pPr>
@@ -8110,7 +10557,7 @@
         <w:jc w:val="both"/>
       </w:pPr>
     </w:p>
-    <w:bookmarkStart w:id="38" w:name="_Toc222176846" w:displacedByCustomXml="next"/>
+    <w:bookmarkStart w:id="39" w:name="_Toc222769378" w:displacedByCustomXml="next"/>
     <w:sdt>
       <w:sdtPr>
         <w:rPr>
@@ -8133,7 +10580,7 @@
           <w:r>
             <w:t>Bibliografia</w:t>
           </w:r>
-          <w:bookmarkEnd w:id="38"/>
+          <w:bookmarkEnd w:id="39"/>
         </w:p>
         <w:sdt>
           <w:sdtPr>
@@ -8413,7 +10860,6 @@
           <w:numId w:val="0"/>
         </w:numPr>
       </w:pPr>
-      <w:bookmarkStart w:id="39" w:name="_Toc222176847"/>
     </w:p>
     <w:p>
       <w:pPr>
@@ -8433,11 +10879,12 @@
       <w:pPr>
         <w:pStyle w:val="Nagwek1"/>
       </w:pPr>
+      <w:bookmarkStart w:id="40" w:name="_Toc222769379"/>
       <w:r>
         <w:lastRenderedPageBreak/>
         <w:t>Spis rysunków</w:t>
       </w:r>
-      <w:bookmarkEnd w:id="39"/>
+      <w:bookmarkEnd w:id="40"/>
     </w:p>
     <w:p>
       <w:pPr>
@@ -8721,7 +11168,7 @@
             <w:noProof/>
             <w:webHidden/>
           </w:rPr>
-          <w:t>8</w:t>
+          <w:t>9</w:t>
         </w:r>
         <w:r>
           <w:rPr>
@@ -9058,6 +11505,119 @@
     </w:lvl>
   </w:abstractNum>
   <w:abstractNum w:abstractNumId="2" w15:restartNumberingAfterBreak="0">
+    <w:nsid w:val="026B7E91"/>
+    <w:multiLevelType w:val="hybridMultilevel"/>
+    <w:tmpl w:val="A2BC8D74"/>
+    <w:lvl w:ilvl="0" w:tplc="04150001">
+      <w:start w:val="1"/>
+      <w:numFmt w:val="bullet"/>
+      <w:lvlText w:val=""/>
+      <w:lvlJc w:val="left"/>
+      <w:pPr>
+        <w:ind w:left="1428" w:hanging="360"/>
+      </w:pPr>
+      <w:rPr>
+        <w:rFonts w:ascii="Symbol" w:hAnsi="Symbol" w:hint="default"/>
+      </w:rPr>
+    </w:lvl>
+    <w:lvl w:ilvl="1" w:tplc="04150003" w:tentative="1">
+      <w:start w:val="1"/>
+      <w:numFmt w:val="bullet"/>
+      <w:lvlText w:val="o"/>
+      <w:lvlJc w:val="left"/>
+      <w:pPr>
+        <w:ind w:left="2148" w:hanging="360"/>
+      </w:pPr>
+      <w:rPr>
+        <w:rFonts w:ascii="Courier New" w:hAnsi="Courier New" w:cs="Courier New" w:hint="default"/>
+      </w:rPr>
+    </w:lvl>
+    <w:lvl w:ilvl="2" w:tplc="04150005" w:tentative="1">
+      <w:start w:val="1"/>
+      <w:numFmt w:val="bullet"/>
+      <w:lvlText w:val=""/>
+      <w:lvlJc w:val="left"/>
+      <w:pPr>
+        <w:ind w:left="2868" w:hanging="360"/>
+      </w:pPr>
+      <w:rPr>
+        <w:rFonts w:ascii="Wingdings" w:hAnsi="Wingdings" w:hint="default"/>
+      </w:rPr>
+    </w:lvl>
+    <w:lvl w:ilvl="3" w:tplc="04150001" w:tentative="1">
+      <w:start w:val="1"/>
+      <w:numFmt w:val="bullet"/>
+      <w:lvlText w:val=""/>
+      <w:lvlJc w:val="left"/>
+      <w:pPr>
+        <w:ind w:left="3588" w:hanging="360"/>
+      </w:pPr>
+      <w:rPr>
+        <w:rFonts w:ascii="Symbol" w:hAnsi="Symbol" w:hint="default"/>
+      </w:rPr>
+    </w:lvl>
+    <w:lvl w:ilvl="4" w:tplc="04150003" w:tentative="1">
+      <w:start w:val="1"/>
+      <w:numFmt w:val="bullet"/>
+      <w:lvlText w:val="o"/>
+      <w:lvlJc w:val="left"/>
+      <w:pPr>
+        <w:ind w:left="4308" w:hanging="360"/>
+      </w:pPr>
+      <w:rPr>
+        <w:rFonts w:ascii="Courier New" w:hAnsi="Courier New" w:cs="Courier New" w:hint="default"/>
+      </w:rPr>
+    </w:lvl>
+    <w:lvl w:ilvl="5" w:tplc="04150005" w:tentative="1">
+      <w:start w:val="1"/>
+      <w:numFmt w:val="bullet"/>
+      <w:lvlText w:val=""/>
+      <w:lvlJc w:val="left"/>
+      <w:pPr>
+        <w:ind w:left="5028" w:hanging="360"/>
+      </w:pPr>
+      <w:rPr>
+        <w:rFonts w:ascii="Wingdings" w:hAnsi="Wingdings" w:hint="default"/>
+      </w:rPr>
+    </w:lvl>
+    <w:lvl w:ilvl="6" w:tplc="04150001" w:tentative="1">
+      <w:start w:val="1"/>
+      <w:numFmt w:val="bullet"/>
+      <w:lvlText w:val=""/>
+      <w:lvlJc w:val="left"/>
+      <w:pPr>
+        <w:ind w:left="5748" w:hanging="360"/>
+      </w:pPr>
+      <w:rPr>
+        <w:rFonts w:ascii="Symbol" w:hAnsi="Symbol" w:hint="default"/>
+      </w:rPr>
+    </w:lvl>
+    <w:lvl w:ilvl="7" w:tplc="04150003" w:tentative="1">
+      <w:start w:val="1"/>
+      <w:numFmt w:val="bullet"/>
+      <w:lvlText w:val="o"/>
+      <w:lvlJc w:val="left"/>
+      <w:pPr>
+        <w:ind w:left="6468" w:hanging="360"/>
+      </w:pPr>
+      <w:rPr>
+        <w:rFonts w:ascii="Courier New" w:hAnsi="Courier New" w:cs="Courier New" w:hint="default"/>
+      </w:rPr>
+    </w:lvl>
+    <w:lvl w:ilvl="8" w:tplc="04150005" w:tentative="1">
+      <w:start w:val="1"/>
+      <w:numFmt w:val="bullet"/>
+      <w:lvlText w:val=""/>
+      <w:lvlJc w:val="left"/>
+      <w:pPr>
+        <w:ind w:left="7188" w:hanging="360"/>
+      </w:pPr>
+      <w:rPr>
+        <w:rFonts w:ascii="Wingdings" w:hAnsi="Wingdings" w:hint="default"/>
+      </w:rPr>
+    </w:lvl>
+  </w:abstractNum>
+  <w:abstractNum w:abstractNumId="3" w15:restartNumberingAfterBreak="0">
     <w:nsid w:val="0BC237D3"/>
     <w:multiLevelType w:val="hybridMultilevel"/>
     <w:tmpl w:val="814E2A1E"/>
@@ -9143,7 +11703,7 @@
       </w:pPr>
     </w:lvl>
   </w:abstractNum>
-  <w:abstractNum w:abstractNumId="3" w15:restartNumberingAfterBreak="0">
+  <w:abstractNum w:abstractNumId="4" w15:restartNumberingAfterBreak="0">
     <w:nsid w:val="0BE63299"/>
     <w:multiLevelType w:val="hybridMultilevel"/>
     <w:tmpl w:val="A4D62C7E"/>
@@ -9256,7 +11816,7 @@
       </w:rPr>
     </w:lvl>
   </w:abstractNum>
-  <w:abstractNum w:abstractNumId="4" w15:restartNumberingAfterBreak="0">
+  <w:abstractNum w:abstractNumId="5" w15:restartNumberingAfterBreak="0">
     <w:nsid w:val="117D1713"/>
     <w:multiLevelType w:val="multilevel"/>
     <w:tmpl w:val="117D1713"/>
@@ -9369,7 +11929,7 @@
       </w:pPr>
     </w:lvl>
   </w:abstractNum>
-  <w:abstractNum w:abstractNumId="5" w15:restartNumberingAfterBreak="0">
+  <w:abstractNum w:abstractNumId="6" w15:restartNumberingAfterBreak="0">
     <w:nsid w:val="16144076"/>
     <w:multiLevelType w:val="multilevel"/>
     <w:tmpl w:val="0415001F"/>
@@ -9455,7 +12015,206 @@
       </w:pPr>
     </w:lvl>
   </w:abstractNum>
-  <w:abstractNum w:abstractNumId="6" w15:restartNumberingAfterBreak="0">
+  <w:abstractNum w:abstractNumId="7" w15:restartNumberingAfterBreak="0">
+    <w:nsid w:val="234F59AF"/>
+    <w:multiLevelType w:val="hybridMultilevel"/>
+    <w:tmpl w:val="CB7A8E8E"/>
+    <w:lvl w:ilvl="0" w:tplc="0415000F">
+      <w:start w:val="1"/>
+      <w:numFmt w:val="decimal"/>
+      <w:lvlText w:val="%1."/>
+      <w:lvlJc w:val="left"/>
+      <w:pPr>
+        <w:ind w:left="1428" w:hanging="360"/>
+      </w:pPr>
+    </w:lvl>
+    <w:lvl w:ilvl="1" w:tplc="04150019">
+      <w:start w:val="1"/>
+      <w:numFmt w:val="lowerLetter"/>
+      <w:lvlText w:val="%2."/>
+      <w:lvlJc w:val="left"/>
+      <w:pPr>
+        <w:ind w:left="2148" w:hanging="360"/>
+      </w:pPr>
+    </w:lvl>
+    <w:lvl w:ilvl="2" w:tplc="0415001B" w:tentative="1">
+      <w:start w:val="1"/>
+      <w:numFmt w:val="lowerRoman"/>
+      <w:lvlText w:val="%3."/>
+      <w:lvlJc w:val="right"/>
+      <w:pPr>
+        <w:ind w:left="2868" w:hanging="180"/>
+      </w:pPr>
+    </w:lvl>
+    <w:lvl w:ilvl="3" w:tplc="0415000F" w:tentative="1">
+      <w:start w:val="1"/>
+      <w:numFmt w:val="decimal"/>
+      <w:lvlText w:val="%4."/>
+      <w:lvlJc w:val="left"/>
+      <w:pPr>
+        <w:ind w:left="3588" w:hanging="360"/>
+      </w:pPr>
+    </w:lvl>
+    <w:lvl w:ilvl="4" w:tplc="04150019" w:tentative="1">
+      <w:start w:val="1"/>
+      <w:numFmt w:val="lowerLetter"/>
+      <w:lvlText w:val="%5."/>
+      <w:lvlJc w:val="left"/>
+      <w:pPr>
+        <w:ind w:left="4308" w:hanging="360"/>
+      </w:pPr>
+    </w:lvl>
+    <w:lvl w:ilvl="5" w:tplc="0415001B" w:tentative="1">
+      <w:start w:val="1"/>
+      <w:numFmt w:val="lowerRoman"/>
+      <w:lvlText w:val="%6."/>
+      <w:lvlJc w:val="right"/>
+      <w:pPr>
+        <w:ind w:left="5028" w:hanging="180"/>
+      </w:pPr>
+    </w:lvl>
+    <w:lvl w:ilvl="6" w:tplc="0415000F" w:tentative="1">
+      <w:start w:val="1"/>
+      <w:numFmt w:val="decimal"/>
+      <w:lvlText w:val="%7."/>
+      <w:lvlJc w:val="left"/>
+      <w:pPr>
+        <w:ind w:left="5748" w:hanging="360"/>
+      </w:pPr>
+    </w:lvl>
+    <w:lvl w:ilvl="7" w:tplc="04150019" w:tentative="1">
+      <w:start w:val="1"/>
+      <w:numFmt w:val="lowerLetter"/>
+      <w:lvlText w:val="%8."/>
+      <w:lvlJc w:val="left"/>
+      <w:pPr>
+        <w:ind w:left="6468" w:hanging="360"/>
+      </w:pPr>
+    </w:lvl>
+    <w:lvl w:ilvl="8" w:tplc="0415001B" w:tentative="1">
+      <w:start w:val="1"/>
+      <w:numFmt w:val="lowerRoman"/>
+      <w:lvlText w:val="%9."/>
+      <w:lvlJc w:val="right"/>
+      <w:pPr>
+        <w:ind w:left="7188" w:hanging="180"/>
+      </w:pPr>
+    </w:lvl>
+  </w:abstractNum>
+  <w:abstractNum w:abstractNumId="8" w15:restartNumberingAfterBreak="0">
+    <w:nsid w:val="2D567F71"/>
+    <w:multiLevelType w:val="hybridMultilevel"/>
+    <w:tmpl w:val="E8EAEED0"/>
+    <w:lvl w:ilvl="0" w:tplc="04150001">
+      <w:start w:val="1"/>
+      <w:numFmt w:val="bullet"/>
+      <w:lvlText w:val=""/>
+      <w:lvlJc w:val="left"/>
+      <w:pPr>
+        <w:ind w:left="1068" w:hanging="360"/>
+      </w:pPr>
+      <w:rPr>
+        <w:rFonts w:ascii="Symbol" w:hAnsi="Symbol" w:hint="default"/>
+      </w:rPr>
+    </w:lvl>
+    <w:lvl w:ilvl="1" w:tplc="04150003" w:tentative="1">
+      <w:start w:val="1"/>
+      <w:numFmt w:val="bullet"/>
+      <w:lvlText w:val="o"/>
+      <w:lvlJc w:val="left"/>
+      <w:pPr>
+        <w:ind w:left="1788" w:hanging="360"/>
+      </w:pPr>
+      <w:rPr>
+        <w:rFonts w:ascii="Courier New" w:hAnsi="Courier New" w:cs="Courier New" w:hint="default"/>
+      </w:rPr>
+    </w:lvl>
+    <w:lvl w:ilvl="2" w:tplc="04150005" w:tentative="1">
+      <w:start w:val="1"/>
+      <w:numFmt w:val="bullet"/>
+      <w:lvlText w:val=""/>
+      <w:lvlJc w:val="left"/>
+      <w:pPr>
+        <w:ind w:left="2508" w:hanging="360"/>
+      </w:pPr>
+      <w:rPr>
+        <w:rFonts w:ascii="Wingdings" w:hAnsi="Wingdings" w:hint="default"/>
+      </w:rPr>
+    </w:lvl>
+    <w:lvl w:ilvl="3" w:tplc="04150001" w:tentative="1">
+      <w:start w:val="1"/>
+      <w:numFmt w:val="bullet"/>
+      <w:lvlText w:val=""/>
+      <w:lvlJc w:val="left"/>
+      <w:pPr>
+        <w:ind w:left="3228" w:hanging="360"/>
+      </w:pPr>
+      <w:rPr>
+        <w:rFonts w:ascii="Symbol" w:hAnsi="Symbol" w:hint="default"/>
+      </w:rPr>
+    </w:lvl>
+    <w:lvl w:ilvl="4" w:tplc="04150003" w:tentative="1">
+      <w:start w:val="1"/>
+      <w:numFmt w:val="bullet"/>
+      <w:lvlText w:val="o"/>
+      <w:lvlJc w:val="left"/>
+      <w:pPr>
+        <w:ind w:left="3948" w:hanging="360"/>
+      </w:pPr>
+      <w:rPr>
+        <w:rFonts w:ascii="Courier New" w:hAnsi="Courier New" w:cs="Courier New" w:hint="default"/>
+      </w:rPr>
+    </w:lvl>
+    <w:lvl w:ilvl="5" w:tplc="04150005" w:tentative="1">
+      <w:start w:val="1"/>
+      <w:numFmt w:val="bullet"/>
+      <w:lvlText w:val=""/>
+      <w:lvlJc w:val="left"/>
+      <w:pPr>
+        <w:ind w:left="4668" w:hanging="360"/>
+      </w:pPr>
+      <w:rPr>
+        <w:rFonts w:ascii="Wingdings" w:hAnsi="Wingdings" w:hint="default"/>
+      </w:rPr>
+    </w:lvl>
+    <w:lvl w:ilvl="6" w:tplc="04150001" w:tentative="1">
+      <w:start w:val="1"/>
+      <w:numFmt w:val="bullet"/>
+      <w:lvlText w:val=""/>
+      <w:lvlJc w:val="left"/>
+      <w:pPr>
+        <w:ind w:left="5388" w:hanging="360"/>
+      </w:pPr>
+      <w:rPr>
+        <w:rFonts w:ascii="Symbol" w:hAnsi="Symbol" w:hint="default"/>
+      </w:rPr>
+    </w:lvl>
+    <w:lvl w:ilvl="7" w:tplc="04150003" w:tentative="1">
+      <w:start w:val="1"/>
+      <w:numFmt w:val="bullet"/>
+      <w:lvlText w:val="o"/>
+      <w:lvlJc w:val="left"/>
+      <w:pPr>
+        <w:ind w:left="6108" w:hanging="360"/>
+      </w:pPr>
+      <w:rPr>
+        <w:rFonts w:ascii="Courier New" w:hAnsi="Courier New" w:cs="Courier New" w:hint="default"/>
+      </w:rPr>
+    </w:lvl>
+    <w:lvl w:ilvl="8" w:tplc="04150005" w:tentative="1">
+      <w:start w:val="1"/>
+      <w:numFmt w:val="bullet"/>
+      <w:lvlText w:val=""/>
+      <w:lvlJc w:val="left"/>
+      <w:pPr>
+        <w:ind w:left="6828" w:hanging="360"/>
+      </w:pPr>
+      <w:rPr>
+        <w:rFonts w:ascii="Wingdings" w:hAnsi="Wingdings" w:hint="default"/>
+      </w:rPr>
+    </w:lvl>
+  </w:abstractNum>
+  <w:abstractNum w:abstractNumId="9" w15:restartNumberingAfterBreak="0">
     <w:nsid w:val="31B05C94"/>
     <w:multiLevelType w:val="hybridMultilevel"/>
     <w:tmpl w:val="FDB6FB04"/>
@@ -9567,7 +12326,7 @@
       </w:rPr>
     </w:lvl>
   </w:abstractNum>
-  <w:abstractNum w:abstractNumId="7" w15:restartNumberingAfterBreak="0">
+  <w:abstractNum w:abstractNumId="10" w15:restartNumberingAfterBreak="0">
     <w:nsid w:val="33AD221B"/>
     <w:multiLevelType w:val="hybridMultilevel"/>
     <w:tmpl w:val="2AE01A34"/>
@@ -9656,7 +12415,120 @@
       </w:pPr>
     </w:lvl>
   </w:abstractNum>
-  <w:abstractNum w:abstractNumId="8" w15:restartNumberingAfterBreak="0">
+  <w:abstractNum w:abstractNumId="11" w15:restartNumberingAfterBreak="0">
+    <w:nsid w:val="37CC3976"/>
+    <w:multiLevelType w:val="hybridMultilevel"/>
+    <w:tmpl w:val="68C86210"/>
+    <w:lvl w:ilvl="0" w:tplc="04150001">
+      <w:start w:val="1"/>
+      <w:numFmt w:val="bullet"/>
+      <w:lvlText w:val=""/>
+      <w:lvlJc w:val="left"/>
+      <w:pPr>
+        <w:ind w:left="1151" w:hanging="360"/>
+      </w:pPr>
+      <w:rPr>
+        <w:rFonts w:ascii="Symbol" w:hAnsi="Symbol" w:hint="default"/>
+      </w:rPr>
+    </w:lvl>
+    <w:lvl w:ilvl="1" w:tplc="04150003" w:tentative="1">
+      <w:start w:val="1"/>
+      <w:numFmt w:val="bullet"/>
+      <w:lvlText w:val="o"/>
+      <w:lvlJc w:val="left"/>
+      <w:pPr>
+        <w:ind w:left="1871" w:hanging="360"/>
+      </w:pPr>
+      <w:rPr>
+        <w:rFonts w:ascii="Courier New" w:hAnsi="Courier New" w:cs="Courier New" w:hint="default"/>
+      </w:rPr>
+    </w:lvl>
+    <w:lvl w:ilvl="2" w:tplc="04150005" w:tentative="1">
+      <w:start w:val="1"/>
+      <w:numFmt w:val="bullet"/>
+      <w:lvlText w:val=""/>
+      <w:lvlJc w:val="left"/>
+      <w:pPr>
+        <w:ind w:left="2591" w:hanging="360"/>
+      </w:pPr>
+      <w:rPr>
+        <w:rFonts w:ascii="Wingdings" w:hAnsi="Wingdings" w:hint="default"/>
+      </w:rPr>
+    </w:lvl>
+    <w:lvl w:ilvl="3" w:tplc="04150001" w:tentative="1">
+      <w:start w:val="1"/>
+      <w:numFmt w:val="bullet"/>
+      <w:lvlText w:val=""/>
+      <w:lvlJc w:val="left"/>
+      <w:pPr>
+        <w:ind w:left="3311" w:hanging="360"/>
+      </w:pPr>
+      <w:rPr>
+        <w:rFonts w:ascii="Symbol" w:hAnsi="Symbol" w:hint="default"/>
+      </w:rPr>
+    </w:lvl>
+    <w:lvl w:ilvl="4" w:tplc="04150003" w:tentative="1">
+      <w:start w:val="1"/>
+      <w:numFmt w:val="bullet"/>
+      <w:lvlText w:val="o"/>
+      <w:lvlJc w:val="left"/>
+      <w:pPr>
+        <w:ind w:left="4031" w:hanging="360"/>
+      </w:pPr>
+      <w:rPr>
+        <w:rFonts w:ascii="Courier New" w:hAnsi="Courier New" w:cs="Courier New" w:hint="default"/>
+      </w:rPr>
+    </w:lvl>
+    <w:lvl w:ilvl="5" w:tplc="04150005" w:tentative="1">
+      <w:start w:val="1"/>
+      <w:numFmt w:val="bullet"/>
+      <w:lvlText w:val=""/>
+      <w:lvlJc w:val="left"/>
+      <w:pPr>
+        <w:ind w:left="4751" w:hanging="360"/>
+      </w:pPr>
+      <w:rPr>
+        <w:rFonts w:ascii="Wingdings" w:hAnsi="Wingdings" w:hint="default"/>
+      </w:rPr>
+    </w:lvl>
+    <w:lvl w:ilvl="6" w:tplc="04150001" w:tentative="1">
+      <w:start w:val="1"/>
+      <w:numFmt w:val="bullet"/>
+      <w:lvlText w:val=""/>
+      <w:lvlJc w:val="left"/>
+      <w:pPr>
+        <w:ind w:left="5471" w:hanging="360"/>
+      </w:pPr>
+      <w:rPr>
+        <w:rFonts w:ascii="Symbol" w:hAnsi="Symbol" w:hint="default"/>
+      </w:rPr>
+    </w:lvl>
+    <w:lvl w:ilvl="7" w:tplc="04150003" w:tentative="1">
+      <w:start w:val="1"/>
+      <w:numFmt w:val="bullet"/>
+      <w:lvlText w:val="o"/>
+      <w:lvlJc w:val="left"/>
+      <w:pPr>
+        <w:ind w:left="6191" w:hanging="360"/>
+      </w:pPr>
+      <w:rPr>
+        <w:rFonts w:ascii="Courier New" w:hAnsi="Courier New" w:cs="Courier New" w:hint="default"/>
+      </w:rPr>
+    </w:lvl>
+    <w:lvl w:ilvl="8" w:tplc="04150005" w:tentative="1">
+      <w:start w:val="1"/>
+      <w:numFmt w:val="bullet"/>
+      <w:lvlText w:val=""/>
+      <w:lvlJc w:val="left"/>
+      <w:pPr>
+        <w:ind w:left="6911" w:hanging="360"/>
+      </w:pPr>
+      <w:rPr>
+        <w:rFonts w:ascii="Wingdings" w:hAnsi="Wingdings" w:hint="default"/>
+      </w:rPr>
+    </w:lvl>
+  </w:abstractNum>
+  <w:abstractNum w:abstractNumId="12" w15:restartNumberingAfterBreak="0">
     <w:nsid w:val="39077685"/>
     <w:multiLevelType w:val="hybridMultilevel"/>
     <w:tmpl w:val="3A146F0A"/>
@@ -9769,7 +12641,7 @@
       </w:rPr>
     </w:lvl>
   </w:abstractNum>
-  <w:abstractNum w:abstractNumId="9" w15:restartNumberingAfterBreak="0">
+  <w:abstractNum w:abstractNumId="13" w15:restartNumberingAfterBreak="0">
     <w:nsid w:val="39F06706"/>
     <w:multiLevelType w:val="hybridMultilevel"/>
     <w:tmpl w:val="2B3A9F42"/>
@@ -9882,7 +12754,7 @@
       </w:rPr>
     </w:lvl>
   </w:abstractNum>
-  <w:abstractNum w:abstractNumId="10" w15:restartNumberingAfterBreak="0">
+  <w:abstractNum w:abstractNumId="14" w15:restartNumberingAfterBreak="0">
     <w:nsid w:val="4896749B"/>
     <w:multiLevelType w:val="hybridMultilevel"/>
     <w:tmpl w:val="1B1EBA8C"/>
@@ -9968,7 +12840,7 @@
       </w:pPr>
     </w:lvl>
   </w:abstractNum>
-  <w:abstractNum w:abstractNumId="11" w15:restartNumberingAfterBreak="0">
+  <w:abstractNum w:abstractNumId="15" w15:restartNumberingAfterBreak="0">
     <w:nsid w:val="490B6E52"/>
     <w:multiLevelType w:val="hybridMultilevel"/>
     <w:tmpl w:val="10C472E4"/>
@@ -10081,7 +12953,7 @@
       </w:rPr>
     </w:lvl>
   </w:abstractNum>
-  <w:abstractNum w:abstractNumId="12" w15:restartNumberingAfterBreak="0">
+  <w:abstractNum w:abstractNumId="16" w15:restartNumberingAfterBreak="0">
     <w:nsid w:val="4B414FF3"/>
     <w:multiLevelType w:val="hybridMultilevel"/>
     <w:tmpl w:val="BE380074"/>
@@ -10194,7 +13066,7 @@
       </w:rPr>
     </w:lvl>
   </w:abstractNum>
-  <w:abstractNum w:abstractNumId="13" w15:restartNumberingAfterBreak="0">
+  <w:abstractNum w:abstractNumId="17" w15:restartNumberingAfterBreak="0">
     <w:nsid w:val="512365B9"/>
     <w:multiLevelType w:val="multilevel"/>
     <w:tmpl w:val="9B6603EC"/>
@@ -10286,7 +13158,7 @@
       </w:pPr>
     </w:lvl>
   </w:abstractNum>
-  <w:abstractNum w:abstractNumId="14" w15:restartNumberingAfterBreak="0">
+  <w:abstractNum w:abstractNumId="18" w15:restartNumberingAfterBreak="0">
     <w:nsid w:val="52A0195D"/>
     <w:multiLevelType w:val="hybridMultilevel"/>
     <w:tmpl w:val="BA7464A2"/>
@@ -10375,7 +13247,7 @@
       </w:pPr>
     </w:lvl>
   </w:abstractNum>
-  <w:abstractNum w:abstractNumId="15" w15:restartNumberingAfterBreak="0">
+  <w:abstractNum w:abstractNumId="19" w15:restartNumberingAfterBreak="0">
     <w:nsid w:val="54300D71"/>
     <w:multiLevelType w:val="hybridMultilevel"/>
     <w:tmpl w:val="BE2C546A"/>
@@ -10488,7 +13360,7 @@
       </w:rPr>
     </w:lvl>
   </w:abstractNum>
-  <w:abstractNum w:abstractNumId="16" w15:restartNumberingAfterBreak="0">
+  <w:abstractNum w:abstractNumId="20" w15:restartNumberingAfterBreak="0">
     <w:nsid w:val="543A7F04"/>
     <w:multiLevelType w:val="multilevel"/>
     <w:tmpl w:val="0415001F"/>
@@ -10581,7 +13453,7 @@
       </w:pPr>
     </w:lvl>
   </w:abstractNum>
-  <w:abstractNum w:abstractNumId="17" w15:restartNumberingAfterBreak="0">
+  <w:abstractNum w:abstractNumId="21" w15:restartNumberingAfterBreak="0">
     <w:nsid w:val="66546443"/>
     <w:multiLevelType w:val="multilevel"/>
     <w:tmpl w:val="0415001F"/>
@@ -10673,7 +13545,7 @@
       </w:pPr>
     </w:lvl>
   </w:abstractNum>
-  <w:abstractNum w:abstractNumId="18" w15:restartNumberingAfterBreak="0">
+  <w:abstractNum w:abstractNumId="22" w15:restartNumberingAfterBreak="0">
     <w:nsid w:val="66CD17E2"/>
     <w:multiLevelType w:val="hybridMultilevel"/>
     <w:tmpl w:val="C03E83A2"/>
@@ -10786,7 +13658,7 @@
       </w:rPr>
     </w:lvl>
   </w:abstractNum>
-  <w:abstractNum w:abstractNumId="19" w15:restartNumberingAfterBreak="0">
+  <w:abstractNum w:abstractNumId="23" w15:restartNumberingAfterBreak="0">
     <w:nsid w:val="6B8D3D3F"/>
     <w:multiLevelType w:val="multilevel"/>
     <w:tmpl w:val="3C469CA8"/>
@@ -10899,7 +13771,7 @@
       </w:rPr>
     </w:lvl>
   </w:abstractNum>
-  <w:abstractNum w:abstractNumId="20" w15:restartNumberingAfterBreak="0">
+  <w:abstractNum w:abstractNumId="24" w15:restartNumberingAfterBreak="0">
     <w:nsid w:val="7005440D"/>
     <w:multiLevelType w:val="multilevel"/>
     <w:tmpl w:val="172E9264"/>
@@ -11015,7 +13887,7 @@
       </w:rPr>
     </w:lvl>
   </w:abstractNum>
-  <w:abstractNum w:abstractNumId="21" w15:restartNumberingAfterBreak="0">
+  <w:abstractNum w:abstractNumId="25" w15:restartNumberingAfterBreak="0">
     <w:nsid w:val="7246411F"/>
     <w:multiLevelType w:val="hybridMultilevel"/>
     <w:tmpl w:val="2206AB4C"/>
@@ -11102,70 +13974,82 @@
     </w:lvl>
   </w:abstractNum>
   <w:num w:numId="1" w16cid:durableId="690231021">
-    <w:abstractNumId w:val="6"/>
+    <w:abstractNumId w:val="9"/>
   </w:num>
   <w:num w:numId="2" w16cid:durableId="930427883">
+    <w:abstractNumId w:val="14"/>
+  </w:num>
+  <w:num w:numId="3" w16cid:durableId="1377896390">
     <w:abstractNumId w:val="10"/>
   </w:num>
-  <w:num w:numId="3" w16cid:durableId="1377896390">
-    <w:abstractNumId w:val="7"/>
-  </w:num>
   <w:num w:numId="4" w16cid:durableId="432867421">
-    <w:abstractNumId w:val="2"/>
+    <w:abstractNumId w:val="3"/>
   </w:num>
   <w:num w:numId="5" w16cid:durableId="720447645">
-    <w:abstractNumId w:val="14"/>
+    <w:abstractNumId w:val="18"/>
   </w:num>
   <w:num w:numId="6" w16cid:durableId="735318245">
-    <w:abstractNumId w:val="19"/>
+    <w:abstractNumId w:val="23"/>
   </w:num>
   <w:num w:numId="7" w16cid:durableId="830172391">
+    <w:abstractNumId w:val="21"/>
+  </w:num>
+  <w:num w:numId="8" w16cid:durableId="1279488490">
+    <w:abstractNumId w:val="20"/>
+  </w:num>
+  <w:num w:numId="9" w16cid:durableId="1893273952">
+    <w:abstractNumId w:val="24"/>
+  </w:num>
+  <w:num w:numId="10" w16cid:durableId="2054497445">
     <w:abstractNumId w:val="17"/>
   </w:num>
-  <w:num w:numId="8" w16cid:durableId="1279488490">
-    <w:abstractNumId w:val="16"/>
-  </w:num>
-  <w:num w:numId="9" w16cid:durableId="1893273952">
-    <w:abstractNumId w:val="20"/>
-  </w:num>
-  <w:num w:numId="10" w16cid:durableId="2054497445">
-    <w:abstractNumId w:val="13"/>
-  </w:num>
   <w:num w:numId="11" w16cid:durableId="1600794916">
-    <w:abstractNumId w:val="21"/>
+    <w:abstractNumId w:val="25"/>
   </w:num>
   <w:num w:numId="12" w16cid:durableId="1889416927">
-    <w:abstractNumId w:val="4"/>
+    <w:abstractNumId w:val="5"/>
   </w:num>
   <w:num w:numId="13" w16cid:durableId="1478959086">
-    <w:abstractNumId w:val="5"/>
+    <w:abstractNumId w:val="6"/>
   </w:num>
   <w:num w:numId="14" w16cid:durableId="788277103">
     <w:abstractNumId w:val="1"/>
   </w:num>
   <w:num w:numId="15" w16cid:durableId="1137257704">
-    <w:abstractNumId w:val="3"/>
+    <w:abstractNumId w:val="4"/>
   </w:num>
   <w:num w:numId="16" w16cid:durableId="738090556">
-    <w:abstractNumId w:val="18"/>
+    <w:abstractNumId w:val="22"/>
   </w:num>
   <w:num w:numId="17" w16cid:durableId="46223924">
+    <w:abstractNumId w:val="16"/>
+  </w:num>
+  <w:num w:numId="18" w16cid:durableId="1860006757">
+    <w:abstractNumId w:val="13"/>
+  </w:num>
+  <w:num w:numId="19" w16cid:durableId="1140269466">
+    <w:abstractNumId w:val="19"/>
+  </w:num>
+  <w:num w:numId="20" w16cid:durableId="1464499950">
     <w:abstractNumId w:val="12"/>
   </w:num>
-  <w:num w:numId="18" w16cid:durableId="1860006757">
-    <w:abstractNumId w:val="9"/>
-  </w:num>
-  <w:num w:numId="19" w16cid:durableId="1140269466">
+  <w:num w:numId="21" w16cid:durableId="140464638">
     <w:abstractNumId w:val="15"/>
-  </w:num>
-  <w:num w:numId="20" w16cid:durableId="1464499950">
-    <w:abstractNumId w:val="8"/>
-  </w:num>
-  <w:num w:numId="21" w16cid:durableId="140464638">
-    <w:abstractNumId w:val="11"/>
   </w:num>
   <w:num w:numId="22" w16cid:durableId="1356619611">
     <w:abstractNumId w:val="0"/>
+  </w:num>
+  <w:num w:numId="23" w16cid:durableId="274756638">
+    <w:abstractNumId w:val="2"/>
+  </w:num>
+  <w:num w:numId="24" w16cid:durableId="112528539">
+    <w:abstractNumId w:val="11"/>
+  </w:num>
+  <w:num w:numId="25" w16cid:durableId="1031882096">
+    <w:abstractNumId w:val="8"/>
+  </w:num>
+  <w:num w:numId="26" w16cid:durableId="959602761">
+    <w:abstractNumId w:val="7"/>
   </w:num>
   <w:numIdMacAtCleanup w:val="11"/>
 </w:numbering>
@@ -11724,6 +14608,7 @@
     <w:name w:val="toc 1"/>
     <w:basedOn w:val="Styl1"/>
     <w:next w:val="Styl1"/>
+    <w:link w:val="Spistreci1Znak"/>
     <w:autoRedefine/>
     <w:uiPriority w:val="39"/>
     <w:unhideWhenUsed/>
@@ -12277,6 +15162,44 @@
       <w:contextualSpacing/>
     </w:pPr>
   </w:style>
+  <w:style w:type="paragraph" w:customStyle="1" w:styleId="spis">
+    <w:name w:val="spis"/>
+    <w:basedOn w:val="Spistreci1"/>
+    <w:link w:val="spisZnak"/>
+    <w:qFormat/>
+    <w:rsid w:val="00BD5D25"/>
+  </w:style>
+  <w:style w:type="character" w:customStyle="1" w:styleId="Spistreci1Znak">
+    <w:name w:val="Spis treści 1 Znak"/>
+    <w:basedOn w:val="Styl1Znak"/>
+    <w:link w:val="Spistreci1"/>
+    <w:uiPriority w:val="39"/>
+    <w:rsid w:val="00BD5D25"/>
+    <w:rPr>
+      <w:rFonts w:ascii="Times New Roman" w:eastAsiaTheme="minorEastAsia" w:hAnsi="Times New Roman" w:cs="Times New Roman"/>
+      <w:b/>
+      <w:bCs/>
+      <w:noProof/>
+      <w:sz w:val="32"/>
+      <w:szCs w:val="32"/>
+      <w:lang w:eastAsia="pl-PL"/>
+    </w:rPr>
+  </w:style>
+  <w:style w:type="character" w:customStyle="1" w:styleId="spisZnak">
+    <w:name w:val="spis Znak"/>
+    <w:basedOn w:val="Spistreci1Znak"/>
+    <w:link w:val="spis"/>
+    <w:rsid w:val="00BD5D25"/>
+    <w:rPr>
+      <w:rFonts w:ascii="Times New Roman" w:eastAsiaTheme="minorEastAsia" w:hAnsi="Times New Roman" w:cs="Times New Roman"/>
+      <w:b/>
+      <w:bCs/>
+      <w:noProof/>
+      <w:sz w:val="32"/>
+      <w:szCs w:val="32"/>
+      <w:lang w:eastAsia="pl-PL"/>
+    </w:rPr>
+  </w:style>
 </w:styles>
 </file>
 

--- a/praca_magisterska_Zofia_Kozłowska.docx
+++ b/praca_magisterska_Zofia_Kozłowska.docx
@@ -6650,75 +6650,1101 @@
     </w:p>
     <w:p>
       <w:pPr>
-        <w:pStyle w:val="Nagwek2"/>
-      </w:pPr>
-      <w:bookmarkStart w:id="10" w:name="_Toc222769359"/>
-      <w:proofErr w:type="spellStart"/>
-      <w:r>
-        <w:t>Random</w:t>
-      </w:r>
-      <w:proofErr w:type="spellEnd"/>
-      <w:r>
-        <w:t xml:space="preserve"> </w:t>
-      </w:r>
-      <w:proofErr w:type="spellStart"/>
-      <w:r>
-        <w:t>Forest</w:t>
-      </w:r>
-      <w:bookmarkEnd w:id="10"/>
-      <w:proofErr w:type="spellEnd"/>
-    </w:p>
-    <w:p/>
-    <w:p>
-      <w:pPr>
-        <w:pStyle w:val="Nagwek2"/>
-      </w:pPr>
-      <w:bookmarkStart w:id="11" w:name="_Toc222769360"/>
-      <w:proofErr w:type="spellStart"/>
-      <w:r>
-        <w:t>XGBoost</w:t>
-      </w:r>
-      <w:bookmarkEnd w:id="11"/>
-      <w:proofErr w:type="spellEnd"/>
-    </w:p>
-    <w:p>
-      <w:r>
-        <w:tab/>
-      </w:r>
-    </w:p>
-    <w:p>
-      <w:pPr>
-        <w:pStyle w:val="Nagwek2"/>
-      </w:pPr>
-      <w:bookmarkStart w:id="12" w:name="_Toc222769361"/>
-      <w:r>
-        <w:t>Sieci neuronowe</w:t>
-      </w:r>
-      <w:bookmarkEnd w:id="12"/>
-    </w:p>
-    <w:p/>
-    <w:p>
-      <w:pPr>
-        <w:pStyle w:val="Nagwek1"/>
-      </w:pPr>
-      <w:bookmarkStart w:id="13" w:name="_Ref222320511"/>
-      <w:bookmarkStart w:id="14" w:name="_Toc222769362"/>
-      <w:r>
-        <w:t xml:space="preserve">Analiza </w:t>
-      </w:r>
-      <w:r>
-        <w:t>metod XAI</w:t>
-      </w:r>
-      <w:bookmarkEnd w:id="13"/>
-      <w:bookmarkEnd w:id="14"/>
-    </w:p>
-    <w:p>
-      <w:pPr>
         <w:spacing w:line="360" w:lineRule="auto"/>
         <w:ind w:left="431" w:firstLine="277"/>
         <w:jc w:val="both"/>
       </w:pPr>
       <w:r>
+        <w:t xml:space="preserve">W tym rozdziale pragnę przybliżyć 3 wybrane modele klasyfikacyjne. Należą do nich: las losowy, </w:t>
+      </w:r>
+      <w:proofErr w:type="spellStart"/>
+      <w:r>
+        <w:t>XGBoost</w:t>
+      </w:r>
+      <w:proofErr w:type="spellEnd"/>
+      <w:r>
+        <w:t xml:space="preserve"> oraz sieci neuronowe. To właśnie one zostaną poddane nauce wyselekcjonowanych zbiorów danych, a następnie zinterpretowane za pomocą metod wyjaśnialnej sztucznej inteligencji omówionych w rozdziale </w:t>
+      </w:r>
+      <w:r>
+        <w:fldChar w:fldCharType="begin"/>
+      </w:r>
+      <w:r>
+        <w:instrText xml:space="preserve"> REF _Ref222320511 \r \h </w:instrText>
+      </w:r>
+      <w:r>
+        <w:instrText xml:space="preserve"> \* MERGEFORMAT </w:instrText>
+      </w:r>
+      <w:r>
+        <w:fldChar w:fldCharType="separate"/>
+      </w:r>
+      <w:r>
+        <w:t>4</w:t>
+      </w:r>
+      <w:r>
+        <w:fldChar w:fldCharType="end"/>
+      </w:r>
+      <w:r>
+        <w:t xml:space="preserve">. </w:t>
+      </w:r>
+      <w:r>
+        <w:fldChar w:fldCharType="begin"/>
+      </w:r>
+      <w:r>
+        <w:instrText xml:space="preserve"> REF _Ref222320511 \h </w:instrText>
+      </w:r>
+      <w:r>
+        <w:instrText xml:space="preserve"> \* MERGEFORMAT </w:instrText>
+      </w:r>
+      <w:r>
+        <w:fldChar w:fldCharType="separate"/>
+      </w:r>
+      <w:r>
+        <w:t xml:space="preserve">Analiza </w:t>
+      </w:r>
+      <w:r>
+        <w:t>metod XAI</w:t>
+      </w:r>
+      <w:r>
+        <w:fldChar w:fldCharType="end"/>
+      </w:r>
+      <w:r>
+        <w:t>.</w:t>
+      </w:r>
+    </w:p>
+    <w:p>
+      <w:pPr>
+        <w:pStyle w:val="Nagwek2"/>
+      </w:pPr>
+      <w:bookmarkStart w:id="10" w:name="_Toc222769359"/>
+      <w:proofErr w:type="spellStart"/>
+      <w:r>
+        <w:t>Random</w:t>
+      </w:r>
+      <w:proofErr w:type="spellEnd"/>
+      <w:r>
+        <w:t xml:space="preserve"> </w:t>
+      </w:r>
+      <w:proofErr w:type="spellStart"/>
+      <w:r>
+        <w:t>Forest</w:t>
+      </w:r>
+      <w:bookmarkEnd w:id="10"/>
+      <w:proofErr w:type="spellEnd"/>
+    </w:p>
+    <w:p>
+      <w:pPr>
+        <w:spacing w:line="360" w:lineRule="auto"/>
+        <w:ind w:left="431" w:firstLine="277"/>
+        <w:jc w:val="both"/>
+      </w:pPr>
+      <w:proofErr w:type="spellStart"/>
+      <w:r>
+        <w:t>Random</w:t>
+      </w:r>
+      <w:proofErr w:type="spellEnd"/>
+      <w:r>
+        <w:t xml:space="preserve"> </w:t>
+      </w:r>
+      <w:proofErr w:type="spellStart"/>
+      <w:r>
+        <w:t>Forest</w:t>
+      </w:r>
+      <w:proofErr w:type="spellEnd"/>
+      <w:r>
+        <w:t>, czyli las losowy</w:t>
+      </w:r>
+      <w:r>
+        <w:t>,</w:t>
+      </w:r>
+      <w:r>
+        <w:t xml:space="preserve"> to metoda polegająca na zbieraniu wyników z wielu niezależnych modeli, aby </w:t>
+      </w:r>
+      <w:r>
+        <w:t xml:space="preserve">na ich podstawie udzielić </w:t>
+      </w:r>
+      <w:r>
+        <w:t>odpowied</w:t>
+      </w:r>
+      <w:r>
+        <w:t xml:space="preserve">zi </w:t>
+      </w:r>
+      <w:r>
+        <w:t>końcow</w:t>
+      </w:r>
+      <w:r>
+        <w:t>ej</w:t>
+      </w:r>
+      <w:r>
+        <w:t xml:space="preserve">. Wykorzystuje w tym celu drzewa decyzyjne, których </w:t>
+      </w:r>
+      <w:r>
+        <w:t xml:space="preserve">przykładową </w:t>
+      </w:r>
+      <w:r>
+        <w:t xml:space="preserve">strukturę przedstawiono na </w:t>
+      </w:r>
+      <w:r>
+        <w:fldChar w:fldCharType="begin"/>
+      </w:r>
+      <w:r>
+        <w:instrText xml:space="preserve"> REF _Ref223378486 \h </w:instrText>
+      </w:r>
+      <w:r>
+        <w:fldChar w:fldCharType="separate"/>
+      </w:r>
+      <w:r>
+        <w:t xml:space="preserve">Rys. </w:t>
+      </w:r>
+      <w:r>
+        <w:rPr>
+          <w:noProof/>
+        </w:rPr>
+        <w:t>3</w:t>
+      </w:r>
+      <w:r>
+        <w:t>.</w:t>
+      </w:r>
+      <w:r>
+        <w:rPr>
+          <w:noProof/>
+        </w:rPr>
+        <w:t>1</w:t>
+      </w:r>
+      <w:r>
+        <w:fldChar w:fldCharType="end"/>
+      </w:r>
+      <w:r>
+        <w:t>. Składają się one z:</w:t>
+      </w:r>
+    </w:p>
+    <w:p>
+      <w:pPr>
+        <w:pStyle w:val="Akapitzlist"/>
+        <w:numPr>
+          <w:ilvl w:val="0"/>
+          <w:numId w:val="27"/>
+        </w:numPr>
+        <w:spacing w:line="360" w:lineRule="auto"/>
+        <w:ind w:left="1210"/>
+        <w:jc w:val="both"/>
+      </w:pPr>
+      <w:r>
+        <w:t xml:space="preserve">korzenia (ang. </w:t>
+      </w:r>
+      <w:proofErr w:type="spellStart"/>
+      <w:r>
+        <w:rPr>
+          <w:i/>
+          <w:iCs/>
+        </w:rPr>
+        <w:t>root</w:t>
+      </w:r>
+      <w:proofErr w:type="spellEnd"/>
+      <w:r>
+        <w:rPr>
+          <w:i/>
+          <w:iCs/>
+        </w:rPr>
+        <w:t xml:space="preserve"> </w:t>
+      </w:r>
+      <w:proofErr w:type="spellStart"/>
+      <w:r>
+        <w:rPr>
+          <w:i/>
+          <w:iCs/>
+        </w:rPr>
+        <w:t>node</w:t>
+      </w:r>
+      <w:proofErr w:type="spellEnd"/>
+      <w:r>
+        <w:t>) – początkowy węzeł reprezentujący cały zbiór danych wejściowych,</w:t>
+      </w:r>
+    </w:p>
+    <w:p>
+      <w:pPr>
+        <w:pStyle w:val="Akapitzlist"/>
+        <w:numPr>
+          <w:ilvl w:val="0"/>
+          <w:numId w:val="27"/>
+        </w:numPr>
+        <w:spacing w:line="360" w:lineRule="auto"/>
+        <w:ind w:left="1210"/>
+        <w:jc w:val="both"/>
+      </w:pPr>
+      <w:r>
+        <w:t>węzłów</w:t>
+      </w:r>
+      <w:r>
+        <w:t xml:space="preserve"> (ang. </w:t>
+      </w:r>
+      <w:proofErr w:type="spellStart"/>
+      <w:r>
+        <w:rPr>
+          <w:i/>
+          <w:iCs/>
+        </w:rPr>
+        <w:t>decision</w:t>
+      </w:r>
+      <w:proofErr w:type="spellEnd"/>
+      <w:r>
+        <w:rPr>
+          <w:i/>
+          <w:iCs/>
+        </w:rPr>
+        <w:t xml:space="preserve"> </w:t>
+      </w:r>
+      <w:proofErr w:type="spellStart"/>
+      <w:r>
+        <w:rPr>
+          <w:i/>
+          <w:iCs/>
+        </w:rPr>
+        <w:t>node</w:t>
+      </w:r>
+      <w:proofErr w:type="spellEnd"/>
+      <w:r>
+        <w:t>)</w:t>
+      </w:r>
+      <w:r>
+        <w:t xml:space="preserve"> – punktów, w których zachodzi </w:t>
+      </w:r>
+      <w:r>
+        <w:t>podział danych ze względu na wybraną cechę</w:t>
+      </w:r>
+      <w:r>
+        <w:t>,</w:t>
+      </w:r>
+    </w:p>
+    <w:p>
+      <w:pPr>
+        <w:pStyle w:val="Akapitzlist"/>
+        <w:numPr>
+          <w:ilvl w:val="0"/>
+          <w:numId w:val="27"/>
+        </w:numPr>
+        <w:spacing w:line="360" w:lineRule="auto"/>
+        <w:ind w:left="1210"/>
+        <w:jc w:val="both"/>
+      </w:pPr>
+      <w:r>
+        <w:t xml:space="preserve"> gałęzi – lini</w:t>
+      </w:r>
+      <w:r>
+        <w:t>i</w:t>
+      </w:r>
+      <w:r>
+        <w:t xml:space="preserve"> prowadząc</w:t>
+      </w:r>
+      <w:r>
+        <w:t>ych</w:t>
+      </w:r>
+      <w:r>
+        <w:t xml:space="preserve"> od danego węzła do kolejnego,</w:t>
+      </w:r>
+    </w:p>
+    <w:p>
+      <w:pPr>
+        <w:pStyle w:val="Akapitzlist"/>
+        <w:numPr>
+          <w:ilvl w:val="0"/>
+          <w:numId w:val="27"/>
+        </w:numPr>
+        <w:spacing w:line="360" w:lineRule="auto"/>
+        <w:jc w:val="both"/>
+      </w:pPr>
+      <w:r>
+        <w:t xml:space="preserve">liści (ang. </w:t>
+      </w:r>
+      <w:proofErr w:type="spellStart"/>
+      <w:r>
+        <w:t>leaf</w:t>
+      </w:r>
+      <w:proofErr w:type="spellEnd"/>
+      <w:r>
+        <w:t xml:space="preserve"> </w:t>
+      </w:r>
+      <w:proofErr w:type="spellStart"/>
+      <w:r>
+        <w:t>node</w:t>
+      </w:r>
+      <w:proofErr w:type="spellEnd"/>
+      <w:r>
+        <w:t xml:space="preserve">) – </w:t>
+      </w:r>
+      <w:r>
+        <w:t xml:space="preserve">miano </w:t>
+      </w:r>
+      <w:r>
+        <w:t>węzł</w:t>
+      </w:r>
+      <w:r>
+        <w:t>ów</w:t>
+      </w:r>
+      <w:r>
+        <w:t xml:space="preserve"> końcow</w:t>
+      </w:r>
+      <w:r>
+        <w:t>ych</w:t>
+      </w:r>
+      <w:r>
+        <w:t xml:space="preserve">, tworzonych jeśli kryterium stopu zostało spełnione. Na podstawie podzbioru przykładów, które do nich trafiły ustalają </w:t>
+      </w:r>
+      <w:r>
+        <w:t>wyniki klasyfikacji, bądź regresji.</w:t>
+      </w:r>
+      <w:r>
+        <w:t xml:space="preserve"> </w:t>
+      </w:r>
+    </w:p>
+    <w:p>
+      <w:pPr>
+        <w:spacing w:line="360" w:lineRule="auto"/>
+        <w:ind w:left="431"/>
+        <w:jc w:val="center"/>
+      </w:pPr>
+      <w:r>
+        <w:rPr>
+          <w:noProof/>
+        </w:rPr>
+        <w:lastRenderedPageBreak/>
+        <w:drawing>
+          <wp:inline distT="0" distB="0" distL="0" distR="0" wp14:anchorId="0BCB4937" wp14:editId="5B61BA12">
+            <wp:extent cx="3927231" cy="2547720"/>
+            <wp:effectExtent l="0" t="0" r="0" b="5080"/>
+            <wp:docPr id="1409445686" name="Obraz 1" descr="Obraz zawierający tekst, zrzut ekranu, diagram, Czcionka&#10;&#10;Zawartość wygenerowana przez AI może być niepoprawna."/>
+            <wp:cNvGraphicFramePr>
+              <a:graphicFrameLocks xmlns:a="http://schemas.openxmlformats.org/drawingml/2006/main" noChangeAspect="1"/>
+            </wp:cNvGraphicFramePr>
+            <a:graphic xmlns:a="http://schemas.openxmlformats.org/drawingml/2006/main">
+              <a:graphicData uri="http://schemas.openxmlformats.org/drawingml/2006/picture">
+                <pic:pic xmlns:pic="http://schemas.openxmlformats.org/drawingml/2006/picture">
+                  <pic:nvPicPr>
+                    <pic:cNvPr id="1409445686" name="Obraz 1" descr="Obraz zawierający tekst, zrzut ekranu, diagram, Czcionka&#10;&#10;Zawartość wygenerowana przez AI może być niepoprawna."/>
+                    <pic:cNvPicPr>
+                      <a:picLocks noChangeAspect="1" noChangeArrowheads="1"/>
+                    </pic:cNvPicPr>
+                  </pic:nvPicPr>
+                  <pic:blipFill>
+                    <a:blip r:embed="rId16">
+                      <a:extLst>
+                        <a:ext uri="{28A0092B-C50C-407E-A947-70E740481C1C}">
+                          <a14:useLocalDpi xmlns:a14="http://schemas.microsoft.com/office/drawing/2010/main" val="0"/>
+                        </a:ext>
+                      </a:extLst>
+                    </a:blip>
+                    <a:srcRect/>
+                    <a:stretch>
+                      <a:fillRect/>
+                    </a:stretch>
+                  </pic:blipFill>
+                  <pic:spPr bwMode="auto">
+                    <a:xfrm>
+                      <a:off x="0" y="0"/>
+                      <a:ext cx="3937585" cy="2554437"/>
+                    </a:xfrm>
+                    <a:prstGeom prst="rect">
+                      <a:avLst/>
+                    </a:prstGeom>
+                    <a:noFill/>
+                    <a:ln>
+                      <a:noFill/>
+                    </a:ln>
+                  </pic:spPr>
+                </pic:pic>
+              </a:graphicData>
+            </a:graphic>
+          </wp:inline>
+        </w:drawing>
+      </w:r>
+    </w:p>
+    <w:p>
+      <w:pPr>
+        <w:pStyle w:val="Podpispodzdjciem"/>
+      </w:pPr>
+      <w:bookmarkStart w:id="11" w:name="_Ref223378486"/>
+      <w:bookmarkStart w:id="12" w:name="_Ref223378481"/>
+      <w:r>
+        <w:t xml:space="preserve">Rys. </w:t>
+      </w:r>
+      <w:fldSimple w:instr=" STYLEREF 1 \s ">
+        <w:r>
+          <w:rPr>
+            <w:noProof/>
+          </w:rPr>
+          <w:t>3</w:t>
+        </w:r>
+      </w:fldSimple>
+      <w:r>
+        <w:t>.</w:t>
+      </w:r>
+      <w:fldSimple w:instr=" SEQ Rys. \* ARABIC \s 1 ">
+        <w:r>
+          <w:rPr>
+            <w:noProof/>
+          </w:rPr>
+          <w:t>1</w:t>
+        </w:r>
+      </w:fldSimple>
+      <w:bookmarkEnd w:id="11"/>
+      <w:r>
+        <w:t>. Struktura drzewa decyzyjnego [</w:t>
+      </w:r>
+      <w:proofErr w:type="spellStart"/>
+      <w:r>
+        <w:t>Dwifana</w:t>
+      </w:r>
+      <w:proofErr w:type="spellEnd"/>
+      <w:r>
+        <w:t xml:space="preserve"> </w:t>
+      </w:r>
+      <w:proofErr w:type="spellStart"/>
+      <w:r>
+        <w:t>Saputra</w:t>
+      </w:r>
+      <w:proofErr w:type="spellEnd"/>
+      <w:r>
+        <w:t xml:space="preserve">, </w:t>
+      </w:r>
+      <w:proofErr w:type="spellStart"/>
+      <w:r>
+        <w:t>Adi</w:t>
+      </w:r>
+      <w:proofErr w:type="spellEnd"/>
+      <w:r>
+        <w:t xml:space="preserve"> &amp; </w:t>
+      </w:r>
+      <w:proofErr w:type="spellStart"/>
+      <w:r>
+        <w:t>Hindarto</w:t>
+      </w:r>
+      <w:proofErr w:type="spellEnd"/>
+      <w:r>
+        <w:t xml:space="preserve">, </w:t>
+      </w:r>
+      <w:proofErr w:type="spellStart"/>
+      <w:r>
+        <w:t>Djarot</w:t>
+      </w:r>
+      <w:proofErr w:type="spellEnd"/>
+      <w:r>
+        <w:t xml:space="preserve"> &amp; </w:t>
+      </w:r>
+      <w:proofErr w:type="spellStart"/>
+      <w:r>
+        <w:t>Haryono</w:t>
+      </w:r>
+      <w:proofErr w:type="spellEnd"/>
+      <w:r>
+        <w:t xml:space="preserve">, </w:t>
+      </w:r>
+      <w:proofErr w:type="spellStart"/>
+      <w:r>
+        <w:t>Haryono</w:t>
+      </w:r>
+      <w:proofErr w:type="spellEnd"/>
+      <w:r>
+        <w:t xml:space="preserve">. (2023). </w:t>
+      </w:r>
+      <w:proofErr w:type="spellStart"/>
+      <w:r>
+        <w:t>Supervised</w:t>
+      </w:r>
+      <w:proofErr w:type="spellEnd"/>
+      <w:r>
+        <w:t xml:space="preserve"> Learning from Data </w:t>
+      </w:r>
+      <w:proofErr w:type="spellStart"/>
+      <w:r>
+        <w:t>Mining</w:t>
+      </w:r>
+      <w:proofErr w:type="spellEnd"/>
+      <w:r>
+        <w:t xml:space="preserve"> on </w:t>
+      </w:r>
+      <w:proofErr w:type="spellStart"/>
+      <w:r>
+        <w:t>Process</w:t>
+      </w:r>
+      <w:proofErr w:type="spellEnd"/>
+      <w:r>
+        <w:t xml:space="preserve"> Data </w:t>
+      </w:r>
+      <w:proofErr w:type="spellStart"/>
+      <w:r>
+        <w:t>Loggers</w:t>
+      </w:r>
+      <w:proofErr w:type="spellEnd"/>
+      <w:r>
+        <w:t xml:space="preserve"> on Micro-</w:t>
+      </w:r>
+      <w:proofErr w:type="spellStart"/>
+      <w:r>
+        <w:t>Controllers</w:t>
+      </w:r>
+      <w:proofErr w:type="spellEnd"/>
+      <w:r>
+        <w:t xml:space="preserve">. </w:t>
+      </w:r>
+      <w:proofErr w:type="spellStart"/>
+      <w:r>
+        <w:t>Sinkron</w:t>
+      </w:r>
+      <w:proofErr w:type="spellEnd"/>
+      <w:r>
+        <w:t>. 8. 157-165. 10.33395/sinkron.v8i1.11942.</w:t>
+      </w:r>
+      <w:r>
+        <w:t>]</w:t>
+      </w:r>
+      <w:bookmarkEnd w:id="12"/>
+    </w:p>
+    <w:p>
+      <w:pPr>
+        <w:spacing w:line="360" w:lineRule="auto"/>
+        <w:ind w:left="431"/>
+        <w:jc w:val="both"/>
+      </w:pPr>
+      <w:r>
+        <w:t xml:space="preserve">Budowę takiego lasu można określić jako rozszerzenie agregacji </w:t>
+      </w:r>
+      <w:proofErr w:type="spellStart"/>
+      <w:r>
+        <w:t>bootstrapowej</w:t>
+      </w:r>
+      <w:proofErr w:type="spellEnd"/>
+      <w:r>
+        <w:t xml:space="preserve"> </w:t>
+      </w:r>
+      <w:r>
+        <w:t xml:space="preserve">– </w:t>
+      </w:r>
+      <w:proofErr w:type="spellStart"/>
+      <w:r>
+        <w:t>baggingu</w:t>
+      </w:r>
+      <w:proofErr w:type="spellEnd"/>
+      <w:r>
+        <w:t>. P</w:t>
+      </w:r>
+      <w:r>
+        <w:t>roces</w:t>
+      </w:r>
+      <w:r>
+        <w:t xml:space="preserve"> ten</w:t>
+      </w:r>
+      <w:r>
+        <w:t xml:space="preserve"> </w:t>
+      </w:r>
+      <w:r>
+        <w:t>wykonuje się w celu redukcji wariancji i przeuczenia</w:t>
+      </w:r>
+      <w:r>
+        <w:t>,</w:t>
+      </w:r>
+      <w:r>
+        <w:t xml:space="preserve"> co ma zwiększać dokładność i stabilność. P</w:t>
+      </w:r>
+      <w:r>
+        <w:t>olega</w:t>
+      </w:r>
+      <w:r>
+        <w:t xml:space="preserve"> </w:t>
+      </w:r>
+      <w:r>
+        <w:t xml:space="preserve">on </w:t>
+      </w:r>
+      <w:r>
+        <w:t xml:space="preserve">na wygenerowaniu określonej liczby zestawów treningowych poprzez metodę </w:t>
+      </w:r>
+      <w:proofErr w:type="spellStart"/>
+      <w:r>
+        <w:t>bootstrap</w:t>
+      </w:r>
+      <w:proofErr w:type="spellEnd"/>
+      <w:r>
+        <w:t>, czyli losowani</w:t>
+      </w:r>
+      <w:r>
+        <w:t>e</w:t>
+      </w:r>
+      <w:r>
+        <w:t xml:space="preserve"> ze zwracaniem, niezależnym treningu </w:t>
+      </w:r>
+      <w:proofErr w:type="spellStart"/>
+      <w:r>
+        <w:t>podmodeli</w:t>
+      </w:r>
+      <w:proofErr w:type="spellEnd"/>
+      <w:r>
+        <w:t xml:space="preserve"> </w:t>
+      </w:r>
+      <w:r>
+        <w:t>na tych nowych zbiorach</w:t>
+      </w:r>
+      <w:r>
+        <w:t>, a następnie oszacowani</w:t>
+      </w:r>
+      <w:r>
+        <w:t>u</w:t>
+      </w:r>
+      <w:r>
+        <w:t xml:space="preserve"> wyników na podstawie „głosowania większościowego” (problem klasyfikacji) lub średniej (w przypadku regresji). </w:t>
+      </w:r>
+      <w:r>
+        <w:t xml:space="preserve">Rozszerzeniem będzie tutaj </w:t>
+      </w:r>
+      <w:r>
+        <w:t>losowy dobór cech, który dokonuje się przy każdym podziale w drzewie.</w:t>
+      </w:r>
+      <w:r>
+        <w:t xml:space="preserve"> Powoduje to stworzenie modelu składającego się z nieskorelowanych drzew decyzyjnych.</w:t>
+      </w:r>
+    </w:p>
+    <w:p>
+      <w:pPr>
+        <w:spacing w:line="360" w:lineRule="auto"/>
+        <w:ind w:left="431"/>
+        <w:jc w:val="both"/>
+      </w:pPr>
+      <w:r>
+        <w:tab/>
+        <w:t>Las losowy jest metodą charakteryzującą się wysoką dokładnością wyników, która potrafi poradzić sobie z</w:t>
+      </w:r>
+      <w:r>
+        <w:t xml:space="preserve"> obszernymi zbiorami danych a także występującymi w nich </w:t>
+      </w:r>
+      <w:r>
+        <w:t xml:space="preserve">wartościami brakującymi. </w:t>
+      </w:r>
+      <w:r>
+        <w:t xml:space="preserve">Niestety, duża ilość </w:t>
+      </w:r>
+      <w:proofErr w:type="spellStart"/>
+      <w:r>
+        <w:t>podmodeli</w:t>
+      </w:r>
+      <w:proofErr w:type="spellEnd"/>
+      <w:r>
+        <w:t xml:space="preserve"> sprawia, że jest ona trudna w interpretacji oraz może być czasochłonna i wymagać więcej zasobów sprzętowych, takich jak pamięć</w:t>
+      </w:r>
+      <w:r>
+        <w:t xml:space="preserve"> komputerowa</w:t>
+      </w:r>
+      <w:r>
+        <w:t>.</w:t>
+      </w:r>
+    </w:p>
+    <w:p>
+      <w:pPr>
+        <w:spacing w:line="360" w:lineRule="auto"/>
+        <w:ind w:left="431"/>
+        <w:jc w:val="both"/>
+      </w:pPr>
+    </w:p>
+    <w:p>
+      <w:pPr>
+        <w:pStyle w:val="Nagwek2"/>
+      </w:pPr>
+      <w:bookmarkStart w:id="13" w:name="_Toc222769360"/>
+      <w:proofErr w:type="spellStart"/>
+      <w:r>
+        <w:t>XGBoost</w:t>
+      </w:r>
+      <w:bookmarkEnd w:id="13"/>
+      <w:proofErr w:type="spellEnd"/>
+    </w:p>
+    <w:p>
+      <w:pPr>
+        <w:spacing w:line="360" w:lineRule="auto"/>
+        <w:ind w:left="431" w:firstLine="277"/>
+        <w:jc w:val="both"/>
+      </w:pPr>
+      <w:proofErr w:type="spellStart"/>
+      <w:r>
+        <w:t>XGBost</w:t>
+      </w:r>
+      <w:proofErr w:type="spellEnd"/>
+      <w:r>
+        <w:t xml:space="preserve"> (ang. </w:t>
+      </w:r>
+      <w:r>
+        <w:rPr>
+          <w:i/>
+          <w:iCs/>
+        </w:rPr>
+        <w:t xml:space="preserve">Extreme Gradient </w:t>
+      </w:r>
+      <w:proofErr w:type="spellStart"/>
+      <w:r>
+        <w:rPr>
+          <w:i/>
+          <w:iCs/>
+        </w:rPr>
+        <w:t>Boosting</w:t>
+      </w:r>
+      <w:proofErr w:type="spellEnd"/>
+      <w:r>
+        <w:t>) tłumaczone na polski jako ekstremalne wzmocnienie gradientowe to metoda, która podobnie jak las losowy wykorzystuje wiele mniejszych modeli</w:t>
+      </w:r>
+      <w:r>
+        <w:t>, w tym drzew decyzyjnych,</w:t>
+      </w:r>
+      <w:r>
+        <w:t xml:space="preserve"> </w:t>
+      </w:r>
+      <w:r>
+        <w:t>aby</w:t>
+      </w:r>
+      <w:r>
+        <w:t xml:space="preserve"> określ</w:t>
+      </w:r>
+      <w:r>
+        <w:t xml:space="preserve">ić </w:t>
+      </w:r>
+      <w:r>
+        <w:t>wynik</w:t>
+      </w:r>
+      <w:r>
+        <w:t>i</w:t>
+      </w:r>
+      <w:r>
+        <w:t xml:space="preserve">. </w:t>
+      </w:r>
+      <w:r>
+        <w:t>Jednak</w:t>
+      </w:r>
+      <w:r>
+        <w:t>,</w:t>
+      </w:r>
+      <w:r>
+        <w:t xml:space="preserve"> w przeciwieństwie do poprzednio omawianego sposobu</w:t>
+      </w:r>
+      <w:r>
+        <w:t>,</w:t>
+      </w:r>
+      <w:r>
+        <w:t xml:space="preserve"> działa na zasadzie </w:t>
+      </w:r>
+      <w:proofErr w:type="spellStart"/>
+      <w:r>
+        <w:t>boostingu</w:t>
+      </w:r>
+      <w:proofErr w:type="spellEnd"/>
+      <w:r>
+        <w:t xml:space="preserve">, a nie </w:t>
+      </w:r>
+      <w:proofErr w:type="spellStart"/>
+      <w:r>
+        <w:t>baggingu</w:t>
+      </w:r>
+      <w:proofErr w:type="spellEnd"/>
+      <w:r>
+        <w:t xml:space="preserve">. Proces ten polega na budowie sekwencyjnej. Każde drzewo (oprócz pierwszego) budowane jest na podstawie poprzednika </w:t>
+      </w:r>
+      <w:r>
+        <w:t xml:space="preserve">dążąc do zmniejszenia ilości błędnych założeń. </w:t>
+      </w:r>
+      <w:r>
+        <w:lastRenderedPageBreak/>
+        <w:t xml:space="preserve">Początkowe </w:t>
+      </w:r>
+      <w:proofErr w:type="spellStart"/>
+      <w:r>
+        <w:t>podmodele</w:t>
+      </w:r>
+      <w:proofErr w:type="spellEnd"/>
+      <w:r>
+        <w:t xml:space="preserve"> są słabo przystosowane do problemu z mocą predykcyjną zbliżoną, ale lekko lepszą, niż losowe przydzielanie wartości, posiadają wysoki wskaźnik błędu. Mimo to są one niezwykle istotne ze względu na </w:t>
+      </w:r>
+      <w:r>
+        <w:t>zawieranie kluczowych informacji dotyczących dzielenia zbiorów. Wraz z postępem algorytmu uczenia, czyli poprawą tych instancji</w:t>
+      </w:r>
+      <w:r>
+        <w:t xml:space="preserve"> oraz ich efektywnym połączeniem,</w:t>
+      </w:r>
+      <w:r>
+        <w:t xml:space="preserve"> wspomniane wcześniej miary zaczynają się polepszać. Kierunek, w którym ma poruszać się </w:t>
+      </w:r>
+      <w:proofErr w:type="spellStart"/>
+      <w:r>
+        <w:t>boosting</w:t>
+      </w:r>
+      <w:proofErr w:type="spellEnd"/>
+      <w:r>
+        <w:t>, czyli tworzyć nowe drzewa,</w:t>
+      </w:r>
+      <w:r>
+        <w:t xml:space="preserve"> jest wyznaczany przez gradient. W tym przypadku oznacza ono pojęcie matematyczne odnoszą</w:t>
+      </w:r>
+      <w:r>
+        <w:t>c</w:t>
+      </w:r>
+      <w:r>
+        <w:t>e</w:t>
+      </w:r>
+      <w:r>
+        <w:t xml:space="preserve"> się do </w:t>
+      </w:r>
+      <w:r>
+        <w:t>„</w:t>
+      </w:r>
+      <w:r>
+        <w:t>pol</w:t>
+      </w:r>
+      <w:r>
+        <w:t xml:space="preserve">a </w:t>
+      </w:r>
+      <w:r>
+        <w:t>wektorowe</w:t>
+      </w:r>
+      <w:r>
+        <w:t>go</w:t>
+      </w:r>
+      <w:r>
+        <w:t xml:space="preserve"> wskazujące</w:t>
+      </w:r>
+      <w:r>
+        <w:t>go</w:t>
+      </w:r>
+      <w:r>
+        <w:t xml:space="preserve"> kierunki najszybszych wzrostów wartości danego pola skalarnego w poszczególnych punktach, przy czym moduł („długość”) każdego wektora jest równy szybkości wzrostu pola skalarnego w kierunku największego wzrostu.</w:t>
+      </w:r>
+      <w:r>
+        <w:t xml:space="preserve">” </w:t>
+      </w:r>
+      <w:sdt>
+        <w:sdtPr>
+          <w:id w:val="245849763"/>
+          <w:citation/>
+        </w:sdtPr>
+        <w:sdtContent>
+          <w:r>
+            <w:fldChar w:fldCharType="begin"/>
+          </w:r>
+          <w:r>
+            <w:instrText xml:space="preserve">CITATION Wik26 \n  \l 1045 </w:instrText>
+          </w:r>
+          <w:r>
+            <w:fldChar w:fldCharType="separate"/>
+          </w:r>
+          <w:r>
+            <w:rPr>
+              <w:noProof/>
+            </w:rPr>
+            <w:t>(Wikipedia, 2026)</w:t>
+          </w:r>
+          <w:r>
+            <w:fldChar w:fldCharType="end"/>
+          </w:r>
+        </w:sdtContent>
+      </w:sdt>
+      <w:r>
+        <w:t>.</w:t>
+      </w:r>
+      <w:r>
+        <w:t xml:space="preserve"> </w:t>
+      </w:r>
+    </w:p>
+    <w:p>
+      <w:pPr>
+        <w:spacing w:line="360" w:lineRule="auto"/>
+        <w:ind w:left="431" w:firstLine="277"/>
+        <w:jc w:val="both"/>
+      </w:pPr>
+      <w:r>
+        <w:t xml:space="preserve">Kolejną różnicą względem lasów losowych jest wielkość wspomnianych drzew. W przypadku tych pierwszych powstałe </w:t>
+      </w:r>
+      <w:proofErr w:type="spellStart"/>
+      <w:r>
+        <w:t>podmodele</w:t>
+      </w:r>
+      <w:proofErr w:type="spellEnd"/>
+      <w:r>
+        <w:t xml:space="preserve"> mogą osiągać duże rozmiary z wieloma </w:t>
+      </w:r>
+      <w:proofErr w:type="spellStart"/>
+      <w:r>
+        <w:t>odgałęzieniami</w:t>
+      </w:r>
+      <w:proofErr w:type="spellEnd"/>
+      <w:r>
+        <w:t xml:space="preserve">. </w:t>
+      </w:r>
+      <w:proofErr w:type="spellStart"/>
+      <w:r>
+        <w:t>XGBoost</w:t>
+      </w:r>
+      <w:proofErr w:type="spellEnd"/>
+      <w:r>
+        <w:t xml:space="preserve"> charakteryzuje się niewielkimi</w:t>
+      </w:r>
+      <w:r>
+        <w:t xml:space="preserve"> instancjami</w:t>
+      </w:r>
+      <w:r>
+        <w:t>, które są bardziej interpretowalne.</w:t>
+      </w:r>
+      <w:r>
+        <w:t xml:space="preserve"> Dodatkowo zawiera parametry wejściowe, które możemy </w:t>
+      </w:r>
+      <w:r>
+        <w:t>dostosowywać</w:t>
+      </w:r>
+      <w:r>
+        <w:t xml:space="preserve">, takie jak: liczba drzew, ilość iteracji, tempo uczenia, głębokość drzewa; a także mechanizmy </w:t>
+      </w:r>
+      <w:proofErr w:type="spellStart"/>
+      <w:r>
+        <w:t>regularyzacji</w:t>
+      </w:r>
+      <w:proofErr w:type="spellEnd"/>
+      <w:r>
+        <w:t xml:space="preserve"> w postaci L1 (ang. </w:t>
+      </w:r>
+      <w:r>
+        <w:rPr>
+          <w:i/>
+          <w:iCs/>
+        </w:rPr>
+        <w:t xml:space="preserve">lasso </w:t>
+      </w:r>
+      <w:proofErr w:type="spellStart"/>
+      <w:r>
+        <w:rPr>
+          <w:i/>
+          <w:iCs/>
+        </w:rPr>
+        <w:t>regression</w:t>
+      </w:r>
+      <w:proofErr w:type="spellEnd"/>
+      <w:r>
+        <w:t xml:space="preserve">) oraz L2 (ang. </w:t>
+      </w:r>
+      <w:proofErr w:type="spellStart"/>
+      <w:r>
+        <w:rPr>
+          <w:i/>
+          <w:iCs/>
+        </w:rPr>
+        <w:t>ridge</w:t>
+      </w:r>
+      <w:proofErr w:type="spellEnd"/>
+      <w:r>
+        <w:rPr>
+          <w:i/>
+          <w:iCs/>
+        </w:rPr>
+        <w:t xml:space="preserve"> </w:t>
+      </w:r>
+      <w:proofErr w:type="spellStart"/>
+      <w:r>
+        <w:rPr>
+          <w:i/>
+          <w:iCs/>
+        </w:rPr>
+        <w:t>regression</w:t>
+      </w:r>
+      <w:proofErr w:type="spellEnd"/>
+      <w:r>
+        <w:t xml:space="preserve">) z </w:t>
+      </w:r>
+      <w:r>
+        <w:t xml:space="preserve">możliwością zmiany </w:t>
+      </w:r>
+      <w:r>
+        <w:t>ich współczynnik</w:t>
+      </w:r>
+      <w:r>
+        <w:t>ów.</w:t>
+      </w:r>
+      <w:r>
+        <w:t xml:space="preserve"> Należy zachować ostrożność w ich doborze, ponieważ to od nich zależeć będzie dokładność modelu, na którą składać się będzie niedouczenie sieci, bądź jej nadmierne dopasowanie do danych treningowych.</w:t>
+      </w:r>
+      <w:r>
+        <w:t xml:space="preserve"> Może nam w tym pomóc walidacja krzyżowa, która jest zazwyczaj dostępna wraz z implementacją </w:t>
+      </w:r>
+      <w:proofErr w:type="spellStart"/>
+      <w:r>
+        <w:t>XGBoost’a</w:t>
+      </w:r>
+      <w:proofErr w:type="spellEnd"/>
+      <w:r>
+        <w:t>.</w:t>
+      </w:r>
+    </w:p>
+    <w:p>
+      <w:pPr>
+        <w:spacing w:line="360" w:lineRule="auto"/>
+        <w:ind w:left="431" w:firstLine="277"/>
+        <w:jc w:val="both"/>
+      </w:pPr>
+      <w:r>
+        <w:t xml:space="preserve">Do zalet owej metody możemy zaliczyć możliwość użycia </w:t>
+      </w:r>
+      <w:proofErr w:type="spellStart"/>
+      <w:r>
+        <w:t>regularyzacji</w:t>
+      </w:r>
+      <w:proofErr w:type="spellEnd"/>
+      <w:r>
+        <w:t>, wysoką dokładność, radzenie sobie z obszernymi zbiorami danych oraz pojawiającymi się w nich brakach, czy uczenie równoległe wykorzystujące wiele rdzeni CPU. Posiada on</w:t>
+      </w:r>
+      <w:r>
+        <w:t>a</w:t>
+      </w:r>
+      <w:r>
+        <w:t xml:space="preserve"> jednak parę kluczowych </w:t>
+      </w:r>
+      <w:r>
+        <w:t>problemów</w:t>
+      </w:r>
+      <w:r>
+        <w:t xml:space="preserve">, takich jak odpowiedni dobór parametrów, duże zużycie pamięci sprzętowej, </w:t>
+      </w:r>
+      <w:r>
+        <w:t>trudności z przetwarzaniem danych kategorycznych, duży czas uczenia, czy to, że przez swoje możliwości dostrojenia jest mało przyjazn</w:t>
+      </w:r>
+      <w:r>
+        <w:t>a</w:t>
+      </w:r>
+      <w:r>
+        <w:t xml:space="preserve"> dla osób początkujących w dziedzinie sztucznej inteligencji. </w:t>
+      </w:r>
+    </w:p>
+    <w:p>
+      <w:pPr>
+        <w:pStyle w:val="Nagwek2"/>
+      </w:pPr>
+      <w:bookmarkStart w:id="14" w:name="_Toc222769361"/>
+      <w:r>
+        <w:t>Sieci neuronowe</w:t>
+      </w:r>
+      <w:bookmarkEnd w:id="14"/>
+    </w:p>
+    <w:p/>
+    <w:p>
+      <w:pPr>
+        <w:pStyle w:val="Nagwek1"/>
+      </w:pPr>
+      <w:bookmarkStart w:id="15" w:name="_Ref222320511"/>
+      <w:bookmarkStart w:id="16" w:name="_Toc222769362"/>
+      <w:r>
+        <w:t xml:space="preserve">Analiza </w:t>
+      </w:r>
+      <w:r>
+        <w:t>metod XAI</w:t>
+      </w:r>
+      <w:bookmarkEnd w:id="15"/>
+      <w:bookmarkEnd w:id="16"/>
+    </w:p>
+    <w:p>
+      <w:pPr>
+        <w:spacing w:line="360" w:lineRule="auto"/>
+        <w:ind w:left="431" w:firstLine="277"/>
+        <w:jc w:val="both"/>
+      </w:pPr>
+      <w:r>
+        <w:lastRenderedPageBreak/>
         <w:t>Interpretowalność możemy podzielić ze względu na sposób jej przeprowadzenia. Poprzez design oznacza, że wybieramy modele, które są z założenia proste i łatwe w zrozumieniu więc nie musimy stosować żadnych dodatkowych narzędzi. Post-hoc polega na tym, iż stosujemy metodę XAI po wytrenowaniu systemu. Z czego można wyróżnić sposoby niezależne od modelu albo zależne. Te pierwsze dodatkowo dzielimy na lokalne, które starają się wytłumaczyć konkretne predykcje, oraz globalne skupiające się na zbiorze danych</w:t>
       </w:r>
       <w:r>
@@ -6758,11 +7784,11 @@
       <w:pPr>
         <w:pStyle w:val="Nagwek2"/>
       </w:pPr>
-      <w:bookmarkStart w:id="15" w:name="_Toc222769363"/>
+      <w:bookmarkStart w:id="17" w:name="_Toc222769363"/>
       <w:r>
         <w:t>LIME</w:t>
       </w:r>
-      <w:bookmarkEnd w:id="15"/>
+      <w:bookmarkEnd w:id="17"/>
     </w:p>
     <w:p>
       <w:pPr>
@@ -6862,7 +7888,6 @@
       </w:r>
       <w:proofErr w:type="spellStart"/>
       <w:r>
-        <w:lastRenderedPageBreak/>
         <w:t>Guestrina</w:t>
       </w:r>
       <w:proofErr w:type="spellEnd"/>
@@ -7324,7 +8349,11 @@
         <w:t xml:space="preserve">. Problematyczne może być tutaj wybranie odpowiedniego modelu surogacyjnego oraz wielkości sąsiedztwa </w:t>
       </w:r>
       <w:r>
-        <w:t>branego pod uwagę podczas analizy próbki – zbyt duże powoduje wpływ mało istotnych elementów leżących daleko od badanej próby na wynik przewidywań</w:t>
+        <w:t xml:space="preserve">branego pod uwagę podczas analizy próbki – zbyt duże powoduje wpływ mało istotnych elementów leżących daleko od badanej próby na wynik </w:t>
+      </w:r>
+      <w:r>
+        <w:lastRenderedPageBreak/>
+        <w:t>przewidywań</w:t>
       </w:r>
       <w:r>
         <w:t>,</w:t>
@@ -7370,11 +8399,11 @@
       <w:pPr>
         <w:pStyle w:val="Nagwek2"/>
       </w:pPr>
-      <w:bookmarkStart w:id="16" w:name="_Toc222769364"/>
+      <w:bookmarkStart w:id="18" w:name="_Toc222769364"/>
       <w:r>
         <w:t>SHAP</w:t>
       </w:r>
-      <w:bookmarkEnd w:id="16"/>
+      <w:bookmarkEnd w:id="18"/>
     </w:p>
     <w:p>
       <w:pPr>
@@ -7397,11 +8426,7 @@
       </w:r>
       <w:proofErr w:type="spellEnd"/>
       <w:r>
-        <w:t xml:space="preserve"> z </w:t>
-      </w:r>
-      <w:r>
-        <w:lastRenderedPageBreak/>
-        <w:t>teorii gier. Polega to na tym, że każdą z cech</w:t>
+        <w:t xml:space="preserve"> z teorii gier. Polega to na tym, że każdą z cech</w:t>
       </w:r>
       <w:r>
         <w:t xml:space="preserve"> (lub grupy cech, np. grupę </w:t>
@@ -7978,7 +9003,11 @@
         </m:r>
       </m:oMath>
       <w:r>
-        <w:t xml:space="preserve"> oznacza atrybucję cech dla j.</w:t>
+        <w:t xml:space="preserve"> oznacza atrybucję </w:t>
+      </w:r>
+      <w:r>
+        <w:lastRenderedPageBreak/>
+        <w:t>cech dla j.</w:t>
       </w:r>
       <w:r>
         <w:t xml:space="preserve"> Przy interpretacji wartości </w:t>
@@ -8088,17 +9117,19 @@
         <w:t xml:space="preserve">druga możliwość </w:t>
       </w:r>
       <w:r>
-        <w:t xml:space="preserve">polega </w:t>
-      </w:r>
-      <w:r>
-        <w:lastRenderedPageBreak/>
-        <w:t xml:space="preserve">na mądrym doborze koalicji poprzez </w:t>
+        <w:t xml:space="preserve">polega na mądrym doborze koalicji poprzez </w:t>
       </w:r>
       <w:r>
         <w:t>permutację cech.</w:t>
       </w:r>
       <w:r>
-        <w:t xml:space="preserve"> Niestety SHAP posiada też drugą bardzo istotną wadę – można za jej pomocą tworzyć mylące interpretacje ukrywające uprzedzenia, co zmniejsza zaufanie do wyników owej metody.</w:t>
+        <w:t xml:space="preserve"> Niestety SHAP posiada też </w:t>
+      </w:r>
+      <w:r>
+        <w:t>inną</w:t>
+      </w:r>
+      <w:r>
+        <w:t xml:space="preserve"> bardzo istotną wadę – można za jej pomocą tworzyć mylące interpretacje ukrywające uprzedzenia, co zmniejsza zaufanie do wyników owej metody.</w:t>
       </w:r>
       <w:r>
         <w:t xml:space="preserve"> Może to być spowodowane istnieniem wielu wizualizacji, które są mało klarowne i trudne do zrozumienia.</w:t>
@@ -8124,11 +9155,11 @@
       <w:pPr>
         <w:pStyle w:val="Nagwek2"/>
       </w:pPr>
-      <w:bookmarkStart w:id="17" w:name="_Toc222769365"/>
+      <w:bookmarkStart w:id="19" w:name="_Toc222769365"/>
       <w:r>
         <w:t>Grad-C</w:t>
       </w:r>
-      <w:bookmarkEnd w:id="17"/>
+      <w:bookmarkEnd w:id="19"/>
       <w:r>
         <w:t>AM</w:t>
       </w:r>
@@ -8337,7 +9368,11 @@
         <w:t xml:space="preserve">Teraz skupiamy się na, którejś z warstw splotowej naszej sieci, w której znajdują się interesujące nas mapy cech. </w:t>
       </w:r>
       <w:r>
-        <w:t xml:space="preserve">Zazwyczaj powinno się używać ostatniej z nich, ponieważ zawiera ona najistotniejsze części obrazu. </w:t>
+        <w:t xml:space="preserve">Zazwyczaj powinno się używać ostatniej z nich, ponieważ zawiera ona </w:t>
+      </w:r>
+      <w:r>
+        <w:lastRenderedPageBreak/>
+        <w:t xml:space="preserve">najistotniejsze części obrazu. </w:t>
       </w:r>
       <w:r>
         <w:t xml:space="preserve">Ważymy </w:t>
@@ -8681,11 +9716,7 @@
       </w:r>
       <w:proofErr w:type="spellEnd"/>
       <w:r>
-        <w:t xml:space="preserve"> względem elementu mapy cech. Mówi on jak zmiany w elemencie wpływają na </w:t>
-      </w:r>
-      <w:r>
-        <w:lastRenderedPageBreak/>
-        <w:t xml:space="preserve">wartość </w:t>
+        <w:t xml:space="preserve"> względem elementu mapy cech. Mówi on jak zmiany w elemencie wpływają na wartość </w:t>
       </w:r>
       <w:proofErr w:type="spellStart"/>
       <w:r>
@@ -8789,7 +9820,7 @@
           <w:szCs w:val="20"/>
         </w:rPr>
       </w:pPr>
-      <w:bookmarkStart w:id="18" w:name="_Toc222769366"/>
+      <w:bookmarkStart w:id="20" w:name="_Toc222769366"/>
       <w:proofErr w:type="spellStart"/>
       <w:r>
         <w:t>Permutation</w:t>
@@ -8810,7 +9841,7 @@
       <w:r>
         <w:t>Importance</w:t>
       </w:r>
-      <w:bookmarkEnd w:id="18"/>
+      <w:bookmarkEnd w:id="20"/>
       <w:proofErr w:type="spellEnd"/>
     </w:p>
     <w:p>
@@ -8962,6 +9993,7 @@
           <w:i/>
           <w:iCs/>
         </w:rPr>
+        <w:lastRenderedPageBreak/>
         <w:t>X</w:t>
       </w:r>
       <w:r>
@@ -9472,9 +10504,8 @@
         <w:spacing w:line="360" w:lineRule="auto"/>
         <w:jc w:val="both"/>
       </w:pPr>
-      <w:bookmarkStart w:id="19" w:name="_Ref223194536"/>
-      <w:r>
-        <w:lastRenderedPageBreak/>
+      <w:bookmarkStart w:id="21" w:name="_Ref223194536"/>
+      <w:r>
         <w:t xml:space="preserve">Oceń miarę referencyjną zbioru </w:t>
       </w:r>
       <m:oMath>
@@ -9602,7 +10633,7 @@
       <w:r>
         <w:t>)</w:t>
       </w:r>
-      <w:bookmarkEnd w:id="19"/>
+      <w:bookmarkEnd w:id="21"/>
     </w:p>
     <w:p>
       <w:pPr>
@@ -9950,20 +10981,21 @@
       <w:pPr>
         <w:pStyle w:val="Nagwek1"/>
       </w:pPr>
-      <w:bookmarkStart w:id="20" w:name="_Ref222320522"/>
-      <w:bookmarkStart w:id="21" w:name="_Toc222769367"/>
+      <w:bookmarkStart w:id="22" w:name="_Ref222320522"/>
+      <w:bookmarkStart w:id="23" w:name="_Toc222769367"/>
       <w:r>
         <w:t>Analiza zbiorów danych</w:t>
       </w:r>
-      <w:bookmarkEnd w:id="20"/>
-      <w:bookmarkEnd w:id="21"/>
+      <w:bookmarkEnd w:id="22"/>
+      <w:bookmarkEnd w:id="23"/>
     </w:p>
     <w:p>
       <w:pPr>
         <w:pStyle w:val="Nagwek2"/>
       </w:pPr>
-      <w:bookmarkStart w:id="22" w:name="_Toc222769368"/>
-      <w:r>
+      <w:bookmarkStart w:id="24" w:name="_Toc222769368"/>
+      <w:r>
+        <w:lastRenderedPageBreak/>
         <w:t xml:space="preserve">UCI </w:t>
       </w:r>
       <w:proofErr w:type="spellStart"/>
@@ -9982,7 +11014,7 @@
       <w:r>
         <w:t xml:space="preserve"> Data</w:t>
       </w:r>
-      <w:bookmarkEnd w:id="22"/>
+      <w:bookmarkEnd w:id="24"/>
     </w:p>
     <w:p>
       <w:pPr>
@@ -10006,13 +11038,199 @@
         <w:jc w:val="both"/>
       </w:pPr>
       <w:r>
-        <w:t>(https://www.kaggle.com/datasets/redwankarimsony/heart-disease-data)</w:t>
-      </w:r>
-      <w:r>
-        <w:t>. Zawiera 16 kolumn. Id jest identyfikatorem pacjenta i nie jest brane pod uwagę podczas badań. Do zmiennych wejściowych należą: wiek (</w:t>
+        <w:t>(</w:t>
+      </w:r>
+      <w:hyperlink r:id="rId17" w:history="1">
+        <w:r>
+          <w:rPr>
+            <w:rStyle w:val="Hipercze"/>
+          </w:rPr>
+          <w:t>https://www.kaggle.com/datasets/redwankarimsony/heart-disease-data</w:t>
+        </w:r>
+      </w:hyperlink>
+      <w:r>
+        <w:t>)</w:t>
+      </w:r>
+      <w:r>
+        <w:t xml:space="preserve"> i został stworzony przez </w:t>
       </w:r>
       <w:proofErr w:type="spellStart"/>
       <w:r>
+        <w:t>Hungarian</w:t>
+      </w:r>
+      <w:proofErr w:type="spellEnd"/>
+      <w:r>
+        <w:t xml:space="preserve"> </w:t>
+      </w:r>
+      <w:proofErr w:type="spellStart"/>
+      <w:r>
+        <w:t>Institute</w:t>
+      </w:r>
+      <w:proofErr w:type="spellEnd"/>
+      <w:r>
+        <w:t xml:space="preserve"> of </w:t>
+      </w:r>
+      <w:proofErr w:type="spellStart"/>
+      <w:r>
+        <w:t>Cardiology</w:t>
+      </w:r>
+      <w:proofErr w:type="spellEnd"/>
+      <w:r>
+        <w:t xml:space="preserve">. </w:t>
+      </w:r>
+      <w:proofErr w:type="spellStart"/>
+      <w:r>
+        <w:t>Budapest</w:t>
+      </w:r>
+      <w:proofErr w:type="spellEnd"/>
+      <w:r>
+        <w:t xml:space="preserve">: </w:t>
+      </w:r>
+      <w:proofErr w:type="spellStart"/>
+      <w:r>
+        <w:t>Andras</w:t>
+      </w:r>
+      <w:proofErr w:type="spellEnd"/>
+      <w:r>
+        <w:t xml:space="preserve"> </w:t>
+      </w:r>
+      <w:proofErr w:type="spellStart"/>
+      <w:r>
+        <w:t>Janosi</w:t>
+      </w:r>
+      <w:proofErr w:type="spellEnd"/>
+      <w:r>
+        <w:t xml:space="preserve">, M.D., University </w:t>
+      </w:r>
+      <w:proofErr w:type="spellStart"/>
+      <w:r>
+        <w:t>Hospital</w:t>
+      </w:r>
+      <w:proofErr w:type="spellEnd"/>
+      <w:r>
+        <w:t xml:space="preserve">, Zurich, </w:t>
+      </w:r>
+      <w:proofErr w:type="spellStart"/>
+      <w:r>
+        <w:t>Switzerland</w:t>
+      </w:r>
+      <w:proofErr w:type="spellEnd"/>
+      <w:r>
+        <w:t xml:space="preserve">: William </w:t>
+      </w:r>
+      <w:proofErr w:type="spellStart"/>
+      <w:r>
+        <w:t>Steinbrunn</w:t>
+      </w:r>
+      <w:proofErr w:type="spellEnd"/>
+      <w:r>
+        <w:t xml:space="preserve">, M.D., University </w:t>
+      </w:r>
+      <w:proofErr w:type="spellStart"/>
+      <w:r>
+        <w:t>Hospital</w:t>
+      </w:r>
+      <w:proofErr w:type="spellEnd"/>
+      <w:r>
+        <w:t xml:space="preserve">, </w:t>
+      </w:r>
+      <w:proofErr w:type="spellStart"/>
+      <w:r>
+        <w:t>Basel</w:t>
+      </w:r>
+      <w:proofErr w:type="spellEnd"/>
+      <w:r>
+        <w:t xml:space="preserve">, </w:t>
+      </w:r>
+      <w:proofErr w:type="spellStart"/>
+      <w:r>
+        <w:t>Switzerland</w:t>
+      </w:r>
+      <w:proofErr w:type="spellEnd"/>
+      <w:r>
+        <w:t xml:space="preserve">: </w:t>
+      </w:r>
+      <w:proofErr w:type="spellStart"/>
+      <w:r>
+        <w:t>Matthias</w:t>
+      </w:r>
+      <w:proofErr w:type="spellEnd"/>
+      <w:r>
+        <w:t xml:space="preserve"> </w:t>
+      </w:r>
+      <w:proofErr w:type="spellStart"/>
+      <w:r>
+        <w:t>Pfisterer</w:t>
+      </w:r>
+      <w:proofErr w:type="spellEnd"/>
+      <w:r>
+        <w:t>, M.D.</w:t>
+      </w:r>
+      <w:r>
+        <w:t>, a także</w:t>
+      </w:r>
+      <w:r>
+        <w:t xml:space="preserve"> V.A. </w:t>
+      </w:r>
+      <w:proofErr w:type="spellStart"/>
+      <w:r>
+        <w:t>Medical</w:t>
+      </w:r>
+      <w:proofErr w:type="spellEnd"/>
+      <w:r>
+        <w:t xml:space="preserve"> Center, </w:t>
+      </w:r>
+      <w:proofErr w:type="spellStart"/>
+      <w:r>
+        <w:t>Long</w:t>
+      </w:r>
+      <w:proofErr w:type="spellEnd"/>
+      <w:r>
+        <w:t xml:space="preserve"> Beach and Cleveland </w:t>
+      </w:r>
+      <w:proofErr w:type="spellStart"/>
+      <w:r>
+        <w:t>Clinic</w:t>
+      </w:r>
+      <w:proofErr w:type="spellEnd"/>
+      <w:r>
+        <w:t xml:space="preserve"> </w:t>
+      </w:r>
+      <w:proofErr w:type="spellStart"/>
+      <w:r>
+        <w:t>Foundation:Robert</w:t>
+      </w:r>
+      <w:proofErr w:type="spellEnd"/>
+      <w:r>
+        <w:t xml:space="preserve"> </w:t>
+      </w:r>
+      <w:proofErr w:type="spellStart"/>
+      <w:r>
+        <w:t>Detrano</w:t>
+      </w:r>
+      <w:proofErr w:type="spellEnd"/>
+      <w:r>
+        <w:t xml:space="preserve">, M.D., </w:t>
+      </w:r>
+      <w:proofErr w:type="spellStart"/>
+      <w:r>
+        <w:t>Ph.D</w:t>
+      </w:r>
+      <w:proofErr w:type="spellEnd"/>
+      <w:r>
+        <w:t>.</w:t>
+      </w:r>
+      <w:r>
+        <w:t xml:space="preserve"> Zawiera 16 kolumn</w:t>
+      </w:r>
+      <w:r>
+        <w:t xml:space="preserve"> oraz 920 rekordów</w:t>
+      </w:r>
+      <w:r>
+        <w:t>. Id jest identyfikatorem pacjenta i nie jest brane pod uwagę podczas badań. Do zmiennych wejściowych należą: wiek (</w:t>
+      </w:r>
+      <w:proofErr w:type="spellStart"/>
+      <w:r>
         <w:t>age</w:t>
       </w:r>
       <w:proofErr w:type="spellEnd"/>
@@ -10089,11 +11307,7 @@
       </w:r>
       <w:proofErr w:type="spellEnd"/>
       <w:r>
-        <w:t xml:space="preserve">), obniżenie odcinka ST wywołane wysiłkiem fizycznym w porównaniu do spoczynku </w:t>
-      </w:r>
-      <w:r>
-        <w:lastRenderedPageBreak/>
-        <w:t>(</w:t>
+        <w:t>), obniżenie odcinka ST wywołane wysiłkiem fizycznym w porównaniu do spoczynku (</w:t>
       </w:r>
       <w:proofErr w:type="spellStart"/>
       <w:r>
@@ -10139,55 +11353,7 @@
         <w:t>”</w:t>
       </w:r>
       <w:r>
-        <w:t>, która oznacza stadium choroby serca. Może ona przyjmować jedną z 5 wartości, gdzie 0 symbolizuje brak problemów z narządem, a 4 poważne trudności. W zbiorze znajduje się wiele danych brakujących</w:t>
-      </w:r>
-      <w:r>
-        <w:t>. Najwięcej braków występuje w kolumnie ca - aż 611, co stanowi 66,41% całości.</w:t>
-      </w:r>
-      <w:r>
-        <w:t xml:space="preserve"> </w:t>
-      </w:r>
-      <w:r>
-        <w:t xml:space="preserve">Dodatkowo </w:t>
-      </w:r>
-      <w:r>
-        <w:t xml:space="preserve">istnieje duże niezbilansowanie </w:t>
-      </w:r>
-      <w:r>
-        <w:t>dotyczące</w:t>
-      </w:r>
-      <w:r>
-        <w:t xml:space="preserve"> </w:t>
-      </w:r>
-      <w:r>
-        <w:t>przynależności</w:t>
-      </w:r>
-      <w:r>
-        <w:t xml:space="preserve"> osób do konkretnych klas</w:t>
-      </w:r>
-      <w:r>
-        <w:t>.</w:t>
-      </w:r>
-      <w:r>
-        <w:t xml:space="preserve"> Oznacza to, że jest znacznie mniej przypadków zakwalifikowanych </w:t>
-      </w:r>
-      <w:r>
-        <w:t>z</w:t>
-      </w:r>
-      <w:r>
-        <w:t xml:space="preserve"> </w:t>
-      </w:r>
-      <w:r>
-        <w:t>czwartym</w:t>
-      </w:r>
-      <w:r>
-        <w:t xml:space="preserve"> stadium choroby niż osób bez </w:t>
-      </w:r>
-      <w:r>
-        <w:t>przypadłości</w:t>
-      </w:r>
-      <w:r>
-        <w:t xml:space="preserve">. </w:t>
+        <w:t xml:space="preserve">, która oznacza stadium choroby serca. Może ona przyjmować jedną z 5 wartości, gdzie 0 symbolizuje brak problemów z narządem, a 4 poważne trudności. </w:t>
       </w:r>
     </w:p>
     <w:p>
@@ -10196,22 +11362,11 @@
         <w:ind w:left="431"/>
         <w:jc w:val="both"/>
       </w:pPr>
-      <w:r>
-        <w:tab/>
-      </w:r>
-      <w:r>
-        <w:t>[OPISAĆ PRZETWORZENIE DANYCH]</w:t>
-      </w:r>
-    </w:p>
-    <w:p>
-      <w:pPr>
-        <w:ind w:left="431"/>
-        <w:jc w:val="both"/>
-      </w:pPr>
     </w:p>
     <w:p>
       <w:pPr>
         <w:keepNext/>
+        <w:jc w:val="center"/>
       </w:pPr>
       <w:r>
         <w:rPr>
@@ -10223,7 +11378,7 @@
           <w:bdr w:val="none" w:sz="0" w:space="0" w:color="auto" w:frame="1"/>
         </w:rPr>
         <w:drawing>
-          <wp:inline distT="0" distB="0" distL="0" distR="0" wp14:anchorId="4E4B659E" wp14:editId="02303D23">
+          <wp:inline distT="0" distB="0" distL="0" distR="0" wp14:anchorId="7CCC9310" wp14:editId="4F32BA22">
             <wp:extent cx="5981700" cy="1121569"/>
             <wp:effectExtent l="0" t="0" r="0" b="2540"/>
             <wp:docPr id="885865203" name="Obraz 1" descr="Obraz zawierający tekst, Czcionka, zrzut ekranu&#10;&#10;Zawartość wygenerowana przez AI może być niepoprawna."/>
@@ -10240,7 +11395,7 @@
                     </pic:cNvPicPr>
                   </pic:nvPicPr>
                   <pic:blipFill>
-                    <a:blip r:embed="rId16">
+                    <a:blip r:embed="rId18">
                       <a:extLst>
                         <a:ext uri="{28A0092B-C50C-407E-A947-70E740481C1C}">
                           <a14:useLocalDpi xmlns:a14="http://schemas.microsoft.com/office/drawing/2010/main" val="0"/>
@@ -10276,7 +11431,7 @@
       <w:pPr>
         <w:pStyle w:val="Podpispodzdjciem"/>
       </w:pPr>
-      <w:bookmarkStart w:id="23" w:name="_Toc222518576"/>
+      <w:bookmarkStart w:id="25" w:name="_Toc222518576"/>
       <w:r>
         <w:t xml:space="preserve">Rys. </w:t>
       </w:r>
@@ -10300,12 +11455,93 @@
         </w:r>
       </w:fldSimple>
       <w:r>
-        <w:t>. Wykaz 5 pierwszych rekordów zbioru.</w:t>
-      </w:r>
-      <w:r>
-        <w:t xml:space="preserve"> [źródło własne]</w:t>
-      </w:r>
-      <w:bookmarkEnd w:id="23"/>
+        <w:t>. Wykaz 5 pierwszych rekordów zbioru. [źródło własne]</w:t>
+      </w:r>
+      <w:bookmarkEnd w:id="25"/>
+    </w:p>
+    <w:p>
+      <w:pPr>
+        <w:spacing w:line="360" w:lineRule="auto"/>
+        <w:ind w:left="431"/>
+        <w:jc w:val="both"/>
+      </w:pPr>
+    </w:p>
+    <w:p>
+      <w:pPr>
+        <w:spacing w:line="360" w:lineRule="auto"/>
+        <w:ind w:left="431"/>
+        <w:jc w:val="both"/>
+      </w:pPr>
+      <w:r>
+        <w:t>W zbiorze znajduje się wiele danych brakujących</w:t>
+      </w:r>
+      <w:r>
+        <w:t>. Najwięcej braków występuje w kolumnie ca - aż 611, co stanowi 66,41% całości.</w:t>
+      </w:r>
+      <w:r>
+        <w:t xml:space="preserve"> </w:t>
+      </w:r>
+      <w:r>
+        <w:t xml:space="preserve">Dodatkowo </w:t>
+      </w:r>
+      <w:r>
+        <w:t xml:space="preserve">istnieje duże niezbilansowanie </w:t>
+      </w:r>
+      <w:r>
+        <w:t>dotyczące</w:t>
+      </w:r>
+      <w:r>
+        <w:t xml:space="preserve"> </w:t>
+      </w:r>
+      <w:r>
+        <w:t>przynależności</w:t>
+      </w:r>
+      <w:r>
+        <w:t xml:space="preserve"> osób do konkretnych klas</w:t>
+      </w:r>
+      <w:r>
+        <w:t>.</w:t>
+      </w:r>
+      <w:r>
+        <w:t xml:space="preserve"> Oznacza to, że jest znacznie mniej przypadków zakwalifikowanych </w:t>
+      </w:r>
+      <w:r>
+        <w:t>z</w:t>
+      </w:r>
+      <w:r>
+        <w:t xml:space="preserve"> </w:t>
+      </w:r>
+      <w:r>
+        <w:t>czwartym</w:t>
+      </w:r>
+      <w:r>
+        <w:t xml:space="preserve"> stadium choroby niż osób bez </w:t>
+      </w:r>
+      <w:r>
+        <w:t>przypadłości</w:t>
+      </w:r>
+      <w:r>
+        <w:t xml:space="preserve">. </w:t>
+      </w:r>
+    </w:p>
+    <w:p>
+      <w:pPr>
+        <w:spacing w:line="360" w:lineRule="auto"/>
+        <w:ind w:left="431"/>
+        <w:jc w:val="both"/>
+      </w:pPr>
+      <w:r>
+        <w:tab/>
+      </w:r>
+      <w:r>
+        <w:t>[OPISAĆ PRZETWORZENIE DANYCH]</w:t>
+      </w:r>
+    </w:p>
+    <w:p>
+      <w:pPr>
+        <w:ind w:left="431"/>
+        <w:jc w:val="both"/>
+      </w:pPr>
     </w:p>
     <w:p>
       <w:pPr>
@@ -10316,19 +11552,20 @@
       <w:pPr>
         <w:pStyle w:val="Nagwek2"/>
       </w:pPr>
-      <w:bookmarkStart w:id="24" w:name="_Toc222769369"/>
-      <w:r>
+      <w:bookmarkStart w:id="26" w:name="_Toc222769369"/>
+      <w:r>
+        <w:lastRenderedPageBreak/>
         <w:t xml:space="preserve">Cards Image </w:t>
       </w:r>
       <w:proofErr w:type="spellStart"/>
       <w:r>
         <w:t>Dataset-Classification</w:t>
       </w:r>
-      <w:bookmarkEnd w:id="24"/>
+      <w:bookmarkEnd w:id="26"/>
       <w:proofErr w:type="spellEnd"/>
     </w:p>
     <w:p>
-      <w:hyperlink r:id="rId17" w:history="1">
+      <w:hyperlink r:id="rId19" w:history="1">
         <w:r>
           <w:rPr>
             <w:rStyle w:val="Hipercze"/>
@@ -10344,7 +11581,7 @@
       <w:pPr>
         <w:pStyle w:val="Nagwek2"/>
       </w:pPr>
-      <w:bookmarkStart w:id="25" w:name="_Toc222769370"/>
+      <w:bookmarkStart w:id="27" w:name="_Toc222769370"/>
       <w:r>
         <w:t xml:space="preserve">Wine </w:t>
       </w:r>
@@ -10352,14 +11589,14 @@
       <w:r>
         <w:t>Quality</w:t>
       </w:r>
-      <w:bookmarkEnd w:id="25"/>
+      <w:bookmarkEnd w:id="27"/>
       <w:proofErr w:type="spellEnd"/>
     </w:p>
     <w:p>
       <w:pPr>
         <w:ind w:firstLine="576"/>
       </w:pPr>
-      <w:hyperlink r:id="rId18" w:history="1">
+      <w:hyperlink r:id="rId20" w:history="1">
         <w:r>
           <w:rPr>
             <w:rStyle w:val="Hipercze"/>
@@ -10375,14 +11612,14 @@
       <w:pPr>
         <w:pStyle w:val="Nagwek2"/>
       </w:pPr>
-      <w:bookmarkStart w:id="26" w:name="_Toc222769371"/>
+      <w:bookmarkStart w:id="28" w:name="_Toc222769371"/>
       <w:r>
         <w:t>Bank Marketing</w:t>
       </w:r>
-      <w:bookmarkEnd w:id="26"/>
-    </w:p>
-    <w:p>
-      <w:hyperlink r:id="rId19" w:history="1">
+      <w:bookmarkEnd w:id="28"/>
+    </w:p>
+    <w:p>
+      <w:hyperlink r:id="rId21" w:history="1">
         <w:r>
           <w:rPr>
             <w:rStyle w:val="Hipercze"/>
@@ -10398,7 +11635,7 @@
       <w:pPr>
         <w:pStyle w:val="Nagwek2"/>
       </w:pPr>
-      <w:bookmarkStart w:id="27" w:name="_Toc222769372"/>
+      <w:bookmarkStart w:id="29" w:name="_Toc222769372"/>
       <w:r>
         <w:t xml:space="preserve">Brain MRI </w:t>
       </w:r>
@@ -10414,11 +11651,11 @@
       <w:r>
         <w:t>Detection</w:t>
       </w:r>
-      <w:bookmarkEnd w:id="27"/>
+      <w:bookmarkEnd w:id="29"/>
       <w:proofErr w:type="spellEnd"/>
     </w:p>
     <w:p>
-      <w:hyperlink r:id="rId20" w:history="1">
+      <w:hyperlink r:id="rId22" w:history="1">
         <w:r>
           <w:rPr>
             <w:rStyle w:val="Hipercze"/>
@@ -10428,7 +11665,7 @@
       </w:hyperlink>
     </w:p>
     <w:p>
-      <w:hyperlink r:id="rId21" w:anchor="1.1.-Data-Set-Description" w:history="1">
+      <w:hyperlink r:id="rId23" w:anchor="1.1.-Data-Set-Description" w:history="1">
         <w:r>
           <w:rPr>
             <w:rStyle w:val="Hipercze"/>
@@ -10442,36 +11679,83 @@
       <w:pPr>
         <w:pStyle w:val="Nagwek1"/>
       </w:pPr>
-      <w:bookmarkStart w:id="28" w:name="_Ref222320541"/>
-      <w:bookmarkStart w:id="29" w:name="_Toc222769373"/>
+      <w:bookmarkStart w:id="30" w:name="_Ref222320541"/>
+      <w:bookmarkStart w:id="31" w:name="_Toc222769373"/>
       <w:r>
         <w:t>Metodyka badań</w:t>
-      </w:r>
-      <w:bookmarkEnd w:id="28"/>
-      <w:bookmarkEnd w:id="29"/>
-    </w:p>
-    <w:p/>
-    <w:p>
-      <w:pPr>
-        <w:pStyle w:val="Nagwek1"/>
-      </w:pPr>
-      <w:bookmarkStart w:id="30" w:name="_Ref222320548"/>
-      <w:bookmarkStart w:id="31" w:name="_Toc222769374"/>
-      <w:r>
-        <w:t>Eksperymenty</w:t>
       </w:r>
       <w:bookmarkEnd w:id="30"/>
       <w:bookmarkEnd w:id="31"/>
     </w:p>
+    <w:p>
+      <w:hyperlink r:id="rId24" w:history="1">
+        <w:r>
+          <w:rPr>
+            <w:rStyle w:val="Hipercze"/>
+          </w:rPr>
+          <w:t>https://lime-ml.readthedocs.io/en/latest/lime.html</w:t>
+        </w:r>
+      </w:hyperlink>
+    </w:p>
+    <w:p>
+      <w:hyperlink r:id="rId25" w:history="1">
+        <w:r>
+          <w:rPr>
+            <w:rStyle w:val="Hipercze"/>
+          </w:rPr>
+          <w:t>https://www.datacamp.com/tutorial/explainable-ai-understanding-and-trusting-machine-learning-models</w:t>
+        </w:r>
+      </w:hyperlink>
+    </w:p>
+    <w:p>
+      <w:hyperlink r:id="rId26" w:history="1">
+        <w:r>
+          <w:rPr>
+            <w:rStyle w:val="Hipercze"/>
+          </w:rPr>
+          <w:t>https://scikit-learn.org/stable/auto_examples/inspection/plot_permutation_importance.html</w:t>
+        </w:r>
+      </w:hyperlink>
+    </w:p>
+    <w:p>
+      <w:hyperlink r:id="rId27" w:history="1">
+        <w:r>
+          <w:rPr>
+            <w:rStyle w:val="Hipercze"/>
+          </w:rPr>
+          <w:t>https://scikit-learn.org/stable/modules/generated/sklearn.ensemble.RandomForestClassifier.html</w:t>
+        </w:r>
+      </w:hyperlink>
+    </w:p>
+    <w:p>
+      <w:hyperlink r:id="rId28" w:history="1">
+        <w:r>
+          <w:rPr>
+            <w:rStyle w:val="Hipercze"/>
+          </w:rPr>
+          <w:t>https://www.geeksforgeeks.org/artificial-intelligence/introduction-to-explainable-aixai-using-lime/</w:t>
+        </w:r>
+      </w:hyperlink>
+    </w:p>
+    <w:p>
+      <w:hyperlink r:id="rId29" w:history="1">
+        <w:r>
+          <w:rPr>
+            <w:rStyle w:val="Hipercze"/>
+          </w:rPr>
+          <w:t>https://shap.readthedocs.io/en/latest/</w:t>
+        </w:r>
+      </w:hyperlink>
+    </w:p>
     <w:p/>
     <w:p>
       <w:pPr>
         <w:pStyle w:val="Nagwek1"/>
       </w:pPr>
-      <w:bookmarkStart w:id="32" w:name="_Ref222320554"/>
-      <w:bookmarkStart w:id="33" w:name="_Toc222769375"/>
-      <w:r>
-        <w:t>Wyniki</w:t>
+      <w:bookmarkStart w:id="32" w:name="_Ref222320548"/>
+      <w:bookmarkStart w:id="33" w:name="_Toc222769374"/>
+      <w:r>
+        <w:t>Eksperymenty</w:t>
       </w:r>
       <w:bookmarkEnd w:id="32"/>
       <w:bookmarkEnd w:id="33"/>
@@ -10481,28 +11765,42 @@
       <w:pPr>
         <w:pStyle w:val="Nagwek1"/>
       </w:pPr>
-      <w:bookmarkStart w:id="34" w:name="_Ref222320562"/>
-      <w:bookmarkStart w:id="35" w:name="_Toc222769376"/>
-      <w:r>
-        <w:t>Wnioski i rekomendacje</w:t>
-      </w:r>
-      <w:bookmarkStart w:id="36" w:name="_Testowanie_automatyczne"/>
+      <w:bookmarkStart w:id="34" w:name="_Ref222320554"/>
+      <w:bookmarkStart w:id="35" w:name="_Toc222769375"/>
+      <w:r>
+        <w:t>Wyniki</w:t>
+      </w:r>
       <w:bookmarkEnd w:id="34"/>
       <w:bookmarkEnd w:id="35"/>
+    </w:p>
+    <w:p/>
+    <w:p>
+      <w:pPr>
+        <w:pStyle w:val="Nagwek1"/>
+      </w:pPr>
+      <w:bookmarkStart w:id="36" w:name="_Ref222320562"/>
+      <w:bookmarkStart w:id="37" w:name="_Toc222769376"/>
+      <w:r>
+        <w:lastRenderedPageBreak/>
+        <w:t>Wnioski i rekomendacje</w:t>
+      </w:r>
+      <w:bookmarkStart w:id="38" w:name="_Testowanie_automatyczne"/>
       <w:bookmarkEnd w:id="36"/>
-    </w:p>
-    <w:p/>
-    <w:p>
-      <w:pPr>
-        <w:pStyle w:val="Nagwek1"/>
-      </w:pPr>
-      <w:bookmarkStart w:id="37" w:name="_Ref222320577"/>
-      <w:bookmarkStart w:id="38" w:name="_Toc222769377"/>
-      <w:r>
-        <w:t>Podsumowanie</w:t>
-      </w:r>
       <w:bookmarkEnd w:id="37"/>
       <w:bookmarkEnd w:id="38"/>
+    </w:p>
+    <w:p/>
+    <w:p>
+      <w:pPr>
+        <w:pStyle w:val="Nagwek1"/>
+      </w:pPr>
+      <w:bookmarkStart w:id="39" w:name="_Ref222320577"/>
+      <w:bookmarkStart w:id="40" w:name="_Toc222769377"/>
+      <w:r>
+        <w:t>Podsumowanie</w:t>
+      </w:r>
+      <w:bookmarkEnd w:id="39"/>
+      <w:bookmarkEnd w:id="40"/>
     </w:p>
     <w:p>
       <w:pPr>
@@ -10540,8 +11838,8 @@
         <w:ind w:left="431" w:firstLine="277"/>
         <w:jc w:val="both"/>
         <w:sectPr>
-          <w:footerReference w:type="default" r:id="rId22"/>
-          <w:footerReference w:type="first" r:id="rId23"/>
+          <w:footerReference w:type="default" r:id="rId30"/>
+          <w:footerReference w:type="first" r:id="rId31"/>
           <w:pgSz w:w="11906" w:h="16838"/>
           <w:pgMar w:top="709" w:right="1418" w:bottom="709" w:left="1418" w:header="709" w:footer="709" w:gutter="0"/>
           <w:pgNumType w:start="1"/>
@@ -10557,7 +11855,7 @@
         <w:jc w:val="both"/>
       </w:pPr>
     </w:p>
-    <w:bookmarkStart w:id="39" w:name="_Toc222769378" w:displacedByCustomXml="next"/>
+    <w:bookmarkStart w:id="41" w:name="_Toc222769378" w:displacedByCustomXml="next"/>
     <w:sdt>
       <w:sdtPr>
         <w:rPr>
@@ -10580,7 +11878,7 @@
           <w:r>
             <w:t>Bibliografia</w:t>
           </w:r>
-          <w:bookmarkEnd w:id="39"/>
+          <w:bookmarkEnd w:id="41"/>
         </w:p>
         <w:sdt>
           <w:sdtPr>
@@ -10879,12 +12177,12 @@
       <w:pPr>
         <w:pStyle w:val="Nagwek1"/>
       </w:pPr>
-      <w:bookmarkStart w:id="40" w:name="_Toc222769379"/>
+      <w:bookmarkStart w:id="42" w:name="_Toc222769379"/>
       <w:r>
         <w:lastRenderedPageBreak/>
         <w:t>Spis rysunków</w:t>
       </w:r>
-      <w:bookmarkEnd w:id="40"/>
+      <w:bookmarkEnd w:id="42"/>
     </w:p>
     <w:p>
       <w:pPr>
@@ -11188,7 +12486,7 @@
       </w:r>
     </w:p>
     <w:sectPr>
-      <w:footerReference w:type="default" r:id="rId24"/>
+      <w:footerReference w:type="default" r:id="rId32"/>
       <w:pgSz w:w="11906" w:h="16838"/>
       <w:pgMar w:top="709" w:right="1418" w:bottom="709" w:left="1418" w:header="709" w:footer="709" w:gutter="0"/>
       <w:pgNumType w:start="1"/>
@@ -12755,6 +14053,119 @@
     </w:lvl>
   </w:abstractNum>
   <w:abstractNum w:abstractNumId="14" w15:restartNumberingAfterBreak="0">
+    <w:nsid w:val="3EE105E1"/>
+    <w:multiLevelType w:val="hybridMultilevel"/>
+    <w:tmpl w:val="7162367A"/>
+    <w:lvl w:ilvl="0" w:tplc="04150001">
+      <w:start w:val="1"/>
+      <w:numFmt w:val="bullet"/>
+      <w:lvlText w:val=""/>
+      <w:lvlJc w:val="left"/>
+      <w:pPr>
+        <w:ind w:left="1428" w:hanging="360"/>
+      </w:pPr>
+      <w:rPr>
+        <w:rFonts w:ascii="Symbol" w:hAnsi="Symbol" w:hint="default"/>
+      </w:rPr>
+    </w:lvl>
+    <w:lvl w:ilvl="1" w:tplc="04150003" w:tentative="1">
+      <w:start w:val="1"/>
+      <w:numFmt w:val="bullet"/>
+      <w:lvlText w:val="o"/>
+      <w:lvlJc w:val="left"/>
+      <w:pPr>
+        <w:ind w:left="2148" w:hanging="360"/>
+      </w:pPr>
+      <w:rPr>
+        <w:rFonts w:ascii="Courier New" w:hAnsi="Courier New" w:cs="Courier New" w:hint="default"/>
+      </w:rPr>
+    </w:lvl>
+    <w:lvl w:ilvl="2" w:tplc="04150005" w:tentative="1">
+      <w:start w:val="1"/>
+      <w:numFmt w:val="bullet"/>
+      <w:lvlText w:val=""/>
+      <w:lvlJc w:val="left"/>
+      <w:pPr>
+        <w:ind w:left="2868" w:hanging="360"/>
+      </w:pPr>
+      <w:rPr>
+        <w:rFonts w:ascii="Wingdings" w:hAnsi="Wingdings" w:hint="default"/>
+      </w:rPr>
+    </w:lvl>
+    <w:lvl w:ilvl="3" w:tplc="04150001" w:tentative="1">
+      <w:start w:val="1"/>
+      <w:numFmt w:val="bullet"/>
+      <w:lvlText w:val=""/>
+      <w:lvlJc w:val="left"/>
+      <w:pPr>
+        <w:ind w:left="3588" w:hanging="360"/>
+      </w:pPr>
+      <w:rPr>
+        <w:rFonts w:ascii="Symbol" w:hAnsi="Symbol" w:hint="default"/>
+      </w:rPr>
+    </w:lvl>
+    <w:lvl w:ilvl="4" w:tplc="04150003" w:tentative="1">
+      <w:start w:val="1"/>
+      <w:numFmt w:val="bullet"/>
+      <w:lvlText w:val="o"/>
+      <w:lvlJc w:val="left"/>
+      <w:pPr>
+        <w:ind w:left="4308" w:hanging="360"/>
+      </w:pPr>
+      <w:rPr>
+        <w:rFonts w:ascii="Courier New" w:hAnsi="Courier New" w:cs="Courier New" w:hint="default"/>
+      </w:rPr>
+    </w:lvl>
+    <w:lvl w:ilvl="5" w:tplc="04150005" w:tentative="1">
+      <w:start w:val="1"/>
+      <w:numFmt w:val="bullet"/>
+      <w:lvlText w:val=""/>
+      <w:lvlJc w:val="left"/>
+      <w:pPr>
+        <w:ind w:left="5028" w:hanging="360"/>
+      </w:pPr>
+      <w:rPr>
+        <w:rFonts w:ascii="Wingdings" w:hAnsi="Wingdings" w:hint="default"/>
+      </w:rPr>
+    </w:lvl>
+    <w:lvl w:ilvl="6" w:tplc="04150001" w:tentative="1">
+      <w:start w:val="1"/>
+      <w:numFmt w:val="bullet"/>
+      <w:lvlText w:val=""/>
+      <w:lvlJc w:val="left"/>
+      <w:pPr>
+        <w:ind w:left="5748" w:hanging="360"/>
+      </w:pPr>
+      <w:rPr>
+        <w:rFonts w:ascii="Symbol" w:hAnsi="Symbol" w:hint="default"/>
+      </w:rPr>
+    </w:lvl>
+    <w:lvl w:ilvl="7" w:tplc="04150003" w:tentative="1">
+      <w:start w:val="1"/>
+      <w:numFmt w:val="bullet"/>
+      <w:lvlText w:val="o"/>
+      <w:lvlJc w:val="left"/>
+      <w:pPr>
+        <w:ind w:left="6468" w:hanging="360"/>
+      </w:pPr>
+      <w:rPr>
+        <w:rFonts w:ascii="Courier New" w:hAnsi="Courier New" w:cs="Courier New" w:hint="default"/>
+      </w:rPr>
+    </w:lvl>
+    <w:lvl w:ilvl="8" w:tplc="04150005" w:tentative="1">
+      <w:start w:val="1"/>
+      <w:numFmt w:val="bullet"/>
+      <w:lvlText w:val=""/>
+      <w:lvlJc w:val="left"/>
+      <w:pPr>
+        <w:ind w:left="7188" w:hanging="360"/>
+      </w:pPr>
+      <w:rPr>
+        <w:rFonts w:ascii="Wingdings" w:hAnsi="Wingdings" w:hint="default"/>
+      </w:rPr>
+    </w:lvl>
+  </w:abstractNum>
+  <w:abstractNum w:abstractNumId="15" w15:restartNumberingAfterBreak="0">
     <w:nsid w:val="4896749B"/>
     <w:multiLevelType w:val="hybridMultilevel"/>
     <w:tmpl w:val="1B1EBA8C"/>
@@ -12840,7 +14251,7 @@
       </w:pPr>
     </w:lvl>
   </w:abstractNum>
-  <w:abstractNum w:abstractNumId="15" w15:restartNumberingAfterBreak="0">
+  <w:abstractNum w:abstractNumId="16" w15:restartNumberingAfterBreak="0">
     <w:nsid w:val="490B6E52"/>
     <w:multiLevelType w:val="hybridMultilevel"/>
     <w:tmpl w:val="10C472E4"/>
@@ -12953,7 +14364,7 @@
       </w:rPr>
     </w:lvl>
   </w:abstractNum>
-  <w:abstractNum w:abstractNumId="16" w15:restartNumberingAfterBreak="0">
+  <w:abstractNum w:abstractNumId="17" w15:restartNumberingAfterBreak="0">
     <w:nsid w:val="4B414FF3"/>
     <w:multiLevelType w:val="hybridMultilevel"/>
     <w:tmpl w:val="BE380074"/>
@@ -13066,7 +14477,7 @@
       </w:rPr>
     </w:lvl>
   </w:abstractNum>
-  <w:abstractNum w:abstractNumId="17" w15:restartNumberingAfterBreak="0">
+  <w:abstractNum w:abstractNumId="18" w15:restartNumberingAfterBreak="0">
     <w:nsid w:val="512365B9"/>
     <w:multiLevelType w:val="multilevel"/>
     <w:tmpl w:val="9B6603EC"/>
@@ -13158,7 +14569,7 @@
       </w:pPr>
     </w:lvl>
   </w:abstractNum>
-  <w:abstractNum w:abstractNumId="18" w15:restartNumberingAfterBreak="0">
+  <w:abstractNum w:abstractNumId="19" w15:restartNumberingAfterBreak="0">
     <w:nsid w:val="52A0195D"/>
     <w:multiLevelType w:val="hybridMultilevel"/>
     <w:tmpl w:val="BA7464A2"/>
@@ -13247,7 +14658,7 @@
       </w:pPr>
     </w:lvl>
   </w:abstractNum>
-  <w:abstractNum w:abstractNumId="19" w15:restartNumberingAfterBreak="0">
+  <w:abstractNum w:abstractNumId="20" w15:restartNumberingAfterBreak="0">
     <w:nsid w:val="54300D71"/>
     <w:multiLevelType w:val="hybridMultilevel"/>
     <w:tmpl w:val="BE2C546A"/>
@@ -13360,7 +14771,7 @@
       </w:rPr>
     </w:lvl>
   </w:abstractNum>
-  <w:abstractNum w:abstractNumId="20" w15:restartNumberingAfterBreak="0">
+  <w:abstractNum w:abstractNumId="21" w15:restartNumberingAfterBreak="0">
     <w:nsid w:val="543A7F04"/>
     <w:multiLevelType w:val="multilevel"/>
     <w:tmpl w:val="0415001F"/>
@@ -13453,7 +14864,7 @@
       </w:pPr>
     </w:lvl>
   </w:abstractNum>
-  <w:abstractNum w:abstractNumId="21" w15:restartNumberingAfterBreak="0">
+  <w:abstractNum w:abstractNumId="22" w15:restartNumberingAfterBreak="0">
     <w:nsid w:val="66546443"/>
     <w:multiLevelType w:val="multilevel"/>
     <w:tmpl w:val="0415001F"/>
@@ -13545,7 +14956,7 @@
       </w:pPr>
     </w:lvl>
   </w:abstractNum>
-  <w:abstractNum w:abstractNumId="22" w15:restartNumberingAfterBreak="0">
+  <w:abstractNum w:abstractNumId="23" w15:restartNumberingAfterBreak="0">
     <w:nsid w:val="66CD17E2"/>
     <w:multiLevelType w:val="hybridMultilevel"/>
     <w:tmpl w:val="C03E83A2"/>
@@ -13658,7 +15069,7 @@
       </w:rPr>
     </w:lvl>
   </w:abstractNum>
-  <w:abstractNum w:abstractNumId="23" w15:restartNumberingAfterBreak="0">
+  <w:abstractNum w:abstractNumId="24" w15:restartNumberingAfterBreak="0">
     <w:nsid w:val="6B8D3D3F"/>
     <w:multiLevelType w:val="multilevel"/>
     <w:tmpl w:val="3C469CA8"/>
@@ -13771,7 +15182,7 @@
       </w:rPr>
     </w:lvl>
   </w:abstractNum>
-  <w:abstractNum w:abstractNumId="24" w15:restartNumberingAfterBreak="0">
+  <w:abstractNum w:abstractNumId="25" w15:restartNumberingAfterBreak="0">
     <w:nsid w:val="7005440D"/>
     <w:multiLevelType w:val="multilevel"/>
     <w:tmpl w:val="172E9264"/>
@@ -13887,7 +15298,7 @@
       </w:rPr>
     </w:lvl>
   </w:abstractNum>
-  <w:abstractNum w:abstractNumId="25" w15:restartNumberingAfterBreak="0">
+  <w:abstractNum w:abstractNumId="26" w15:restartNumberingAfterBreak="0">
     <w:nsid w:val="7246411F"/>
     <w:multiLevelType w:val="hybridMultilevel"/>
     <w:tmpl w:val="2206AB4C"/>
@@ -13977,7 +15388,7 @@
     <w:abstractNumId w:val="9"/>
   </w:num>
   <w:num w:numId="2" w16cid:durableId="930427883">
-    <w:abstractNumId w:val="14"/>
+    <w:abstractNumId w:val="15"/>
   </w:num>
   <w:num w:numId="3" w16cid:durableId="1377896390">
     <w:abstractNumId w:val="10"/>
@@ -13986,25 +15397,25 @@
     <w:abstractNumId w:val="3"/>
   </w:num>
   <w:num w:numId="5" w16cid:durableId="720447645">
+    <w:abstractNumId w:val="19"/>
+  </w:num>
+  <w:num w:numId="6" w16cid:durableId="735318245">
+    <w:abstractNumId w:val="24"/>
+  </w:num>
+  <w:num w:numId="7" w16cid:durableId="830172391">
+    <w:abstractNumId w:val="22"/>
+  </w:num>
+  <w:num w:numId="8" w16cid:durableId="1279488490">
+    <w:abstractNumId w:val="21"/>
+  </w:num>
+  <w:num w:numId="9" w16cid:durableId="1893273952">
+    <w:abstractNumId w:val="25"/>
+  </w:num>
+  <w:num w:numId="10" w16cid:durableId="2054497445">
     <w:abstractNumId w:val="18"/>
   </w:num>
-  <w:num w:numId="6" w16cid:durableId="735318245">
-    <w:abstractNumId w:val="23"/>
-  </w:num>
-  <w:num w:numId="7" w16cid:durableId="830172391">
-    <w:abstractNumId w:val="21"/>
-  </w:num>
-  <w:num w:numId="8" w16cid:durableId="1279488490">
-    <w:abstractNumId w:val="20"/>
-  </w:num>
-  <w:num w:numId="9" w16cid:durableId="1893273952">
-    <w:abstractNumId w:val="24"/>
-  </w:num>
-  <w:num w:numId="10" w16cid:durableId="2054497445">
-    <w:abstractNumId w:val="17"/>
-  </w:num>
   <w:num w:numId="11" w16cid:durableId="1600794916">
-    <w:abstractNumId w:val="25"/>
+    <w:abstractNumId w:val="26"/>
   </w:num>
   <w:num w:numId="12" w16cid:durableId="1889416927">
     <w:abstractNumId w:val="5"/>
@@ -14019,22 +15430,22 @@
     <w:abstractNumId w:val="4"/>
   </w:num>
   <w:num w:numId="16" w16cid:durableId="738090556">
-    <w:abstractNumId w:val="22"/>
+    <w:abstractNumId w:val="23"/>
   </w:num>
   <w:num w:numId="17" w16cid:durableId="46223924">
-    <w:abstractNumId w:val="16"/>
+    <w:abstractNumId w:val="17"/>
   </w:num>
   <w:num w:numId="18" w16cid:durableId="1860006757">
     <w:abstractNumId w:val="13"/>
   </w:num>
   <w:num w:numId="19" w16cid:durableId="1140269466">
-    <w:abstractNumId w:val="19"/>
+    <w:abstractNumId w:val="20"/>
   </w:num>
   <w:num w:numId="20" w16cid:durableId="1464499950">
     <w:abstractNumId w:val="12"/>
   </w:num>
   <w:num w:numId="21" w16cid:durableId="140464638">
-    <w:abstractNumId w:val="15"/>
+    <w:abstractNumId w:val="16"/>
   </w:num>
   <w:num w:numId="22" w16cid:durableId="1356619611">
     <w:abstractNumId w:val="0"/>
@@ -14050,6 +15461,9 @@
   </w:num>
   <w:num w:numId="26" w16cid:durableId="959602761">
     <w:abstractNumId w:val="7"/>
+  </w:num>
+  <w:num w:numId="27" w16cid:durableId="1614358711">
+    <w:abstractNumId w:val="14"/>
   </w:num>
   <w:numIdMacAtCleanup w:val="11"/>
 </w:numbering>
@@ -15630,13 +17044,30 @@
       </b:Author>
     </b:Author>
     <b:Publisher>Christoph Molnar</b:Publisher>
+    <b:RefOrder>9</b:RefOrder>
+  </b:Source>
+  <b:Source>
+    <b:Tag>Wik26</b:Tag>
+    <b:SourceType>InternetSite</b:SourceType>
+    <b:Guid>{F45166DB-359D-4AF5-A4DB-7946B0B708B4}</b:Guid>
+    <b:Title>Wikipedia</b:Title>
+    <b:Year>2026</b:Year>
+    <b:Author>
+      <b:Author>
+        <b:Corporate>Wikimedia</b:Corporate>
+      </b:Author>
+    </b:Author>
+    <b:InternetSiteTitle>Wikipedia - gradient (matematyka)</b:InternetSiteTitle>
+    <b:Month>Marzec</b:Month>
+    <b:Day>3</b:Day>
+    <b:URL>https://pl.wikipedia.org/wiki/Gradient_(matematyka)</b:URL>
     <b:RefOrder>8</b:RefOrder>
   </b:Source>
 </b:Sources>
 </file>
 
 <file path=customXml/itemProps1.xml><?xml version="1.0" encoding="utf-8"?>
-<ds:datastoreItem xmlns:ds="http://schemas.openxmlformats.org/officeDocument/2006/customXml" ds:itemID="{6EBB0D17-71E4-42F7-82B6-6FFE3F765365}">
+<ds:datastoreItem xmlns:ds="http://schemas.openxmlformats.org/officeDocument/2006/customXml" ds:itemID="{1F94155D-EDA5-49D0-87EC-3010A94FDA37}">
   <ds:schemaRefs>
     <ds:schemaRef ds:uri="http://schemas.openxmlformats.org/officeDocument/2006/bibliography"/>
   </ds:schemaRefs>

--- a/praca_magisterska_Zofia_Kozłowska.docx
+++ b/praca_magisterska_Zofia_Kozłowska.docx
@@ -138,7 +138,7 @@
           <w:sz w:val="36"/>
           <w:szCs w:val="36"/>
         </w:rPr>
-        <w:t>INŻYNIERSKA</w:t>
+        <w:t>MAGISTERSKA</w:t>
       </w:r>
     </w:p>
     <w:p>
@@ -428,7 +428,7 @@
           <w:sz w:val="28"/>
           <w:szCs w:val="28"/>
         </w:rPr>
-        <w:t>dr hab. inż. prof. PB</w:t>
+        <w:t xml:space="preserve">dr hab. inż. </w:t>
       </w:r>
       <w:r>
         <w:rPr>
@@ -436,7 +436,7 @@
           <w:sz w:val="28"/>
           <w:szCs w:val="28"/>
         </w:rPr>
-        <w:t xml:space="preserve"> Małgorzata </w:t>
+        <w:t xml:space="preserve">Małgorzata </w:t>
       </w:r>
       <w:proofErr w:type="spellStart"/>
       <w:r>
@@ -448,6 +448,22 @@
         <w:t>Krętowska</w:t>
       </w:r>
       <w:proofErr w:type="spellEnd"/>
+      <w:r>
+        <w:rPr>
+          <w:rFonts w:ascii="Arial Narrow" w:hAnsi="Arial Narrow"/>
+          <w:sz w:val="28"/>
+          <w:szCs w:val="28"/>
+        </w:rPr>
+        <w:t xml:space="preserve">, </w:t>
+      </w:r>
+      <w:r>
+        <w:rPr>
+          <w:rFonts w:ascii="Arial Narrow" w:hAnsi="Arial Narrow"/>
+          <w:sz w:val="28"/>
+          <w:szCs w:val="28"/>
+        </w:rPr>
+        <w:t>prof. PB</w:t>
+      </w:r>
       <w:r>
         <w:rPr>
           <w:rFonts w:ascii="Arial Narrow" w:hAnsi="Arial Narrow"/>
@@ -6669,10 +6685,7 @@
         <w:fldChar w:fldCharType="begin"/>
       </w:r>
       <w:r>
-        <w:instrText xml:space="preserve"> REF _Ref222320511 \r \h </w:instrText>
-      </w:r>
-      <w:r>
-        <w:instrText xml:space="preserve"> \* MERGEFORMAT </w:instrText>
+        <w:instrText xml:space="preserve"> REF _Ref222320511 \r \h  \* MERGEFORMAT </w:instrText>
       </w:r>
       <w:r>
         <w:fldChar w:fldCharType="separate"/>
@@ -6690,10 +6703,7 @@
         <w:fldChar w:fldCharType="begin"/>
       </w:r>
       <w:r>
-        <w:instrText xml:space="preserve"> REF _Ref222320511 \h </w:instrText>
-      </w:r>
-      <w:r>
-        <w:instrText xml:space="preserve"> \* MERGEFORMAT </w:instrText>
+        <w:instrText xml:space="preserve"> REF _Ref222320511 \h  \* MERGEFORMAT </w:instrText>
       </w:r>
       <w:r>
         <w:fldChar w:fldCharType="separate"/>
@@ -7317,7 +7327,13 @@
         <w:t xml:space="preserve">wartościami brakującymi. </w:t>
       </w:r>
       <w:r>
-        <w:t xml:space="preserve">Niestety, duża ilość </w:t>
+        <w:t xml:space="preserve">Niestety, </w:t>
+      </w:r>
+      <w:r>
+        <w:t xml:space="preserve">aktualnie nie jest w stanie przetworzyć zmiennych kategorycznych a </w:t>
+      </w:r>
+      <w:r>
+        <w:t xml:space="preserve">duża ilość </w:t>
       </w:r>
       <w:proofErr w:type="spellStart"/>
       <w:r>
@@ -7332,6 +7348,9 @@
       </w:r>
       <w:r>
         <w:t>.</w:t>
+      </w:r>
+      <w:r>
+        <w:t xml:space="preserve"> </w:t>
       </w:r>
     </w:p>
     <w:p>
@@ -7361,7 +7380,13 @@
       </w:pPr>
       <w:proofErr w:type="spellStart"/>
       <w:r>
-        <w:t>XGBost</w:t>
+        <w:t>XGB</w:t>
+      </w:r>
+      <w:r>
+        <w:t>o</w:t>
+      </w:r>
+      <w:r>
+        <w:t>ost</w:t>
       </w:r>
       <w:proofErr w:type="spellEnd"/>
       <w:r>
@@ -7439,14 +7464,14 @@
       </w:r>
       <w:proofErr w:type="spellEnd"/>
       <w:r>
-        <w:t xml:space="preserve">. Proces ten polega na budowie sekwencyjnej. Każde drzewo (oprócz pierwszego) budowane jest na podstawie poprzednika </w:t>
-      </w:r>
-      <w:r>
-        <w:t xml:space="preserve">dążąc do zmniejszenia ilości błędnych założeń. </w:t>
+        <w:t xml:space="preserve">. Proces ten polega na budowie sekwencyjnej. Każde drzewo (oprócz pierwszego) </w:t>
       </w:r>
       <w:r>
         <w:lastRenderedPageBreak/>
-        <w:t xml:space="preserve">Początkowe </w:t>
+        <w:t xml:space="preserve">budowane jest na podstawie poprzednika </w:t>
+      </w:r>
+      <w:r>
+        <w:t xml:space="preserve">dążąc do zmniejszenia ilości błędnych założeń. Początkowe </w:t>
       </w:r>
       <w:proofErr w:type="spellStart"/>
       <w:r>
@@ -7471,10 +7496,7 @@
       </w:r>
       <w:proofErr w:type="spellEnd"/>
       <w:r>
-        <w:t>, czyli tworzyć nowe drzewa,</w:t>
-      </w:r>
-      <w:r>
-        <w:t xml:space="preserve"> jest wyznaczany przez gradient. W tym przypadku oznacza ono pojęcie matematyczne odnoszą</w:t>
+        <w:t>, czyli tworzyć nowe drzewa, jest wyznaczany przez gradient. W tym przypadku oznacza ono pojęcie matematyczne odnoszą</w:t>
       </w:r>
       <w:r>
         <w:t>c</w:t>
@@ -7702,12 +7724,24 @@
         <w:t xml:space="preserve">, takich jak odpowiedni dobór parametrów, duże zużycie pamięci sprzętowej, </w:t>
       </w:r>
       <w:r>
-        <w:t>trudności z przetwarzaniem danych kategorycznych, duży czas uczenia, czy to, że przez swoje możliwości dostrojenia jest mało przyjazn</w:t>
+        <w:t>trudności z przetwarzaniem danych kategorycznych, duży czas uczenia, czy to, że przez swoje możliwości dostr</w:t>
       </w:r>
       <w:r>
         <w:t>a</w:t>
       </w:r>
       <w:r>
+        <w:t>j</w:t>
+      </w:r>
+      <w:r>
+        <w:t>a</w:t>
+      </w:r>
+      <w:r>
+        <w:t>nia jest mało przyjazn</w:t>
+      </w:r>
+      <w:r>
+        <w:t>a</w:t>
+      </w:r>
+      <w:r>
         <w:t xml:space="preserve"> dla osób początkujących w dziedzinie sztucznej inteligencji. </w:t>
       </w:r>
     </w:p>
@@ -7721,7 +7755,13 @@
       </w:r>
       <w:bookmarkEnd w:id="14"/>
     </w:p>
-    <w:p/>
+    <w:p>
+      <w:pPr>
+        <w:spacing w:line="360" w:lineRule="auto"/>
+        <w:ind w:left="431"/>
+        <w:jc w:val="both"/>
+      </w:pPr>
+    </w:p>
     <w:p>
       <w:pPr>
         <w:pStyle w:val="Nagwek1"/>
@@ -9060,7 +9100,25 @@
       </w:r>
       <w:proofErr w:type="spellEnd"/>
       <w:r>
-        <w:t xml:space="preserve">. Zyskuje na tym podstawy pochodzące z teorii gier – równomierny rozkład wkładu w wynik końcowy pomiędzy cechy oraz otrzymane wyjaśnienia są kontrastowe. Niestety cierpi ona na długi czas wykonywania obliczeń spowodowany </w:t>
+        <w:t>. Zyskuje na tym podstawy pochodzące z teorii gier – równomierny rozkład wkładu w wynik końcowy pomiędzy cech</w:t>
+      </w:r>
+      <w:r>
+        <w:t>ami</w:t>
+      </w:r>
+      <w:r>
+        <w:t xml:space="preserve"> or</w:t>
+      </w:r>
+      <w:r>
+        <w:t>az</w:t>
+      </w:r>
+      <w:r>
+        <w:t xml:space="preserve"> </w:t>
+      </w:r>
+      <w:r>
+        <w:t xml:space="preserve">kontrastowe </w:t>
+      </w:r>
+      <w:r>
+        <w:t xml:space="preserve">wyjaśnienia. Niestety cierpi ona na długi czas wykonywania obliczeń spowodowany </w:t>
       </w:r>
       <w:r>
         <w:t>ilością różnych możliwych koalicji</w:t>
@@ -9129,7 +9187,19 @@
         <w:t>inną</w:t>
       </w:r>
       <w:r>
-        <w:t xml:space="preserve"> bardzo istotną wadę – można za jej pomocą tworzyć mylące interpretacje ukrywające uprzedzenia, co zmniejsza zaufanie do wyników owej metody.</w:t>
+        <w:t xml:space="preserve"> bardzo istotną wadę – </w:t>
+      </w:r>
+      <w:r>
+        <w:t>mogą</w:t>
+      </w:r>
+      <w:r>
+        <w:t xml:space="preserve"> za jej pomocą </w:t>
+      </w:r>
+      <w:r>
+        <w:t xml:space="preserve">powstawać </w:t>
+      </w:r>
+      <w:r>
+        <w:t>mylące interpretacje ukrywające uprzedzenia, co zmniejsza zaufanie do wyników owej metody.</w:t>
       </w:r>
       <w:r>
         <w:t xml:space="preserve"> Może to być spowodowane istnieniem wielu wizualizacji, które są mało klarowne i trudne do zrozumienia.</w:t>
@@ -9368,23 +9438,23 @@
         <w:t xml:space="preserve">Teraz skupiamy się na, którejś z warstw splotowej naszej sieci, w której znajdują się interesujące nas mapy cech. </w:t>
       </w:r>
       <w:r>
-        <w:t xml:space="preserve">Zazwyczaj powinno się używać ostatniej z nich, ponieważ zawiera ona </w:t>
+        <w:t xml:space="preserve">Zazwyczaj powinno się używać ostatniej z nich, ponieważ zawiera ona najistotniejsze części obrazu. </w:t>
+      </w:r>
+      <w:r>
+        <w:t xml:space="preserve">Ważymy </w:t>
+      </w:r>
+      <w:r>
+        <w:t xml:space="preserve">wszystkie </w:t>
+      </w:r>
+      <w:r>
+        <w:t>map</w:t>
+      </w:r>
+      <w:r>
+        <w:t xml:space="preserve">y, tak aby każdy element miał taką </w:t>
       </w:r>
       <w:r>
         <w:lastRenderedPageBreak/>
-        <w:t xml:space="preserve">najistotniejsze części obrazu. </w:t>
-      </w:r>
-      <w:r>
-        <w:t xml:space="preserve">Ważymy </w:t>
-      </w:r>
-      <w:r>
-        <w:t xml:space="preserve">wszystkie </w:t>
-      </w:r>
-      <w:r>
-        <w:t>map</w:t>
-      </w:r>
-      <w:r>
-        <w:t>y, tak aby każdy element miał taką samą wagę, a następnie je sumujemy. Powstaje w ten sposób jedna macierz, która jest nazywana „ważoną mapą cech”.</w:t>
+        <w:t>samą wagę, a następnie je sumujemy. Powstaje w ten sposób jedna macierz, która jest nazywana „ważoną mapą cech”.</w:t>
       </w:r>
       <w:r>
         <w:t xml:space="preserve"> </w:t>
@@ -9993,7 +10063,6 @@
           <w:i/>
           <w:iCs/>
         </w:rPr>
-        <w:lastRenderedPageBreak/>
         <w:t>X</w:t>
       </w:r>
       <w:r>
@@ -10041,6 +10110,7 @@
         <w:jc w:val="both"/>
       </w:pPr>
       <w:r>
+        <w:lastRenderedPageBreak/>
         <w:t>Oceń miarę referencyjną modelu oryginalnego</w:t>
       </w:r>
       <w:r>
@@ -10995,7 +11065,6 @@
       </w:pPr>
       <w:bookmarkStart w:id="24" w:name="_Toc222769368"/>
       <w:r>
-        <w:lastRenderedPageBreak/>
         <w:t xml:space="preserve">UCI </w:t>
       </w:r>
       <w:proofErr w:type="spellStart"/>
@@ -11023,6 +11092,7 @@
         <w:jc w:val="both"/>
       </w:pPr>
       <w:r>
+        <w:lastRenderedPageBreak/>
         <w:t xml:space="preserve">Pierwszym analizowany zbiór danych dotyczy występowania choroby serca oraz jej stadium. Pochodzi on ze strony </w:t>
       </w:r>
       <w:proofErr w:type="spellStart"/>
@@ -11554,7 +11624,6 @@
       </w:pPr>
       <w:bookmarkStart w:id="26" w:name="_Toc222769369"/>
       <w:r>
-        <w:lastRenderedPageBreak/>
         <w:t xml:space="preserve">Cards Image </w:t>
       </w:r>
       <w:proofErr w:type="spellStart"/>
@@ -11697,6 +11766,7 @@
         </w:r>
       </w:hyperlink>
     </w:p>
+    <w:p/>
     <w:p>
       <w:hyperlink r:id="rId25" w:history="1">
         <w:r>
@@ -11707,6 +11777,7 @@
         </w:r>
       </w:hyperlink>
     </w:p>
+    <w:p/>
     <w:p>
       <w:hyperlink r:id="rId26" w:history="1">
         <w:r>
@@ -11717,8 +11788,20 @@
         </w:r>
       </w:hyperlink>
     </w:p>
+    <w:p/>
     <w:p>
       <w:hyperlink r:id="rId27" w:history="1">
+        <w:r>
+          <w:rPr>
+            <w:rStyle w:val="Hipercze"/>
+          </w:rPr>
+          <w:t>https://scikit-learn.org/stable/modules/permutation_importance.html</w:t>
+        </w:r>
+      </w:hyperlink>
+    </w:p>
+    <w:p/>
+    <w:p>
+      <w:hyperlink r:id="rId28" w:history="1">
         <w:r>
           <w:rPr>
             <w:rStyle w:val="Hipercze"/>
@@ -11727,8 +11810,9 @@
         </w:r>
       </w:hyperlink>
     </w:p>
-    <w:p>
-      <w:hyperlink r:id="rId28" w:history="1">
+    <w:p/>
+    <w:p>
+      <w:hyperlink r:id="rId29" w:history="1">
         <w:r>
           <w:rPr>
             <w:rStyle w:val="Hipercze"/>
@@ -11737,8 +11821,9 @@
         </w:r>
       </w:hyperlink>
     </w:p>
-    <w:p>
-      <w:hyperlink r:id="rId29" w:history="1">
+    <w:p/>
+    <w:p>
+      <w:hyperlink r:id="rId30" w:history="1">
         <w:r>
           <w:rPr>
             <w:rStyle w:val="Hipercze"/>
@@ -11781,7 +11866,6 @@
       <w:bookmarkStart w:id="36" w:name="_Ref222320562"/>
       <w:bookmarkStart w:id="37" w:name="_Toc222769376"/>
       <w:r>
-        <w:lastRenderedPageBreak/>
         <w:t>Wnioski i rekomendacje</w:t>
       </w:r>
       <w:bookmarkStart w:id="38" w:name="_Testowanie_automatyczne"/>
@@ -11838,8 +11922,8 @@
         <w:ind w:left="431" w:firstLine="277"/>
         <w:jc w:val="both"/>
         <w:sectPr>
-          <w:footerReference w:type="default" r:id="rId30"/>
-          <w:footerReference w:type="first" r:id="rId31"/>
+          <w:footerReference w:type="default" r:id="rId31"/>
+          <w:footerReference w:type="first" r:id="rId32"/>
           <w:pgSz w:w="11906" w:h="16838"/>
           <w:pgMar w:top="709" w:right="1418" w:bottom="709" w:left="1418" w:header="709" w:footer="709" w:gutter="0"/>
           <w:pgNumType w:start="1"/>
@@ -12129,6 +12213,35 @@
             </w:p>
             <w:p>
               <w:pPr>
+                <w:pStyle w:val="Bibliografia"/>
+                <w:ind w:left="720" w:hanging="720"/>
+                <w:rPr>
+                  <w:noProof/>
+                </w:rPr>
+              </w:pPr>
+              <w:r>
+                <w:rPr>
+                  <w:noProof/>
+                </w:rPr>
+                <w:t xml:space="preserve">Wikimedia. (2026, Marzec 3). </w:t>
+              </w:r>
+              <w:r>
+                <w:rPr>
+                  <w:i/>
+                  <w:iCs/>
+                  <w:noProof/>
+                </w:rPr>
+                <w:t>Wikipedia</w:t>
+              </w:r>
+              <w:r>
+                <w:rPr>
+                  <w:noProof/>
+                </w:rPr>
+                <w:t>. Pobrano z lokalizacji Wikipedia - gradient (matematyka): https://pl.wikipedia.org/wiki/Gradient_(matematyka)</w:t>
+              </w:r>
+            </w:p>
+            <w:p>
+              <w:pPr>
                 <w:spacing w:line="360" w:lineRule="auto"/>
                 <w:ind w:left="283"/>
                 <w:jc w:val="both"/>
@@ -12486,7 +12599,7 @@
       </w:r>
     </w:p>
     <w:sectPr>
-      <w:footerReference w:type="default" r:id="rId32"/>
+      <w:footerReference w:type="default" r:id="rId33"/>
       <w:pgSz w:w="11906" w:h="16838"/>
       <w:pgMar w:top="709" w:right="1418" w:bottom="709" w:left="1418" w:header="709" w:footer="709" w:gutter="0"/>
       <w:pgNumType w:start="1"/>
